--- a/backend/templates/GSSG-HR_300-011_Employee_Exit_Form.docx
+++ b/backend/templates/GSSG-HR_300-011_Employee_Exit_Form.docx
@@ -4,567 +4,9288 @@
   <w:body>
     <w:p>
       <w:pPr>
-        <w:jc w:val="center"/>
+        <w:autoSpaceDN w:val="0"/>
+        <w:autoSpaceDE w:val="0"/>
+        <w:widowControl/>
+        <w:spacing w:line="220" w:lineRule="exact" w:before="0" w:after="80"/>
+        <w:ind w:left="0" w:right="0"/>
       </w:pPr>
-      <w:r>
-        <w:rPr>
-          <w:b/>
-          <w:sz w:val="28"/>
-        </w:rPr>
-        <w:t>Global Security Services Group</w:t>
-        <w:br/>
-        <w:t>Employee Exit Form</w:t>
-        <w:br/>
-        <w:t>GSSG-HR 300-011</w:t>
-      </w:r>
-    </w:p>
-    <w:p>
-      <w:r>
-        <w:rPr>
-          <w:i/>
-        </w:rPr>
-        <w:t>Proposed template — awaiting review. Source issue date 21-09-2026. Generated from the GSSG-HR PDF intake for in-app tokenized filling.</w:t>
-      </w:r>
     </w:p>
     <w:tbl>
       <w:tblPr>
-        <w:tblStyle w:val="TableGrid"/>
         <w:tblW w:type="auto" w:w="0"/>
+        <w:tblLayout w:type="fixed"/>
         <w:tblLook w:firstColumn="1" w:firstRow="1" w:lastColumn="0" w:lastRow="0" w:noHBand="0" w:noVBand="1" w:val="04A0"/>
+        <w:tblInd w:w="400.0" w:type="dxa"/>
       </w:tblPr>
       <w:tblGrid>
-        <w:gridCol w:w="4320"/>
-        <w:gridCol w:w="4320"/>
+        <w:gridCol w:w="2256"/>
+        <w:gridCol w:w="2256"/>
+        <w:gridCol w:w="2256"/>
+        <w:gridCol w:w="2256"/>
       </w:tblGrid>
       <w:tr>
+        <w:trPr>
+          <w:trHeight w:hRule="exact" w:val="260"/>
+        </w:trPr>
         <w:tc>
           <w:tcPr>
-            <w:tcW w:type="dxa" w:w="4320"/>
+            <w:tcW w:type="dxa" w:w="3380"/>
+            <w:vMerge w:val="restart"/>
+            <w:tcBorders/>
+            <w:tcMar>
+              <w:start w:w="0" w:type="dxa"/>
+              <w:end w:w="0" w:type="dxa"/>
+            </w:tcMar>
+            <w:tcMar>
+              <w:start w:w="0" w:type="dxa"/>
+              <w:end w:w="0" w:type="dxa"/>
+            </w:tcMar>
+            <w:tcMar>
+              <w:start w:w="0" w:type="dxa"/>
+              <w:end w:w="0" w:type="dxa"/>
+            </w:tcMar>
+            <w:tcMar>
+              <w:start w:w="0" w:type="dxa"/>
+              <w:end w:w="0" w:type="dxa"/>
+            </w:tcMar>
           </w:tcPr>
           <w:p>
+            <w:pPr>
+              <w:autoSpaceDN w:val="0"/>
+              <w:autoSpaceDE w:val="0"/>
+              <w:widowControl/>
+              <w:spacing w:line="240" w:lineRule="auto" w:before="40" w:after="0"/>
+              <w:ind w:left="400" w:right="0" w:firstLine="0"/>
+              <w:jc w:val="left"/>
+            </w:pPr>
             <w:r>
-              <w:t xml:space="preserve">Name / </w:t>
+              <w:drawing>
+                <wp:inline xmlns:a="http://schemas.openxmlformats.org/drawingml/2006/main" xmlns:pic="http://schemas.openxmlformats.org/drawingml/2006/picture">
+                  <wp:extent cx="1727200" cy="571500"/>
+                  <wp:docPr id="1" name="Picture 1"/>
+                  <wp:cNvGraphicFramePr>
+                    <a:graphicFrameLocks noChangeAspect="1"/>
+                  </wp:cNvGraphicFramePr>
+                  <a:graphic>
+                    <a:graphicData uri="http://schemas.openxmlformats.org/drawingml/2006/picture">
+                      <pic:pic>
+                        <pic:nvPicPr>
+                          <pic:cNvPr id="0" name="image.png"/>
+                          <pic:cNvPicPr/>
+                        </pic:nvPicPr>
+                        <pic:blipFill>
+                          <a:blip r:embed="rId9"/>
+                          <a:stretch>
+                            <a:fillRect/>
+                          </a:stretch>
+                        </pic:blipFill>
+                        <pic:spPr>
+                          <a:xfrm>
+                            <a:off x="0" y="0"/>
+                            <a:ext cx="1727200" cy="571500"/>
+                          </a:xfrm>
+                          <a:prstGeom prst="rect"/>
+                        </pic:spPr>
+                      </pic:pic>
+                    </a:graphicData>
+                  </a:graphic>
+                </wp:inline>
+              </w:drawing>
             </w:r>
           </w:p>
         </w:tc>
         <w:tc>
           <w:tcPr>
-            <w:tcW w:type="dxa" w:w="4320"/>
+            <w:tcW w:type="dxa" w:w="4240"/>
+            <w:vMerge w:val="restart"/>
+            <w:tcBorders/>
+            <w:tcMar>
+              <w:start w:w="0" w:type="dxa"/>
+              <w:end w:w="0" w:type="dxa"/>
+            </w:tcMar>
+            <w:tcMar>
+              <w:start w:w="0" w:type="dxa"/>
+              <w:end w:w="0" w:type="dxa"/>
+            </w:tcMar>
           </w:tcPr>
           <w:p>
+            <w:pPr>
+              <w:autoSpaceDN w:val="0"/>
+              <w:autoSpaceDE w:val="0"/>
+              <w:widowControl/>
+              <w:spacing w:line="230" w:lineRule="auto" w:before="0" w:after="0"/>
+              <w:ind w:left="0" w:right="0" w:firstLine="0"/>
+              <w:jc w:val="center"/>
+            </w:pPr>
             <w:r>
               <w:rPr>
-                <w:sz w:val="20"/>
+                <w:rFonts w:ascii="Univers" w:hAnsi="Univers" w:eastAsia="Univers"/>
+                <w:b/>
+                <w:i w:val="0"/>
+                <w:color w:val="000000"/>
+                <w:sz w:val="24"/>
               </w:rPr>
-              <w:t>{{ name }}</w:t>
+              <w:t xml:space="preserve">Global Security Services Group </w:t>
+            </w:r>
+          </w:p>
+        </w:tc>
+        <w:tc>
+          <w:tcPr>
+            <w:tcW w:type="dxa" w:w="1920"/>
+            <w:vMerge w:val="restart"/>
+            <w:tcBorders/>
+            <w:tcMar>
+              <w:start w:w="0" w:type="dxa"/>
+              <w:end w:w="0" w:type="dxa"/>
+            </w:tcMar>
+            <w:tcMar>
+              <w:start w:w="0" w:type="dxa"/>
+              <w:end w:w="0" w:type="dxa"/>
+            </w:tcMar>
+          </w:tcPr>
+          <w:p>
+            <w:pPr>
+              <w:autoSpaceDN w:val="0"/>
+              <w:autoSpaceDE w:val="0"/>
+              <w:widowControl/>
+              <w:spacing w:line="197" w:lineRule="auto" w:before="48" w:after="0"/>
+              <w:ind w:left="336" w:right="0" w:firstLine="0"/>
+              <w:jc w:val="left"/>
+            </w:pPr>
+            <w:r>
+              <w:rPr>
+                <w:rFonts w:ascii="Calibri" w:hAnsi="Calibri" w:eastAsia="Calibri"/>
+                <w:b/>
+                <w:i w:val="0"/>
+                <w:color w:val="000000"/>
+                <w:sz w:val="24"/>
+              </w:rPr>
+              <w:t xml:space="preserve">Date of Issue </w:t>
+            </w:r>
+          </w:p>
+        </w:tc>
+        <w:tc>
+          <w:tcPr>
+            <w:tcW w:type="dxa" w:w="1660"/>
+            <w:tcBorders/>
+            <w:tcMar>
+              <w:start w:w="0" w:type="dxa"/>
+              <w:end w:w="0" w:type="dxa"/>
+            </w:tcMar>
+          </w:tcPr>
+          <w:p>
+            <w:pPr>
+              <w:autoSpaceDN w:val="0"/>
+              <w:autoSpaceDE w:val="0"/>
+              <w:widowControl/>
+              <w:spacing w:line="197" w:lineRule="auto" w:before="40" w:after="0"/>
+              <w:ind w:left="0" w:right="0" w:firstLine="0"/>
+              <w:jc w:val="center"/>
+            </w:pPr>
+            <w:r>
+              <w:rPr>
+                <w:rFonts w:ascii="Calibri" w:hAnsi="Calibri" w:eastAsia="Calibri"/>
+                <w:b w:val="0"/>
+                <w:i w:val="0"/>
+                <w:color w:val="000000"/>
+                <w:sz w:val="22"/>
+              </w:rPr>
+              <w:t xml:space="preserve">21-09-2026 </w:t>
             </w:r>
           </w:p>
         </w:tc>
       </w:tr>
       <w:tr>
+        <w:trPr>
+          <w:trHeight w:hRule="exact" w:val="83"/>
+        </w:trPr>
         <w:tc>
           <w:tcPr>
-            <w:tcW w:type="dxa" w:w="4320"/>
+            <w:tcW w:type="dxa" w:w="2256"/>
+            <w:vMerge/>
+            <w:tcBorders/>
+          </w:tcPr>
+          <w:p/>
+        </w:tc>
+        <w:tc>
+          <w:tcPr>
+            <w:tcW w:type="dxa" w:w="2256"/>
+            <w:vMerge/>
+            <w:tcBorders/>
+          </w:tcPr>
+          <w:p/>
+        </w:tc>
+        <w:tc>
+          <w:tcPr>
+            <w:tcW w:type="dxa" w:w="2256"/>
+            <w:vMerge/>
+            <w:tcBorders/>
+          </w:tcPr>
+          <w:p/>
+        </w:tc>
+        <w:tc>
+          <w:tcPr>
+            <w:tcW w:type="dxa" w:w="1660"/>
+            <w:vMerge w:val="restart"/>
+            <w:tcBorders/>
+            <w:tcMar>
+              <w:start w:w="0" w:type="dxa"/>
+              <w:end w:w="0" w:type="dxa"/>
+            </w:tcMar>
+            <w:tcMar>
+              <w:start w:w="0" w:type="dxa"/>
+              <w:end w:w="0" w:type="dxa"/>
+            </w:tcMar>
           </w:tcPr>
           <w:p>
+            <w:pPr>
+              <w:autoSpaceDN w:val="0"/>
+              <w:autoSpaceDE w:val="0"/>
+              <w:widowControl/>
+              <w:spacing w:line="197" w:lineRule="auto" w:before="136" w:after="0"/>
+              <w:ind w:left="276" w:right="0" w:firstLine="0"/>
+              <w:jc w:val="left"/>
+            </w:pPr>
             <w:r>
-              <w:t xml:space="preserve">Employee Id / </w:t>
+              <w:rPr>
+                <w:rFonts w:ascii="Calibri" w:hAnsi="Calibri" w:eastAsia="Calibri"/>
+                <w:b w:val="0"/>
+                <w:i w:val="0"/>
+                <w:color w:val="000000"/>
+                <w:sz w:val="22"/>
+              </w:rPr>
+              <w:t xml:space="preserve">01 </w:t>
+            </w:r>
+          </w:p>
+        </w:tc>
+      </w:tr>
+      <w:tr>
+        <w:trPr>
+          <w:trHeight w:hRule="exact" w:val="277"/>
+        </w:trPr>
+        <w:tc>
+          <w:tcPr>
+            <w:tcW w:type="dxa" w:w="2256"/>
+            <w:vMerge/>
+            <w:tcBorders/>
+          </w:tcPr>
+          <w:p/>
+        </w:tc>
+        <w:tc>
+          <w:tcPr>
+            <w:tcW w:type="dxa" w:w="4240"/>
+            <w:tcBorders/>
+            <w:tcMar>
+              <w:start w:w="0" w:type="dxa"/>
+              <w:end w:w="0" w:type="dxa"/>
+            </w:tcMar>
+          </w:tcPr>
+          <w:p>
+            <w:pPr>
+              <w:autoSpaceDN w:val="0"/>
+              <w:autoSpaceDE w:val="0"/>
+              <w:widowControl/>
+              <w:spacing w:line="197" w:lineRule="auto" w:before="36" w:after="0"/>
+              <w:ind w:left="286" w:right="0" w:firstLine="0"/>
+              <w:jc w:val="left"/>
+            </w:pPr>
+            <w:r>
+              <w:rPr>
+                <w:rFonts w:ascii="Calibri" w:hAnsi="Calibri" w:eastAsia="Calibri"/>
+                <w:b/>
+                <w:i w:val="0"/>
+                <w:color w:val="000000"/>
+                <w:sz w:val="24"/>
+              </w:rPr>
+              <w:t xml:space="preserve">Employee Exit Form </w:t>
             </w:r>
           </w:p>
         </w:tc>
         <w:tc>
           <w:tcPr>
-            <w:tcW w:type="dxa" w:w="4320"/>
+            <w:tcW w:type="dxa" w:w="1920"/>
+            <w:tcBorders/>
+            <w:tcMar>
+              <w:start w:w="0" w:type="dxa"/>
+              <w:end w:w="0" w:type="dxa"/>
+            </w:tcMar>
+          </w:tcPr>
+          <w:p>
+            <w:pPr>
+              <w:autoSpaceDN w:val="0"/>
+              <w:autoSpaceDE w:val="0"/>
+              <w:widowControl/>
+              <w:spacing w:line="197" w:lineRule="auto" w:before="36" w:after="0"/>
+              <w:ind w:left="336" w:right="0" w:firstLine="0"/>
+              <w:jc w:val="left"/>
+            </w:pPr>
+            <w:r>
+              <w:rPr>
+                <w:rFonts w:ascii="Calibri" w:hAnsi="Calibri" w:eastAsia="Calibri"/>
+                <w:b/>
+                <w:i w:val="0"/>
+                <w:color w:val="000000"/>
+                <w:sz w:val="24"/>
+              </w:rPr>
+              <w:t xml:space="preserve">Issue No </w:t>
+            </w:r>
+          </w:p>
+        </w:tc>
+        <w:tc>
+          <w:tcPr>
+            <w:tcW w:type="dxa" w:w="2256"/>
+            <w:vMerge/>
+            <w:tcBorders/>
+          </w:tcPr>
+          <w:p/>
+        </w:tc>
+      </w:tr>
+      <w:tr>
+        <w:trPr>
+          <w:trHeight w:hRule="exact" w:val="426"/>
+        </w:trPr>
+        <w:tc>
+          <w:tcPr>
+            <w:tcW w:type="dxa" w:w="2256"/>
+            <w:vMerge/>
+            <w:tcBorders/>
+          </w:tcPr>
+          <w:p/>
+        </w:tc>
+        <w:tc>
+          <w:tcPr>
+            <w:tcW w:type="dxa" w:w="4240"/>
+            <w:tcBorders/>
+            <w:tcMar>
+              <w:start w:w="0" w:type="dxa"/>
+              <w:end w:w="0" w:type="dxa"/>
+            </w:tcMar>
+          </w:tcPr>
+          <w:p>
+            <w:pPr>
+              <w:autoSpaceDN w:val="0"/>
+              <w:autoSpaceDE w:val="0"/>
+              <w:widowControl/>
+              <w:spacing w:line="197" w:lineRule="auto" w:before="126" w:after="0"/>
+              <w:ind w:left="286" w:right="0" w:firstLine="0"/>
+              <w:jc w:val="left"/>
+            </w:pPr>
+            <w:r>
+              <w:rPr>
+                <w:rFonts w:ascii="Calibri" w:hAnsi="Calibri" w:eastAsia="Calibri"/>
+                <w:b/>
+                <w:i w:val="0"/>
+                <w:color w:val="000000"/>
+                <w:sz w:val="24"/>
+              </w:rPr>
+              <w:t xml:space="preserve">GSSG-HR 300-011 </w:t>
+            </w:r>
+          </w:p>
+        </w:tc>
+        <w:tc>
+          <w:tcPr>
+            <w:tcW w:type="dxa" w:w="1920"/>
+            <w:tcBorders/>
+            <w:tcMar>
+              <w:start w:w="0" w:type="dxa"/>
+              <w:end w:w="0" w:type="dxa"/>
+            </w:tcMar>
+          </w:tcPr>
+          <w:p>
+            <w:pPr>
+              <w:autoSpaceDN w:val="0"/>
+              <w:autoSpaceDE w:val="0"/>
+              <w:widowControl/>
+              <w:spacing w:line="197" w:lineRule="auto" w:before="126" w:after="0"/>
+              <w:ind w:left="336" w:right="0" w:firstLine="0"/>
+              <w:jc w:val="left"/>
+            </w:pPr>
+            <w:r>
+              <w:rPr>
+                <w:rFonts w:ascii="Calibri" w:hAnsi="Calibri" w:eastAsia="Calibri"/>
+                <w:b/>
+                <w:i w:val="0"/>
+                <w:color w:val="000000"/>
+                <w:sz w:val="24"/>
+              </w:rPr>
+              <w:t xml:space="preserve">Revision: </w:t>
+            </w:r>
+          </w:p>
+        </w:tc>
+        <w:tc>
+          <w:tcPr>
+            <w:tcW w:type="dxa" w:w="1660"/>
+            <w:tcBorders/>
+            <w:tcMar>
+              <w:start w:w="0" w:type="dxa"/>
+              <w:end w:w="0" w:type="dxa"/>
+            </w:tcMar>
+          </w:tcPr>
+          <w:p>
+            <w:pPr>
+              <w:autoSpaceDN w:val="0"/>
+              <w:autoSpaceDE w:val="0"/>
+              <w:widowControl/>
+              <w:spacing w:line="197" w:lineRule="auto" w:before="122" w:after="0"/>
+              <w:ind w:left="276" w:right="0" w:firstLine="0"/>
+              <w:jc w:val="left"/>
+            </w:pPr>
+            <w:r>
+              <w:rPr>
+                <w:rFonts w:ascii="Calibri" w:hAnsi="Calibri" w:eastAsia="Calibri"/>
+                <w:b w:val="0"/>
+                <w:i w:val="0"/>
+                <w:color w:val="000000"/>
+                <w:sz w:val="22"/>
+              </w:rPr>
+              <w:t xml:space="preserve">00 </w:t>
+            </w:r>
+          </w:p>
+        </w:tc>
+      </w:tr>
+    </w:tbl>
+    <w:p>
+      <w:pPr>
+        <w:autoSpaceDN w:val="0"/>
+        <w:autoSpaceDE w:val="0"/>
+        <w:widowControl/>
+        <w:spacing w:line="240" w:lineRule="auto" w:before="294" w:after="116"/>
+        <w:ind w:left="1420" w:right="0" w:firstLine="0"/>
+        <w:jc w:val="left"/>
+      </w:pPr>
+      <w:r>
+        <w:drawing>
+          <wp:inline xmlns:a="http://schemas.openxmlformats.org/drawingml/2006/main" xmlns:pic="http://schemas.openxmlformats.org/drawingml/2006/picture">
+            <wp:extent cx="6654800" cy="215900"/>
+            <wp:docPr id="2" name="Picture 2"/>
+            <wp:cNvGraphicFramePr>
+              <a:graphicFrameLocks noChangeAspect="1"/>
+            </wp:cNvGraphicFramePr>
+            <a:graphic>
+              <a:graphicData uri="http://schemas.openxmlformats.org/drawingml/2006/picture">
+                <pic:pic>
+                  <pic:nvPicPr>
+                    <pic:cNvPr id="0" name="image.png"/>
+                    <pic:cNvPicPr/>
+                  </pic:nvPicPr>
+                  <pic:blipFill>
+                    <a:blip r:embed="rId10"/>
+                    <a:stretch>
+                      <a:fillRect/>
+                    </a:stretch>
+                  </pic:blipFill>
+                  <pic:spPr>
+                    <a:xfrm>
+                      <a:off x="0" y="0"/>
+                      <a:ext cx="6654800" cy="215900"/>
+                    </a:xfrm>
+                    <a:prstGeom prst="rect"/>
+                  </pic:spPr>
+                </pic:pic>
+              </a:graphicData>
+            </a:graphic>
+          </wp:inline>
+        </w:drawing>
+      </w:r>
+    </w:p>
+    <w:tbl>
+      <w:tblPr>
+        <w:tblW w:type="auto" w:w="0"/>
+        <w:tblLayout w:type="fixed"/>
+        <w:tblLook w:firstColumn="1" w:firstRow="1" w:lastColumn="0" w:lastRow="0" w:noHBand="0" w:noVBand="1" w:val="04A0"/>
+        <w:tblInd w:w="816.0" w:type="dxa"/>
+      </w:tblPr>
+      <w:tblGrid>
+        <w:gridCol w:w="2256"/>
+        <w:gridCol w:w="2256"/>
+        <w:gridCol w:w="2256"/>
+        <w:gridCol w:w="2256"/>
+      </w:tblGrid>
+      <w:tr>
+        <w:trPr>
+          <w:trHeight w:hRule="exact" w:val="498"/>
+        </w:trPr>
+        <w:tc>
+          <w:tcPr>
+            <w:tcW w:type="dxa" w:w="2656"/>
+            <w:tcBorders>
+              <w:start w:sz="3.1999999999999886" w:val="single" w:color="#000000"/>
+              <w:top w:sz="4.0" w:val="single" w:color="#000000"/>
+              <w:end w:sz="4.0" w:val="single" w:color="#000000"/>
+              <w:bottom w:sz="4.0" w:val="single" w:color="#000000"/>
+            </w:tcBorders>
+            <w:shd w:fill="f1f2f1"/>
+            <w:tcMar>
+              <w:start w:w="0" w:type="dxa"/>
+              <w:end w:w="0" w:type="dxa"/>
+            </w:tcMar>
+          </w:tcPr>
+          <w:p>
+            <w:pPr>
+              <w:autoSpaceDN w:val="0"/>
+              <w:autoSpaceDE w:val="0"/>
+              <w:widowControl/>
+              <w:spacing w:line="197" w:lineRule="auto" w:before="166" w:after="0"/>
+              <w:ind w:left="104" w:right="0" w:firstLine="0"/>
+              <w:jc w:val="left"/>
+            </w:pPr>
+            <w:r>
+              <w:rPr>
+                <w:rFonts w:ascii="Calibri" w:hAnsi="Calibri" w:eastAsia="Calibri"/>
+                <w:b/>
+                <w:i w:val="0"/>
+                <w:color w:val="000000"/>
+                <w:sz w:val="20"/>
+              </w:rPr>
+              <w:t xml:space="preserve">Name / No. </w:t>
+            </w:r>
+          </w:p>
+        </w:tc>
+        <w:tc>
+          <w:tcPr>
+            <w:tcW w:type="dxa" w:w="2650"/>
+            <w:tcBorders>
+              <w:start w:sz="4.0" w:val="single" w:color="#000000"/>
+              <w:top w:sz="4.0" w:val="single" w:color="#000000"/>
+              <w:end w:sz="4.0" w:val="single" w:color="#000000"/>
+              <w:bottom w:sz="4.0" w:val="single" w:color="#000000"/>
+            </w:tcBorders>
+            <w:tcMar>
+              <w:start w:w="0" w:type="dxa"/>
+              <w:end w:w="0" w:type="dxa"/>
+            </w:tcMar>
           </w:tcPr>
           <w:p>
             <w:r>
+              <w:t>{{ name }}</w:t>
+            </w:r>
+            <w:r>
+              <w:t xml:space="preserve"> / </w:t>
+            </w:r>
+            <w:r>
+              <w:t>{{ employee_id }}</w:t>
+            </w:r>
+          </w:p>
+        </w:tc>
+        <w:tc>
+          <w:tcPr>
+            <w:tcW w:type="dxa" w:w="2654"/>
+            <w:tcBorders>
+              <w:start w:sz="4.0" w:val="single" w:color="#000000"/>
+              <w:top w:sz="4.0" w:val="single" w:color="#000000"/>
+              <w:end w:sz="3.199999999999818" w:val="single" w:color="#000000"/>
+              <w:bottom w:sz="4.0" w:val="single" w:color="#000000"/>
+            </w:tcBorders>
+            <w:shd w:fill="f1f2f1"/>
+            <w:tcMar>
+              <w:start w:w="0" w:type="dxa"/>
+              <w:end w:w="0" w:type="dxa"/>
+            </w:tcMar>
+          </w:tcPr>
+          <w:p>
+            <w:pPr>
+              <w:autoSpaceDN w:val="0"/>
+              <w:autoSpaceDE w:val="0"/>
+              <w:widowControl/>
+              <w:spacing w:line="197" w:lineRule="auto" w:before="166" w:after="0"/>
+              <w:ind w:left="102" w:right="0" w:firstLine="0"/>
+              <w:jc w:val="left"/>
+            </w:pPr>
+            <w:r>
               <w:rPr>
+                <w:rFonts w:ascii="Calibri" w:hAnsi="Calibri" w:eastAsia="Calibri"/>
+                <w:b/>
+                <w:i w:val="0"/>
+                <w:color w:val="000000"/>
                 <w:sz w:val="20"/>
               </w:rPr>
-              <w:t>{{ employee_id }}</w:t>
+              <w:t xml:space="preserve">Date </w:t>
+            </w:r>
+          </w:p>
+        </w:tc>
+        <w:tc>
+          <w:tcPr>
+            <w:tcW w:type="dxa" w:w="2536"/>
+            <w:tcBorders>
+              <w:start w:sz="3.199999999999818" w:val="single" w:color="#000000"/>
+              <w:top w:sz="4.0" w:val="single" w:color="#000000"/>
+              <w:end w:sz="4.0" w:val="single" w:color="#000000"/>
+              <w:bottom w:sz="4.0" w:val="single" w:color="#000000"/>
+            </w:tcBorders>
+            <w:tcMar>
+              <w:start w:w="0" w:type="dxa"/>
+              <w:end w:w="0" w:type="dxa"/>
+            </w:tcMar>
+          </w:tcPr>
+          <w:p/>
+        </w:tc>
+      </w:tr>
+      <w:tr>
+        <w:trPr>
+          <w:trHeight w:hRule="exact" w:val="498"/>
+        </w:trPr>
+        <w:tc>
+          <w:tcPr>
+            <w:tcW w:type="dxa" w:w="2656"/>
+            <w:tcBorders>
+              <w:start w:sz="3.1999999999999886" w:val="single" w:color="#000000"/>
+              <w:top w:sz="4.0" w:val="single" w:color="#000000"/>
+              <w:end w:sz="4.0" w:val="single" w:color="#000000"/>
+              <w:bottom w:sz="4.0" w:val="single" w:color="#000000"/>
+            </w:tcBorders>
+            <w:shd w:fill="f1f2f1"/>
+            <w:tcMar>
+              <w:start w:w="0" w:type="dxa"/>
+              <w:end w:w="0" w:type="dxa"/>
+            </w:tcMar>
+          </w:tcPr>
+          <w:p>
+            <w:pPr>
+              <w:autoSpaceDN w:val="0"/>
+              <w:autoSpaceDE w:val="0"/>
+              <w:widowControl/>
+              <w:spacing w:line="194" w:lineRule="auto" w:before="164" w:after="0"/>
+              <w:ind w:left="104" w:right="0" w:firstLine="0"/>
+              <w:jc w:val="left"/>
+            </w:pPr>
+            <w:r>
+              <w:rPr>
+                <w:rFonts w:ascii="Calibri" w:hAnsi="Calibri" w:eastAsia="Calibri"/>
+                <w:b/>
+                <w:i w:val="0"/>
+                <w:color w:val="000000"/>
+                <w:sz w:val="20"/>
+              </w:rPr>
+              <w:t xml:space="preserve">Location / Department </w:t>
+            </w:r>
+          </w:p>
+        </w:tc>
+        <w:tc>
+          <w:tcPr>
+            <w:tcW w:type="dxa" w:w="2650"/>
+            <w:tcBorders>
+              <w:start w:sz="4.0" w:val="single" w:color="#000000"/>
+              <w:top w:sz="4.0" w:val="single" w:color="#000000"/>
+              <w:end w:sz="4.0" w:val="single" w:color="#000000"/>
+              <w:bottom w:sz="4.0" w:val="single" w:color="#000000"/>
+            </w:tcBorders>
+            <w:tcMar>
+              <w:start w:w="0" w:type="dxa"/>
+              <w:end w:w="0" w:type="dxa"/>
+            </w:tcMar>
+          </w:tcPr>
+          <w:p>
+            <w:r>
+              <w:t>{{ department }}</w:t>
+            </w:r>
+          </w:p>
+        </w:tc>
+        <w:tc>
+          <w:tcPr>
+            <w:tcW w:type="dxa" w:w="2654"/>
+            <w:tcBorders>
+              <w:start w:sz="4.0" w:val="single" w:color="#000000"/>
+              <w:top w:sz="4.0" w:val="single" w:color="#000000"/>
+              <w:end w:sz="3.199999999999818" w:val="single" w:color="#000000"/>
+              <w:bottom w:sz="4.0" w:val="single" w:color="#000000"/>
+            </w:tcBorders>
+            <w:shd w:fill="f1f2f1"/>
+            <w:tcMar>
+              <w:start w:w="0" w:type="dxa"/>
+              <w:end w:w="0" w:type="dxa"/>
+            </w:tcMar>
+          </w:tcPr>
+          <w:p>
+            <w:pPr>
+              <w:autoSpaceDN w:val="0"/>
+              <w:autoSpaceDE w:val="0"/>
+              <w:widowControl/>
+              <w:spacing w:line="194" w:lineRule="auto" w:before="164" w:after="0"/>
+              <w:ind w:left="102" w:right="0" w:firstLine="0"/>
+              <w:jc w:val="left"/>
+            </w:pPr>
+            <w:r>
+              <w:rPr>
+                <w:rFonts w:ascii="Calibri" w:hAnsi="Calibri" w:eastAsia="Calibri"/>
+                <w:b/>
+                <w:i w:val="0"/>
+                <w:color w:val="000000"/>
+                <w:sz w:val="20"/>
+              </w:rPr>
+              <w:t xml:space="preserve">Supervisor </w:t>
+            </w:r>
+          </w:p>
+        </w:tc>
+        <w:tc>
+          <w:tcPr>
+            <w:tcW w:type="dxa" w:w="2536"/>
+            <w:tcBorders>
+              <w:start w:sz="3.199999999999818" w:val="single" w:color="#000000"/>
+              <w:top w:sz="4.0" w:val="single" w:color="#000000"/>
+              <w:end w:sz="4.0" w:val="single" w:color="#000000"/>
+              <w:bottom w:sz="4.0" w:val="single" w:color="#000000"/>
+            </w:tcBorders>
+            <w:tcMar>
+              <w:start w:w="0" w:type="dxa"/>
+              <w:end w:w="0" w:type="dxa"/>
+            </w:tcMar>
+          </w:tcPr>
+          <w:p>
+            <w:r>
+              <w:t>{{ supervisor_name }}</w:t>
             </w:r>
           </w:p>
         </w:tc>
       </w:tr>
       <w:tr>
+        <w:trPr>
+          <w:trHeight w:hRule="exact" w:val="500"/>
+        </w:trPr>
         <w:tc>
           <w:tcPr>
-            <w:tcW w:type="dxa" w:w="4320"/>
+            <w:tcW w:type="dxa" w:w="2656"/>
+            <w:tcBorders>
+              <w:start w:sz="3.1999999999999886" w:val="single" w:color="#000000"/>
+              <w:top w:sz="4.0" w:val="single" w:color="#000000"/>
+              <w:end w:sz="4.0" w:val="single" w:color="#000000"/>
+              <w:bottom w:sz="4.0" w:val="single" w:color="#000000"/>
+            </w:tcBorders>
+            <w:shd w:fill="f1f2f1"/>
+            <w:tcMar>
+              <w:start w:w="0" w:type="dxa"/>
+              <w:end w:w="0" w:type="dxa"/>
+            </w:tcMar>
           </w:tcPr>
           <w:p>
+            <w:pPr>
+              <w:autoSpaceDN w:val="0"/>
+              <w:autoSpaceDE w:val="0"/>
+              <w:widowControl/>
+              <w:spacing w:line="197" w:lineRule="auto" w:before="164" w:after="0"/>
+              <w:ind w:left="104" w:right="0" w:firstLine="0"/>
+              <w:jc w:val="left"/>
+            </w:pPr>
             <w:r>
-              <w:t xml:space="preserve">Department / </w:t>
+              <w:rPr>
+                <w:rFonts w:ascii="Calibri" w:hAnsi="Calibri" w:eastAsia="Calibri"/>
+                <w:b/>
+                <w:i w:val="0"/>
+                <w:color w:val="000000"/>
+                <w:sz w:val="20"/>
+              </w:rPr>
+              <w:t xml:space="preserve">Hire Date </w:t>
             </w:r>
           </w:p>
         </w:tc>
         <w:tc>
           <w:tcPr>
-            <w:tcW w:type="dxa" w:w="4320"/>
+            <w:tcW w:type="dxa" w:w="2650"/>
+            <w:tcBorders>
+              <w:start w:sz="4.0" w:val="single" w:color="#000000"/>
+              <w:top w:sz="4.0" w:val="single" w:color="#000000"/>
+              <w:end w:sz="4.0" w:val="single" w:color="#000000"/>
+              <w:bottom w:sz="4.0" w:val="single" w:color="#000000"/>
+            </w:tcBorders>
+            <w:tcMar>
+              <w:start w:w="0" w:type="dxa"/>
+              <w:end w:w="0" w:type="dxa"/>
+            </w:tcMar>
           </w:tcPr>
           <w:p>
             <w:r>
-              <w:rPr>
-                <w:sz w:val="20"/>
-              </w:rPr>
-              <w:t>{{ department }}</w:t>
-            </w:r>
-          </w:p>
-        </w:tc>
-      </w:tr>
-      <w:tr>
-        <w:tc>
-          <w:tcPr>
-            <w:tcW w:type="dxa" w:w="4320"/>
-          </w:tcPr>
-          <w:p>
-            <w:r>
-              <w:t xml:space="preserve">Join Date / </w:t>
+              <w:t>{{ join_date }}</w:t>
             </w:r>
           </w:p>
         </w:tc>
         <w:tc>
           <w:tcPr>
-            <w:tcW w:type="dxa" w:w="4320"/>
+            <w:tcW w:type="dxa" w:w="2654"/>
+            <w:tcBorders>
+              <w:start w:sz="4.0" w:val="single" w:color="#000000"/>
+              <w:top w:sz="4.0" w:val="single" w:color="#000000"/>
+              <w:end w:sz="3.199999999999818" w:val="single" w:color="#000000"/>
+              <w:bottom w:sz="4.0" w:val="single" w:color="#000000"/>
+            </w:tcBorders>
+            <w:shd w:fill="f1f2f1"/>
+            <w:tcMar>
+              <w:start w:w="0" w:type="dxa"/>
+              <w:end w:w="0" w:type="dxa"/>
+            </w:tcMar>
           </w:tcPr>
           <w:p>
+            <w:pPr>
+              <w:autoSpaceDN w:val="0"/>
+              <w:autoSpaceDE w:val="0"/>
+              <w:widowControl/>
+              <w:spacing w:line="197" w:lineRule="auto" w:before="164" w:after="0"/>
+              <w:ind w:left="102" w:right="0" w:firstLine="0"/>
+              <w:jc w:val="left"/>
+            </w:pPr>
             <w:r>
               <w:rPr>
+                <w:rFonts w:ascii="Calibri" w:hAnsi="Calibri" w:eastAsia="Calibri"/>
+                <w:b/>
+                <w:i w:val="0"/>
+                <w:color w:val="000000"/>
                 <w:sz w:val="20"/>
               </w:rPr>
-              <w:t>{{ join_date }}</w:t>
-            </w:r>
-          </w:p>
-        </w:tc>
-      </w:tr>
-      <w:tr>
-        <w:tc>
-          <w:tcPr>
-            <w:tcW w:type="dxa" w:w="4320"/>
-          </w:tcPr>
-          <w:p>
-            <w:r>
-              <w:t xml:space="preserve">Termination Date / </w:t>
+              <w:t xml:space="preserve">Termination Date </w:t>
             </w:r>
           </w:p>
         </w:tc>
         <w:tc>
           <w:tcPr>
-            <w:tcW w:type="dxa" w:w="4320"/>
+            <w:tcW w:type="dxa" w:w="2536"/>
+            <w:tcBorders>
+              <w:start w:sz="3.199999999999818" w:val="single" w:color="#000000"/>
+              <w:top w:sz="4.0" w:val="single" w:color="#000000"/>
+              <w:end w:sz="4.0" w:val="single" w:color="#000000"/>
+              <w:bottom w:sz="4.0" w:val="single" w:color="#000000"/>
+            </w:tcBorders>
+            <w:tcMar>
+              <w:start w:w="0" w:type="dxa"/>
+              <w:end w:w="0" w:type="dxa"/>
+            </w:tcMar>
           </w:tcPr>
           <w:p>
             <w:r>
-              <w:rPr>
-                <w:sz w:val="20"/>
-              </w:rPr>
               <w:t>{{ termination_date }}</w:t>
             </w:r>
           </w:p>
         </w:tc>
       </w:tr>
       <w:tr>
+        <w:trPr>
+          <w:trHeight w:hRule="exact" w:val="500"/>
+        </w:trPr>
         <w:tc>
           <w:tcPr>
-            <w:tcW w:type="dxa" w:w="4320"/>
+            <w:tcW w:type="dxa" w:w="2656"/>
+            <w:tcBorders>
+              <w:start w:sz="3.1999999999999886" w:val="single" w:color="#000000"/>
+              <w:top w:sz="4.0" w:val="single" w:color="#000000"/>
+              <w:end w:sz="4.0" w:val="single" w:color="#000000"/>
+              <w:bottom w:sz="4.0" w:val="single" w:color="#000000"/>
+            </w:tcBorders>
+            <w:shd w:fill="f1f2f1"/>
+            <w:tcMar>
+              <w:start w:w="0" w:type="dxa"/>
+              <w:end w:w="0" w:type="dxa"/>
+            </w:tcMar>
           </w:tcPr>
           <w:p>
+            <w:pPr>
+              <w:autoSpaceDN w:val="0"/>
+              <w:autoSpaceDE w:val="0"/>
+              <w:widowControl/>
+              <w:spacing w:line="194" w:lineRule="auto" w:before="164" w:after="0"/>
+              <w:ind w:left="104" w:right="0" w:firstLine="0"/>
+              <w:jc w:val="left"/>
+            </w:pPr>
             <w:r>
-              <w:t>Supervisor / المشرف المباشر</w:t>
+              <w:rPr>
+                <w:rFonts w:ascii="Calibri" w:hAnsi="Calibri" w:eastAsia="Calibri"/>
+                <w:b/>
+                <w:i w:val="0"/>
+                <w:color w:val="000000"/>
+                <w:sz w:val="20"/>
+              </w:rPr>
+              <w:t xml:space="preserve">Starting Position </w:t>
             </w:r>
           </w:p>
         </w:tc>
         <w:tc>
           <w:tcPr>
-            <w:tcW w:type="dxa" w:w="4320"/>
+            <w:tcW w:type="dxa" w:w="2650"/>
+            <w:tcBorders>
+              <w:start w:sz="4.0" w:val="single" w:color="#000000"/>
+              <w:top w:sz="4.0" w:val="single" w:color="#000000"/>
+              <w:end w:sz="4.0" w:val="single" w:color="#000000"/>
+              <w:bottom w:sz="4.0" w:val="single" w:color="#000000"/>
+            </w:tcBorders>
+            <w:tcMar>
+              <w:start w:w="0" w:type="dxa"/>
+              <w:end w:w="0" w:type="dxa"/>
+            </w:tcMar>
           </w:tcPr>
           <w:p>
             <w:r>
-              <w:rPr>
-                <w:sz w:val="20"/>
-              </w:rPr>
-              <w:t>{{ supervisor_name }}</w:t>
-            </w:r>
-          </w:p>
-        </w:tc>
-      </w:tr>
-      <w:tr>
-        <w:tc>
-          <w:tcPr>
-            <w:tcW w:type="dxa" w:w="4320"/>
-          </w:tcPr>
-          <w:p>
-            <w:r>
-              <w:t>Starting Position / المنصب عند التعيين</w:t>
+              <w:t>{{ starting_position }}</w:t>
             </w:r>
           </w:p>
         </w:tc>
         <w:tc>
           <w:tcPr>
-            <w:tcW w:type="dxa" w:w="4320"/>
+            <w:tcW w:type="dxa" w:w="2654"/>
+            <w:tcBorders>
+              <w:start w:sz="4.0" w:val="single" w:color="#000000"/>
+              <w:top w:sz="4.0" w:val="single" w:color="#000000"/>
+              <w:end w:sz="3.199999999999818" w:val="single" w:color="#000000"/>
+              <w:bottom w:sz="4.0" w:val="single" w:color="#000000"/>
+            </w:tcBorders>
+            <w:shd w:fill="f1f2f1"/>
+            <w:tcMar>
+              <w:start w:w="0" w:type="dxa"/>
+              <w:end w:w="0" w:type="dxa"/>
+            </w:tcMar>
           </w:tcPr>
           <w:p>
+            <w:pPr>
+              <w:autoSpaceDN w:val="0"/>
+              <w:autoSpaceDE w:val="0"/>
+              <w:widowControl/>
+              <w:spacing w:line="194" w:lineRule="auto" w:before="164" w:after="0"/>
+              <w:ind w:left="102" w:right="0" w:firstLine="0"/>
+              <w:jc w:val="left"/>
+            </w:pPr>
             <w:r>
               <w:rPr>
+                <w:rFonts w:ascii="Calibri" w:hAnsi="Calibri" w:eastAsia="Calibri"/>
+                <w:b/>
+                <w:i w:val="0"/>
+                <w:color w:val="000000"/>
                 <w:sz w:val="20"/>
               </w:rPr>
-              <w:t>{{ starting_position }}</w:t>
-            </w:r>
-          </w:p>
-        </w:tc>
-      </w:tr>
-      <w:tr>
-        <w:tc>
-          <w:tcPr>
-            <w:tcW w:type="dxa" w:w="4320"/>
-          </w:tcPr>
-          <w:p>
-            <w:r>
-              <w:t>Ending Position / المنصب عند المغادرة</w:t>
+              <w:t xml:space="preserve">Ending Position </w:t>
             </w:r>
           </w:p>
         </w:tc>
         <w:tc>
           <w:tcPr>
-            <w:tcW w:type="dxa" w:w="4320"/>
+            <w:tcW w:type="dxa" w:w="2536"/>
+            <w:tcBorders>
+              <w:start w:sz="3.199999999999818" w:val="single" w:color="#000000"/>
+              <w:top w:sz="4.0" w:val="single" w:color="#000000"/>
+              <w:end w:sz="4.0" w:val="single" w:color="#000000"/>
+              <w:bottom w:sz="4.0" w:val="single" w:color="#000000"/>
+            </w:tcBorders>
+            <w:tcMar>
+              <w:start w:w="0" w:type="dxa"/>
+              <w:end w:w="0" w:type="dxa"/>
+            </w:tcMar>
           </w:tcPr>
           <w:p>
             <w:r>
-              <w:rPr>
-                <w:sz w:val="20"/>
-              </w:rPr>
               <w:t>{{ ending_position }}</w:t>
             </w:r>
           </w:p>
         </w:tc>
       </w:tr>
       <w:tr>
+        <w:trPr>
+          <w:trHeight w:hRule="exact" w:val="500"/>
+        </w:trPr>
         <w:tc>
           <w:tcPr>
-            <w:tcW w:type="dxa" w:w="4320"/>
+            <w:tcW w:type="dxa" w:w="2656"/>
+            <w:tcBorders>
+              <w:start w:sz="3.1999999999999886" w:val="single" w:color="#000000"/>
+              <w:top w:sz="4.0" w:val="single" w:color="#000000"/>
+              <w:end w:sz="4.0" w:val="single" w:color="#000000"/>
+              <w:bottom w:sz="4.0" w:val="single" w:color="#000000"/>
+            </w:tcBorders>
+            <w:shd w:fill="f1f2f1"/>
+            <w:tcMar>
+              <w:start w:w="0" w:type="dxa"/>
+              <w:end w:w="0" w:type="dxa"/>
+            </w:tcMar>
           </w:tcPr>
           <w:p>
+            <w:pPr>
+              <w:autoSpaceDN w:val="0"/>
+              <w:autoSpaceDE w:val="0"/>
+              <w:widowControl/>
+              <w:spacing w:line="197" w:lineRule="auto" w:before="162" w:after="0"/>
+              <w:ind w:left="104" w:right="0" w:firstLine="0"/>
+              <w:jc w:val="left"/>
+            </w:pPr>
             <w:r>
-              <w:t>Starting Salary / الراتب عند التعيين</w:t>
+              <w:rPr>
+                <w:rFonts w:ascii="Calibri" w:hAnsi="Calibri" w:eastAsia="Calibri"/>
+                <w:b/>
+                <w:i w:val="0"/>
+                <w:color w:val="000000"/>
+                <w:sz w:val="20"/>
+              </w:rPr>
+              <w:t xml:space="preserve">Starting Salary </w:t>
             </w:r>
           </w:p>
         </w:tc>
         <w:tc>
           <w:tcPr>
-            <w:tcW w:type="dxa" w:w="4320"/>
+            <w:tcW w:type="dxa" w:w="2650"/>
+            <w:tcBorders>
+              <w:start w:sz="4.0" w:val="single" w:color="#000000"/>
+              <w:top w:sz="4.0" w:val="single" w:color="#000000"/>
+              <w:end w:sz="4.0" w:val="single" w:color="#000000"/>
+              <w:bottom w:sz="4.0" w:val="single" w:color="#000000"/>
+            </w:tcBorders>
+            <w:tcMar>
+              <w:start w:w="0" w:type="dxa"/>
+              <w:end w:w="0" w:type="dxa"/>
+            </w:tcMar>
           </w:tcPr>
           <w:p>
             <w:r>
-              <w:rPr>
-                <w:sz w:val="20"/>
-              </w:rPr>
               <w:t>{{ starting_salary }}</w:t>
-            </w:r>
-          </w:p>
-        </w:tc>
-      </w:tr>
-      <w:tr>
-        <w:tc>
-          <w:tcPr>
-            <w:tcW w:type="dxa" w:w="4320"/>
-          </w:tcPr>
-          <w:p>
-            <w:r>
-              <w:t>Ending Salary / الراتب عند المغادرة</w:t>
             </w:r>
           </w:p>
         </w:tc>
         <w:tc>
           <w:tcPr>
-            <w:tcW w:type="dxa" w:w="4320"/>
+            <w:tcW w:type="dxa" w:w="2654"/>
+            <w:tcBorders>
+              <w:start w:sz="4.0" w:val="single" w:color="#000000"/>
+              <w:top w:sz="4.0" w:val="single" w:color="#000000"/>
+              <w:end w:sz="3.199999999999818" w:val="single" w:color="#000000"/>
+              <w:bottom w:sz="4.0" w:val="single" w:color="#000000"/>
+            </w:tcBorders>
+            <w:shd w:fill="f1f2f1"/>
+            <w:tcMar>
+              <w:start w:w="0" w:type="dxa"/>
+              <w:end w:w="0" w:type="dxa"/>
+            </w:tcMar>
+          </w:tcPr>
+          <w:p>
+            <w:pPr>
+              <w:autoSpaceDN w:val="0"/>
+              <w:autoSpaceDE w:val="0"/>
+              <w:widowControl/>
+              <w:spacing w:line="197" w:lineRule="auto" w:before="162" w:after="0"/>
+              <w:ind w:left="102" w:right="0" w:firstLine="0"/>
+              <w:jc w:val="left"/>
+            </w:pPr>
+            <w:r>
+              <w:rPr>
+                <w:rFonts w:ascii="Calibri" w:hAnsi="Calibri" w:eastAsia="Calibri"/>
+                <w:b/>
+                <w:i w:val="0"/>
+                <w:color w:val="000000"/>
+                <w:sz w:val="20"/>
+              </w:rPr>
+              <w:t xml:space="preserve">Ending Salary </w:t>
+            </w:r>
+          </w:p>
+        </w:tc>
+        <w:tc>
+          <w:tcPr>
+            <w:tcW w:type="dxa" w:w="2536"/>
+            <w:tcBorders>
+              <w:start w:sz="3.199999999999818" w:val="single" w:color="#000000"/>
+              <w:top w:sz="4.0" w:val="single" w:color="#000000"/>
+              <w:end w:sz="4.0" w:val="single" w:color="#000000"/>
+              <w:bottom w:sz="4.0" w:val="single" w:color="#000000"/>
+            </w:tcBorders>
+            <w:tcMar>
+              <w:start w:w="0" w:type="dxa"/>
+              <w:end w:w="0" w:type="dxa"/>
+            </w:tcMar>
           </w:tcPr>
           <w:p>
             <w:r>
-              <w:rPr>
-                <w:sz w:val="20"/>
-              </w:rPr>
               <w:t>{{ ending_salary }}</w:t>
             </w:r>
           </w:p>
         </w:tc>
       </w:tr>
+    </w:tbl>
+    <w:p>
+      <w:pPr>
+        <w:autoSpaceDN w:val="0"/>
+        <w:autoSpaceDE w:val="0"/>
+        <w:widowControl/>
+        <w:spacing w:line="240" w:lineRule="exact" w:before="0" w:after="0"/>
+        <w:ind w:left="0" w:right="0"/>
+      </w:pPr>
+    </w:p>
+    <w:tbl>
+      <w:tblPr>
+        <w:tblW w:type="auto" w:w="0"/>
+        <w:tblLayout w:type="fixed"/>
+        <w:tblLook w:firstColumn="1" w:firstRow="1" w:lastColumn="0" w:lastRow="0" w:noHBand="0" w:noVBand="1" w:val="04A0"/>
+        <w:tblInd w:w="816.0" w:type="dxa"/>
+      </w:tblPr>
+      <w:tblGrid>
+        <w:gridCol w:w="2256"/>
+        <w:gridCol w:w="2256"/>
+        <w:gridCol w:w="2256"/>
+        <w:gridCol w:w="2256"/>
+      </w:tblGrid>
       <w:tr>
+        <w:trPr>
+          <w:trHeight w:hRule="exact" w:val="500"/>
+        </w:trPr>
         <w:tc>
           <w:tcPr>
-            <w:tcW w:type="dxa" w:w="4320"/>
+            <w:tcW w:type="dxa" w:w="10474"/>
+            <w:gridSpan w:val="4"/>
+            <w:tcBorders>
+              <w:start w:sz="3.1999999999999886" w:val="single" w:color="#000000"/>
+              <w:top w:sz="4.0" w:val="single" w:color="#000000"/>
+              <w:end w:sz="4.0" w:val="single" w:color="#000000"/>
+              <w:bottom w:sz="3.200000000000273" w:val="single" w:color="#000000"/>
+            </w:tcBorders>
+            <w:shd w:fill="c00000"/>
+            <w:tcMar>
+              <w:start w:w="0" w:type="dxa"/>
+              <w:end w:w="0" w:type="dxa"/>
+            </w:tcMar>
+            <w:tcMar>
+              <w:start w:w="0" w:type="dxa"/>
+              <w:end w:w="0" w:type="dxa"/>
+            </w:tcMar>
+            <w:tcMar>
+              <w:start w:w="0" w:type="dxa"/>
+              <w:end w:w="0" w:type="dxa"/>
+            </w:tcMar>
+            <w:tcMar>
+              <w:start w:w="0" w:type="dxa"/>
+              <w:end w:w="0" w:type="dxa"/>
+            </w:tcMar>
           </w:tcPr>
           <w:p>
+            <w:pPr>
+              <w:autoSpaceDN w:val="0"/>
+              <w:autoSpaceDE w:val="0"/>
+              <w:widowControl/>
+              <w:spacing w:line="245" w:lineRule="auto" w:before="44" w:after="0"/>
+              <w:ind w:left="104" w:right="3600" w:firstLine="0"/>
+              <w:jc w:val="left"/>
+            </w:pPr>
             <w:r>
-              <w:t>Primary Reason for Leaving / السبب الرئيسي للمغادرة</w:t>
+              <w:rPr>
+                <w:rFonts w:ascii="Calibri" w:hAnsi="Calibri" w:eastAsia="Calibri"/>
+                <w:b/>
+                <w:i w:val="0"/>
+                <w:color w:val="FFFFFF"/>
+                <w:sz w:val="20"/>
+              </w:rPr>
+              <w:t xml:space="preserve">Part 1 – Reason for Leaving </w:t>
+            </w:r>
+            <w:r>
+              <w:br/>
+            </w:r>
+            <w:r>
+              <w:rPr>
+                <w:rFonts w:ascii="Calibri" w:hAnsi="Calibri" w:eastAsia="Calibri"/>
+                <w:b w:val="0"/>
+                <w:i w:val="0"/>
+                <w:color w:val="FFFFFF"/>
+                <w:sz w:val="20"/>
+              </w:rPr>
+              <w:t xml:space="preserve">(More than one reason may be given if appropriate; If so, tick the primary reason) </w:t>
             </w:r>
           </w:p>
-        </w:tc>
-        <w:tc>
-          <w:tcPr>
-            <w:tcW w:type="dxa" w:w="4320"/>
-          </w:tcPr>
           <w:p>
             <w:r>
-              <w:rPr>
-                <w:sz w:val="20"/>
-              </w:rPr>
+              <w:br/>
+              <w:t xml:space="preserve">Primary reason: </w:t>
+            </w:r>
+            <w:r>
               <w:t>{{ reason_primary }}</w:t>
             </w:r>
           </w:p>
         </w:tc>
       </w:tr>
       <w:tr>
+        <w:trPr>
+          <w:trHeight w:hRule="exact" w:val="474"/>
+        </w:trPr>
         <w:tc>
           <w:tcPr>
-            <w:tcW w:type="dxa" w:w="4320"/>
+            <w:tcW w:type="dxa" w:w="10474"/>
+            <w:gridSpan w:val="4"/>
+            <w:tcBorders>
+              <w:start w:sz="3.1999999999999886" w:val="single" w:color="#000000"/>
+              <w:top w:sz="3.200000000000273" w:val="single" w:color="#000000"/>
+              <w:end w:sz="4.0" w:val="single" w:color="#000000"/>
+              <w:bottom w:sz="4.0" w:val="single" w:color="#000000"/>
+            </w:tcBorders>
+            <w:shd w:fill="f1f2f1"/>
+            <w:tcMar>
+              <w:start w:w="0" w:type="dxa"/>
+              <w:end w:w="0" w:type="dxa"/>
+            </w:tcMar>
+            <w:tcMar>
+              <w:start w:w="0" w:type="dxa"/>
+              <w:end w:w="0" w:type="dxa"/>
+            </w:tcMar>
+            <w:tcMar>
+              <w:start w:w="0" w:type="dxa"/>
+              <w:end w:w="0" w:type="dxa"/>
+            </w:tcMar>
+            <w:tcMar>
+              <w:start w:w="0" w:type="dxa"/>
+              <w:end w:w="0" w:type="dxa"/>
+            </w:tcMar>
           </w:tcPr>
           <w:p>
+            <w:pPr>
+              <w:autoSpaceDN w:val="0"/>
+              <w:autoSpaceDE w:val="0"/>
+              <w:widowControl/>
+              <w:spacing w:line="194" w:lineRule="auto" w:before="152" w:after="0"/>
+              <w:ind w:left="104" w:right="0" w:firstLine="0"/>
+              <w:jc w:val="left"/>
+            </w:pPr>
             <w:r>
-              <w:t>Other Reason (if selected) / سبب آخر (إن وجد)</w:t>
+              <w:rPr>
+                <w:rFonts w:ascii="Calibri" w:hAnsi="Calibri" w:eastAsia="Calibri"/>
+                <w:b/>
+                <w:i w:val="0"/>
+                <w:color w:val="000000"/>
+                <w:sz w:val="20"/>
+              </w:rPr>
+              <w:t xml:space="preserve">Resignation </w:t>
+            </w:r>
+          </w:p>
+        </w:tc>
+      </w:tr>
+      <w:tr>
+        <w:trPr>
+          <w:trHeight w:hRule="exact" w:val="470"/>
+        </w:trPr>
+        <w:tc>
+          <w:tcPr>
+            <w:tcW w:type="dxa" w:w="724"/>
+            <w:tcBorders>
+              <w:start w:sz="3.1999999999999886" w:val="single" w:color="#000000"/>
+              <w:top w:sz="4.0" w:val="single" w:color="#000000"/>
+              <w:end w:sz="4.0" w:val="single" w:color="#000000"/>
+              <w:bottom w:sz="4.0" w:val="single" w:color="#000000"/>
+            </w:tcBorders>
+            <w:tcMar>
+              <w:start w:w="0" w:type="dxa"/>
+              <w:end w:w="0" w:type="dxa"/>
+            </w:tcMar>
+          </w:tcPr>
+          <w:p>
+            <w:pPr>
+              <w:autoSpaceDN w:val="0"/>
+              <w:autoSpaceDE w:val="0"/>
+              <w:widowControl/>
+              <w:spacing w:line="240" w:lineRule="auto" w:before="122" w:after="0"/>
+              <w:ind w:left="0" w:right="0" w:firstLine="0"/>
+              <w:jc w:val="center"/>
+            </w:pPr>
+            <w:r>
+              <w:rPr>
+                <w:rFonts w:ascii="Wingdings 2" w:hAnsi="Wingdings 2" w:eastAsia="Wingdings 2"/>
+                <w:b w:val="0"/>
+                <w:i w:val="0"/>
+                <w:color w:val="000000"/>
+                <w:sz w:val="20"/>
+              </w:rPr>
+              <w:t></w:t>
             </w:r>
           </w:p>
         </w:tc>
         <w:tc>
           <w:tcPr>
-            <w:tcW w:type="dxa" w:w="4320"/>
+            <w:tcW w:type="dxa" w:w="4578"/>
+            <w:tcBorders>
+              <w:start w:sz="4.0" w:val="single" w:color="#000000"/>
+              <w:top w:sz="4.0" w:val="single" w:color="#000000"/>
+              <w:end w:sz="4.0" w:val="single" w:color="#000000"/>
+              <w:bottom w:sz="4.0" w:val="single" w:color="#000000"/>
+            </w:tcBorders>
+            <w:tcMar>
+              <w:start w:w="0" w:type="dxa"/>
+              <w:end w:w="0" w:type="dxa"/>
+            </w:tcMar>
           </w:tcPr>
           <w:p>
+            <w:pPr>
+              <w:autoSpaceDN w:val="0"/>
+              <w:autoSpaceDE w:val="0"/>
+              <w:widowControl/>
+              <w:spacing w:line="197" w:lineRule="auto" w:before="148" w:after="0"/>
+              <w:ind w:left="102" w:right="0" w:firstLine="0"/>
+              <w:jc w:val="left"/>
+            </w:pPr>
             <w:r>
               <w:rPr>
+                <w:rFonts w:ascii="Calibri" w:hAnsi="Calibri" w:eastAsia="Calibri"/>
+                <w:b/>
+                <w:i w:val="0"/>
+                <w:color w:val="000000"/>
                 <w:sz w:val="20"/>
               </w:rPr>
+              <w:t xml:space="preserve">Took another position </w:t>
+            </w:r>
+          </w:p>
+        </w:tc>
+        <w:tc>
+          <w:tcPr>
+            <w:tcW w:type="dxa" w:w="716"/>
+            <w:tcBorders>
+              <w:start w:sz="4.0" w:val="single" w:color="#000000"/>
+              <w:top w:sz="4.0" w:val="single" w:color="#000000"/>
+              <w:end w:sz="3.199999999999818" w:val="single" w:color="#000000"/>
+              <w:bottom w:sz="4.0" w:val="single" w:color="#000000"/>
+            </w:tcBorders>
+            <w:tcMar>
+              <w:start w:w="0" w:type="dxa"/>
+              <w:end w:w="0" w:type="dxa"/>
+            </w:tcMar>
+          </w:tcPr>
+          <w:p>
+            <w:pPr>
+              <w:autoSpaceDN w:val="0"/>
+              <w:autoSpaceDE w:val="0"/>
+              <w:widowControl/>
+              <w:spacing w:line="240" w:lineRule="auto" w:before="122" w:after="0"/>
+              <w:ind w:left="0" w:right="0" w:firstLine="0"/>
+              <w:jc w:val="center"/>
+            </w:pPr>
+            <w:r>
+              <w:rPr>
+                <w:rFonts w:ascii="Wingdings 2" w:hAnsi="Wingdings 2" w:eastAsia="Wingdings 2"/>
+                <w:b w:val="0"/>
+                <w:i w:val="0"/>
+                <w:color w:val="000000"/>
+                <w:sz w:val="20"/>
+              </w:rPr>
+              <w:t></w:t>
+            </w:r>
+          </w:p>
+        </w:tc>
+        <w:tc>
+          <w:tcPr>
+            <w:tcW w:type="dxa" w:w="4456"/>
+            <w:tcBorders>
+              <w:start w:sz="3.199999999999818" w:val="single" w:color="#000000"/>
+              <w:top w:sz="4.0" w:val="single" w:color="#000000"/>
+              <w:end w:sz="4.0" w:val="single" w:color="#000000"/>
+              <w:bottom w:sz="4.0" w:val="single" w:color="#000000"/>
+            </w:tcBorders>
+            <w:tcMar>
+              <w:start w:w="0" w:type="dxa"/>
+              <w:end w:w="0" w:type="dxa"/>
+            </w:tcMar>
+          </w:tcPr>
+          <w:p>
+            <w:pPr>
+              <w:autoSpaceDN w:val="0"/>
+              <w:autoSpaceDE w:val="0"/>
+              <w:widowControl/>
+              <w:spacing w:line="197" w:lineRule="auto" w:before="148" w:after="0"/>
+              <w:ind w:left="104" w:right="0" w:firstLine="0"/>
+              <w:jc w:val="left"/>
+            </w:pPr>
+            <w:r>
+              <w:rPr>
+                <w:rFonts w:ascii="Calibri" w:hAnsi="Calibri" w:eastAsia="Calibri"/>
+                <w:b/>
+                <w:i w:val="0"/>
+                <w:color w:val="000000"/>
+                <w:sz w:val="20"/>
+              </w:rPr>
+              <w:t xml:space="preserve">Dissatisfaction with salary </w:t>
+            </w:r>
+          </w:p>
+        </w:tc>
+      </w:tr>
+      <w:tr>
+        <w:trPr>
+          <w:trHeight w:hRule="exact" w:val="476"/>
+        </w:trPr>
+        <w:tc>
+          <w:tcPr>
+            <w:tcW w:type="dxa" w:w="724"/>
+            <w:tcBorders>
+              <w:start w:sz="3.1999999999999886" w:val="single" w:color="#000000"/>
+              <w:top w:sz="4.0" w:val="single" w:color="#000000"/>
+              <w:end w:sz="4.0" w:val="single" w:color="#000000"/>
+              <w:bottom w:sz="4.0" w:val="single" w:color="#000000"/>
+            </w:tcBorders>
+            <w:tcMar>
+              <w:start w:w="0" w:type="dxa"/>
+              <w:end w:w="0" w:type="dxa"/>
+            </w:tcMar>
+          </w:tcPr>
+          <w:p>
+            <w:pPr>
+              <w:autoSpaceDN w:val="0"/>
+              <w:autoSpaceDE w:val="0"/>
+              <w:widowControl/>
+              <w:spacing w:line="238" w:lineRule="auto" w:before="126" w:after="0"/>
+              <w:ind w:left="0" w:right="0" w:firstLine="0"/>
+              <w:jc w:val="center"/>
+            </w:pPr>
+            <w:r>
+              <w:rPr>
+                <w:rFonts w:ascii="Wingdings 2" w:hAnsi="Wingdings 2" w:eastAsia="Wingdings 2"/>
+                <w:b w:val="0"/>
+                <w:i w:val="0"/>
+                <w:color w:val="000000"/>
+                <w:sz w:val="20"/>
+              </w:rPr>
+              <w:t></w:t>
+            </w:r>
+          </w:p>
+        </w:tc>
+        <w:tc>
+          <w:tcPr>
+            <w:tcW w:type="dxa" w:w="4578"/>
+            <w:tcBorders>
+              <w:start w:sz="4.0" w:val="single" w:color="#000000"/>
+              <w:top w:sz="4.0" w:val="single" w:color="#000000"/>
+              <w:end w:sz="4.0" w:val="single" w:color="#000000"/>
+              <w:bottom w:sz="4.0" w:val="single" w:color="#000000"/>
+            </w:tcBorders>
+            <w:tcMar>
+              <w:start w:w="0" w:type="dxa"/>
+              <w:end w:w="0" w:type="dxa"/>
+            </w:tcMar>
+          </w:tcPr>
+          <w:p>
+            <w:pPr>
+              <w:autoSpaceDN w:val="0"/>
+              <w:autoSpaceDE w:val="0"/>
+              <w:widowControl/>
+              <w:spacing w:line="194" w:lineRule="auto" w:before="152" w:after="0"/>
+              <w:ind w:left="102" w:right="0" w:firstLine="0"/>
+              <w:jc w:val="left"/>
+            </w:pPr>
+            <w:r>
+              <w:rPr>
+                <w:rFonts w:ascii="Calibri" w:hAnsi="Calibri" w:eastAsia="Calibri"/>
+                <w:b/>
+                <w:i w:val="0"/>
+                <w:color w:val="000000"/>
+                <w:sz w:val="20"/>
+              </w:rPr>
+              <w:t xml:space="preserve">Pregnancy / Home / Family needs </w:t>
+            </w:r>
+          </w:p>
+        </w:tc>
+        <w:tc>
+          <w:tcPr>
+            <w:tcW w:type="dxa" w:w="716"/>
+            <w:tcBorders>
+              <w:start w:sz="4.0" w:val="single" w:color="#000000"/>
+              <w:top w:sz="4.0" w:val="single" w:color="#000000"/>
+              <w:end w:sz="3.199999999999818" w:val="single" w:color="#000000"/>
+              <w:bottom w:sz="4.0" w:val="single" w:color="#000000"/>
+            </w:tcBorders>
+            <w:tcMar>
+              <w:start w:w="0" w:type="dxa"/>
+              <w:end w:w="0" w:type="dxa"/>
+            </w:tcMar>
+          </w:tcPr>
+          <w:p>
+            <w:pPr>
+              <w:autoSpaceDN w:val="0"/>
+              <w:autoSpaceDE w:val="0"/>
+              <w:widowControl/>
+              <w:spacing w:line="238" w:lineRule="auto" w:before="126" w:after="0"/>
+              <w:ind w:left="0" w:right="0" w:firstLine="0"/>
+              <w:jc w:val="center"/>
+            </w:pPr>
+            <w:r>
+              <w:rPr>
+                <w:rFonts w:ascii="Wingdings 2" w:hAnsi="Wingdings 2" w:eastAsia="Wingdings 2"/>
+                <w:b w:val="0"/>
+                <w:i w:val="0"/>
+                <w:color w:val="000000"/>
+                <w:sz w:val="20"/>
+              </w:rPr>
+              <w:t></w:t>
+            </w:r>
+          </w:p>
+        </w:tc>
+        <w:tc>
+          <w:tcPr>
+            <w:tcW w:type="dxa" w:w="4456"/>
+            <w:tcBorders>
+              <w:start w:sz="3.199999999999818" w:val="single" w:color="#000000"/>
+              <w:top w:sz="4.0" w:val="single" w:color="#000000"/>
+              <w:end w:sz="4.0" w:val="single" w:color="#000000"/>
+              <w:bottom w:sz="4.0" w:val="single" w:color="#000000"/>
+            </w:tcBorders>
+            <w:tcMar>
+              <w:start w:w="0" w:type="dxa"/>
+              <w:end w:w="0" w:type="dxa"/>
+            </w:tcMar>
+          </w:tcPr>
+          <w:p>
+            <w:pPr>
+              <w:autoSpaceDN w:val="0"/>
+              <w:autoSpaceDE w:val="0"/>
+              <w:widowControl/>
+              <w:spacing w:line="194" w:lineRule="auto" w:before="152" w:after="0"/>
+              <w:ind w:left="104" w:right="0" w:firstLine="0"/>
+              <w:jc w:val="left"/>
+            </w:pPr>
+            <w:r>
+              <w:rPr>
+                <w:rFonts w:ascii="Calibri" w:hAnsi="Calibri" w:eastAsia="Calibri"/>
+                <w:b/>
+                <w:i w:val="0"/>
+                <w:color w:val="000000"/>
+                <w:sz w:val="20"/>
+              </w:rPr>
+              <w:t xml:space="preserve">Dissatisfaction with the type of work </w:t>
+            </w:r>
+          </w:p>
+        </w:tc>
+      </w:tr>
+      <w:tr>
+        <w:trPr>
+          <w:trHeight w:hRule="exact" w:val="470"/>
+        </w:trPr>
+        <w:tc>
+          <w:tcPr>
+            <w:tcW w:type="dxa" w:w="724"/>
+            <w:tcBorders>
+              <w:start w:sz="3.1999999999999886" w:val="single" w:color="#000000"/>
+              <w:top w:sz="4.0" w:val="single" w:color="#000000"/>
+              <w:end w:sz="4.0" w:val="single" w:color="#000000"/>
+              <w:bottom w:sz="4.0" w:val="single" w:color="#000000"/>
+            </w:tcBorders>
+            <w:tcMar>
+              <w:start w:w="0" w:type="dxa"/>
+              <w:end w:w="0" w:type="dxa"/>
+            </w:tcMar>
+          </w:tcPr>
+          <w:p>
+            <w:pPr>
+              <w:autoSpaceDN w:val="0"/>
+              <w:autoSpaceDE w:val="0"/>
+              <w:widowControl/>
+              <w:spacing w:line="240" w:lineRule="auto" w:before="126" w:after="0"/>
+              <w:ind w:left="0" w:right="0" w:firstLine="0"/>
+              <w:jc w:val="center"/>
+            </w:pPr>
+            <w:r>
+              <w:rPr>
+                <w:rFonts w:ascii="Wingdings 2" w:hAnsi="Wingdings 2" w:eastAsia="Wingdings 2"/>
+                <w:b w:val="0"/>
+                <w:i w:val="0"/>
+                <w:color w:val="000000"/>
+                <w:sz w:val="20"/>
+              </w:rPr>
+              <w:t></w:t>
+            </w:r>
+          </w:p>
+        </w:tc>
+        <w:tc>
+          <w:tcPr>
+            <w:tcW w:type="dxa" w:w="4578"/>
+            <w:tcBorders>
+              <w:start w:sz="4.0" w:val="single" w:color="#000000"/>
+              <w:top w:sz="4.0" w:val="single" w:color="#000000"/>
+              <w:end w:sz="4.0" w:val="single" w:color="#000000"/>
+              <w:bottom w:sz="4.0" w:val="single" w:color="#000000"/>
+            </w:tcBorders>
+            <w:tcMar>
+              <w:start w:w="0" w:type="dxa"/>
+              <w:end w:w="0" w:type="dxa"/>
+            </w:tcMar>
+          </w:tcPr>
+          <w:p>
+            <w:pPr>
+              <w:autoSpaceDN w:val="0"/>
+              <w:autoSpaceDE w:val="0"/>
+              <w:widowControl/>
+              <w:spacing w:line="197" w:lineRule="auto" w:before="150" w:after="0"/>
+              <w:ind w:left="102" w:right="0" w:firstLine="0"/>
+              <w:jc w:val="left"/>
+            </w:pPr>
+            <w:r>
+              <w:rPr>
+                <w:rFonts w:ascii="Calibri" w:hAnsi="Calibri" w:eastAsia="Calibri"/>
+                <w:b/>
+                <w:i w:val="0"/>
+                <w:color w:val="000000"/>
+                <w:sz w:val="20"/>
+              </w:rPr>
+              <w:t xml:space="preserve">Poor Health / Physical Disability </w:t>
+            </w:r>
+          </w:p>
+        </w:tc>
+        <w:tc>
+          <w:tcPr>
+            <w:tcW w:type="dxa" w:w="716"/>
+            <w:tcBorders>
+              <w:start w:sz="4.0" w:val="single" w:color="#000000"/>
+              <w:top w:sz="4.0" w:val="single" w:color="#000000"/>
+              <w:end w:sz="3.199999999999818" w:val="single" w:color="#000000"/>
+              <w:bottom w:sz="4.0" w:val="single" w:color="#000000"/>
+            </w:tcBorders>
+            <w:tcMar>
+              <w:start w:w="0" w:type="dxa"/>
+              <w:end w:w="0" w:type="dxa"/>
+            </w:tcMar>
+          </w:tcPr>
+          <w:p>
+            <w:pPr>
+              <w:autoSpaceDN w:val="0"/>
+              <w:autoSpaceDE w:val="0"/>
+              <w:widowControl/>
+              <w:spacing w:line="240" w:lineRule="auto" w:before="126" w:after="0"/>
+              <w:ind w:left="0" w:right="0" w:firstLine="0"/>
+              <w:jc w:val="center"/>
+            </w:pPr>
+            <w:r>
+              <w:rPr>
+                <w:rFonts w:ascii="Wingdings 2" w:hAnsi="Wingdings 2" w:eastAsia="Wingdings 2"/>
+                <w:b w:val="0"/>
+                <w:i w:val="0"/>
+                <w:color w:val="000000"/>
+                <w:sz w:val="20"/>
+              </w:rPr>
+              <w:t></w:t>
+            </w:r>
+          </w:p>
+        </w:tc>
+        <w:tc>
+          <w:tcPr>
+            <w:tcW w:type="dxa" w:w="4456"/>
+            <w:tcBorders>
+              <w:start w:sz="3.199999999999818" w:val="single" w:color="#000000"/>
+              <w:top w:sz="4.0" w:val="single" w:color="#000000"/>
+              <w:end w:sz="4.0" w:val="single" w:color="#000000"/>
+              <w:bottom w:sz="4.0" w:val="single" w:color="#000000"/>
+            </w:tcBorders>
+            <w:tcMar>
+              <w:start w:w="0" w:type="dxa"/>
+              <w:end w:w="0" w:type="dxa"/>
+            </w:tcMar>
+          </w:tcPr>
+          <w:p>
+            <w:pPr>
+              <w:autoSpaceDN w:val="0"/>
+              <w:autoSpaceDE w:val="0"/>
+              <w:widowControl/>
+              <w:spacing w:line="197" w:lineRule="auto" w:before="150" w:after="0"/>
+              <w:ind w:left="104" w:right="0" w:firstLine="0"/>
+              <w:jc w:val="left"/>
+            </w:pPr>
+            <w:r>
+              <w:rPr>
+                <w:rFonts w:ascii="Calibri" w:hAnsi="Calibri" w:eastAsia="Calibri"/>
+                <w:b/>
+                <w:i w:val="0"/>
+                <w:color w:val="000000"/>
+                <w:sz w:val="20"/>
+              </w:rPr>
+              <w:t xml:space="preserve">Dissatisfaction with supervisor </w:t>
+            </w:r>
+          </w:p>
+        </w:tc>
+      </w:tr>
+      <w:tr>
+        <w:trPr>
+          <w:trHeight w:hRule="exact" w:val="474"/>
+        </w:trPr>
+        <w:tc>
+          <w:tcPr>
+            <w:tcW w:type="dxa" w:w="724"/>
+            <w:tcBorders>
+              <w:start w:sz="3.1999999999999886" w:val="single" w:color="#000000"/>
+              <w:top w:sz="4.0" w:val="single" w:color="#000000"/>
+              <w:end w:sz="4.0" w:val="single" w:color="#000000"/>
+              <w:bottom w:sz="4.0" w:val="single" w:color="#000000"/>
+            </w:tcBorders>
+            <w:tcMar>
+              <w:start w:w="0" w:type="dxa"/>
+              <w:end w:w="0" w:type="dxa"/>
+            </w:tcMar>
+          </w:tcPr>
+          <w:p>
+            <w:pPr>
+              <w:autoSpaceDN w:val="0"/>
+              <w:autoSpaceDE w:val="0"/>
+              <w:widowControl/>
+              <w:spacing w:line="238" w:lineRule="auto" w:before="130" w:after="0"/>
+              <w:ind w:left="0" w:right="0" w:firstLine="0"/>
+              <w:jc w:val="center"/>
+            </w:pPr>
+            <w:r>
+              <w:rPr>
+                <w:rFonts w:ascii="Wingdings 2" w:hAnsi="Wingdings 2" w:eastAsia="Wingdings 2"/>
+                <w:b w:val="0"/>
+                <w:i w:val="0"/>
+                <w:color w:val="000000"/>
+                <w:sz w:val="20"/>
+              </w:rPr>
+              <w:t></w:t>
+            </w:r>
+          </w:p>
+        </w:tc>
+        <w:tc>
+          <w:tcPr>
+            <w:tcW w:type="dxa" w:w="4578"/>
+            <w:tcBorders>
+              <w:start w:sz="4.0" w:val="single" w:color="#000000"/>
+              <w:top w:sz="4.0" w:val="single" w:color="#000000"/>
+              <w:end w:sz="4.0" w:val="single" w:color="#000000"/>
+              <w:bottom w:sz="4.0" w:val="single" w:color="#000000"/>
+            </w:tcBorders>
+            <w:tcMar>
+              <w:start w:w="0" w:type="dxa"/>
+              <w:end w:w="0" w:type="dxa"/>
+            </w:tcMar>
+          </w:tcPr>
+          <w:p>
+            <w:pPr>
+              <w:autoSpaceDN w:val="0"/>
+              <w:autoSpaceDE w:val="0"/>
+              <w:widowControl/>
+              <w:spacing w:line="194" w:lineRule="auto" w:before="156" w:after="0"/>
+              <w:ind w:left="102" w:right="0" w:firstLine="0"/>
+              <w:jc w:val="left"/>
+            </w:pPr>
+            <w:r>
+              <w:rPr>
+                <w:rFonts w:ascii="Calibri" w:hAnsi="Calibri" w:eastAsia="Calibri"/>
+                <w:b/>
+                <w:i w:val="0"/>
+                <w:color w:val="000000"/>
+                <w:sz w:val="20"/>
+              </w:rPr>
+              <w:t xml:space="preserve">Relocation to another city </w:t>
+            </w:r>
+          </w:p>
+        </w:tc>
+        <w:tc>
+          <w:tcPr>
+            <w:tcW w:type="dxa" w:w="716"/>
+            <w:tcBorders>
+              <w:start w:sz="4.0" w:val="single" w:color="#000000"/>
+              <w:top w:sz="4.0" w:val="single" w:color="#000000"/>
+              <w:end w:sz="3.199999999999818" w:val="single" w:color="#000000"/>
+              <w:bottom w:sz="4.0" w:val="single" w:color="#000000"/>
+            </w:tcBorders>
+            <w:tcMar>
+              <w:start w:w="0" w:type="dxa"/>
+              <w:end w:w="0" w:type="dxa"/>
+            </w:tcMar>
+          </w:tcPr>
+          <w:p>
+            <w:pPr>
+              <w:autoSpaceDN w:val="0"/>
+              <w:autoSpaceDE w:val="0"/>
+              <w:widowControl/>
+              <w:spacing w:line="238" w:lineRule="auto" w:before="130" w:after="0"/>
+              <w:ind w:left="0" w:right="0" w:firstLine="0"/>
+              <w:jc w:val="center"/>
+            </w:pPr>
+            <w:r>
+              <w:rPr>
+                <w:rFonts w:ascii="Wingdings 2" w:hAnsi="Wingdings 2" w:eastAsia="Wingdings 2"/>
+                <w:b w:val="0"/>
+                <w:i w:val="0"/>
+                <w:color w:val="000000"/>
+                <w:sz w:val="20"/>
+              </w:rPr>
+              <w:t></w:t>
+            </w:r>
+          </w:p>
+        </w:tc>
+        <w:tc>
+          <w:tcPr>
+            <w:tcW w:type="dxa" w:w="4456"/>
+            <w:tcBorders>
+              <w:start w:sz="3.199999999999818" w:val="single" w:color="#000000"/>
+              <w:top w:sz="4.0" w:val="single" w:color="#000000"/>
+              <w:end w:sz="4.0" w:val="single" w:color="#000000"/>
+              <w:bottom w:sz="4.0" w:val="single" w:color="#000000"/>
+            </w:tcBorders>
+            <w:tcMar>
+              <w:start w:w="0" w:type="dxa"/>
+              <w:end w:w="0" w:type="dxa"/>
+            </w:tcMar>
+          </w:tcPr>
+          <w:p>
+            <w:pPr>
+              <w:autoSpaceDN w:val="0"/>
+              <w:autoSpaceDE w:val="0"/>
+              <w:widowControl/>
+              <w:spacing w:line="194" w:lineRule="auto" w:before="156" w:after="0"/>
+              <w:ind w:left="104" w:right="0" w:firstLine="0"/>
+              <w:jc w:val="left"/>
+            </w:pPr>
+            <w:r>
+              <w:rPr>
+                <w:rFonts w:ascii="Calibri" w:hAnsi="Calibri" w:eastAsia="Calibri"/>
+                <w:b/>
+                <w:i w:val="0"/>
+                <w:color w:val="000000"/>
+                <w:sz w:val="20"/>
+              </w:rPr>
+              <w:t xml:space="preserve">Dissatisfaction with co-workers </w:t>
+            </w:r>
+          </w:p>
+        </w:tc>
+      </w:tr>
+      <w:tr>
+        <w:trPr>
+          <w:trHeight w:hRule="exact" w:val="472"/>
+        </w:trPr>
+        <w:tc>
+          <w:tcPr>
+            <w:tcW w:type="dxa" w:w="724"/>
+            <w:tcBorders>
+              <w:start w:sz="3.1999999999999886" w:val="single" w:color="#000000"/>
+              <w:top w:sz="4.0" w:val="single" w:color="#000000"/>
+              <w:end w:sz="4.0" w:val="single" w:color="#000000"/>
+              <w:bottom w:sz="4.0" w:val="single" w:color="#000000"/>
+            </w:tcBorders>
+            <w:tcMar>
+              <w:start w:w="0" w:type="dxa"/>
+              <w:end w:w="0" w:type="dxa"/>
+            </w:tcMar>
+          </w:tcPr>
+          <w:p>
+            <w:pPr>
+              <w:autoSpaceDN w:val="0"/>
+              <w:autoSpaceDE w:val="0"/>
+              <w:widowControl/>
+              <w:spacing w:line="240" w:lineRule="auto" w:before="126" w:after="0"/>
+              <w:ind w:left="0" w:right="0" w:firstLine="0"/>
+              <w:jc w:val="center"/>
+            </w:pPr>
+            <w:r>
+              <w:rPr>
+                <w:rFonts w:ascii="Wingdings 2" w:hAnsi="Wingdings 2" w:eastAsia="Wingdings 2"/>
+                <w:b w:val="0"/>
+                <w:i w:val="0"/>
+                <w:color w:val="000000"/>
+                <w:sz w:val="20"/>
+              </w:rPr>
+              <w:t></w:t>
+            </w:r>
+          </w:p>
+        </w:tc>
+        <w:tc>
+          <w:tcPr>
+            <w:tcW w:type="dxa" w:w="4578"/>
+            <w:tcBorders>
+              <w:start w:sz="4.0" w:val="single" w:color="#000000"/>
+              <w:top w:sz="4.0" w:val="single" w:color="#000000"/>
+              <w:end w:sz="4.0" w:val="single" w:color="#000000"/>
+              <w:bottom w:sz="4.0" w:val="single" w:color="#000000"/>
+            </w:tcBorders>
+            <w:tcMar>
+              <w:start w:w="0" w:type="dxa"/>
+              <w:end w:w="0" w:type="dxa"/>
+            </w:tcMar>
+          </w:tcPr>
+          <w:p>
+            <w:pPr>
+              <w:autoSpaceDN w:val="0"/>
+              <w:autoSpaceDE w:val="0"/>
+              <w:widowControl/>
+              <w:spacing w:line="197" w:lineRule="auto" w:before="152" w:after="0"/>
+              <w:ind w:left="102" w:right="0" w:firstLine="0"/>
+              <w:jc w:val="left"/>
+            </w:pPr>
+            <w:r>
+              <w:rPr>
+                <w:rFonts w:ascii="Calibri" w:hAnsi="Calibri" w:eastAsia="Calibri"/>
+                <w:b/>
+                <w:i w:val="0"/>
+                <w:color w:val="000000"/>
+                <w:sz w:val="20"/>
+              </w:rPr>
+              <w:t xml:space="preserve">Travel difficulties </w:t>
+            </w:r>
+          </w:p>
+        </w:tc>
+        <w:tc>
+          <w:tcPr>
+            <w:tcW w:type="dxa" w:w="716"/>
+            <w:tcBorders>
+              <w:start w:sz="4.0" w:val="single" w:color="#000000"/>
+              <w:top w:sz="4.0" w:val="single" w:color="#000000"/>
+              <w:end w:sz="3.199999999999818" w:val="single" w:color="#000000"/>
+              <w:bottom w:sz="4.0" w:val="single" w:color="#000000"/>
+            </w:tcBorders>
+            <w:tcMar>
+              <w:start w:w="0" w:type="dxa"/>
+              <w:end w:w="0" w:type="dxa"/>
+            </w:tcMar>
+          </w:tcPr>
+          <w:p>
+            <w:pPr>
+              <w:autoSpaceDN w:val="0"/>
+              <w:autoSpaceDE w:val="0"/>
+              <w:widowControl/>
+              <w:spacing w:line="240" w:lineRule="auto" w:before="126" w:after="0"/>
+              <w:ind w:left="0" w:right="0" w:firstLine="0"/>
+              <w:jc w:val="center"/>
+            </w:pPr>
+            <w:r>
+              <w:rPr>
+                <w:rFonts w:ascii="Wingdings 2" w:hAnsi="Wingdings 2" w:eastAsia="Wingdings 2"/>
+                <w:b w:val="0"/>
+                <w:i w:val="0"/>
+                <w:color w:val="000000"/>
+                <w:sz w:val="20"/>
+              </w:rPr>
+              <w:t></w:t>
+            </w:r>
+          </w:p>
+        </w:tc>
+        <w:tc>
+          <w:tcPr>
+            <w:tcW w:type="dxa" w:w="4456"/>
+            <w:tcBorders>
+              <w:start w:sz="3.199999999999818" w:val="single" w:color="#000000"/>
+              <w:top w:sz="4.0" w:val="single" w:color="#000000"/>
+              <w:end w:sz="4.0" w:val="single" w:color="#000000"/>
+              <w:bottom w:sz="4.0" w:val="single" w:color="#000000"/>
+            </w:tcBorders>
+            <w:tcMar>
+              <w:start w:w="0" w:type="dxa"/>
+              <w:end w:w="0" w:type="dxa"/>
+            </w:tcMar>
+          </w:tcPr>
+          <w:p>
+            <w:pPr>
+              <w:autoSpaceDN w:val="0"/>
+              <w:autoSpaceDE w:val="0"/>
+              <w:widowControl/>
+              <w:spacing w:line="197" w:lineRule="auto" w:before="152" w:after="0"/>
+              <w:ind w:left="104" w:right="0" w:firstLine="0"/>
+              <w:jc w:val="left"/>
+            </w:pPr>
+            <w:r>
+              <w:rPr>
+                <w:rFonts w:ascii="Calibri" w:hAnsi="Calibri" w:eastAsia="Calibri"/>
+                <w:b/>
+                <w:i w:val="0"/>
+                <w:color w:val="000000"/>
+                <w:sz w:val="20"/>
+              </w:rPr>
+              <w:t xml:space="preserve">Dissatisfaction with working conditions </w:t>
+            </w:r>
+          </w:p>
+        </w:tc>
+      </w:tr>
+      <w:tr>
+        <w:trPr>
+          <w:trHeight w:hRule="exact" w:val="474"/>
+        </w:trPr>
+        <w:tc>
+          <w:tcPr>
+            <w:tcW w:type="dxa" w:w="724"/>
+            <w:tcBorders>
+              <w:start w:sz="3.1999999999999886" w:val="single" w:color="#000000"/>
+              <w:top w:sz="4.0" w:val="single" w:color="#000000"/>
+              <w:end w:sz="4.0" w:val="single" w:color="#000000"/>
+              <w:bottom w:sz="3.200000000000273" w:val="single" w:color="#000000"/>
+            </w:tcBorders>
+            <w:tcMar>
+              <w:start w:w="0" w:type="dxa"/>
+              <w:end w:w="0" w:type="dxa"/>
+            </w:tcMar>
+          </w:tcPr>
+          <w:p>
+            <w:pPr>
+              <w:autoSpaceDN w:val="0"/>
+              <w:autoSpaceDE w:val="0"/>
+              <w:widowControl/>
+              <w:spacing w:line="238" w:lineRule="auto" w:before="130" w:after="0"/>
+              <w:ind w:left="0" w:right="0" w:firstLine="0"/>
+              <w:jc w:val="center"/>
+            </w:pPr>
+            <w:r>
+              <w:rPr>
+                <w:rFonts w:ascii="Wingdings 2" w:hAnsi="Wingdings 2" w:eastAsia="Wingdings 2"/>
+                <w:b w:val="0"/>
+                <w:i w:val="0"/>
+                <w:color w:val="000000"/>
+                <w:sz w:val="20"/>
+              </w:rPr>
+              <w:t></w:t>
+            </w:r>
+          </w:p>
+        </w:tc>
+        <w:tc>
+          <w:tcPr>
+            <w:tcW w:type="dxa" w:w="4578"/>
+            <w:tcBorders>
+              <w:start w:sz="4.0" w:val="single" w:color="#000000"/>
+              <w:top w:sz="4.0" w:val="single" w:color="#000000"/>
+              <w:end w:sz="4.0" w:val="single" w:color="#000000"/>
+              <w:bottom w:sz="3.200000000000273" w:val="single" w:color="#000000"/>
+            </w:tcBorders>
+            <w:tcMar>
+              <w:start w:w="0" w:type="dxa"/>
+              <w:end w:w="0" w:type="dxa"/>
+            </w:tcMar>
+          </w:tcPr>
+          <w:p>
+            <w:pPr>
+              <w:autoSpaceDN w:val="0"/>
+              <w:autoSpaceDE w:val="0"/>
+              <w:widowControl/>
+              <w:spacing w:line="194" w:lineRule="auto" w:before="156" w:after="0"/>
+              <w:ind w:left="102" w:right="0" w:firstLine="0"/>
+              <w:jc w:val="left"/>
+            </w:pPr>
+            <w:r>
+              <w:rPr>
+                <w:rFonts w:ascii="Calibri" w:hAnsi="Calibri" w:eastAsia="Calibri"/>
+                <w:b/>
+                <w:i w:val="0"/>
+                <w:color w:val="000000"/>
+                <w:sz w:val="20"/>
+              </w:rPr>
+              <w:t xml:space="preserve">To attend school </w:t>
+            </w:r>
+          </w:p>
+        </w:tc>
+        <w:tc>
+          <w:tcPr>
+            <w:tcW w:type="dxa" w:w="716"/>
+            <w:tcBorders>
+              <w:start w:sz="4.0" w:val="single" w:color="#000000"/>
+              <w:top w:sz="4.0" w:val="single" w:color="#000000"/>
+              <w:end w:sz="3.199999999999818" w:val="single" w:color="#000000"/>
+              <w:bottom w:sz="3.200000000000273" w:val="single" w:color="#000000"/>
+            </w:tcBorders>
+            <w:tcMar>
+              <w:start w:w="0" w:type="dxa"/>
+              <w:end w:w="0" w:type="dxa"/>
+            </w:tcMar>
+          </w:tcPr>
+          <w:p>
+            <w:pPr>
+              <w:autoSpaceDN w:val="0"/>
+              <w:autoSpaceDE w:val="0"/>
+              <w:widowControl/>
+              <w:spacing w:line="238" w:lineRule="auto" w:before="130" w:after="0"/>
+              <w:ind w:left="0" w:right="0" w:firstLine="0"/>
+              <w:jc w:val="center"/>
+            </w:pPr>
+            <w:r>
+              <w:rPr>
+                <w:rFonts w:ascii="Wingdings 2" w:hAnsi="Wingdings 2" w:eastAsia="Wingdings 2"/>
+                <w:b w:val="0"/>
+                <w:i w:val="0"/>
+                <w:color w:val="000000"/>
+                <w:sz w:val="20"/>
+              </w:rPr>
+              <w:t></w:t>
+            </w:r>
+          </w:p>
+        </w:tc>
+        <w:tc>
+          <w:tcPr>
+            <w:tcW w:type="dxa" w:w="4456"/>
+            <w:tcBorders>
+              <w:start w:sz="3.199999999999818" w:val="single" w:color="#000000"/>
+              <w:top w:sz="4.0" w:val="single" w:color="#000000"/>
+              <w:end w:sz="4.0" w:val="single" w:color="#000000"/>
+              <w:bottom w:sz="3.200000000000273" w:val="single" w:color="#000000"/>
+            </w:tcBorders>
+            <w:tcMar>
+              <w:start w:w="0" w:type="dxa"/>
+              <w:end w:w="0" w:type="dxa"/>
+            </w:tcMar>
+          </w:tcPr>
+          <w:p>
+            <w:pPr>
+              <w:autoSpaceDN w:val="0"/>
+              <w:autoSpaceDE w:val="0"/>
+              <w:widowControl/>
+              <w:spacing w:line="194" w:lineRule="auto" w:before="156" w:after="0"/>
+              <w:ind w:left="104" w:right="0" w:firstLine="0"/>
+              <w:jc w:val="left"/>
+            </w:pPr>
+            <w:r>
+              <w:rPr>
+                <w:rFonts w:ascii="Calibri" w:hAnsi="Calibri" w:eastAsia="Calibri"/>
+                <w:b/>
+                <w:i w:val="0"/>
+                <w:color w:val="000000"/>
+                <w:sz w:val="20"/>
+              </w:rPr>
+              <w:t xml:space="preserve">Dissatisfaction with benefits </w:t>
+            </w:r>
+          </w:p>
+        </w:tc>
+      </w:tr>
+      <w:tr>
+        <w:trPr>
+          <w:trHeight w:hRule="exact" w:val="474"/>
+        </w:trPr>
+        <w:tc>
+          <w:tcPr>
+            <w:tcW w:type="dxa" w:w="724"/>
+            <w:tcBorders>
+              <w:start w:sz="3.1999999999999886" w:val="single" w:color="#000000"/>
+              <w:top w:sz="3.200000000000273" w:val="single" w:color="#000000"/>
+              <w:end w:sz="4.0" w:val="single" w:color="#000000"/>
+              <w:bottom w:sz="4.0" w:val="single" w:color="#000000"/>
+            </w:tcBorders>
+            <w:tcMar>
+              <w:start w:w="0" w:type="dxa"/>
+              <w:end w:w="0" w:type="dxa"/>
+            </w:tcMar>
+          </w:tcPr>
+          <w:p>
+            <w:pPr>
+              <w:autoSpaceDN w:val="0"/>
+              <w:autoSpaceDE w:val="0"/>
+              <w:widowControl/>
+              <w:spacing w:line="240" w:lineRule="auto" w:before="128" w:after="0"/>
+              <w:ind w:left="0" w:right="0" w:firstLine="0"/>
+              <w:jc w:val="center"/>
+            </w:pPr>
+            <w:r>
+              <w:rPr>
+                <w:rFonts w:ascii="Wingdings 2" w:hAnsi="Wingdings 2" w:eastAsia="Wingdings 2"/>
+                <w:b w:val="0"/>
+                <w:i w:val="0"/>
+                <w:color w:val="000000"/>
+                <w:sz w:val="20"/>
+              </w:rPr>
+              <w:t></w:t>
+            </w:r>
+          </w:p>
+        </w:tc>
+        <w:tc>
+          <w:tcPr>
+            <w:tcW w:type="dxa" w:w="9750"/>
+            <w:gridSpan w:val="3"/>
+            <w:tcBorders>
+              <w:start w:sz="4.0" w:val="single" w:color="#000000"/>
+              <w:top w:sz="3.200000000000273" w:val="single" w:color="#000000"/>
+              <w:end w:sz="4.0" w:val="single" w:color="#000000"/>
+              <w:bottom w:sz="4.0" w:val="single" w:color="#000000"/>
+            </w:tcBorders>
+            <w:tcMar>
+              <w:start w:w="0" w:type="dxa"/>
+              <w:end w:w="0" w:type="dxa"/>
+            </w:tcMar>
+            <w:tcMar>
+              <w:start w:w="0" w:type="dxa"/>
+              <w:end w:w="0" w:type="dxa"/>
+            </w:tcMar>
+            <w:tcMar>
+              <w:start w:w="0" w:type="dxa"/>
+              <w:end w:w="0" w:type="dxa"/>
+            </w:tcMar>
+          </w:tcPr>
+          <w:p>
+            <w:pPr>
+              <w:autoSpaceDN w:val="0"/>
+              <w:autoSpaceDE w:val="0"/>
+              <w:widowControl/>
+              <w:spacing w:line="197" w:lineRule="auto" w:before="154" w:after="0"/>
+              <w:ind w:left="102" w:right="0" w:firstLine="0"/>
+              <w:jc w:val="left"/>
+            </w:pPr>
+            <w:r>
+              <w:rPr>
+                <w:rFonts w:ascii="Calibri" w:hAnsi="Calibri" w:eastAsia="Calibri"/>
+                <w:b/>
+                <w:i w:val="0"/>
+                <w:color w:val="000000"/>
+                <w:sz w:val="20"/>
+              </w:rPr>
+              <w:t xml:space="preserve">Others (Please Specify) </w:t>
+            </w:r>
+            <w:r>
+              <w:t xml:space="preserve"> </w:t>
+            </w:r>
+            <w:r>
               <w:t>{{ reason_other }}</w:t>
             </w:r>
           </w:p>
         </w:tc>
       </w:tr>
       <w:tr>
+        <w:trPr>
+          <w:trHeight w:hRule="exact" w:val="470"/>
+        </w:trPr>
         <w:tc>
           <w:tcPr>
-            <w:tcW w:type="dxa" w:w="4320"/>
+            <w:tcW w:type="dxa" w:w="10474"/>
+            <w:gridSpan w:val="4"/>
+            <w:tcBorders>
+              <w:start w:sz="3.1999999999999886" w:val="single" w:color="#000000"/>
+              <w:top w:sz="4.0" w:val="single" w:color="#000000"/>
+              <w:end w:sz="4.0" w:val="single" w:color="#000000"/>
+              <w:bottom w:sz="4.0" w:val="single" w:color="#000000"/>
+            </w:tcBorders>
+            <w:shd w:fill="f1f2f1"/>
+            <w:tcMar>
+              <w:start w:w="0" w:type="dxa"/>
+              <w:end w:w="0" w:type="dxa"/>
+            </w:tcMar>
+            <w:tcMar>
+              <w:start w:w="0" w:type="dxa"/>
+              <w:end w:w="0" w:type="dxa"/>
+            </w:tcMar>
+            <w:tcMar>
+              <w:start w:w="0" w:type="dxa"/>
+              <w:end w:w="0" w:type="dxa"/>
+            </w:tcMar>
+            <w:tcMar>
+              <w:start w:w="0" w:type="dxa"/>
+              <w:end w:w="0" w:type="dxa"/>
+            </w:tcMar>
           </w:tcPr>
           <w:p>
+            <w:pPr>
+              <w:autoSpaceDN w:val="0"/>
+              <w:autoSpaceDE w:val="0"/>
+              <w:widowControl/>
+              <w:spacing w:line="197" w:lineRule="auto" w:before="150" w:after="0"/>
+              <w:ind w:left="104" w:right="0" w:firstLine="0"/>
+              <w:jc w:val="left"/>
+            </w:pPr>
             <w:r>
-              <w:t>Plans After Leaving / الخطط بعد المغادرة</w:t>
+              <w:rPr>
+                <w:rFonts w:ascii="Calibri" w:hAnsi="Calibri" w:eastAsia="Calibri"/>
+                <w:b/>
+                <w:i w:val="0"/>
+                <w:color w:val="000000"/>
+                <w:sz w:val="20"/>
+              </w:rPr>
+              <w:t xml:space="preserve">Laid Off </w:t>
+            </w:r>
+          </w:p>
+        </w:tc>
+      </w:tr>
+      <w:tr>
+        <w:trPr>
+          <w:trHeight w:hRule="exact" w:val="478"/>
+        </w:trPr>
+        <w:tc>
+          <w:tcPr>
+            <w:tcW w:type="dxa" w:w="724"/>
+            <w:tcBorders>
+              <w:start w:sz="3.1999999999999886" w:val="single" w:color="#000000"/>
+              <w:top w:sz="4.0" w:val="single" w:color="#000000"/>
+              <w:end w:sz="4.0" w:val="single" w:color="#000000"/>
+              <w:bottom w:sz="4.0" w:val="single" w:color="#000000"/>
+            </w:tcBorders>
+            <w:tcMar>
+              <w:start w:w="0" w:type="dxa"/>
+              <w:end w:w="0" w:type="dxa"/>
+            </w:tcMar>
+          </w:tcPr>
+          <w:p>
+            <w:pPr>
+              <w:autoSpaceDN w:val="0"/>
+              <w:autoSpaceDE w:val="0"/>
+              <w:widowControl/>
+              <w:spacing w:line="238" w:lineRule="auto" w:before="128" w:after="0"/>
+              <w:ind w:left="0" w:right="0" w:firstLine="0"/>
+              <w:jc w:val="center"/>
+            </w:pPr>
+            <w:r>
+              <w:rPr>
+                <w:rFonts w:ascii="Wingdings 2" w:hAnsi="Wingdings 2" w:eastAsia="Wingdings 2"/>
+                <w:b w:val="0"/>
+                <w:i w:val="0"/>
+                <w:color w:val="000000"/>
+                <w:sz w:val="20"/>
+              </w:rPr>
+              <w:t></w:t>
             </w:r>
           </w:p>
         </w:tc>
         <w:tc>
           <w:tcPr>
-            <w:tcW w:type="dxa" w:w="4320"/>
+            <w:tcW w:type="dxa" w:w="4578"/>
+            <w:tcBorders>
+              <w:start w:sz="4.0" w:val="single" w:color="#000000"/>
+              <w:top w:sz="4.0" w:val="single" w:color="#000000"/>
+              <w:end w:sz="4.0" w:val="single" w:color="#000000"/>
+              <w:bottom w:sz="4.0" w:val="single" w:color="#000000"/>
+            </w:tcBorders>
+            <w:tcMar>
+              <w:start w:w="0" w:type="dxa"/>
+              <w:end w:w="0" w:type="dxa"/>
+            </w:tcMar>
           </w:tcPr>
           <w:p>
+            <w:pPr>
+              <w:autoSpaceDN w:val="0"/>
+              <w:autoSpaceDE w:val="0"/>
+              <w:widowControl/>
+              <w:spacing w:line="194" w:lineRule="auto" w:before="154" w:after="0"/>
+              <w:ind w:left="102" w:right="0" w:firstLine="0"/>
+              <w:jc w:val="left"/>
+            </w:pPr>
             <w:r>
               <w:rPr>
+                <w:rFonts w:ascii="Calibri" w:hAnsi="Calibri" w:eastAsia="Calibri"/>
+                <w:b/>
+                <w:i w:val="0"/>
+                <w:color w:val="000000"/>
                 <w:sz w:val="20"/>
               </w:rPr>
+              <w:t xml:space="preserve">Lack of work </w:t>
+            </w:r>
+          </w:p>
+        </w:tc>
+        <w:tc>
+          <w:tcPr>
+            <w:tcW w:type="dxa" w:w="716"/>
+            <w:tcBorders>
+              <w:start w:sz="4.0" w:val="single" w:color="#000000"/>
+              <w:top w:sz="4.0" w:val="single" w:color="#000000"/>
+              <w:end w:sz="3.199999999999818" w:val="single" w:color="#000000"/>
+              <w:bottom w:sz="4.0" w:val="single" w:color="#000000"/>
+            </w:tcBorders>
+            <w:tcMar>
+              <w:start w:w="0" w:type="dxa"/>
+              <w:end w:w="0" w:type="dxa"/>
+            </w:tcMar>
+          </w:tcPr>
+          <w:p>
+            <w:pPr>
+              <w:autoSpaceDN w:val="0"/>
+              <w:autoSpaceDE w:val="0"/>
+              <w:widowControl/>
+              <w:spacing w:line="238" w:lineRule="auto" w:before="128" w:after="0"/>
+              <w:ind w:left="0" w:right="0" w:firstLine="0"/>
+              <w:jc w:val="center"/>
+            </w:pPr>
+            <w:r>
+              <w:rPr>
+                <w:rFonts w:ascii="Wingdings 2" w:hAnsi="Wingdings 2" w:eastAsia="Wingdings 2"/>
+                <w:b w:val="0"/>
+                <w:i w:val="0"/>
+                <w:color w:val="000000"/>
+                <w:sz w:val="20"/>
+              </w:rPr>
+              <w:t></w:t>
+            </w:r>
+          </w:p>
+        </w:tc>
+        <w:tc>
+          <w:tcPr>
+            <w:tcW w:type="dxa" w:w="4456"/>
+            <w:tcBorders>
+              <w:start w:sz="3.199999999999818" w:val="single" w:color="#000000"/>
+              <w:top w:sz="4.0" w:val="single" w:color="#000000"/>
+              <w:end w:sz="4.0" w:val="single" w:color="#000000"/>
+              <w:bottom w:sz="4.0" w:val="single" w:color="#000000"/>
+            </w:tcBorders>
+            <w:tcMar>
+              <w:start w:w="0" w:type="dxa"/>
+              <w:end w:w="0" w:type="dxa"/>
+            </w:tcMar>
+          </w:tcPr>
+          <w:p>
+            <w:pPr>
+              <w:autoSpaceDN w:val="0"/>
+              <w:autoSpaceDE w:val="0"/>
+              <w:widowControl/>
+              <w:spacing w:line="194" w:lineRule="auto" w:before="154" w:after="0"/>
+              <w:ind w:left="104" w:right="0" w:firstLine="0"/>
+              <w:jc w:val="left"/>
+            </w:pPr>
+            <w:r>
+              <w:rPr>
+                <w:rFonts w:ascii="Calibri" w:hAnsi="Calibri" w:eastAsia="Calibri"/>
+                <w:b/>
+                <w:i w:val="0"/>
+                <w:color w:val="000000"/>
+                <w:sz w:val="20"/>
+              </w:rPr>
+              <w:t xml:space="preserve">Lack of funds </w:t>
+            </w:r>
+          </w:p>
+        </w:tc>
+      </w:tr>
+      <w:tr>
+        <w:trPr>
+          <w:trHeight w:hRule="exact" w:val="472"/>
+        </w:trPr>
+        <w:tc>
+          <w:tcPr>
+            <w:tcW w:type="dxa" w:w="724"/>
+            <w:tcBorders>
+              <w:start w:sz="3.1999999999999886" w:val="single" w:color="#000000"/>
+              <w:top w:sz="4.0" w:val="single" w:color="#000000"/>
+              <w:end w:sz="4.0" w:val="single" w:color="#000000"/>
+              <w:bottom w:sz="3.199999999999818" w:val="single" w:color="#000000"/>
+            </w:tcBorders>
+            <w:tcMar>
+              <w:start w:w="0" w:type="dxa"/>
+              <w:end w:w="0" w:type="dxa"/>
+            </w:tcMar>
+          </w:tcPr>
+          <w:p>
+            <w:pPr>
+              <w:autoSpaceDN w:val="0"/>
+              <w:autoSpaceDE w:val="0"/>
+              <w:widowControl/>
+              <w:spacing w:line="240" w:lineRule="auto" w:before="124" w:after="0"/>
+              <w:ind w:left="0" w:right="0" w:firstLine="0"/>
+              <w:jc w:val="center"/>
+            </w:pPr>
+            <w:r>
+              <w:rPr>
+                <w:rFonts w:ascii="Wingdings 2" w:hAnsi="Wingdings 2" w:eastAsia="Wingdings 2"/>
+                <w:b w:val="0"/>
+                <w:i w:val="0"/>
+                <w:color w:val="000000"/>
+                <w:sz w:val="20"/>
+              </w:rPr>
+              <w:t></w:t>
+            </w:r>
+          </w:p>
+        </w:tc>
+        <w:tc>
+          <w:tcPr>
+            <w:tcW w:type="dxa" w:w="4578"/>
+            <w:tcBorders>
+              <w:start w:sz="4.0" w:val="single" w:color="#000000"/>
+              <w:top w:sz="4.0" w:val="single" w:color="#000000"/>
+              <w:end w:sz="4.0" w:val="single" w:color="#000000"/>
+              <w:bottom w:sz="3.199999999999818" w:val="single" w:color="#000000"/>
+            </w:tcBorders>
+            <w:tcMar>
+              <w:start w:w="0" w:type="dxa"/>
+              <w:end w:w="0" w:type="dxa"/>
+            </w:tcMar>
+          </w:tcPr>
+          <w:p>
+            <w:pPr>
+              <w:autoSpaceDN w:val="0"/>
+              <w:autoSpaceDE w:val="0"/>
+              <w:widowControl/>
+              <w:spacing w:line="197" w:lineRule="auto" w:before="150" w:after="0"/>
+              <w:ind w:left="102" w:right="0" w:firstLine="0"/>
+              <w:jc w:val="left"/>
+            </w:pPr>
+            <w:r>
+              <w:rPr>
+                <w:rFonts w:ascii="Calibri" w:hAnsi="Calibri" w:eastAsia="Calibri"/>
+                <w:b/>
+                <w:i w:val="0"/>
+                <w:color w:val="000000"/>
+                <w:sz w:val="20"/>
+              </w:rPr>
+              <w:t xml:space="preserve">Abolition of position </w:t>
+            </w:r>
+          </w:p>
+        </w:tc>
+        <w:tc>
+          <w:tcPr>
+            <w:tcW w:type="dxa" w:w="716"/>
+            <w:tcBorders>
+              <w:start w:sz="4.0" w:val="single" w:color="#000000"/>
+              <w:top w:sz="4.0" w:val="single" w:color="#000000"/>
+              <w:end w:sz="3.199999999999818" w:val="single" w:color="#000000"/>
+              <w:bottom w:sz="3.199999999999818" w:val="single" w:color="#000000"/>
+            </w:tcBorders>
+            <w:tcMar>
+              <w:start w:w="0" w:type="dxa"/>
+              <w:end w:w="0" w:type="dxa"/>
+            </w:tcMar>
+          </w:tcPr>
+          <w:p>
+            <w:pPr>
+              <w:autoSpaceDN w:val="0"/>
+              <w:autoSpaceDE w:val="0"/>
+              <w:widowControl/>
+              <w:spacing w:line="240" w:lineRule="auto" w:before="124" w:after="0"/>
+              <w:ind w:left="0" w:right="0" w:firstLine="0"/>
+              <w:jc w:val="center"/>
+            </w:pPr>
+            <w:r>
+              <w:rPr>
+                <w:rFonts w:ascii="Wingdings 2" w:hAnsi="Wingdings 2" w:eastAsia="Wingdings 2"/>
+                <w:b w:val="0"/>
+                <w:i w:val="0"/>
+                <w:color w:val="000000"/>
+                <w:sz w:val="20"/>
+              </w:rPr>
+              <w:t></w:t>
+            </w:r>
+          </w:p>
+        </w:tc>
+        <w:tc>
+          <w:tcPr>
+            <w:tcW w:type="dxa" w:w="4456"/>
+            <w:tcBorders>
+              <w:start w:sz="3.199999999999818" w:val="single" w:color="#000000"/>
+              <w:top w:sz="4.0" w:val="single" w:color="#000000"/>
+              <w:end w:sz="4.0" w:val="single" w:color="#000000"/>
+              <w:bottom w:sz="3.199999999999818" w:val="single" w:color="#000000"/>
+            </w:tcBorders>
+            <w:tcMar>
+              <w:start w:w="0" w:type="dxa"/>
+              <w:end w:w="0" w:type="dxa"/>
+            </w:tcMar>
+          </w:tcPr>
+          <w:p>
+            <w:pPr>
+              <w:autoSpaceDN w:val="0"/>
+              <w:autoSpaceDE w:val="0"/>
+              <w:widowControl/>
+              <w:spacing w:line="197" w:lineRule="auto" w:before="150" w:after="0"/>
+              <w:ind w:left="104" w:right="0" w:firstLine="0"/>
+              <w:jc w:val="left"/>
+            </w:pPr>
+            <w:r>
+              <w:rPr>
+                <w:rFonts w:ascii="Calibri" w:hAnsi="Calibri" w:eastAsia="Calibri"/>
+                <w:b/>
+                <w:i w:val="0"/>
+                <w:color w:val="000000"/>
+                <w:sz w:val="20"/>
+              </w:rPr>
+              <w:t xml:space="preserve">Others (Please Specify) </w:t>
+            </w:r>
+          </w:p>
+        </w:tc>
+      </w:tr>
+      <w:tr>
+        <w:trPr>
+          <w:trHeight w:hRule="exact" w:val="472"/>
+        </w:trPr>
+        <w:tc>
+          <w:tcPr>
+            <w:tcW w:type="dxa" w:w="10474"/>
+            <w:gridSpan w:val="4"/>
+            <w:tcBorders>
+              <w:start w:sz="3.1999999999999886" w:val="single" w:color="#000000"/>
+              <w:top w:sz="3.199999999999818" w:val="single" w:color="#000000"/>
+              <w:end w:sz="4.0" w:val="single" w:color="#000000"/>
+              <w:bottom w:sz="4.0" w:val="single" w:color="#000000"/>
+            </w:tcBorders>
+            <w:shd w:fill="f1f2f1"/>
+            <w:tcMar>
+              <w:start w:w="0" w:type="dxa"/>
+              <w:end w:w="0" w:type="dxa"/>
+            </w:tcMar>
+            <w:tcMar>
+              <w:start w:w="0" w:type="dxa"/>
+              <w:end w:w="0" w:type="dxa"/>
+            </w:tcMar>
+            <w:tcMar>
+              <w:start w:w="0" w:type="dxa"/>
+              <w:end w:w="0" w:type="dxa"/>
+            </w:tcMar>
+            <w:tcMar>
+              <w:start w:w="0" w:type="dxa"/>
+              <w:end w:w="0" w:type="dxa"/>
+            </w:tcMar>
+          </w:tcPr>
+          <w:p>
+            <w:pPr>
+              <w:autoSpaceDN w:val="0"/>
+              <w:autoSpaceDE w:val="0"/>
+              <w:widowControl/>
+              <w:spacing w:line="194" w:lineRule="auto" w:before="152" w:after="0"/>
+              <w:ind w:left="104" w:right="0" w:firstLine="0"/>
+              <w:jc w:val="left"/>
+            </w:pPr>
+            <w:r>
+              <w:rPr>
+                <w:rFonts w:ascii="Calibri" w:hAnsi="Calibri" w:eastAsia="Calibri"/>
+                <w:b/>
+                <w:i w:val="0"/>
+                <w:color w:val="000000"/>
+                <w:sz w:val="20"/>
+              </w:rPr>
+              <w:t xml:space="preserve">Retirement </w:t>
+            </w:r>
+          </w:p>
+        </w:tc>
+      </w:tr>
+      <w:tr>
+        <w:trPr>
+          <w:trHeight w:hRule="exact" w:val="474"/>
+        </w:trPr>
+        <w:tc>
+          <w:tcPr>
+            <w:tcW w:type="dxa" w:w="724"/>
+            <w:tcBorders>
+              <w:start w:sz="3.1999999999999886" w:val="single" w:color="#000000"/>
+              <w:top w:sz="4.0" w:val="single" w:color="#000000"/>
+              <w:end w:sz="4.0" w:val="single" w:color="#000000"/>
+              <w:bottom w:sz="3.199999999999818" w:val="single" w:color="#000000"/>
+            </w:tcBorders>
+            <w:tcMar>
+              <w:start w:w="0" w:type="dxa"/>
+              <w:end w:w="0" w:type="dxa"/>
+            </w:tcMar>
+          </w:tcPr>
+          <w:p>
+            <w:pPr>
+              <w:autoSpaceDN w:val="0"/>
+              <w:autoSpaceDE w:val="0"/>
+              <w:widowControl/>
+              <w:spacing w:line="240" w:lineRule="auto" w:before="124" w:after="0"/>
+              <w:ind w:left="0" w:right="0" w:firstLine="0"/>
+              <w:jc w:val="center"/>
+            </w:pPr>
+            <w:r>
+              <w:rPr>
+                <w:rFonts w:ascii="Wingdings 2" w:hAnsi="Wingdings 2" w:eastAsia="Wingdings 2"/>
+                <w:b w:val="0"/>
+                <w:i w:val="0"/>
+                <w:color w:val="000000"/>
+                <w:sz w:val="20"/>
+              </w:rPr>
+              <w:t></w:t>
+            </w:r>
+          </w:p>
+        </w:tc>
+        <w:tc>
+          <w:tcPr>
+            <w:tcW w:type="dxa" w:w="4578"/>
+            <w:tcBorders>
+              <w:start w:sz="4.0" w:val="single" w:color="#000000"/>
+              <w:top w:sz="4.0" w:val="single" w:color="#000000"/>
+              <w:end w:sz="4.0" w:val="single" w:color="#000000"/>
+              <w:bottom w:sz="3.199999999999818" w:val="single" w:color="#000000"/>
+            </w:tcBorders>
+            <w:tcMar>
+              <w:start w:w="0" w:type="dxa"/>
+              <w:end w:w="0" w:type="dxa"/>
+            </w:tcMar>
+          </w:tcPr>
+          <w:p>
+            <w:pPr>
+              <w:autoSpaceDN w:val="0"/>
+              <w:autoSpaceDE w:val="0"/>
+              <w:widowControl/>
+              <w:spacing w:line="197" w:lineRule="auto" w:before="150" w:after="0"/>
+              <w:ind w:left="102" w:right="0" w:firstLine="0"/>
+              <w:jc w:val="left"/>
+            </w:pPr>
+            <w:r>
+              <w:rPr>
+                <w:rFonts w:ascii="Calibri" w:hAnsi="Calibri" w:eastAsia="Calibri"/>
+                <w:b/>
+                <w:i w:val="0"/>
+                <w:color w:val="000000"/>
+                <w:sz w:val="20"/>
+              </w:rPr>
+              <w:t xml:space="preserve">Voluntary Retirement </w:t>
+            </w:r>
+          </w:p>
+        </w:tc>
+        <w:tc>
+          <w:tcPr>
+            <w:tcW w:type="dxa" w:w="716"/>
+            <w:tcBorders>
+              <w:start w:sz="4.0" w:val="single" w:color="#000000"/>
+              <w:top w:sz="4.0" w:val="single" w:color="#000000"/>
+              <w:end w:sz="3.199999999999818" w:val="single" w:color="#000000"/>
+              <w:bottom w:sz="3.199999999999818" w:val="single" w:color="#000000"/>
+            </w:tcBorders>
+            <w:tcMar>
+              <w:start w:w="0" w:type="dxa"/>
+              <w:end w:w="0" w:type="dxa"/>
+            </w:tcMar>
+          </w:tcPr>
+          <w:p>
+            <w:pPr>
+              <w:autoSpaceDN w:val="0"/>
+              <w:autoSpaceDE w:val="0"/>
+              <w:widowControl/>
+              <w:spacing w:line="240" w:lineRule="auto" w:before="124" w:after="0"/>
+              <w:ind w:left="0" w:right="0" w:firstLine="0"/>
+              <w:jc w:val="center"/>
+            </w:pPr>
+            <w:r>
+              <w:rPr>
+                <w:rFonts w:ascii="Wingdings 2" w:hAnsi="Wingdings 2" w:eastAsia="Wingdings 2"/>
+                <w:b w:val="0"/>
+                <w:i w:val="0"/>
+                <w:color w:val="000000"/>
+                <w:sz w:val="20"/>
+              </w:rPr>
+              <w:t></w:t>
+            </w:r>
+          </w:p>
+        </w:tc>
+        <w:tc>
+          <w:tcPr>
+            <w:tcW w:type="dxa" w:w="4456"/>
+            <w:tcBorders>
+              <w:start w:sz="3.199999999999818" w:val="single" w:color="#000000"/>
+              <w:top w:sz="4.0" w:val="single" w:color="#000000"/>
+              <w:end w:sz="4.0" w:val="single" w:color="#000000"/>
+              <w:bottom w:sz="3.199999999999818" w:val="single" w:color="#000000"/>
+            </w:tcBorders>
+            <w:tcMar>
+              <w:start w:w="0" w:type="dxa"/>
+              <w:end w:w="0" w:type="dxa"/>
+            </w:tcMar>
+          </w:tcPr>
+          <w:p>
+            <w:pPr>
+              <w:autoSpaceDN w:val="0"/>
+              <w:autoSpaceDE w:val="0"/>
+              <w:widowControl/>
+              <w:spacing w:line="197" w:lineRule="auto" w:before="150" w:after="0"/>
+              <w:ind w:left="104" w:right="0" w:firstLine="0"/>
+              <w:jc w:val="left"/>
+            </w:pPr>
+            <w:r>
+              <w:rPr>
+                <w:rFonts w:ascii="Calibri" w:hAnsi="Calibri" w:eastAsia="Calibri"/>
+                <w:b/>
+                <w:i w:val="0"/>
+                <w:color w:val="000000"/>
+                <w:sz w:val="20"/>
+              </w:rPr>
+              <w:t xml:space="preserve">Disability Retirement </w:t>
+            </w:r>
+          </w:p>
+        </w:tc>
+      </w:tr>
+      <w:tr>
+        <w:trPr>
+          <w:trHeight w:hRule="exact" w:val="472"/>
+        </w:trPr>
+        <w:tc>
+          <w:tcPr>
+            <w:tcW w:type="dxa" w:w="724"/>
+            <w:tcBorders>
+              <w:start w:sz="3.1999999999999886" w:val="single" w:color="#000000"/>
+              <w:top w:sz="3.199999999999818" w:val="single" w:color="#000000"/>
+              <w:end w:sz="4.0" w:val="single" w:color="#000000"/>
+              <w:bottom w:sz="4.0" w:val="single" w:color="#000000"/>
+            </w:tcBorders>
+            <w:tcMar>
+              <w:start w:w="0" w:type="dxa"/>
+              <w:end w:w="0" w:type="dxa"/>
+            </w:tcMar>
+          </w:tcPr>
+          <w:p>
+            <w:pPr>
+              <w:autoSpaceDN w:val="0"/>
+              <w:autoSpaceDE w:val="0"/>
+              <w:widowControl/>
+              <w:spacing w:line="238" w:lineRule="auto" w:before="126" w:after="0"/>
+              <w:ind w:left="0" w:right="0" w:firstLine="0"/>
+              <w:jc w:val="center"/>
+            </w:pPr>
+            <w:r>
+              <w:rPr>
+                <w:rFonts w:ascii="Wingdings 2" w:hAnsi="Wingdings 2" w:eastAsia="Wingdings 2"/>
+                <w:b w:val="0"/>
+                <w:i w:val="0"/>
+                <w:color w:val="000000"/>
+                <w:sz w:val="20"/>
+              </w:rPr>
+              <w:t></w:t>
+            </w:r>
+          </w:p>
+        </w:tc>
+        <w:tc>
+          <w:tcPr>
+            <w:tcW w:type="dxa" w:w="9750"/>
+            <w:gridSpan w:val="3"/>
+            <w:tcBorders>
+              <w:start w:sz="4.0" w:val="single" w:color="#000000"/>
+              <w:top w:sz="3.199999999999818" w:val="single" w:color="#000000"/>
+              <w:end w:sz="4.0" w:val="single" w:color="#000000"/>
+              <w:bottom w:sz="4.0" w:val="single" w:color="#000000"/>
+            </w:tcBorders>
+            <w:tcMar>
+              <w:start w:w="0" w:type="dxa"/>
+              <w:end w:w="0" w:type="dxa"/>
+            </w:tcMar>
+            <w:tcMar>
+              <w:start w:w="0" w:type="dxa"/>
+              <w:end w:w="0" w:type="dxa"/>
+            </w:tcMar>
+            <w:tcMar>
+              <w:start w:w="0" w:type="dxa"/>
+              <w:end w:w="0" w:type="dxa"/>
+            </w:tcMar>
+          </w:tcPr>
+          <w:p>
+            <w:pPr>
+              <w:autoSpaceDN w:val="0"/>
+              <w:autoSpaceDE w:val="0"/>
+              <w:widowControl/>
+              <w:spacing w:line="194" w:lineRule="auto" w:before="152" w:after="0"/>
+              <w:ind w:left="102" w:right="0" w:firstLine="0"/>
+              <w:jc w:val="left"/>
+            </w:pPr>
+            <w:r>
+              <w:rPr>
+                <w:rFonts w:ascii="Calibri" w:hAnsi="Calibri" w:eastAsia="Calibri"/>
+                <w:b/>
+                <w:i w:val="0"/>
+                <w:color w:val="000000"/>
+                <w:sz w:val="20"/>
+              </w:rPr>
+              <w:t xml:space="preserve">Regular Retirement </w:t>
+            </w:r>
+          </w:p>
+        </w:tc>
+      </w:tr>
+    </w:tbl>
+    <w:p>
+      <w:pPr>
+        <w:autoSpaceDN w:val="0"/>
+        <w:autoSpaceDE w:val="0"/>
+        <w:widowControl/>
+        <w:spacing w:line="244" w:lineRule="exact" w:before="0" w:after="0"/>
+        <w:ind w:left="0" w:right="0"/>
+      </w:pPr>
+    </w:p>
+    <w:tbl>
+      <w:tblPr>
+        <w:tblW w:type="auto" w:w="0"/>
+        <w:tblLayout w:type="fixed"/>
+        <w:tblLook w:firstColumn="1" w:firstRow="1" w:lastColumn="0" w:lastRow="0" w:noHBand="0" w:noVBand="1" w:val="04A0"/>
+        <w:tblInd w:w="816.0" w:type="dxa"/>
+      </w:tblPr>
+      <w:tblGrid>
+        <w:gridCol w:w="9026"/>
+      </w:tblGrid>
+      <w:tr>
+        <w:trPr>
+          <w:trHeight w:hRule="exact" w:val="456"/>
+        </w:trPr>
+        <w:tc>
+          <w:tcPr>
+            <w:tcW w:type="dxa" w:w="10484"/>
+            <w:tcBorders>
+              <w:start w:sz="3.1999999999999886" w:val="single" w:color="#000000"/>
+              <w:top w:sz="4.0" w:val="single" w:color="#000000"/>
+              <w:end w:sz="4.0" w:val="single" w:color="#000000"/>
+              <w:bottom w:sz="4.0" w:val="single" w:color="#000000"/>
+            </w:tcBorders>
+            <w:shd w:fill="c00000"/>
+            <w:tcMar>
+              <w:start w:w="0" w:type="dxa"/>
+              <w:end w:w="0" w:type="dxa"/>
+            </w:tcMar>
+          </w:tcPr>
+          <w:p>
+            <w:pPr>
+              <w:autoSpaceDN w:val="0"/>
+              <w:autoSpaceDE w:val="0"/>
+              <w:widowControl/>
+              <w:spacing w:line="194" w:lineRule="auto" w:before="142" w:after="0"/>
+              <w:ind w:left="104" w:right="0" w:firstLine="0"/>
+              <w:jc w:val="left"/>
+            </w:pPr>
+            <w:r>
+              <w:rPr>
+                <w:rFonts w:ascii="Calibri" w:hAnsi="Calibri" w:eastAsia="Calibri"/>
+                <w:b/>
+                <w:i w:val="0"/>
+                <w:color w:val="FFFFFF"/>
+                <w:sz w:val="20"/>
+              </w:rPr>
+              <w:t xml:space="preserve">Plans After Leaving </w:t>
+            </w:r>
+          </w:p>
+          <w:p>
+            <w:r>
+              <w:br/>
+            </w:r>
+            <w:r>
               <w:t>{{ plans_after_leaving }}</w:t>
             </w:r>
           </w:p>
         </w:tc>
       </w:tr>
       <w:tr>
+        <w:trPr>
+          <w:trHeight w:hRule="exact" w:val="972"/>
+        </w:trPr>
         <w:tc>
           <w:tcPr>
-            <w:tcW w:type="dxa" w:w="4320"/>
+            <w:tcW w:type="dxa" w:w="10484"/>
+            <w:tcBorders>
+              <w:start w:sz="3.1999999999999886" w:val="single" w:color="#000000"/>
+              <w:top w:sz="4.0" w:val="single" w:color="#000000"/>
+              <w:end w:sz="4.0" w:val="single" w:color="#000000"/>
+              <w:bottom w:sz="4.0" w:val="single" w:color="#000000"/>
+            </w:tcBorders>
+            <w:tcMar>
+              <w:start w:w="0" w:type="dxa"/>
+              <w:end w:w="0" w:type="dxa"/>
+            </w:tcMar>
+          </w:tcPr>
+          <w:p/>
+        </w:tc>
+      </w:tr>
+    </w:tbl>
+    <w:p>
+      <w:pPr>
+        <w:autoSpaceDN w:val="0"/>
+        <w:autoSpaceDE w:val="0"/>
+        <w:widowControl/>
+        <w:spacing w:line="240" w:lineRule="auto" w:before="1222" w:after="356"/>
+        <w:ind w:left="0" w:right="0" w:firstLine="0"/>
+        <w:jc w:val="left"/>
+      </w:pPr>
+      <w:r>
+        <w:drawing>
+          <wp:inline xmlns:a="http://schemas.openxmlformats.org/drawingml/2006/main" xmlns:pic="http://schemas.openxmlformats.org/drawingml/2006/picture">
+            <wp:extent cx="6616700" cy="203200"/>
+            <wp:docPr id="3" name="Picture 3"/>
+            <wp:cNvGraphicFramePr>
+              <a:graphicFrameLocks noChangeAspect="1"/>
+            </wp:cNvGraphicFramePr>
+            <a:graphic>
+              <a:graphicData uri="http://schemas.openxmlformats.org/drawingml/2006/picture">
+                <pic:pic>
+                  <pic:nvPicPr>
+                    <pic:cNvPr id="0" name="image.png"/>
+                    <pic:cNvPicPr/>
+                  </pic:nvPicPr>
+                  <pic:blipFill>
+                    <a:blip r:embed="rId11"/>
+                    <a:stretch>
+                      <a:fillRect/>
+                    </a:stretch>
+                  </pic:blipFill>
+                  <pic:spPr>
+                    <a:xfrm>
+                      <a:off x="0" y="0"/>
+                      <a:ext cx="6616700" cy="203200"/>
+                    </a:xfrm>
+                    <a:prstGeom prst="rect"/>
+                  </pic:spPr>
+                </pic:pic>
+              </a:graphicData>
+            </a:graphic>
+          </wp:inline>
+        </w:drawing>
+      </w:r>
+    </w:p>
+    <w:tbl>
+      <w:tblPr>
+        <w:tblW w:type="auto" w:w="0"/>
+        <w:tblLayout w:type="fixed"/>
+        <w:tblLook w:firstColumn="1" w:firstRow="1" w:lastColumn="0" w:lastRow="0" w:noHBand="0" w:noVBand="1" w:val="04A0"/>
+        <w:tblInd w:w="620.0" w:type="dxa"/>
+      </w:tblPr>
+      <w:tblGrid>
+        <w:gridCol w:w="1504"/>
+        <w:gridCol w:w="1504"/>
+        <w:gridCol w:w="1504"/>
+        <w:gridCol w:w="1504"/>
+        <w:gridCol w:w="1504"/>
+        <w:gridCol w:w="1504"/>
+      </w:tblGrid>
+      <w:tr>
+        <w:trPr>
+          <w:trHeight w:hRule="exact" w:val="292"/>
+        </w:trPr>
+        <w:tc>
+          <w:tcPr>
+            <w:tcW w:type="dxa" w:w="1080"/>
+            <w:vMerge w:val="restart"/>
+            <w:tcBorders/>
+            <w:tcMar>
+              <w:start w:w="0" w:type="dxa"/>
+              <w:end w:w="0" w:type="dxa"/>
+            </w:tcMar>
+            <w:tcMar>
+              <w:start w:w="0" w:type="dxa"/>
+              <w:end w:w="0" w:type="dxa"/>
+            </w:tcMar>
           </w:tcPr>
           <w:p>
+            <w:pPr>
+              <w:autoSpaceDN w:val="0"/>
+              <w:autoSpaceDE w:val="0"/>
+              <w:widowControl/>
+              <w:spacing w:line="240" w:lineRule="auto" w:before="110" w:after="0"/>
+              <w:ind w:left="0" w:right="40" w:firstLine="0"/>
+              <w:jc w:val="right"/>
+            </w:pPr>
             <w:r>
-              <w:t>Feedback on Pay &amp; Benefits / ملاحظات حول الراتب والمزايا</w:t>
+              <w:drawing>
+                <wp:inline xmlns:a="http://schemas.openxmlformats.org/drawingml/2006/main" xmlns:pic="http://schemas.openxmlformats.org/drawingml/2006/picture">
+                  <wp:extent cx="251459" cy="252730"/>
+                  <wp:docPr id="4" name="Picture 4"/>
+                  <wp:cNvGraphicFramePr>
+                    <a:graphicFrameLocks noChangeAspect="1"/>
+                  </wp:cNvGraphicFramePr>
+                  <a:graphic>
+                    <a:graphicData uri="http://schemas.openxmlformats.org/drawingml/2006/picture">
+                      <pic:pic>
+                        <pic:nvPicPr>
+                          <pic:cNvPr id="0" name="image.png"/>
+                          <pic:cNvPicPr/>
+                        </pic:nvPicPr>
+                        <pic:blipFill>
+                          <a:blip r:embed="rId12"/>
+                          <a:stretch>
+                            <a:fillRect/>
+                          </a:stretch>
+                        </pic:blipFill>
+                        <pic:spPr>
+                          <a:xfrm>
+                            <a:off x="0" y="0"/>
+                            <a:ext cx="251459" cy="252730"/>
+                          </a:xfrm>
+                          <a:prstGeom prst="rect"/>
+                        </pic:spPr>
+                      </pic:pic>
+                    </a:graphicData>
+                  </a:graphic>
+                </wp:inline>
+              </w:drawing>
             </w:r>
           </w:p>
         </w:tc>
         <w:tc>
           <w:tcPr>
-            <w:tcW w:type="dxa" w:w="4320"/>
+            <w:tcW w:type="dxa" w:w="2460"/>
+            <w:vMerge w:val="restart"/>
+            <w:tcBorders/>
+            <w:tcMar>
+              <w:start w:w="0" w:type="dxa"/>
+              <w:end w:w="0" w:type="dxa"/>
+            </w:tcMar>
+            <w:tcMar>
+              <w:start w:w="0" w:type="dxa"/>
+              <w:end w:w="0" w:type="dxa"/>
+            </w:tcMar>
           </w:tcPr>
           <w:p>
+            <w:pPr>
+              <w:autoSpaceDN w:val="0"/>
+              <w:autoSpaceDE w:val="0"/>
+              <w:widowControl/>
+              <w:spacing w:line="197" w:lineRule="auto" w:before="248" w:after="0"/>
+              <w:ind w:left="48" w:right="0" w:firstLine="0"/>
+              <w:jc w:val="left"/>
+            </w:pPr>
             <w:r>
               <w:rPr>
+                <w:rFonts w:ascii="Calibri" w:hAnsi="Calibri" w:eastAsia="Calibri"/>
+                <w:b w:val="0"/>
+                <w:i w:val="0"/>
+                <w:color w:val="A09F9F"/>
+                <w:sz w:val="16"/>
+              </w:rPr>
+              <w:t>Abu Dhabi, United Arab Emirates</w:t>
+            </w:r>
+          </w:p>
+        </w:tc>
+        <w:tc>
+          <w:tcPr>
+            <w:tcW w:type="dxa" w:w="980"/>
+            <w:vMerge w:val="restart"/>
+            <w:tcBorders/>
+            <w:tcMar>
+              <w:start w:w="0" w:type="dxa"/>
+              <w:end w:w="0" w:type="dxa"/>
+            </w:tcMar>
+            <w:tcMar>
+              <w:start w:w="0" w:type="dxa"/>
+              <w:end w:w="0" w:type="dxa"/>
+            </w:tcMar>
+          </w:tcPr>
+          <w:p>
+            <w:pPr>
+              <w:autoSpaceDN w:val="0"/>
+              <w:autoSpaceDE w:val="0"/>
+              <w:widowControl/>
+              <w:spacing w:line="240" w:lineRule="auto" w:before="78" w:after="0"/>
+              <w:ind w:left="0" w:right="112" w:firstLine="0"/>
+              <w:jc w:val="right"/>
+            </w:pPr>
+            <w:r>
+              <w:drawing>
+                <wp:inline xmlns:a="http://schemas.openxmlformats.org/drawingml/2006/main" xmlns:pic="http://schemas.openxmlformats.org/drawingml/2006/picture">
+                  <wp:extent cx="251460" cy="252729"/>
+                  <wp:docPr id="5" name="Picture 5"/>
+                  <wp:cNvGraphicFramePr>
+                    <a:graphicFrameLocks noChangeAspect="1"/>
+                  </wp:cNvGraphicFramePr>
+                  <a:graphic>
+                    <a:graphicData uri="http://schemas.openxmlformats.org/drawingml/2006/picture">
+                      <pic:pic>
+                        <pic:nvPicPr>
+                          <pic:cNvPr id="0" name="image.png"/>
+                          <pic:cNvPicPr/>
+                        </pic:nvPicPr>
+                        <pic:blipFill>
+                          <a:blip r:embed="rId13"/>
+                          <a:stretch>
+                            <a:fillRect/>
+                          </a:stretch>
+                        </pic:blipFill>
+                        <pic:spPr>
+                          <a:xfrm>
+                            <a:off x="0" y="0"/>
+                            <a:ext cx="251460" cy="252729"/>
+                          </a:xfrm>
+                          <a:prstGeom prst="rect"/>
+                        </pic:spPr>
+                      </pic:pic>
+                    </a:graphicData>
+                  </a:graphic>
+                </wp:inline>
+              </w:drawing>
+            </w:r>
+          </w:p>
+        </w:tc>
+        <w:tc>
+          <w:tcPr>
+            <w:tcW w:type="dxa" w:w="2200"/>
+            <w:tcBorders/>
+            <w:tcMar>
+              <w:start w:w="0" w:type="dxa"/>
+              <w:end w:w="0" w:type="dxa"/>
+            </w:tcMar>
+          </w:tcPr>
+          <w:p>
+            <w:pPr>
+              <w:autoSpaceDN w:val="0"/>
+              <w:autoSpaceDE w:val="0"/>
+              <w:widowControl/>
+              <w:spacing w:line="175" w:lineRule="auto" w:before="48" w:after="0"/>
+              <w:ind w:left="136" w:right="0" w:firstLine="0"/>
+              <w:jc w:val="left"/>
+            </w:pPr>
+            <w:r>
+              <w:rPr>
+                <w:rFonts w:ascii="Myanmar Text" w:hAnsi="Myanmar Text" w:eastAsia="Myanmar Text"/>
+                <w:b w:val="0"/>
+                <w:i w:val="0"/>
+                <w:color w:val="A09F9F"/>
+                <w:sz w:val="18"/>
+              </w:rPr>
+              <w:hyperlink r:id="rId14" w:history="1">
+                <w:r>
+                  <w:rPr>
+                    <w:rStyle w:val="Hyperlink"/>
+                  </w:rPr>
+                  <w:t>info@gss-group.net</w:t>
+                </w:r>
+              </w:hyperlink>
+            </w:r>
+          </w:p>
+        </w:tc>
+        <w:tc>
+          <w:tcPr>
+            <w:tcW w:type="dxa" w:w="1120"/>
+            <w:vMerge w:val="restart"/>
+            <w:tcBorders/>
+            <w:tcMar>
+              <w:start w:w="0" w:type="dxa"/>
+              <w:end w:w="0" w:type="dxa"/>
+            </w:tcMar>
+            <w:tcMar>
+              <w:start w:w="0" w:type="dxa"/>
+              <w:end w:w="0" w:type="dxa"/>
+            </w:tcMar>
+          </w:tcPr>
+          <w:p>
+            <w:pPr>
+              <w:autoSpaceDN w:val="0"/>
+              <w:autoSpaceDE w:val="0"/>
+              <w:widowControl/>
+              <w:spacing w:line="240" w:lineRule="auto" w:before="92" w:after="0"/>
+              <w:ind w:left="0" w:right="76" w:firstLine="0"/>
+              <w:jc w:val="right"/>
+            </w:pPr>
+            <w:r>
+              <w:drawing>
+                <wp:inline xmlns:a="http://schemas.openxmlformats.org/drawingml/2006/main" xmlns:pic="http://schemas.openxmlformats.org/drawingml/2006/picture">
+                  <wp:extent cx="251460" cy="252729"/>
+                  <wp:docPr id="6" name="Picture 6"/>
+                  <wp:cNvGraphicFramePr>
+                    <a:graphicFrameLocks noChangeAspect="1"/>
+                  </wp:cNvGraphicFramePr>
+                  <a:graphic>
+                    <a:graphicData uri="http://schemas.openxmlformats.org/drawingml/2006/picture">
+                      <pic:pic>
+                        <pic:nvPicPr>
+                          <pic:cNvPr id="0" name="image.png"/>
+                          <pic:cNvPicPr/>
+                        </pic:nvPicPr>
+                        <pic:blipFill>
+                          <a:blip r:embed="rId15"/>
+                          <a:stretch>
+                            <a:fillRect/>
+                          </a:stretch>
+                        </pic:blipFill>
+                        <pic:spPr>
+                          <a:xfrm>
+                            <a:off x="0" y="0"/>
+                            <a:ext cx="251460" cy="252729"/>
+                          </a:xfrm>
+                          <a:prstGeom prst="rect"/>
+                        </pic:spPr>
+                      </pic:pic>
+                    </a:graphicData>
+                  </a:graphic>
+                </wp:inline>
+              </w:drawing>
+            </w:r>
+          </w:p>
+        </w:tc>
+        <w:tc>
+          <w:tcPr>
+            <w:tcW w:type="dxa" w:w="2600"/>
+            <w:tcBorders/>
+            <w:tcMar>
+              <w:start w:w="0" w:type="dxa"/>
+              <w:end w:w="0" w:type="dxa"/>
+            </w:tcMar>
+          </w:tcPr>
+          <w:p>
+            <w:pPr>
+              <w:autoSpaceDN w:val="0"/>
+              <w:autoSpaceDE w:val="0"/>
+              <w:widowControl/>
+              <w:spacing w:line="175" w:lineRule="auto" w:before="46" w:after="0"/>
+              <w:ind w:left="112" w:right="0" w:firstLine="0"/>
+              <w:jc w:val="left"/>
+            </w:pPr>
+            <w:r>
+              <w:rPr>
+                <w:rFonts w:ascii="Myanmar Text" w:hAnsi="Myanmar Text" w:eastAsia="Myanmar Text"/>
+                <w:b w:val="0"/>
+                <w:i w:val="0"/>
+                <w:color w:val="A09F9F"/>
+                <w:sz w:val="18"/>
+              </w:rPr>
+              <w:t>Phone: +9712 6666898</w:t>
+            </w:r>
+          </w:p>
+        </w:tc>
+      </w:tr>
+      <w:tr>
+        <w:trPr>
+          <w:trHeight w:hRule="exact" w:val="220"/>
+        </w:trPr>
+        <w:tc>
+          <w:tcPr>
+            <w:tcW w:type="dxa" w:w="1504"/>
+            <w:vMerge/>
+            <w:tcBorders/>
+          </w:tcPr>
+          <w:p/>
+        </w:tc>
+        <w:tc>
+          <w:tcPr>
+            <w:tcW w:type="dxa" w:w="1504"/>
+            <w:vMerge/>
+            <w:tcBorders/>
+          </w:tcPr>
+          <w:p/>
+        </w:tc>
+        <w:tc>
+          <w:tcPr>
+            <w:tcW w:type="dxa" w:w="1504"/>
+            <w:vMerge/>
+            <w:tcBorders/>
+          </w:tcPr>
+          <w:p/>
+        </w:tc>
+        <w:tc>
+          <w:tcPr>
+            <w:tcW w:type="dxa" w:w="2200"/>
+            <w:tcBorders/>
+            <w:tcMar>
+              <w:start w:w="0" w:type="dxa"/>
+              <w:end w:w="0" w:type="dxa"/>
+            </w:tcMar>
+          </w:tcPr>
+          <w:p>
+            <w:pPr>
+              <w:autoSpaceDN w:val="0"/>
+              <w:autoSpaceDE w:val="0"/>
+              <w:widowControl/>
+              <w:spacing w:line="175" w:lineRule="auto" w:before="0" w:after="0"/>
+              <w:ind w:left="152" w:right="0" w:firstLine="0"/>
+              <w:jc w:val="left"/>
+            </w:pPr>
+            <w:r>
+              <w:rPr>
+                <w:rFonts w:ascii="Myanmar Text" w:hAnsi="Myanmar Text" w:eastAsia="Myanmar Text"/>
+                <w:b w:val="0"/>
+                <w:i w:val="0"/>
+                <w:color w:val="A09F9F"/>
+                <w:sz w:val="18"/>
+              </w:rPr>
+              <w:hyperlink r:id="rId14" w:history="1">
+                <w:r>
+                  <w:rPr>
+                    <w:rStyle w:val="Hyperlink"/>
+                  </w:rPr>
+                  <w:t>www.gss-group.net</w:t>
+                </w:r>
+              </w:hyperlink>
+            </w:r>
+          </w:p>
+        </w:tc>
+        <w:tc>
+          <w:tcPr>
+            <w:tcW w:type="dxa" w:w="1504"/>
+            <w:vMerge/>
+            <w:tcBorders/>
+          </w:tcPr>
+          <w:p/>
+        </w:tc>
+        <w:tc>
+          <w:tcPr>
+            <w:tcW w:type="dxa" w:w="2600"/>
+            <w:tcBorders/>
+            <w:tcMar>
+              <w:start w:w="0" w:type="dxa"/>
+              <w:end w:w="0" w:type="dxa"/>
+            </w:tcMar>
+          </w:tcPr>
+          <w:p>
+            <w:pPr>
+              <w:autoSpaceDN w:val="0"/>
+              <w:autoSpaceDE w:val="0"/>
+              <w:widowControl/>
+              <w:spacing w:line="240" w:lineRule="auto" w:before="0" w:after="0"/>
+              <w:ind w:left="112" w:right="0" w:firstLine="0"/>
+              <w:jc w:val="left"/>
+            </w:pPr>
+            <w:r>
+              <w:rPr>
+                <w:rFonts w:ascii="Gill Sans MT" w:hAnsi="Gill Sans MT" w:eastAsia="Gill Sans MT"/>
+                <w:b w:val="0"/>
+                <w:i w:val="0"/>
+                <w:color w:val="A09F9F"/>
+                <w:sz w:val="19"/>
+              </w:rPr>
+              <w:t>Fax: +971 2 666 8980</w:t>
+            </w:r>
+          </w:p>
+        </w:tc>
+      </w:tr>
+    </w:tbl>
+    <w:p>
+      <w:pPr>
+        <w:autoSpaceDN w:val="0"/>
+        <w:autoSpaceDE w:val="0"/>
+        <w:widowControl/>
+        <w:spacing w:line="14" w:lineRule="exact" w:before="0" w:after="0"/>
+        <w:ind w:left="0" w:right="0"/>
+      </w:pPr>
+    </w:p>
+    <w:p>
+      <w:pPr>
+        <w:sectPr>
+          <w:pgSz w:w="11906" w:h="16838"/>
+          <w:pgMar w:top="300" w:right="0" w:bottom="226" w:left="0" w:header="720" w:footer="720" w:gutter="0"/>
+          <w:cols/>
+          <w:docGrid w:linePitch="360"/>
+        </w:sectPr>
+      </w:pPr>
+    </w:p>
+    <w:p>
+      <w:pPr>
+        <w:autoSpaceDN w:val="0"/>
+        <w:autoSpaceDE w:val="0"/>
+        <w:widowControl/>
+        <w:spacing w:line="220" w:lineRule="exact" w:before="0" w:after="100"/>
+        <w:ind w:left="0" w:right="0"/>
+      </w:pPr>
+    </w:p>
+    <w:p>
+      <w:pPr>
+        <w:autoSpaceDN w:val="0"/>
+        <w:autoSpaceDE w:val="0"/>
+        <w:widowControl/>
+        <w:spacing w:line="240" w:lineRule="auto" w:before="0" w:after="0"/>
+        <w:ind w:left="800" w:right="0" w:firstLine="0"/>
+        <w:jc w:val="left"/>
+      </w:pPr>
+      <w:r>
+        <w:drawing>
+          <wp:inline xmlns:a="http://schemas.openxmlformats.org/drawingml/2006/main" xmlns:pic="http://schemas.openxmlformats.org/drawingml/2006/picture">
+            <wp:extent cx="1727200" cy="558800"/>
+            <wp:docPr id="7" name="Picture 7"/>
+            <wp:cNvGraphicFramePr>
+              <a:graphicFrameLocks noChangeAspect="1"/>
+            </wp:cNvGraphicFramePr>
+            <a:graphic>
+              <a:graphicData uri="http://schemas.openxmlformats.org/drawingml/2006/picture">
+                <pic:pic>
+                  <pic:nvPicPr>
+                    <pic:cNvPr id="0" name="image.png"/>
+                    <pic:cNvPicPr/>
+                  </pic:nvPicPr>
+                  <pic:blipFill>
+                    <a:blip r:embed="rId16"/>
+                    <a:stretch>
+                      <a:fillRect/>
+                    </a:stretch>
+                  </pic:blipFill>
+                  <pic:spPr>
+                    <a:xfrm>
+                      <a:off x="0" y="0"/>
+                      <a:ext cx="1727200" cy="558800"/>
+                    </a:xfrm>
+                    <a:prstGeom prst="rect"/>
+                  </pic:spPr>
+                </pic:pic>
+              </a:graphicData>
+            </a:graphic>
+          </wp:inline>
+        </w:drawing>
+      </w:r>
+    </w:p>
+    <w:p>
+      <w:pPr>
+        <w:autoSpaceDN w:val="0"/>
+        <w:autoSpaceDE w:val="0"/>
+        <w:widowControl/>
+        <w:spacing w:line="240" w:lineRule="auto" w:before="180" w:after="200"/>
+        <w:ind w:left="1380" w:right="0" w:firstLine="0"/>
+        <w:jc w:val="left"/>
+      </w:pPr>
+      <w:r>
+        <w:drawing>
+          <wp:inline xmlns:a="http://schemas.openxmlformats.org/drawingml/2006/main" xmlns:pic="http://schemas.openxmlformats.org/drawingml/2006/picture">
+            <wp:extent cx="6654800" cy="215900"/>
+            <wp:docPr id="8" name="Picture 8"/>
+            <wp:cNvGraphicFramePr>
+              <a:graphicFrameLocks noChangeAspect="1"/>
+            </wp:cNvGraphicFramePr>
+            <a:graphic>
+              <a:graphicData uri="http://schemas.openxmlformats.org/drawingml/2006/picture">
+                <pic:pic>
+                  <pic:nvPicPr>
+                    <pic:cNvPr id="0" name="image.png"/>
+                    <pic:cNvPicPr/>
+                  </pic:nvPicPr>
+                  <pic:blipFill>
+                    <a:blip r:embed="rId17"/>
+                    <a:stretch>
+                      <a:fillRect/>
+                    </a:stretch>
+                  </pic:blipFill>
+                  <pic:spPr>
+                    <a:xfrm>
+                      <a:off x="0" y="0"/>
+                      <a:ext cx="6654800" cy="215900"/>
+                    </a:xfrm>
+                    <a:prstGeom prst="rect"/>
+                  </pic:spPr>
+                </pic:pic>
+              </a:graphicData>
+            </a:graphic>
+          </wp:inline>
+        </w:drawing>
+      </w:r>
+    </w:p>
+    <w:tbl>
+      <w:tblPr>
+        <w:tblW w:type="auto" w:w="0"/>
+        <w:tblLayout w:type="fixed"/>
+        <w:tblLook w:firstColumn="1" w:firstRow="1" w:lastColumn="0" w:lastRow="0" w:noHBand="0" w:noVBand="1" w:val="04A0"/>
+        <w:tblInd w:w="816.0" w:type="dxa"/>
+      </w:tblPr>
+      <w:tblGrid>
+        <w:gridCol w:w="2088"/>
+        <w:gridCol w:w="2088"/>
+        <w:gridCol w:w="2088"/>
+        <w:gridCol w:w="2088"/>
+        <w:gridCol w:w="2088"/>
+      </w:tblGrid>
+      <w:tr>
+        <w:trPr>
+          <w:trHeight w:hRule="exact" w:val="762"/>
+        </w:trPr>
+        <w:tc>
+          <w:tcPr>
+            <w:tcW w:type="dxa" w:w="10544"/>
+            <w:gridSpan w:val="5"/>
+            <w:tcBorders>
+              <w:start w:sz="3.1999999999999886" w:val="single" w:color="#000000"/>
+              <w:top w:sz="4.0" w:val="single" w:color="#000000"/>
+              <w:end w:sz="4.0" w:val="single" w:color="#000000"/>
+              <w:bottom w:sz="4.0" w:val="single" w:color="#000000"/>
+            </w:tcBorders>
+            <w:shd w:fill="c00000"/>
+            <w:tcMar>
+              <w:start w:w="0" w:type="dxa"/>
+              <w:end w:w="0" w:type="dxa"/>
+            </w:tcMar>
+            <w:tcMar>
+              <w:start w:w="0" w:type="dxa"/>
+              <w:end w:w="0" w:type="dxa"/>
+            </w:tcMar>
+            <w:tcMar>
+              <w:start w:w="0" w:type="dxa"/>
+              <w:end w:w="0" w:type="dxa"/>
+            </w:tcMar>
+            <w:tcMar>
+              <w:start w:w="0" w:type="dxa"/>
+              <w:end w:w="0" w:type="dxa"/>
+            </w:tcMar>
+            <w:tcMar>
+              <w:start w:w="0" w:type="dxa"/>
+              <w:end w:w="0" w:type="dxa"/>
+            </w:tcMar>
+          </w:tcPr>
+          <w:p>
+            <w:pPr>
+              <w:autoSpaceDN w:val="0"/>
+              <w:autoSpaceDE w:val="0"/>
+              <w:widowControl/>
+              <w:spacing w:line="281" w:lineRule="auto" w:before="100" w:after="0"/>
+              <w:ind w:left="104" w:right="720" w:firstLine="0"/>
+              <w:jc w:val="left"/>
+            </w:pPr>
+            <w:r>
+              <w:rPr>
+                <w:rFonts w:ascii="Calibri" w:hAnsi="Calibri" w:eastAsia="Calibri"/>
+                <w:b/>
+                <w:i w:val="0"/>
+                <w:color w:val="FFFFFF"/>
                 <w:sz w:val="20"/>
               </w:rPr>
+              <w:t xml:space="preserve">Part 2: Comments / Suggestions for Improvement </w:t>
+            </w:r>
+            <w:r>
+              <w:br/>
+            </w:r>
+            <w:r>
+              <w:rPr>
+                <w:rFonts w:ascii="Calibri" w:hAnsi="Calibri" w:eastAsia="Calibri"/>
+                <w:b/>
+                <w:i w:val="0"/>
+                <w:color w:val="FFFFFF"/>
+                <w:sz w:val="18"/>
+              </w:rPr>
+              <w:t xml:space="preserve">We are interested in what our employees have to say about their work experience with the company. Please complete the form </w:t>
+            </w:r>
+          </w:p>
+        </w:tc>
+      </w:tr>
+      <w:tr>
+        <w:trPr>
+          <w:trHeight w:hRule="exact" w:val="420"/>
+        </w:trPr>
+        <w:tc>
+          <w:tcPr>
+            <w:tcW w:type="dxa" w:w="10544"/>
+            <w:gridSpan w:val="5"/>
+            <w:tcBorders>
+              <w:start w:sz="3.1999999999999886" w:val="single" w:color="#000000"/>
+              <w:top w:sz="4.0" w:val="single" w:color="#000000"/>
+              <w:end w:sz="4.0" w:val="single" w:color="#000000"/>
+              <w:bottom w:sz="4.0" w:val="single" w:color="#000000"/>
+            </w:tcBorders>
+            <w:shd w:fill="f1f2f1"/>
+            <w:tcMar>
+              <w:start w:w="0" w:type="dxa"/>
+              <w:end w:w="0" w:type="dxa"/>
+            </w:tcMar>
+            <w:tcMar>
+              <w:start w:w="0" w:type="dxa"/>
+              <w:end w:w="0" w:type="dxa"/>
+            </w:tcMar>
+            <w:tcMar>
+              <w:start w:w="0" w:type="dxa"/>
+              <w:end w:w="0" w:type="dxa"/>
+            </w:tcMar>
+            <w:tcMar>
+              <w:start w:w="0" w:type="dxa"/>
+              <w:end w:w="0" w:type="dxa"/>
+            </w:tcMar>
+            <w:tcMar>
+              <w:start w:w="0" w:type="dxa"/>
+              <w:end w:w="0" w:type="dxa"/>
+            </w:tcMar>
+          </w:tcPr>
+          <w:p>
+            <w:pPr>
+              <w:autoSpaceDN w:val="0"/>
+              <w:autoSpaceDE w:val="0"/>
+              <w:widowControl/>
+              <w:spacing w:line="194" w:lineRule="auto" w:before="154" w:after="0"/>
+              <w:ind w:left="104" w:right="0" w:firstLine="0"/>
+              <w:jc w:val="left"/>
+            </w:pPr>
+            <w:r>
+              <w:rPr>
+                <w:rFonts w:ascii="Calibri" w:hAnsi="Calibri" w:eastAsia="Calibri"/>
+                <w:b/>
+                <w:i w:val="0"/>
+                <w:color w:val="000000"/>
+                <w:sz w:val="20"/>
+              </w:rPr>
+              <w:t xml:space="preserve">What do you like most about your job? </w:t>
+            </w:r>
+          </w:p>
+        </w:tc>
+      </w:tr>
+      <w:tr>
+        <w:trPr>
+          <w:trHeight w:hRule="exact" w:val="812"/>
+        </w:trPr>
+        <w:tc>
+          <w:tcPr>
+            <w:tcW w:type="dxa" w:w="10544"/>
+            <w:gridSpan w:val="5"/>
+            <w:tcBorders>
+              <w:start w:sz="3.1999999999999886" w:val="single" w:color="#000000"/>
+              <w:top w:sz="4.0" w:val="single" w:color="#000000"/>
+              <w:end w:sz="4.0" w:val="single" w:color="#000000"/>
+              <w:bottom w:sz="4.0" w:val="single" w:color="#000000"/>
+            </w:tcBorders>
+            <w:tcMar>
+              <w:start w:w="0" w:type="dxa"/>
+              <w:end w:w="0" w:type="dxa"/>
+            </w:tcMar>
+            <w:tcMar>
+              <w:start w:w="0" w:type="dxa"/>
+              <w:end w:w="0" w:type="dxa"/>
+            </w:tcMar>
+            <w:tcMar>
+              <w:start w:w="0" w:type="dxa"/>
+              <w:end w:w="0" w:type="dxa"/>
+            </w:tcMar>
+            <w:tcMar>
+              <w:start w:w="0" w:type="dxa"/>
+              <w:end w:w="0" w:type="dxa"/>
+            </w:tcMar>
+            <w:tcMar>
+              <w:start w:w="0" w:type="dxa"/>
+              <w:end w:w="0" w:type="dxa"/>
+            </w:tcMar>
+          </w:tcPr>
+          <w:p/>
+        </w:tc>
+      </w:tr>
+      <w:tr>
+        <w:trPr>
+          <w:trHeight w:hRule="exact" w:val="420"/>
+        </w:trPr>
+        <w:tc>
+          <w:tcPr>
+            <w:tcW w:type="dxa" w:w="10544"/>
+            <w:gridSpan w:val="5"/>
+            <w:tcBorders>
+              <w:start w:sz="3.1999999999999886" w:val="single" w:color="#000000"/>
+              <w:top w:sz="4.0" w:val="single" w:color="#000000"/>
+              <w:end w:sz="4.0" w:val="single" w:color="#000000"/>
+              <w:bottom w:sz="4.0" w:val="single" w:color="#000000"/>
+            </w:tcBorders>
+            <w:shd w:fill="f1f2f1"/>
+            <w:tcMar>
+              <w:start w:w="0" w:type="dxa"/>
+              <w:end w:w="0" w:type="dxa"/>
+            </w:tcMar>
+            <w:tcMar>
+              <w:start w:w="0" w:type="dxa"/>
+              <w:end w:w="0" w:type="dxa"/>
+            </w:tcMar>
+            <w:tcMar>
+              <w:start w:w="0" w:type="dxa"/>
+              <w:end w:w="0" w:type="dxa"/>
+            </w:tcMar>
+            <w:tcMar>
+              <w:start w:w="0" w:type="dxa"/>
+              <w:end w:w="0" w:type="dxa"/>
+            </w:tcMar>
+            <w:tcMar>
+              <w:start w:w="0" w:type="dxa"/>
+              <w:end w:w="0" w:type="dxa"/>
+            </w:tcMar>
+          </w:tcPr>
+          <w:p>
+            <w:pPr>
+              <w:autoSpaceDN w:val="0"/>
+              <w:autoSpaceDE w:val="0"/>
+              <w:widowControl/>
+              <w:spacing w:line="197" w:lineRule="auto" w:before="152" w:after="0"/>
+              <w:ind w:left="104" w:right="0" w:firstLine="0"/>
+              <w:jc w:val="left"/>
+            </w:pPr>
+            <w:r>
+              <w:rPr>
+                <w:rFonts w:ascii="Calibri" w:hAnsi="Calibri" w:eastAsia="Calibri"/>
+                <w:b/>
+                <w:i w:val="0"/>
+                <w:color w:val="000000"/>
+                <w:sz w:val="20"/>
+              </w:rPr>
+              <w:t xml:space="preserve">What did you like least about your job? </w:t>
+            </w:r>
+          </w:p>
+        </w:tc>
+      </w:tr>
+      <w:tr>
+        <w:trPr>
+          <w:trHeight w:hRule="exact" w:val="814"/>
+        </w:trPr>
+        <w:tc>
+          <w:tcPr>
+            <w:tcW w:type="dxa" w:w="10544"/>
+            <w:gridSpan w:val="5"/>
+            <w:tcBorders>
+              <w:start w:sz="3.1999999999999886" w:val="single" w:color="#000000"/>
+              <w:top w:sz="4.0" w:val="single" w:color="#000000"/>
+              <w:end w:sz="4.0" w:val="single" w:color="#000000"/>
+              <w:bottom w:sz="4.0" w:val="single" w:color="#000000"/>
+            </w:tcBorders>
+            <w:tcMar>
+              <w:start w:w="0" w:type="dxa"/>
+              <w:end w:w="0" w:type="dxa"/>
+            </w:tcMar>
+            <w:tcMar>
+              <w:start w:w="0" w:type="dxa"/>
+              <w:end w:w="0" w:type="dxa"/>
+            </w:tcMar>
+            <w:tcMar>
+              <w:start w:w="0" w:type="dxa"/>
+              <w:end w:w="0" w:type="dxa"/>
+            </w:tcMar>
+            <w:tcMar>
+              <w:start w:w="0" w:type="dxa"/>
+              <w:end w:w="0" w:type="dxa"/>
+            </w:tcMar>
+            <w:tcMar>
+              <w:start w:w="0" w:type="dxa"/>
+              <w:end w:w="0" w:type="dxa"/>
+            </w:tcMar>
+          </w:tcPr>
+          <w:p/>
+        </w:tc>
+      </w:tr>
+      <w:tr>
+        <w:trPr>
+          <w:trHeight w:hRule="exact" w:val="420"/>
+        </w:trPr>
+        <w:tc>
+          <w:tcPr>
+            <w:tcW w:type="dxa" w:w="10544"/>
+            <w:gridSpan w:val="5"/>
+            <w:tcBorders>
+              <w:start w:sz="3.1999999999999886" w:val="single" w:color="#000000"/>
+              <w:top w:sz="4.0" w:val="single" w:color="#000000"/>
+              <w:end w:sz="4.0" w:val="single" w:color="#000000"/>
+              <w:bottom w:sz="4.0" w:val="single" w:color="#000000"/>
+            </w:tcBorders>
+            <w:shd w:fill="f1f2f1"/>
+            <w:tcMar>
+              <w:start w:w="0" w:type="dxa"/>
+              <w:end w:w="0" w:type="dxa"/>
+            </w:tcMar>
+            <w:tcMar>
+              <w:start w:w="0" w:type="dxa"/>
+              <w:end w:w="0" w:type="dxa"/>
+            </w:tcMar>
+            <w:tcMar>
+              <w:start w:w="0" w:type="dxa"/>
+              <w:end w:w="0" w:type="dxa"/>
+            </w:tcMar>
+            <w:tcMar>
+              <w:start w:w="0" w:type="dxa"/>
+              <w:end w:w="0" w:type="dxa"/>
+            </w:tcMar>
+            <w:tcMar>
+              <w:start w:w="0" w:type="dxa"/>
+              <w:end w:w="0" w:type="dxa"/>
+            </w:tcMar>
+          </w:tcPr>
+          <w:p>
+            <w:pPr>
+              <w:autoSpaceDN w:val="0"/>
+              <w:autoSpaceDE w:val="0"/>
+              <w:widowControl/>
+              <w:spacing w:line="197" w:lineRule="auto" w:before="152" w:after="0"/>
+              <w:ind w:left="104" w:right="0" w:firstLine="0"/>
+              <w:jc w:val="left"/>
+            </w:pPr>
+            <w:r>
+              <w:rPr>
+                <w:rFonts w:ascii="Calibri" w:hAnsi="Calibri" w:eastAsia="Calibri"/>
+                <w:b/>
+                <w:i w:val="0"/>
+                <w:color w:val="000000"/>
+                <w:sz w:val="20"/>
+              </w:rPr>
+              <w:t xml:space="preserve">How did you feel about the pay and benefits? </w:t>
+            </w:r>
+          </w:p>
+          <w:p>
+            <w:r>
+              <w:br/>
+              <w:t xml:space="preserve">Feedback: </w:t>
+            </w:r>
+            <w:r>
               <w:t>{{ pay_benefits_feedback }}</w:t>
             </w:r>
           </w:p>
         </w:tc>
       </w:tr>
       <w:tr>
+        <w:trPr>
+          <w:trHeight w:hRule="exact" w:val="436"/>
+        </w:trPr>
         <w:tc>
           <w:tcPr>
-            <w:tcW w:type="dxa" w:w="4320"/>
+            <w:tcW w:type="dxa" w:w="4050"/>
+            <w:tcBorders>
+              <w:start w:sz="3.1999999999999886" w:val="single" w:color="#000000"/>
+              <w:top w:sz="4.0" w:val="single" w:color="#000000"/>
+              <w:end w:sz="3.2000000000000455" w:val="single" w:color="#000000"/>
+              <w:bottom w:sz="4.0" w:val="single" w:color="#000000"/>
+            </w:tcBorders>
+            <w:shd w:fill="f1f2f1"/>
+            <w:tcMar>
+              <w:start w:w="0" w:type="dxa"/>
+              <w:end w:w="0" w:type="dxa"/>
+            </w:tcMar>
+          </w:tcPr>
+          <w:p/>
+        </w:tc>
+        <w:tc>
+          <w:tcPr>
+            <w:tcW w:type="dxa" w:w="1622"/>
+            <w:tcBorders>
+              <w:start w:sz="3.2000000000000455" w:val="single" w:color="#000000"/>
+              <w:top w:sz="4.0" w:val="single" w:color="#000000"/>
+              <w:end w:sz="4.0" w:val="single" w:color="#000000"/>
+              <w:bottom w:sz="4.0" w:val="single" w:color="#000000"/>
+            </w:tcBorders>
+            <w:shd w:fill="f1f2f1"/>
+            <w:tcMar>
+              <w:start w:w="0" w:type="dxa"/>
+              <w:end w:w="0" w:type="dxa"/>
+            </w:tcMar>
           </w:tcPr>
           <w:p>
+            <w:pPr>
+              <w:autoSpaceDN w:val="0"/>
+              <w:autoSpaceDE w:val="0"/>
+              <w:widowControl/>
+              <w:spacing w:line="197" w:lineRule="auto" w:before="162" w:after="0"/>
+              <w:ind w:left="0" w:right="0" w:firstLine="0"/>
+              <w:jc w:val="center"/>
+            </w:pPr>
             <w:r>
-              <w:t>General Satisfaction Feedback (supervisor, training, policies, conditions) / ملاحظات عامة عن الرضا الوظيفي</w:t>
+              <w:rPr>
+                <w:rFonts w:ascii="Calibri" w:hAnsi="Calibri" w:eastAsia="Calibri"/>
+                <w:b/>
+                <w:i w:val="0"/>
+                <w:color w:val="000000"/>
+                <w:sz w:val="20"/>
+              </w:rPr>
+              <w:t xml:space="preserve">Excellent </w:t>
             </w:r>
           </w:p>
         </w:tc>
         <w:tc>
           <w:tcPr>
-            <w:tcW w:type="dxa" w:w="4320"/>
+            <w:tcW w:type="dxa" w:w="1624"/>
+            <w:tcBorders>
+              <w:start w:sz="4.0" w:val="single" w:color="#000000"/>
+              <w:top w:sz="4.0" w:val="single" w:color="#000000"/>
+              <w:end w:sz="4.0" w:val="single" w:color="#000000"/>
+              <w:bottom w:sz="4.0" w:val="single" w:color="#000000"/>
+            </w:tcBorders>
+            <w:shd w:fill="f1f2f1"/>
+            <w:tcMar>
+              <w:start w:w="0" w:type="dxa"/>
+              <w:end w:w="0" w:type="dxa"/>
+            </w:tcMar>
           </w:tcPr>
           <w:p>
+            <w:pPr>
+              <w:autoSpaceDN w:val="0"/>
+              <w:autoSpaceDE w:val="0"/>
+              <w:widowControl/>
+              <w:spacing w:line="197" w:lineRule="auto" w:before="162" w:after="0"/>
+              <w:ind w:left="0" w:right="0" w:firstLine="0"/>
+              <w:jc w:val="center"/>
+            </w:pPr>
             <w:r>
               <w:rPr>
+                <w:rFonts w:ascii="Calibri" w:hAnsi="Calibri" w:eastAsia="Calibri"/>
+                <w:b/>
+                <w:i w:val="0"/>
+                <w:color w:val="000000"/>
                 <w:sz w:val="20"/>
               </w:rPr>
+              <w:t xml:space="preserve">Good </w:t>
+            </w:r>
+          </w:p>
+        </w:tc>
+        <w:tc>
+          <w:tcPr>
+            <w:tcW w:type="dxa" w:w="1626"/>
+            <w:tcBorders>
+              <w:start w:sz="4.0" w:val="single" w:color="#000000"/>
+              <w:top w:sz="4.0" w:val="single" w:color="#000000"/>
+              <w:end w:sz="4.0" w:val="single" w:color="#000000"/>
+              <w:bottom w:sz="4.0" w:val="single" w:color="#000000"/>
+            </w:tcBorders>
+            <w:shd w:fill="f1f2f1"/>
+            <w:tcMar>
+              <w:start w:w="0" w:type="dxa"/>
+              <w:end w:w="0" w:type="dxa"/>
+            </w:tcMar>
+          </w:tcPr>
+          <w:p>
+            <w:pPr>
+              <w:autoSpaceDN w:val="0"/>
+              <w:autoSpaceDE w:val="0"/>
+              <w:widowControl/>
+              <w:spacing w:line="197" w:lineRule="auto" w:before="162" w:after="0"/>
+              <w:ind w:left="0" w:right="0" w:firstLine="0"/>
+              <w:jc w:val="center"/>
+            </w:pPr>
+            <w:r>
+              <w:rPr>
+                <w:rFonts w:ascii="Calibri" w:hAnsi="Calibri" w:eastAsia="Calibri"/>
+                <w:b/>
+                <w:i w:val="0"/>
+                <w:color w:val="000000"/>
+                <w:sz w:val="20"/>
+              </w:rPr>
+              <w:t xml:space="preserve">Fair </w:t>
+            </w:r>
+          </w:p>
+        </w:tc>
+        <w:tc>
+          <w:tcPr>
+            <w:tcW w:type="dxa" w:w="1622"/>
+            <w:tcBorders>
+              <w:start w:sz="4.0" w:val="single" w:color="#000000"/>
+              <w:top w:sz="4.0" w:val="single" w:color="#000000"/>
+              <w:end w:sz="4.0" w:val="single" w:color="#000000"/>
+              <w:bottom w:sz="4.0" w:val="single" w:color="#000000"/>
+            </w:tcBorders>
+            <w:shd w:fill="f1f2f1"/>
+            <w:tcMar>
+              <w:start w:w="0" w:type="dxa"/>
+              <w:end w:w="0" w:type="dxa"/>
+            </w:tcMar>
+          </w:tcPr>
+          <w:p>
+            <w:pPr>
+              <w:autoSpaceDN w:val="0"/>
+              <w:autoSpaceDE w:val="0"/>
+              <w:widowControl/>
+              <w:spacing w:line="197" w:lineRule="auto" w:before="162" w:after="0"/>
+              <w:ind w:left="0" w:right="0" w:firstLine="0"/>
+              <w:jc w:val="center"/>
+            </w:pPr>
+            <w:r>
+              <w:rPr>
+                <w:rFonts w:ascii="Calibri" w:hAnsi="Calibri" w:eastAsia="Calibri"/>
+                <w:b/>
+                <w:i w:val="0"/>
+                <w:color w:val="000000"/>
+                <w:sz w:val="20"/>
+              </w:rPr>
+              <w:t xml:space="preserve">Poor </w:t>
+            </w:r>
+          </w:p>
+        </w:tc>
+      </w:tr>
+      <w:tr>
+        <w:trPr>
+          <w:trHeight w:hRule="exact" w:val="440"/>
+        </w:trPr>
+        <w:tc>
+          <w:tcPr>
+            <w:tcW w:type="dxa" w:w="4050"/>
+            <w:tcBorders>
+              <w:start w:sz="3.1999999999999886" w:val="single" w:color="#000000"/>
+              <w:top w:sz="4.0" w:val="single" w:color="#000000"/>
+              <w:end w:sz="3.2000000000000455" w:val="single" w:color="#000000"/>
+              <w:bottom w:sz="4.0" w:val="single" w:color="#000000"/>
+            </w:tcBorders>
+            <w:shd w:fill="f1f2f1"/>
+            <w:tcMar>
+              <w:start w:w="0" w:type="dxa"/>
+              <w:end w:w="0" w:type="dxa"/>
+            </w:tcMar>
+          </w:tcPr>
+          <w:p>
+            <w:pPr>
+              <w:autoSpaceDN w:val="0"/>
+              <w:autoSpaceDE w:val="0"/>
+              <w:widowControl/>
+              <w:spacing w:line="194" w:lineRule="auto" w:before="166" w:after="0"/>
+              <w:ind w:left="104" w:right="0" w:firstLine="0"/>
+              <w:jc w:val="left"/>
+            </w:pPr>
+            <w:r>
+              <w:rPr>
+                <w:rFonts w:ascii="Calibri" w:hAnsi="Calibri" w:eastAsia="Calibri"/>
+                <w:b/>
+                <w:i w:val="0"/>
+                <w:color w:val="000000"/>
+                <w:sz w:val="20"/>
+              </w:rPr>
+              <w:t xml:space="preserve">Rate of pay for your job </w:t>
+            </w:r>
+          </w:p>
+        </w:tc>
+        <w:tc>
+          <w:tcPr>
+            <w:tcW w:type="dxa" w:w="1622"/>
+            <w:tcBorders>
+              <w:start w:sz="3.2000000000000455" w:val="single" w:color="#000000"/>
+              <w:top w:sz="4.0" w:val="single" w:color="#000000"/>
+              <w:end w:sz="4.0" w:val="single" w:color="#000000"/>
+              <w:bottom w:sz="4.0" w:val="single" w:color="#000000"/>
+            </w:tcBorders>
+            <w:tcMar>
+              <w:start w:w="0" w:type="dxa"/>
+              <w:end w:w="0" w:type="dxa"/>
+            </w:tcMar>
+          </w:tcPr>
+          <w:p/>
+        </w:tc>
+        <w:tc>
+          <w:tcPr>
+            <w:tcW w:type="dxa" w:w="1624"/>
+            <w:tcBorders>
+              <w:start w:sz="4.0" w:val="single" w:color="#000000"/>
+              <w:top w:sz="4.0" w:val="single" w:color="#000000"/>
+              <w:end w:sz="4.0" w:val="single" w:color="#000000"/>
+              <w:bottom w:sz="4.0" w:val="single" w:color="#000000"/>
+            </w:tcBorders>
+            <w:tcMar>
+              <w:start w:w="0" w:type="dxa"/>
+              <w:end w:w="0" w:type="dxa"/>
+            </w:tcMar>
+          </w:tcPr>
+          <w:p/>
+        </w:tc>
+        <w:tc>
+          <w:tcPr>
+            <w:tcW w:type="dxa" w:w="1626"/>
+            <w:tcBorders>
+              <w:start w:sz="4.0" w:val="single" w:color="#000000"/>
+              <w:top w:sz="4.0" w:val="single" w:color="#000000"/>
+              <w:end w:sz="4.0" w:val="single" w:color="#000000"/>
+              <w:bottom w:sz="4.0" w:val="single" w:color="#000000"/>
+            </w:tcBorders>
+            <w:tcMar>
+              <w:start w:w="0" w:type="dxa"/>
+              <w:end w:w="0" w:type="dxa"/>
+            </w:tcMar>
+          </w:tcPr>
+          <w:p/>
+        </w:tc>
+        <w:tc>
+          <w:tcPr>
+            <w:tcW w:type="dxa" w:w="1622"/>
+            <w:tcBorders>
+              <w:start w:sz="4.0" w:val="single" w:color="#000000"/>
+              <w:top w:sz="4.0" w:val="single" w:color="#000000"/>
+              <w:end w:sz="4.0" w:val="single" w:color="#000000"/>
+              <w:bottom w:sz="4.0" w:val="single" w:color="#000000"/>
+            </w:tcBorders>
+            <w:tcMar>
+              <w:start w:w="0" w:type="dxa"/>
+              <w:end w:w="0" w:type="dxa"/>
+            </w:tcMar>
+          </w:tcPr>
+          <w:p/>
+        </w:tc>
+      </w:tr>
+      <w:tr>
+        <w:trPr>
+          <w:trHeight w:hRule="exact" w:val="434"/>
+        </w:trPr>
+        <w:tc>
+          <w:tcPr>
+            <w:tcW w:type="dxa" w:w="4050"/>
+            <w:tcBorders>
+              <w:start w:sz="3.1999999999999886" w:val="single" w:color="#000000"/>
+              <w:top w:sz="4.0" w:val="single" w:color="#000000"/>
+              <w:end w:sz="3.2000000000000455" w:val="single" w:color="#000000"/>
+              <w:bottom w:sz="4.0" w:val="single" w:color="#000000"/>
+            </w:tcBorders>
+            <w:shd w:fill="f1f2f1"/>
+            <w:tcMar>
+              <w:start w:w="0" w:type="dxa"/>
+              <w:end w:w="0" w:type="dxa"/>
+            </w:tcMar>
+          </w:tcPr>
+          <w:p>
+            <w:pPr>
+              <w:autoSpaceDN w:val="0"/>
+              <w:autoSpaceDE w:val="0"/>
+              <w:widowControl/>
+              <w:spacing w:line="197" w:lineRule="auto" w:before="162" w:after="0"/>
+              <w:ind w:left="104" w:right="0" w:firstLine="0"/>
+              <w:jc w:val="left"/>
+            </w:pPr>
+            <w:r>
+              <w:rPr>
+                <w:rFonts w:ascii="Calibri" w:hAnsi="Calibri" w:eastAsia="Calibri"/>
+                <w:b/>
+                <w:i w:val="0"/>
+                <w:color w:val="000000"/>
+                <w:sz w:val="20"/>
+              </w:rPr>
+              <w:t xml:space="preserve">Paid holidays </w:t>
+            </w:r>
+          </w:p>
+        </w:tc>
+        <w:tc>
+          <w:tcPr>
+            <w:tcW w:type="dxa" w:w="1622"/>
+            <w:tcBorders>
+              <w:start w:sz="3.2000000000000455" w:val="single" w:color="#000000"/>
+              <w:top w:sz="4.0" w:val="single" w:color="#000000"/>
+              <w:end w:sz="4.0" w:val="single" w:color="#000000"/>
+              <w:bottom w:sz="4.0" w:val="single" w:color="#000000"/>
+            </w:tcBorders>
+            <w:tcMar>
+              <w:start w:w="0" w:type="dxa"/>
+              <w:end w:w="0" w:type="dxa"/>
+            </w:tcMar>
+          </w:tcPr>
+          <w:p/>
+        </w:tc>
+        <w:tc>
+          <w:tcPr>
+            <w:tcW w:type="dxa" w:w="1624"/>
+            <w:tcBorders>
+              <w:start w:sz="4.0" w:val="single" w:color="#000000"/>
+              <w:top w:sz="4.0" w:val="single" w:color="#000000"/>
+              <w:end w:sz="4.0" w:val="single" w:color="#000000"/>
+              <w:bottom w:sz="4.0" w:val="single" w:color="#000000"/>
+            </w:tcBorders>
+            <w:tcMar>
+              <w:start w:w="0" w:type="dxa"/>
+              <w:end w:w="0" w:type="dxa"/>
+            </w:tcMar>
+          </w:tcPr>
+          <w:p/>
+        </w:tc>
+        <w:tc>
+          <w:tcPr>
+            <w:tcW w:type="dxa" w:w="1626"/>
+            <w:tcBorders>
+              <w:start w:sz="4.0" w:val="single" w:color="#000000"/>
+              <w:top w:sz="4.0" w:val="single" w:color="#000000"/>
+              <w:end w:sz="4.0" w:val="single" w:color="#000000"/>
+              <w:bottom w:sz="4.0" w:val="single" w:color="#000000"/>
+            </w:tcBorders>
+            <w:tcMar>
+              <w:start w:w="0" w:type="dxa"/>
+              <w:end w:w="0" w:type="dxa"/>
+            </w:tcMar>
+          </w:tcPr>
+          <w:p/>
+        </w:tc>
+        <w:tc>
+          <w:tcPr>
+            <w:tcW w:type="dxa" w:w="1622"/>
+            <w:tcBorders>
+              <w:start w:sz="4.0" w:val="single" w:color="#000000"/>
+              <w:top w:sz="4.0" w:val="single" w:color="#000000"/>
+              <w:end w:sz="4.0" w:val="single" w:color="#000000"/>
+              <w:bottom w:sz="4.0" w:val="single" w:color="#000000"/>
+            </w:tcBorders>
+            <w:tcMar>
+              <w:start w:w="0" w:type="dxa"/>
+              <w:end w:w="0" w:type="dxa"/>
+            </w:tcMar>
+          </w:tcPr>
+          <w:p/>
+        </w:tc>
+      </w:tr>
+      <w:tr>
+        <w:trPr>
+          <w:trHeight w:hRule="exact" w:val="438"/>
+        </w:trPr>
+        <w:tc>
+          <w:tcPr>
+            <w:tcW w:type="dxa" w:w="4050"/>
+            <w:tcBorders>
+              <w:start w:sz="3.1999999999999886" w:val="single" w:color="#000000"/>
+              <w:top w:sz="4.0" w:val="single" w:color="#000000"/>
+              <w:end w:sz="3.2000000000000455" w:val="single" w:color="#000000"/>
+              <w:bottom w:sz="3.199999999999818" w:val="single" w:color="#000000"/>
+            </w:tcBorders>
+            <w:shd w:fill="f1f2f1"/>
+            <w:tcMar>
+              <w:start w:w="0" w:type="dxa"/>
+              <w:end w:w="0" w:type="dxa"/>
+            </w:tcMar>
+          </w:tcPr>
+          <w:p>
+            <w:pPr>
+              <w:autoSpaceDN w:val="0"/>
+              <w:autoSpaceDE w:val="0"/>
+              <w:widowControl/>
+              <w:spacing w:line="197" w:lineRule="auto" w:before="162" w:after="0"/>
+              <w:ind w:left="104" w:right="0" w:firstLine="0"/>
+              <w:jc w:val="left"/>
+            </w:pPr>
+            <w:r>
+              <w:rPr>
+                <w:rFonts w:ascii="Calibri" w:hAnsi="Calibri" w:eastAsia="Calibri"/>
+                <w:b/>
+                <w:i w:val="0"/>
+                <w:color w:val="000000"/>
+                <w:sz w:val="20"/>
+              </w:rPr>
+              <w:t xml:space="preserve">Paid vacations </w:t>
+            </w:r>
+          </w:p>
+        </w:tc>
+        <w:tc>
+          <w:tcPr>
+            <w:tcW w:type="dxa" w:w="1622"/>
+            <w:tcBorders>
+              <w:start w:sz="3.2000000000000455" w:val="single" w:color="#000000"/>
+              <w:top w:sz="4.0" w:val="single" w:color="#000000"/>
+              <w:end w:sz="4.0" w:val="single" w:color="#000000"/>
+              <w:bottom w:sz="3.199999999999818" w:val="single" w:color="#000000"/>
+            </w:tcBorders>
+            <w:tcMar>
+              <w:start w:w="0" w:type="dxa"/>
+              <w:end w:w="0" w:type="dxa"/>
+            </w:tcMar>
+          </w:tcPr>
+          <w:p/>
+        </w:tc>
+        <w:tc>
+          <w:tcPr>
+            <w:tcW w:type="dxa" w:w="1624"/>
+            <w:tcBorders>
+              <w:start w:sz="4.0" w:val="single" w:color="#000000"/>
+              <w:top w:sz="4.0" w:val="single" w:color="#000000"/>
+              <w:end w:sz="4.0" w:val="single" w:color="#000000"/>
+              <w:bottom w:sz="3.199999999999818" w:val="single" w:color="#000000"/>
+            </w:tcBorders>
+            <w:tcMar>
+              <w:start w:w="0" w:type="dxa"/>
+              <w:end w:w="0" w:type="dxa"/>
+            </w:tcMar>
+          </w:tcPr>
+          <w:p/>
+        </w:tc>
+        <w:tc>
+          <w:tcPr>
+            <w:tcW w:type="dxa" w:w="1626"/>
+            <w:tcBorders>
+              <w:start w:sz="4.0" w:val="single" w:color="#000000"/>
+              <w:top w:sz="4.0" w:val="single" w:color="#000000"/>
+              <w:end w:sz="4.0" w:val="single" w:color="#000000"/>
+              <w:bottom w:sz="3.199999999999818" w:val="single" w:color="#000000"/>
+            </w:tcBorders>
+            <w:tcMar>
+              <w:start w:w="0" w:type="dxa"/>
+              <w:end w:w="0" w:type="dxa"/>
+            </w:tcMar>
+          </w:tcPr>
+          <w:p/>
+        </w:tc>
+        <w:tc>
+          <w:tcPr>
+            <w:tcW w:type="dxa" w:w="1622"/>
+            <w:tcBorders>
+              <w:start w:sz="4.0" w:val="single" w:color="#000000"/>
+              <w:top w:sz="4.0" w:val="single" w:color="#000000"/>
+              <w:end w:sz="4.0" w:val="single" w:color="#000000"/>
+              <w:bottom w:sz="3.199999999999818" w:val="single" w:color="#000000"/>
+            </w:tcBorders>
+            <w:tcMar>
+              <w:start w:w="0" w:type="dxa"/>
+              <w:end w:w="0" w:type="dxa"/>
+            </w:tcMar>
+          </w:tcPr>
+          <w:p/>
+        </w:tc>
+      </w:tr>
+      <w:tr>
+        <w:trPr>
+          <w:trHeight w:hRule="exact" w:val="438"/>
+        </w:trPr>
+        <w:tc>
+          <w:tcPr>
+            <w:tcW w:type="dxa" w:w="4050"/>
+            <w:tcBorders>
+              <w:start w:sz="3.1999999999999886" w:val="single" w:color="#000000"/>
+              <w:top w:sz="3.199999999999818" w:val="single" w:color="#000000"/>
+              <w:end w:sz="3.2000000000000455" w:val="single" w:color="#000000"/>
+              <w:bottom w:sz="4.0" w:val="single" w:color="#000000"/>
+            </w:tcBorders>
+            <w:shd w:fill="f1f2f1"/>
+            <w:tcMar>
+              <w:start w:w="0" w:type="dxa"/>
+              <w:end w:w="0" w:type="dxa"/>
+            </w:tcMar>
+          </w:tcPr>
+          <w:p>
+            <w:pPr>
+              <w:autoSpaceDN w:val="0"/>
+              <w:autoSpaceDE w:val="0"/>
+              <w:widowControl/>
+              <w:spacing w:line="194" w:lineRule="auto" w:before="164" w:after="0"/>
+              <w:ind w:left="104" w:right="0" w:firstLine="0"/>
+              <w:jc w:val="left"/>
+            </w:pPr>
+            <w:r>
+              <w:rPr>
+                <w:rFonts w:ascii="Calibri" w:hAnsi="Calibri" w:eastAsia="Calibri"/>
+                <w:b/>
+                <w:i w:val="0"/>
+                <w:color w:val="000000"/>
+                <w:sz w:val="20"/>
+              </w:rPr>
+              <w:t xml:space="preserve">Retirement plan </w:t>
+            </w:r>
+          </w:p>
+        </w:tc>
+        <w:tc>
+          <w:tcPr>
+            <w:tcW w:type="dxa" w:w="1622"/>
+            <w:tcBorders>
+              <w:start w:sz="3.2000000000000455" w:val="single" w:color="#000000"/>
+              <w:top w:sz="3.199999999999818" w:val="single" w:color="#000000"/>
+              <w:end w:sz="4.0" w:val="single" w:color="#000000"/>
+              <w:bottom w:sz="4.0" w:val="single" w:color="#000000"/>
+            </w:tcBorders>
+            <w:tcMar>
+              <w:start w:w="0" w:type="dxa"/>
+              <w:end w:w="0" w:type="dxa"/>
+            </w:tcMar>
+          </w:tcPr>
+          <w:p/>
+        </w:tc>
+        <w:tc>
+          <w:tcPr>
+            <w:tcW w:type="dxa" w:w="1624"/>
+            <w:tcBorders>
+              <w:start w:sz="4.0" w:val="single" w:color="#000000"/>
+              <w:top w:sz="3.199999999999818" w:val="single" w:color="#000000"/>
+              <w:end w:sz="4.0" w:val="single" w:color="#000000"/>
+              <w:bottom w:sz="4.0" w:val="single" w:color="#000000"/>
+            </w:tcBorders>
+            <w:tcMar>
+              <w:start w:w="0" w:type="dxa"/>
+              <w:end w:w="0" w:type="dxa"/>
+            </w:tcMar>
+          </w:tcPr>
+          <w:p/>
+        </w:tc>
+        <w:tc>
+          <w:tcPr>
+            <w:tcW w:type="dxa" w:w="1626"/>
+            <w:tcBorders>
+              <w:start w:sz="4.0" w:val="single" w:color="#000000"/>
+              <w:top w:sz="3.199999999999818" w:val="single" w:color="#000000"/>
+              <w:end w:sz="4.0" w:val="single" w:color="#000000"/>
+              <w:bottom w:sz="4.0" w:val="single" w:color="#000000"/>
+            </w:tcBorders>
+            <w:tcMar>
+              <w:start w:w="0" w:type="dxa"/>
+              <w:end w:w="0" w:type="dxa"/>
+            </w:tcMar>
+          </w:tcPr>
+          <w:p/>
+        </w:tc>
+        <w:tc>
+          <w:tcPr>
+            <w:tcW w:type="dxa" w:w="1622"/>
+            <w:tcBorders>
+              <w:start w:sz="4.0" w:val="single" w:color="#000000"/>
+              <w:top w:sz="3.199999999999818" w:val="single" w:color="#000000"/>
+              <w:end w:sz="4.0" w:val="single" w:color="#000000"/>
+              <w:bottom w:sz="4.0" w:val="single" w:color="#000000"/>
+            </w:tcBorders>
+            <w:tcMar>
+              <w:start w:w="0" w:type="dxa"/>
+              <w:end w:w="0" w:type="dxa"/>
+            </w:tcMar>
+          </w:tcPr>
+          <w:p/>
+        </w:tc>
+      </w:tr>
+      <w:tr>
+        <w:trPr>
+          <w:trHeight w:hRule="exact" w:val="436"/>
+        </w:trPr>
+        <w:tc>
+          <w:tcPr>
+            <w:tcW w:type="dxa" w:w="4050"/>
+            <w:tcBorders>
+              <w:start w:sz="3.1999999999999886" w:val="single" w:color="#000000"/>
+              <w:top w:sz="4.0" w:val="single" w:color="#000000"/>
+              <w:end w:sz="3.2000000000000455" w:val="single" w:color="#000000"/>
+              <w:bottom w:sz="3.199999999999818" w:val="single" w:color="#000000"/>
+            </w:tcBorders>
+            <w:shd w:fill="f1f2f1"/>
+            <w:tcMar>
+              <w:start w:w="0" w:type="dxa"/>
+              <w:end w:w="0" w:type="dxa"/>
+            </w:tcMar>
+          </w:tcPr>
+          <w:p>
+            <w:pPr>
+              <w:autoSpaceDN w:val="0"/>
+              <w:autoSpaceDE w:val="0"/>
+              <w:widowControl/>
+              <w:spacing w:line="197" w:lineRule="auto" w:before="162" w:after="0"/>
+              <w:ind w:left="104" w:right="0" w:firstLine="0"/>
+              <w:jc w:val="left"/>
+            </w:pPr>
+            <w:r>
+              <w:rPr>
+                <w:rFonts w:ascii="Calibri" w:hAnsi="Calibri" w:eastAsia="Calibri"/>
+                <w:b/>
+                <w:i w:val="0"/>
+                <w:color w:val="000000"/>
+                <w:sz w:val="20"/>
+              </w:rPr>
+              <w:t xml:space="preserve">Medical coverage for self </w:t>
+            </w:r>
+          </w:p>
+        </w:tc>
+        <w:tc>
+          <w:tcPr>
+            <w:tcW w:type="dxa" w:w="1622"/>
+            <w:tcBorders>
+              <w:start w:sz="3.2000000000000455" w:val="single" w:color="#000000"/>
+              <w:top w:sz="4.0" w:val="single" w:color="#000000"/>
+              <w:end w:sz="4.0" w:val="single" w:color="#000000"/>
+              <w:bottom w:sz="3.199999999999818" w:val="single" w:color="#000000"/>
+            </w:tcBorders>
+            <w:tcMar>
+              <w:start w:w="0" w:type="dxa"/>
+              <w:end w:w="0" w:type="dxa"/>
+            </w:tcMar>
+          </w:tcPr>
+          <w:p/>
+        </w:tc>
+        <w:tc>
+          <w:tcPr>
+            <w:tcW w:type="dxa" w:w="1624"/>
+            <w:tcBorders>
+              <w:start w:sz="4.0" w:val="single" w:color="#000000"/>
+              <w:top w:sz="4.0" w:val="single" w:color="#000000"/>
+              <w:end w:sz="4.0" w:val="single" w:color="#000000"/>
+              <w:bottom w:sz="3.199999999999818" w:val="single" w:color="#000000"/>
+            </w:tcBorders>
+            <w:tcMar>
+              <w:start w:w="0" w:type="dxa"/>
+              <w:end w:w="0" w:type="dxa"/>
+            </w:tcMar>
+          </w:tcPr>
+          <w:p/>
+        </w:tc>
+        <w:tc>
+          <w:tcPr>
+            <w:tcW w:type="dxa" w:w="1626"/>
+            <w:tcBorders>
+              <w:start w:sz="4.0" w:val="single" w:color="#000000"/>
+              <w:top w:sz="4.0" w:val="single" w:color="#000000"/>
+              <w:end w:sz="4.0" w:val="single" w:color="#000000"/>
+              <w:bottom w:sz="3.199999999999818" w:val="single" w:color="#000000"/>
+            </w:tcBorders>
+            <w:tcMar>
+              <w:start w:w="0" w:type="dxa"/>
+              <w:end w:w="0" w:type="dxa"/>
+            </w:tcMar>
+          </w:tcPr>
+          <w:p/>
+        </w:tc>
+        <w:tc>
+          <w:tcPr>
+            <w:tcW w:type="dxa" w:w="1622"/>
+            <w:tcBorders>
+              <w:start w:sz="4.0" w:val="single" w:color="#000000"/>
+              <w:top w:sz="4.0" w:val="single" w:color="#000000"/>
+              <w:end w:sz="4.0" w:val="single" w:color="#000000"/>
+              <w:bottom w:sz="3.199999999999818" w:val="single" w:color="#000000"/>
+            </w:tcBorders>
+            <w:tcMar>
+              <w:start w:w="0" w:type="dxa"/>
+              <w:end w:w="0" w:type="dxa"/>
+            </w:tcMar>
+          </w:tcPr>
+          <w:p/>
+        </w:tc>
+      </w:tr>
+      <w:tr>
+        <w:trPr>
+          <w:trHeight w:hRule="exact" w:val="438"/>
+        </w:trPr>
+        <w:tc>
+          <w:tcPr>
+            <w:tcW w:type="dxa" w:w="4050"/>
+            <w:tcBorders>
+              <w:start w:sz="3.1999999999999886" w:val="single" w:color="#000000"/>
+              <w:top w:sz="3.199999999999818" w:val="single" w:color="#000000"/>
+              <w:end w:sz="3.2000000000000455" w:val="single" w:color="#000000"/>
+              <w:bottom w:sz="4.0" w:val="single" w:color="#000000"/>
+            </w:tcBorders>
+            <w:shd w:fill="f1f2f1"/>
+            <w:tcMar>
+              <w:start w:w="0" w:type="dxa"/>
+              <w:end w:w="0" w:type="dxa"/>
+            </w:tcMar>
+          </w:tcPr>
+          <w:p>
+            <w:pPr>
+              <w:autoSpaceDN w:val="0"/>
+              <w:autoSpaceDE w:val="0"/>
+              <w:widowControl/>
+              <w:spacing w:line="194" w:lineRule="auto" w:before="164" w:after="0"/>
+              <w:ind w:left="104" w:right="0" w:firstLine="0"/>
+              <w:jc w:val="left"/>
+            </w:pPr>
+            <w:r>
+              <w:rPr>
+                <w:rFonts w:ascii="Calibri" w:hAnsi="Calibri" w:eastAsia="Calibri"/>
+                <w:b/>
+                <w:i w:val="0"/>
+                <w:color w:val="000000"/>
+                <w:sz w:val="20"/>
+              </w:rPr>
+              <w:t xml:space="preserve">Medical coverage for dependents </w:t>
+            </w:r>
+          </w:p>
+        </w:tc>
+        <w:tc>
+          <w:tcPr>
+            <w:tcW w:type="dxa" w:w="1622"/>
+            <w:tcBorders>
+              <w:start w:sz="3.2000000000000455" w:val="single" w:color="#000000"/>
+              <w:top w:sz="3.199999999999818" w:val="single" w:color="#000000"/>
+              <w:end w:sz="4.0" w:val="single" w:color="#000000"/>
+              <w:bottom w:sz="4.0" w:val="single" w:color="#000000"/>
+            </w:tcBorders>
+            <w:tcMar>
+              <w:start w:w="0" w:type="dxa"/>
+              <w:end w:w="0" w:type="dxa"/>
+            </w:tcMar>
+          </w:tcPr>
+          <w:p/>
+        </w:tc>
+        <w:tc>
+          <w:tcPr>
+            <w:tcW w:type="dxa" w:w="1624"/>
+            <w:tcBorders>
+              <w:start w:sz="4.0" w:val="single" w:color="#000000"/>
+              <w:top w:sz="3.199999999999818" w:val="single" w:color="#000000"/>
+              <w:end w:sz="4.0" w:val="single" w:color="#000000"/>
+              <w:bottom w:sz="4.0" w:val="single" w:color="#000000"/>
+            </w:tcBorders>
+            <w:tcMar>
+              <w:start w:w="0" w:type="dxa"/>
+              <w:end w:w="0" w:type="dxa"/>
+            </w:tcMar>
+          </w:tcPr>
+          <w:p/>
+        </w:tc>
+        <w:tc>
+          <w:tcPr>
+            <w:tcW w:type="dxa" w:w="1626"/>
+            <w:tcBorders>
+              <w:start w:sz="4.0" w:val="single" w:color="#000000"/>
+              <w:top w:sz="3.199999999999818" w:val="single" w:color="#000000"/>
+              <w:end w:sz="4.0" w:val="single" w:color="#000000"/>
+              <w:bottom w:sz="4.0" w:val="single" w:color="#000000"/>
+            </w:tcBorders>
+            <w:tcMar>
+              <w:start w:w="0" w:type="dxa"/>
+              <w:end w:w="0" w:type="dxa"/>
+            </w:tcMar>
+          </w:tcPr>
+          <w:p/>
+        </w:tc>
+        <w:tc>
+          <w:tcPr>
+            <w:tcW w:type="dxa" w:w="1622"/>
+            <w:tcBorders>
+              <w:start w:sz="4.0" w:val="single" w:color="#000000"/>
+              <w:top w:sz="3.199999999999818" w:val="single" w:color="#000000"/>
+              <w:end w:sz="4.0" w:val="single" w:color="#000000"/>
+              <w:bottom w:sz="4.0" w:val="single" w:color="#000000"/>
+            </w:tcBorders>
+            <w:tcMar>
+              <w:start w:w="0" w:type="dxa"/>
+              <w:end w:w="0" w:type="dxa"/>
+            </w:tcMar>
+          </w:tcPr>
+          <w:p/>
+        </w:tc>
+      </w:tr>
+      <w:tr>
+        <w:trPr>
+          <w:trHeight w:hRule="exact" w:val="436"/>
+        </w:trPr>
+        <w:tc>
+          <w:tcPr>
+            <w:tcW w:type="dxa" w:w="4050"/>
+            <w:tcBorders>
+              <w:start w:sz="3.1999999999999886" w:val="single" w:color="#000000"/>
+              <w:top w:sz="4.0" w:val="single" w:color="#000000"/>
+              <w:end w:sz="3.2000000000000455" w:val="single" w:color="#000000"/>
+              <w:bottom w:sz="4.0" w:val="single" w:color="#000000"/>
+            </w:tcBorders>
+            <w:shd w:fill="f1f2f1"/>
+            <w:tcMar>
+              <w:start w:w="0" w:type="dxa"/>
+              <w:end w:w="0" w:type="dxa"/>
+            </w:tcMar>
+          </w:tcPr>
+          <w:p>
+            <w:pPr>
+              <w:autoSpaceDN w:val="0"/>
+              <w:autoSpaceDE w:val="0"/>
+              <w:widowControl/>
+              <w:spacing w:line="197" w:lineRule="auto" w:before="160" w:after="0"/>
+              <w:ind w:left="104" w:right="0" w:firstLine="0"/>
+              <w:jc w:val="left"/>
+            </w:pPr>
+            <w:r>
+              <w:rPr>
+                <w:rFonts w:ascii="Calibri" w:hAnsi="Calibri" w:eastAsia="Calibri"/>
+                <w:b/>
+                <w:i w:val="0"/>
+                <w:color w:val="000000"/>
+                <w:sz w:val="20"/>
+              </w:rPr>
+              <w:t xml:space="preserve">Life insurance </w:t>
+            </w:r>
+          </w:p>
+        </w:tc>
+        <w:tc>
+          <w:tcPr>
+            <w:tcW w:type="dxa" w:w="1622"/>
+            <w:tcBorders>
+              <w:start w:sz="3.2000000000000455" w:val="single" w:color="#000000"/>
+              <w:top w:sz="4.0" w:val="single" w:color="#000000"/>
+              <w:end w:sz="4.0" w:val="single" w:color="#000000"/>
+              <w:bottom w:sz="4.0" w:val="single" w:color="#000000"/>
+            </w:tcBorders>
+            <w:tcMar>
+              <w:start w:w="0" w:type="dxa"/>
+              <w:end w:w="0" w:type="dxa"/>
+            </w:tcMar>
+          </w:tcPr>
+          <w:p/>
+        </w:tc>
+        <w:tc>
+          <w:tcPr>
+            <w:tcW w:type="dxa" w:w="1624"/>
+            <w:tcBorders>
+              <w:start w:sz="4.0" w:val="single" w:color="#000000"/>
+              <w:top w:sz="4.0" w:val="single" w:color="#000000"/>
+              <w:end w:sz="4.0" w:val="single" w:color="#000000"/>
+              <w:bottom w:sz="4.0" w:val="single" w:color="#000000"/>
+            </w:tcBorders>
+            <w:tcMar>
+              <w:start w:w="0" w:type="dxa"/>
+              <w:end w:w="0" w:type="dxa"/>
+            </w:tcMar>
+          </w:tcPr>
+          <w:p/>
+        </w:tc>
+        <w:tc>
+          <w:tcPr>
+            <w:tcW w:type="dxa" w:w="1626"/>
+            <w:tcBorders>
+              <w:start w:sz="4.0" w:val="single" w:color="#000000"/>
+              <w:top w:sz="4.0" w:val="single" w:color="#000000"/>
+              <w:end w:sz="4.0" w:val="single" w:color="#000000"/>
+              <w:bottom w:sz="4.0" w:val="single" w:color="#000000"/>
+            </w:tcBorders>
+            <w:tcMar>
+              <w:start w:w="0" w:type="dxa"/>
+              <w:end w:w="0" w:type="dxa"/>
+            </w:tcMar>
+          </w:tcPr>
+          <w:p/>
+        </w:tc>
+        <w:tc>
+          <w:tcPr>
+            <w:tcW w:type="dxa" w:w="1622"/>
+            <w:tcBorders>
+              <w:start w:sz="4.0" w:val="single" w:color="#000000"/>
+              <w:top w:sz="4.0" w:val="single" w:color="#000000"/>
+              <w:end w:sz="4.0" w:val="single" w:color="#000000"/>
+              <w:bottom w:sz="4.0" w:val="single" w:color="#000000"/>
+            </w:tcBorders>
+            <w:tcMar>
+              <w:start w:w="0" w:type="dxa"/>
+              <w:end w:w="0" w:type="dxa"/>
+            </w:tcMar>
+          </w:tcPr>
+          <w:p/>
+        </w:tc>
+      </w:tr>
+      <w:tr>
+        <w:trPr>
+          <w:trHeight w:hRule="exact" w:val="440"/>
+        </w:trPr>
+        <w:tc>
+          <w:tcPr>
+            <w:tcW w:type="dxa" w:w="4050"/>
+            <w:tcBorders>
+              <w:start w:sz="3.1999999999999886" w:val="single" w:color="#000000"/>
+              <w:top w:sz="4.0" w:val="single" w:color="#000000"/>
+              <w:end w:sz="3.2000000000000455" w:val="single" w:color="#000000"/>
+              <w:bottom w:sz="4.0" w:val="single" w:color="#000000"/>
+            </w:tcBorders>
+            <w:shd w:fill="f1f2f1"/>
+            <w:tcMar>
+              <w:start w:w="0" w:type="dxa"/>
+              <w:end w:w="0" w:type="dxa"/>
+            </w:tcMar>
+          </w:tcPr>
+          <w:p>
+            <w:pPr>
+              <w:autoSpaceDN w:val="0"/>
+              <w:autoSpaceDE w:val="0"/>
+              <w:widowControl/>
+              <w:spacing w:line="194" w:lineRule="auto" w:before="164" w:after="0"/>
+              <w:ind w:left="104" w:right="0" w:firstLine="0"/>
+              <w:jc w:val="left"/>
+            </w:pPr>
+            <w:r>
+              <w:rPr>
+                <w:rFonts w:ascii="Calibri" w:hAnsi="Calibri" w:eastAsia="Calibri"/>
+                <w:b/>
+                <w:i w:val="0"/>
+                <w:color w:val="000000"/>
+                <w:sz w:val="20"/>
+              </w:rPr>
+              <w:t xml:space="preserve">Sick leave </w:t>
+            </w:r>
+          </w:p>
+        </w:tc>
+        <w:tc>
+          <w:tcPr>
+            <w:tcW w:type="dxa" w:w="1622"/>
+            <w:tcBorders>
+              <w:start w:sz="3.2000000000000455" w:val="single" w:color="#000000"/>
+              <w:top w:sz="4.0" w:val="single" w:color="#000000"/>
+              <w:end w:sz="4.0" w:val="single" w:color="#000000"/>
+              <w:bottom w:sz="4.0" w:val="single" w:color="#000000"/>
+            </w:tcBorders>
+            <w:tcMar>
+              <w:start w:w="0" w:type="dxa"/>
+              <w:end w:w="0" w:type="dxa"/>
+            </w:tcMar>
+          </w:tcPr>
+          <w:p/>
+        </w:tc>
+        <w:tc>
+          <w:tcPr>
+            <w:tcW w:type="dxa" w:w="1624"/>
+            <w:tcBorders>
+              <w:start w:sz="4.0" w:val="single" w:color="#000000"/>
+              <w:top w:sz="4.0" w:val="single" w:color="#000000"/>
+              <w:end w:sz="4.0" w:val="single" w:color="#000000"/>
+              <w:bottom w:sz="4.0" w:val="single" w:color="#000000"/>
+            </w:tcBorders>
+            <w:tcMar>
+              <w:start w:w="0" w:type="dxa"/>
+              <w:end w:w="0" w:type="dxa"/>
+            </w:tcMar>
+          </w:tcPr>
+          <w:p/>
+        </w:tc>
+        <w:tc>
+          <w:tcPr>
+            <w:tcW w:type="dxa" w:w="1626"/>
+            <w:tcBorders>
+              <w:start w:sz="4.0" w:val="single" w:color="#000000"/>
+              <w:top w:sz="4.0" w:val="single" w:color="#000000"/>
+              <w:end w:sz="4.0" w:val="single" w:color="#000000"/>
+              <w:bottom w:sz="4.0" w:val="single" w:color="#000000"/>
+            </w:tcBorders>
+            <w:tcMar>
+              <w:start w:w="0" w:type="dxa"/>
+              <w:end w:w="0" w:type="dxa"/>
+            </w:tcMar>
+          </w:tcPr>
+          <w:p/>
+        </w:tc>
+        <w:tc>
+          <w:tcPr>
+            <w:tcW w:type="dxa" w:w="1622"/>
+            <w:tcBorders>
+              <w:start w:sz="4.0" w:val="single" w:color="#000000"/>
+              <w:top w:sz="4.0" w:val="single" w:color="#000000"/>
+              <w:end w:sz="4.0" w:val="single" w:color="#000000"/>
+              <w:bottom w:sz="4.0" w:val="single" w:color="#000000"/>
+            </w:tcBorders>
+            <w:tcMar>
+              <w:start w:w="0" w:type="dxa"/>
+              <w:end w:w="0" w:type="dxa"/>
+            </w:tcMar>
+          </w:tcPr>
+          <w:p/>
+        </w:tc>
+      </w:tr>
+    </w:tbl>
+    <w:p>
+      <w:pPr>
+        <w:autoSpaceDN w:val="0"/>
+        <w:autoSpaceDE w:val="0"/>
+        <w:widowControl/>
+        <w:spacing w:line="240" w:lineRule="exact" w:before="0" w:after="0"/>
+        <w:ind w:left="0" w:right="0"/>
+      </w:pPr>
+    </w:p>
+    <w:tbl>
+      <w:tblPr>
+        <w:tblW w:type="auto" w:w="0"/>
+        <w:tblLayout w:type="fixed"/>
+        <w:tblLook w:firstColumn="1" w:firstRow="1" w:lastColumn="0" w:lastRow="0" w:noHBand="0" w:noVBand="1" w:val="04A0"/>
+        <w:tblInd w:w="816.0" w:type="dxa"/>
+      </w:tblPr>
+      <w:tblGrid>
+        <w:gridCol w:w="1740"/>
+        <w:gridCol w:w="1740"/>
+        <w:gridCol w:w="1740"/>
+        <w:gridCol w:w="1740"/>
+        <w:gridCol w:w="1740"/>
+        <w:gridCol w:w="1740"/>
+      </w:tblGrid>
+      <w:tr>
+        <w:trPr>
+          <w:trHeight w:hRule="exact" w:val="450"/>
+        </w:trPr>
+        <w:tc>
+          <w:tcPr>
+            <w:tcW w:type="dxa" w:w="10528"/>
+            <w:gridSpan w:val="6"/>
+            <w:tcBorders>
+              <w:start w:sz="3.1999999999999886" w:val="single" w:color="#000000"/>
+              <w:top w:sz="4.0" w:val="single" w:color="#000000"/>
+              <w:end w:sz="4.0" w:val="single" w:color="#000000"/>
+              <w:bottom w:sz="4.0" w:val="single" w:color="#000000"/>
+            </w:tcBorders>
+            <w:shd w:fill="f1f2f1"/>
+            <w:tcMar>
+              <w:start w:w="0" w:type="dxa"/>
+              <w:end w:w="0" w:type="dxa"/>
+            </w:tcMar>
+            <w:tcMar>
+              <w:start w:w="0" w:type="dxa"/>
+              <w:end w:w="0" w:type="dxa"/>
+            </w:tcMar>
+            <w:tcMar>
+              <w:start w:w="0" w:type="dxa"/>
+              <w:end w:w="0" w:type="dxa"/>
+            </w:tcMar>
+            <w:tcMar>
+              <w:start w:w="0" w:type="dxa"/>
+              <w:end w:w="0" w:type="dxa"/>
+            </w:tcMar>
+            <w:tcMar>
+              <w:start w:w="0" w:type="dxa"/>
+              <w:end w:w="0" w:type="dxa"/>
+            </w:tcMar>
+            <w:tcMar>
+              <w:start w:w="0" w:type="dxa"/>
+              <w:end w:w="0" w:type="dxa"/>
+            </w:tcMar>
+          </w:tcPr>
+          <w:p>
+            <w:pPr>
+              <w:autoSpaceDN w:val="0"/>
+              <w:autoSpaceDE w:val="0"/>
+              <w:widowControl/>
+              <w:spacing w:line="194" w:lineRule="auto" w:before="170" w:after="0"/>
+              <w:ind w:left="104" w:right="0" w:firstLine="0"/>
+              <w:jc w:val="left"/>
+            </w:pPr>
+            <w:r>
+              <w:rPr>
+                <w:rFonts w:ascii="Calibri" w:hAnsi="Calibri" w:eastAsia="Calibri"/>
+                <w:b/>
+                <w:i w:val="0"/>
+                <w:color w:val="000000"/>
+                <w:sz w:val="20"/>
+              </w:rPr>
+              <w:t xml:space="preserve">How did you feel about the following? </w:t>
+            </w:r>
+          </w:p>
+        </w:tc>
+      </w:tr>
+      <w:tr>
+        <w:trPr>
+          <w:trHeight w:hRule="exact" w:val="704"/>
+        </w:trPr>
+        <w:tc>
+          <w:tcPr>
+            <w:tcW w:type="dxa" w:w="4136"/>
+            <w:tcBorders>
+              <w:start w:sz="3.1999999999999886" w:val="single" w:color="#000000"/>
+              <w:top w:sz="4.0" w:val="single" w:color="#000000"/>
+              <w:end w:sz="3.2000000000000455" w:val="single" w:color="#000000"/>
+              <w:bottom w:sz="4.0" w:val="single" w:color="#000000"/>
+            </w:tcBorders>
+            <w:shd w:fill="f1f2f1"/>
+            <w:tcMar>
+              <w:start w:w="0" w:type="dxa"/>
+              <w:end w:w="0" w:type="dxa"/>
+            </w:tcMar>
+          </w:tcPr>
+          <w:p/>
+        </w:tc>
+        <w:tc>
+          <w:tcPr>
+            <w:tcW w:type="dxa" w:w="1280"/>
+            <w:tcBorders>
+              <w:start w:sz="3.2000000000000455" w:val="single" w:color="#000000"/>
+              <w:top w:sz="4.0" w:val="single" w:color="#000000"/>
+              <w:end w:sz="4.0" w:val="single" w:color="#000000"/>
+              <w:bottom w:sz="4.0" w:val="single" w:color="#000000"/>
+            </w:tcBorders>
+            <w:tcMar>
+              <w:start w:w="0" w:type="dxa"/>
+              <w:end w:w="0" w:type="dxa"/>
+            </w:tcMar>
+          </w:tcPr>
+          <w:p>
+            <w:pPr>
+              <w:autoSpaceDN w:val="0"/>
+              <w:autoSpaceDE w:val="0"/>
+              <w:widowControl/>
+              <w:spacing w:line="245" w:lineRule="auto" w:before="176" w:after="0"/>
+              <w:ind w:left="144" w:right="144" w:firstLine="0"/>
+              <w:jc w:val="center"/>
+            </w:pPr>
+            <w:r>
+              <w:rPr>
+                <w:rFonts w:ascii="Calibri" w:hAnsi="Calibri" w:eastAsia="Calibri"/>
+                <w:b/>
+                <w:i w:val="0"/>
+                <w:color w:val="000000"/>
+                <w:sz w:val="20"/>
+              </w:rPr>
+              <w:t xml:space="preserve">Very </w:t>
+            </w:r>
+            <w:r>
+              <w:br/>
+            </w:r>
+            <w:r>
+              <w:rPr>
+                <w:rFonts w:ascii="Calibri" w:hAnsi="Calibri" w:eastAsia="Calibri"/>
+                <w:b/>
+                <w:i w:val="0"/>
+                <w:color w:val="000000"/>
+                <w:sz w:val="20"/>
+              </w:rPr>
+              <w:t xml:space="preserve">Satisfied </w:t>
+            </w:r>
+          </w:p>
+        </w:tc>
+        <w:tc>
+          <w:tcPr>
+            <w:tcW w:type="dxa" w:w="1276"/>
+            <w:tcBorders>
+              <w:start w:sz="4.0" w:val="single" w:color="#000000"/>
+              <w:top w:sz="4.0" w:val="single" w:color="#000000"/>
+              <w:end w:sz="4.0" w:val="single" w:color="#000000"/>
+              <w:bottom w:sz="4.0" w:val="single" w:color="#000000"/>
+            </w:tcBorders>
+            <w:tcMar>
+              <w:start w:w="0" w:type="dxa"/>
+              <w:end w:w="0" w:type="dxa"/>
+            </w:tcMar>
+          </w:tcPr>
+          <w:p>
+            <w:pPr>
+              <w:autoSpaceDN w:val="0"/>
+              <w:autoSpaceDE w:val="0"/>
+              <w:widowControl/>
+              <w:spacing w:line="245" w:lineRule="auto" w:before="176" w:after="0"/>
+              <w:ind w:left="144" w:right="144" w:firstLine="0"/>
+              <w:jc w:val="center"/>
+            </w:pPr>
+            <w:r>
+              <w:rPr>
+                <w:rFonts w:ascii="Calibri" w:hAnsi="Calibri" w:eastAsia="Calibri"/>
+                <w:b/>
+                <w:i w:val="0"/>
+                <w:color w:val="000000"/>
+                <w:sz w:val="20"/>
+              </w:rPr>
+              <w:t xml:space="preserve">Slightly </w:t>
+            </w:r>
+            <w:r>
+              <w:br/>
+            </w:r>
+            <w:r>
+              <w:rPr>
+                <w:rFonts w:ascii="Calibri" w:hAnsi="Calibri" w:eastAsia="Calibri"/>
+                <w:b/>
+                <w:i w:val="0"/>
+                <w:color w:val="000000"/>
+                <w:sz w:val="20"/>
+              </w:rPr>
+              <w:t xml:space="preserve">Satisfied </w:t>
+            </w:r>
+          </w:p>
+        </w:tc>
+        <w:tc>
+          <w:tcPr>
+            <w:tcW w:type="dxa" w:w="1280"/>
+            <w:tcBorders>
+              <w:start w:sz="4.0" w:val="single" w:color="#000000"/>
+              <w:top w:sz="4.0" w:val="single" w:color="#000000"/>
+              <w:end w:sz="4.0" w:val="single" w:color="#000000"/>
+              <w:bottom w:sz="4.0" w:val="single" w:color="#000000"/>
+            </w:tcBorders>
+            <w:tcMar>
+              <w:start w:w="0" w:type="dxa"/>
+              <w:end w:w="0" w:type="dxa"/>
+            </w:tcMar>
+          </w:tcPr>
+          <w:p>
+            <w:pPr>
+              <w:autoSpaceDN w:val="0"/>
+              <w:autoSpaceDE w:val="0"/>
+              <w:widowControl/>
+              <w:spacing w:line="194" w:lineRule="auto" w:before="298" w:after="0"/>
+              <w:ind w:left="0" w:right="0" w:firstLine="0"/>
+              <w:jc w:val="center"/>
+            </w:pPr>
+            <w:r>
+              <w:rPr>
+                <w:rFonts w:ascii="Calibri" w:hAnsi="Calibri" w:eastAsia="Calibri"/>
+                <w:b/>
+                <w:i w:val="0"/>
+                <w:color w:val="000000"/>
+                <w:sz w:val="20"/>
+              </w:rPr>
+              <w:t xml:space="preserve">Neutral </w:t>
+            </w:r>
+          </w:p>
+        </w:tc>
+        <w:tc>
+          <w:tcPr>
+            <w:tcW w:type="dxa" w:w="1276"/>
+            <w:tcBorders>
+              <w:start w:sz="4.0" w:val="single" w:color="#000000"/>
+              <w:top w:sz="4.0" w:val="single" w:color="#000000"/>
+              <w:end w:sz="4.0" w:val="single" w:color="#000000"/>
+              <w:bottom w:sz="4.0" w:val="single" w:color="#000000"/>
+            </w:tcBorders>
+            <w:tcMar>
+              <w:start w:w="0" w:type="dxa"/>
+              <w:end w:w="0" w:type="dxa"/>
+            </w:tcMar>
+          </w:tcPr>
+          <w:p>
+            <w:pPr>
+              <w:autoSpaceDN w:val="0"/>
+              <w:autoSpaceDE w:val="0"/>
+              <w:widowControl/>
+              <w:spacing w:line="245" w:lineRule="auto" w:before="176" w:after="0"/>
+              <w:ind w:left="144" w:right="0" w:firstLine="0"/>
+              <w:jc w:val="center"/>
+            </w:pPr>
+            <w:r>
+              <w:rPr>
+                <w:rFonts w:ascii="Calibri" w:hAnsi="Calibri" w:eastAsia="Calibri"/>
+                <w:b/>
+                <w:i w:val="0"/>
+                <w:color w:val="000000"/>
+                <w:sz w:val="20"/>
+              </w:rPr>
+              <w:t xml:space="preserve">Slightly </w:t>
+            </w:r>
+            <w:r>
+              <w:br/>
+            </w:r>
+            <w:r>
+              <w:rPr>
+                <w:rFonts w:ascii="Calibri" w:hAnsi="Calibri" w:eastAsia="Calibri"/>
+                <w:b/>
+                <w:i w:val="0"/>
+                <w:color w:val="000000"/>
+                <w:sz w:val="20"/>
+              </w:rPr>
+              <w:t xml:space="preserve">Dissatisfied </w:t>
+            </w:r>
+          </w:p>
+        </w:tc>
+        <w:tc>
+          <w:tcPr>
+            <w:tcW w:type="dxa" w:w="1280"/>
+            <w:tcBorders>
+              <w:start w:sz="4.0" w:val="single" w:color="#000000"/>
+              <w:top w:sz="4.0" w:val="single" w:color="#000000"/>
+              <w:end w:sz="4.0" w:val="single" w:color="#000000"/>
+              <w:bottom w:sz="4.0" w:val="single" w:color="#000000"/>
+            </w:tcBorders>
+            <w:tcMar>
+              <w:start w:w="0" w:type="dxa"/>
+              <w:end w:w="0" w:type="dxa"/>
+            </w:tcMar>
+          </w:tcPr>
+          <w:p>
+            <w:pPr>
+              <w:autoSpaceDN w:val="0"/>
+              <w:autoSpaceDE w:val="0"/>
+              <w:widowControl/>
+              <w:spacing w:line="245" w:lineRule="auto" w:before="176" w:after="0"/>
+              <w:ind w:left="144" w:right="0" w:firstLine="0"/>
+              <w:jc w:val="center"/>
+            </w:pPr>
+            <w:r>
+              <w:rPr>
+                <w:rFonts w:ascii="Calibri" w:hAnsi="Calibri" w:eastAsia="Calibri"/>
+                <w:b/>
+                <w:i w:val="0"/>
+                <w:color w:val="000000"/>
+                <w:sz w:val="20"/>
+              </w:rPr>
+              <w:t xml:space="preserve">Very </w:t>
+            </w:r>
+            <w:r>
+              <w:br/>
+            </w:r>
+            <w:r>
+              <w:rPr>
+                <w:rFonts w:ascii="Calibri" w:hAnsi="Calibri" w:eastAsia="Calibri"/>
+                <w:b/>
+                <w:i w:val="0"/>
+                <w:color w:val="000000"/>
+                <w:sz w:val="20"/>
+              </w:rPr>
+              <w:t xml:space="preserve">Dissatisfied </w:t>
+            </w:r>
+          </w:p>
+        </w:tc>
+      </w:tr>
+      <w:tr>
+        <w:trPr>
+          <w:trHeight w:hRule="exact" w:val="448"/>
+        </w:trPr>
+        <w:tc>
+          <w:tcPr>
+            <w:tcW w:type="dxa" w:w="4136"/>
+            <w:tcBorders>
+              <w:start w:sz="3.1999999999999886" w:val="single" w:color="#000000"/>
+              <w:top w:sz="4.0" w:val="single" w:color="#000000"/>
+              <w:end w:sz="3.2000000000000455" w:val="single" w:color="#000000"/>
+              <w:bottom w:sz="4.0" w:val="single" w:color="#000000"/>
+            </w:tcBorders>
+            <w:shd w:fill="f1f2f1"/>
+            <w:tcMar>
+              <w:start w:w="0" w:type="dxa"/>
+              <w:end w:w="0" w:type="dxa"/>
+            </w:tcMar>
+          </w:tcPr>
+          <w:p>
+            <w:pPr>
+              <w:autoSpaceDN w:val="0"/>
+              <w:autoSpaceDE w:val="0"/>
+              <w:widowControl/>
+              <w:spacing w:line="197" w:lineRule="auto" w:before="168" w:after="0"/>
+              <w:ind w:left="104" w:right="0" w:firstLine="0"/>
+              <w:jc w:val="left"/>
+            </w:pPr>
+            <w:r>
+              <w:rPr>
+                <w:rFonts w:ascii="Calibri" w:hAnsi="Calibri" w:eastAsia="Calibri"/>
+                <w:b/>
+                <w:i w:val="0"/>
+                <w:color w:val="000000"/>
+                <w:sz w:val="20"/>
+              </w:rPr>
+              <w:t xml:space="preserve">Opportunity to use your abilities </w:t>
+            </w:r>
+          </w:p>
+        </w:tc>
+        <w:tc>
+          <w:tcPr>
+            <w:tcW w:type="dxa" w:w="1280"/>
+            <w:tcBorders>
+              <w:start w:sz="3.2000000000000455" w:val="single" w:color="#000000"/>
+              <w:top w:sz="4.0" w:val="single" w:color="#000000"/>
+              <w:end w:sz="4.0" w:val="single" w:color="#000000"/>
+              <w:bottom w:sz="4.0" w:val="single" w:color="#000000"/>
+            </w:tcBorders>
+            <w:tcMar>
+              <w:start w:w="0" w:type="dxa"/>
+              <w:end w:w="0" w:type="dxa"/>
+            </w:tcMar>
+          </w:tcPr>
+          <w:p/>
+        </w:tc>
+        <w:tc>
+          <w:tcPr>
+            <w:tcW w:type="dxa" w:w="1276"/>
+            <w:tcBorders>
+              <w:start w:sz="4.0" w:val="single" w:color="#000000"/>
+              <w:top w:sz="4.0" w:val="single" w:color="#000000"/>
+              <w:end w:sz="4.0" w:val="single" w:color="#000000"/>
+              <w:bottom w:sz="4.0" w:val="single" w:color="#000000"/>
+            </w:tcBorders>
+            <w:tcMar>
+              <w:start w:w="0" w:type="dxa"/>
+              <w:end w:w="0" w:type="dxa"/>
+            </w:tcMar>
+          </w:tcPr>
+          <w:p/>
+        </w:tc>
+        <w:tc>
+          <w:tcPr>
+            <w:tcW w:type="dxa" w:w="1280"/>
+            <w:tcBorders>
+              <w:start w:sz="4.0" w:val="single" w:color="#000000"/>
+              <w:top w:sz="4.0" w:val="single" w:color="#000000"/>
+              <w:end w:sz="4.0" w:val="single" w:color="#000000"/>
+              <w:bottom w:sz="4.0" w:val="single" w:color="#000000"/>
+            </w:tcBorders>
+            <w:tcMar>
+              <w:start w:w="0" w:type="dxa"/>
+              <w:end w:w="0" w:type="dxa"/>
+            </w:tcMar>
+          </w:tcPr>
+          <w:p/>
+        </w:tc>
+        <w:tc>
+          <w:tcPr>
+            <w:tcW w:type="dxa" w:w="1276"/>
+            <w:tcBorders>
+              <w:start w:sz="4.0" w:val="single" w:color="#000000"/>
+              <w:top w:sz="4.0" w:val="single" w:color="#000000"/>
+              <w:end w:sz="4.0" w:val="single" w:color="#000000"/>
+              <w:bottom w:sz="4.0" w:val="single" w:color="#000000"/>
+            </w:tcBorders>
+            <w:tcMar>
+              <w:start w:w="0" w:type="dxa"/>
+              <w:end w:w="0" w:type="dxa"/>
+            </w:tcMar>
+          </w:tcPr>
+          <w:p/>
+        </w:tc>
+        <w:tc>
+          <w:tcPr>
+            <w:tcW w:type="dxa" w:w="1280"/>
+            <w:tcBorders>
+              <w:start w:sz="4.0" w:val="single" w:color="#000000"/>
+              <w:top w:sz="4.0" w:val="single" w:color="#000000"/>
+              <w:end w:sz="4.0" w:val="single" w:color="#000000"/>
+              <w:bottom w:sz="4.0" w:val="single" w:color="#000000"/>
+            </w:tcBorders>
+            <w:tcMar>
+              <w:start w:w="0" w:type="dxa"/>
+              <w:end w:w="0" w:type="dxa"/>
+            </w:tcMar>
+          </w:tcPr>
+          <w:p/>
+        </w:tc>
+      </w:tr>
+      <w:tr>
+        <w:trPr>
+          <w:trHeight w:hRule="exact" w:val="448"/>
+        </w:trPr>
+        <w:tc>
+          <w:tcPr>
+            <w:tcW w:type="dxa" w:w="4136"/>
+            <w:tcBorders>
+              <w:start w:sz="3.1999999999999886" w:val="single" w:color="#000000"/>
+              <w:top w:sz="4.0" w:val="single" w:color="#000000"/>
+              <w:end w:sz="3.2000000000000455" w:val="single" w:color="#000000"/>
+              <w:bottom w:sz="4.0" w:val="single" w:color="#000000"/>
+            </w:tcBorders>
+            <w:shd w:fill="f1f2f1"/>
+            <w:tcMar>
+              <w:start w:w="0" w:type="dxa"/>
+              <w:end w:w="0" w:type="dxa"/>
+            </w:tcMar>
+          </w:tcPr>
+          <w:p>
+            <w:pPr>
+              <w:autoSpaceDN w:val="0"/>
+              <w:autoSpaceDE w:val="0"/>
+              <w:widowControl/>
+              <w:spacing w:line="197" w:lineRule="auto" w:before="168" w:after="0"/>
+              <w:ind w:left="104" w:right="0" w:firstLine="0"/>
+              <w:jc w:val="left"/>
+            </w:pPr>
+            <w:r>
+              <w:rPr>
+                <w:rFonts w:ascii="Calibri" w:hAnsi="Calibri" w:eastAsia="Calibri"/>
+                <w:b/>
+                <w:i w:val="0"/>
+                <w:color w:val="000000"/>
+                <w:sz w:val="20"/>
+              </w:rPr>
+              <w:t xml:space="preserve">Recognition for the work you did </w:t>
+            </w:r>
+          </w:p>
+        </w:tc>
+        <w:tc>
+          <w:tcPr>
+            <w:tcW w:type="dxa" w:w="1280"/>
+            <w:tcBorders>
+              <w:start w:sz="3.2000000000000455" w:val="single" w:color="#000000"/>
+              <w:top w:sz="4.0" w:val="single" w:color="#000000"/>
+              <w:end w:sz="4.0" w:val="single" w:color="#000000"/>
+              <w:bottom w:sz="4.0" w:val="single" w:color="#000000"/>
+            </w:tcBorders>
+            <w:tcMar>
+              <w:start w:w="0" w:type="dxa"/>
+              <w:end w:w="0" w:type="dxa"/>
+            </w:tcMar>
+          </w:tcPr>
+          <w:p/>
+        </w:tc>
+        <w:tc>
+          <w:tcPr>
+            <w:tcW w:type="dxa" w:w="1276"/>
+            <w:tcBorders>
+              <w:start w:sz="4.0" w:val="single" w:color="#000000"/>
+              <w:top w:sz="4.0" w:val="single" w:color="#000000"/>
+              <w:end w:sz="4.0" w:val="single" w:color="#000000"/>
+              <w:bottom w:sz="4.0" w:val="single" w:color="#000000"/>
+            </w:tcBorders>
+            <w:tcMar>
+              <w:start w:w="0" w:type="dxa"/>
+              <w:end w:w="0" w:type="dxa"/>
+            </w:tcMar>
+          </w:tcPr>
+          <w:p/>
+        </w:tc>
+        <w:tc>
+          <w:tcPr>
+            <w:tcW w:type="dxa" w:w="1280"/>
+            <w:tcBorders>
+              <w:start w:sz="4.0" w:val="single" w:color="#000000"/>
+              <w:top w:sz="4.0" w:val="single" w:color="#000000"/>
+              <w:end w:sz="4.0" w:val="single" w:color="#000000"/>
+              <w:bottom w:sz="4.0" w:val="single" w:color="#000000"/>
+            </w:tcBorders>
+            <w:tcMar>
+              <w:start w:w="0" w:type="dxa"/>
+              <w:end w:w="0" w:type="dxa"/>
+            </w:tcMar>
+          </w:tcPr>
+          <w:p/>
+        </w:tc>
+        <w:tc>
+          <w:tcPr>
+            <w:tcW w:type="dxa" w:w="1276"/>
+            <w:tcBorders>
+              <w:start w:sz="4.0" w:val="single" w:color="#000000"/>
+              <w:top w:sz="4.0" w:val="single" w:color="#000000"/>
+              <w:end w:sz="4.0" w:val="single" w:color="#000000"/>
+              <w:bottom w:sz="4.0" w:val="single" w:color="#000000"/>
+            </w:tcBorders>
+            <w:tcMar>
+              <w:start w:w="0" w:type="dxa"/>
+              <w:end w:w="0" w:type="dxa"/>
+            </w:tcMar>
+          </w:tcPr>
+          <w:p/>
+        </w:tc>
+        <w:tc>
+          <w:tcPr>
+            <w:tcW w:type="dxa" w:w="1280"/>
+            <w:tcBorders>
+              <w:start w:sz="4.0" w:val="single" w:color="#000000"/>
+              <w:top w:sz="4.0" w:val="single" w:color="#000000"/>
+              <w:end w:sz="4.0" w:val="single" w:color="#000000"/>
+              <w:bottom w:sz="4.0" w:val="single" w:color="#000000"/>
+            </w:tcBorders>
+            <w:tcMar>
+              <w:start w:w="0" w:type="dxa"/>
+              <w:end w:w="0" w:type="dxa"/>
+            </w:tcMar>
+          </w:tcPr>
+          <w:p/>
+        </w:tc>
+      </w:tr>
+      <w:tr>
+        <w:trPr>
+          <w:trHeight w:hRule="exact" w:val="448"/>
+        </w:trPr>
+        <w:tc>
+          <w:tcPr>
+            <w:tcW w:type="dxa" w:w="4136"/>
+            <w:tcBorders>
+              <w:start w:sz="3.1999999999999886" w:val="single" w:color="#000000"/>
+              <w:top w:sz="4.0" w:val="single" w:color="#000000"/>
+              <w:end w:sz="3.2000000000000455" w:val="single" w:color="#000000"/>
+              <w:bottom w:sz="4.0" w:val="single" w:color="#000000"/>
+            </w:tcBorders>
+            <w:shd w:fill="f1f2f1"/>
+            <w:tcMar>
+              <w:start w:w="0" w:type="dxa"/>
+              <w:end w:w="0" w:type="dxa"/>
+            </w:tcMar>
+          </w:tcPr>
+          <w:p>
+            <w:pPr>
+              <w:autoSpaceDN w:val="0"/>
+              <w:autoSpaceDE w:val="0"/>
+              <w:widowControl/>
+              <w:spacing w:line="194" w:lineRule="auto" w:before="168" w:after="0"/>
+              <w:ind w:left="104" w:right="0" w:firstLine="0"/>
+              <w:jc w:val="left"/>
+            </w:pPr>
+            <w:r>
+              <w:rPr>
+                <w:rFonts w:ascii="Calibri" w:hAnsi="Calibri" w:eastAsia="Calibri"/>
+                <w:b/>
+                <w:i w:val="0"/>
+                <w:color w:val="000000"/>
+                <w:sz w:val="20"/>
+              </w:rPr>
+              <w:t xml:space="preserve">Training you received </w:t>
+            </w:r>
+          </w:p>
+        </w:tc>
+        <w:tc>
+          <w:tcPr>
+            <w:tcW w:type="dxa" w:w="1280"/>
+            <w:tcBorders>
+              <w:start w:sz="3.2000000000000455" w:val="single" w:color="#000000"/>
+              <w:top w:sz="4.0" w:val="single" w:color="#000000"/>
+              <w:end w:sz="4.0" w:val="single" w:color="#000000"/>
+              <w:bottom w:sz="4.0" w:val="single" w:color="#000000"/>
+            </w:tcBorders>
+            <w:tcMar>
+              <w:start w:w="0" w:type="dxa"/>
+              <w:end w:w="0" w:type="dxa"/>
+            </w:tcMar>
+          </w:tcPr>
+          <w:p/>
+        </w:tc>
+        <w:tc>
+          <w:tcPr>
+            <w:tcW w:type="dxa" w:w="1276"/>
+            <w:tcBorders>
+              <w:start w:sz="4.0" w:val="single" w:color="#000000"/>
+              <w:top w:sz="4.0" w:val="single" w:color="#000000"/>
+              <w:end w:sz="4.0" w:val="single" w:color="#000000"/>
+              <w:bottom w:sz="4.0" w:val="single" w:color="#000000"/>
+            </w:tcBorders>
+            <w:tcMar>
+              <w:start w:w="0" w:type="dxa"/>
+              <w:end w:w="0" w:type="dxa"/>
+            </w:tcMar>
+          </w:tcPr>
+          <w:p/>
+        </w:tc>
+        <w:tc>
+          <w:tcPr>
+            <w:tcW w:type="dxa" w:w="1280"/>
+            <w:tcBorders>
+              <w:start w:sz="4.0" w:val="single" w:color="#000000"/>
+              <w:top w:sz="4.0" w:val="single" w:color="#000000"/>
+              <w:end w:sz="4.0" w:val="single" w:color="#000000"/>
+              <w:bottom w:sz="4.0" w:val="single" w:color="#000000"/>
+            </w:tcBorders>
+            <w:tcMar>
+              <w:start w:w="0" w:type="dxa"/>
+              <w:end w:w="0" w:type="dxa"/>
+            </w:tcMar>
+          </w:tcPr>
+          <w:p/>
+        </w:tc>
+        <w:tc>
+          <w:tcPr>
+            <w:tcW w:type="dxa" w:w="1276"/>
+            <w:tcBorders>
+              <w:start w:sz="4.0" w:val="single" w:color="#000000"/>
+              <w:top w:sz="4.0" w:val="single" w:color="#000000"/>
+              <w:end w:sz="4.0" w:val="single" w:color="#000000"/>
+              <w:bottom w:sz="4.0" w:val="single" w:color="#000000"/>
+            </w:tcBorders>
+            <w:tcMar>
+              <w:start w:w="0" w:type="dxa"/>
+              <w:end w:w="0" w:type="dxa"/>
+            </w:tcMar>
+          </w:tcPr>
+          <w:p/>
+        </w:tc>
+        <w:tc>
+          <w:tcPr>
+            <w:tcW w:type="dxa" w:w="1280"/>
+            <w:tcBorders>
+              <w:start w:sz="4.0" w:val="single" w:color="#000000"/>
+              <w:top w:sz="4.0" w:val="single" w:color="#000000"/>
+              <w:end w:sz="4.0" w:val="single" w:color="#000000"/>
+              <w:bottom w:sz="4.0" w:val="single" w:color="#000000"/>
+            </w:tcBorders>
+            <w:tcMar>
+              <w:start w:w="0" w:type="dxa"/>
+              <w:end w:w="0" w:type="dxa"/>
+            </w:tcMar>
+          </w:tcPr>
+          <w:p/>
+        </w:tc>
+      </w:tr>
+      <w:tr>
+        <w:trPr>
+          <w:trHeight w:hRule="exact" w:val="446"/>
+        </w:trPr>
+        <w:tc>
+          <w:tcPr>
+            <w:tcW w:type="dxa" w:w="4136"/>
+            <w:tcBorders>
+              <w:start w:sz="3.1999999999999886" w:val="single" w:color="#000000"/>
+              <w:top w:sz="4.0" w:val="single" w:color="#000000"/>
+              <w:end w:sz="3.2000000000000455" w:val="single" w:color="#000000"/>
+              <w:bottom w:sz="3.199999999999818" w:val="single" w:color="#000000"/>
+            </w:tcBorders>
+            <w:shd w:fill="f1f2f1"/>
+            <w:tcMar>
+              <w:start w:w="0" w:type="dxa"/>
+              <w:end w:w="0" w:type="dxa"/>
+            </w:tcMar>
+          </w:tcPr>
+          <w:p>
+            <w:pPr>
+              <w:autoSpaceDN w:val="0"/>
+              <w:autoSpaceDE w:val="0"/>
+              <w:widowControl/>
+              <w:spacing w:line="194" w:lineRule="auto" w:before="168" w:after="0"/>
+              <w:ind w:left="104" w:right="0" w:firstLine="0"/>
+              <w:jc w:val="left"/>
+            </w:pPr>
+            <w:r>
+              <w:rPr>
+                <w:rFonts w:ascii="Calibri" w:hAnsi="Calibri" w:eastAsia="Calibri"/>
+                <w:b/>
+                <w:i w:val="0"/>
+                <w:color w:val="000000"/>
+                <w:sz w:val="20"/>
+              </w:rPr>
+              <w:t xml:space="preserve">Your supervisor’s management methods </w:t>
+            </w:r>
+          </w:p>
+        </w:tc>
+        <w:tc>
+          <w:tcPr>
+            <w:tcW w:type="dxa" w:w="1280"/>
+            <w:tcBorders>
+              <w:start w:sz="3.2000000000000455" w:val="single" w:color="#000000"/>
+              <w:top w:sz="4.0" w:val="single" w:color="#000000"/>
+              <w:end w:sz="4.0" w:val="single" w:color="#000000"/>
+              <w:bottom w:sz="3.199999999999818" w:val="single" w:color="#000000"/>
+            </w:tcBorders>
+            <w:tcMar>
+              <w:start w:w="0" w:type="dxa"/>
+              <w:end w:w="0" w:type="dxa"/>
+            </w:tcMar>
+          </w:tcPr>
+          <w:p/>
+        </w:tc>
+        <w:tc>
+          <w:tcPr>
+            <w:tcW w:type="dxa" w:w="1276"/>
+            <w:tcBorders>
+              <w:start w:sz="4.0" w:val="single" w:color="#000000"/>
+              <w:top w:sz="4.0" w:val="single" w:color="#000000"/>
+              <w:end w:sz="4.0" w:val="single" w:color="#000000"/>
+              <w:bottom w:sz="3.199999999999818" w:val="single" w:color="#000000"/>
+            </w:tcBorders>
+            <w:tcMar>
+              <w:start w:w="0" w:type="dxa"/>
+              <w:end w:w="0" w:type="dxa"/>
+            </w:tcMar>
+          </w:tcPr>
+          <w:p/>
+        </w:tc>
+        <w:tc>
+          <w:tcPr>
+            <w:tcW w:type="dxa" w:w="1280"/>
+            <w:tcBorders>
+              <w:start w:sz="4.0" w:val="single" w:color="#000000"/>
+              <w:top w:sz="4.0" w:val="single" w:color="#000000"/>
+              <w:end w:sz="4.0" w:val="single" w:color="#000000"/>
+              <w:bottom w:sz="3.199999999999818" w:val="single" w:color="#000000"/>
+            </w:tcBorders>
+            <w:tcMar>
+              <w:start w:w="0" w:type="dxa"/>
+              <w:end w:w="0" w:type="dxa"/>
+            </w:tcMar>
+          </w:tcPr>
+          <w:p/>
+        </w:tc>
+        <w:tc>
+          <w:tcPr>
+            <w:tcW w:type="dxa" w:w="1276"/>
+            <w:tcBorders>
+              <w:start w:sz="4.0" w:val="single" w:color="#000000"/>
+              <w:top w:sz="4.0" w:val="single" w:color="#000000"/>
+              <w:end w:sz="4.0" w:val="single" w:color="#000000"/>
+              <w:bottom w:sz="3.199999999999818" w:val="single" w:color="#000000"/>
+            </w:tcBorders>
+            <w:tcMar>
+              <w:start w:w="0" w:type="dxa"/>
+              <w:end w:w="0" w:type="dxa"/>
+            </w:tcMar>
+          </w:tcPr>
+          <w:p/>
+        </w:tc>
+        <w:tc>
+          <w:tcPr>
+            <w:tcW w:type="dxa" w:w="1280"/>
+            <w:tcBorders>
+              <w:start w:sz="4.0" w:val="single" w:color="#000000"/>
+              <w:top w:sz="4.0" w:val="single" w:color="#000000"/>
+              <w:end w:sz="4.0" w:val="single" w:color="#000000"/>
+              <w:bottom w:sz="3.199999999999818" w:val="single" w:color="#000000"/>
+            </w:tcBorders>
+            <w:tcMar>
+              <w:start w:w="0" w:type="dxa"/>
+              <w:end w:w="0" w:type="dxa"/>
+            </w:tcMar>
+          </w:tcPr>
+          <w:p/>
+        </w:tc>
+      </w:tr>
+      <w:tr>
+        <w:trPr>
+          <w:trHeight w:hRule="exact" w:val="448"/>
+        </w:trPr>
+        <w:tc>
+          <w:tcPr>
+            <w:tcW w:type="dxa" w:w="4136"/>
+            <w:tcBorders>
+              <w:start w:sz="3.1999999999999886" w:val="single" w:color="#000000"/>
+              <w:top w:sz="3.199999999999818" w:val="single" w:color="#000000"/>
+              <w:end w:sz="3.2000000000000455" w:val="single" w:color="#000000"/>
+              <w:bottom w:sz="4.0" w:val="single" w:color="#000000"/>
+            </w:tcBorders>
+            <w:shd w:fill="f1f2f1"/>
+            <w:tcMar>
+              <w:start w:w="0" w:type="dxa"/>
+              <w:end w:w="0" w:type="dxa"/>
+            </w:tcMar>
+          </w:tcPr>
+          <w:p>
+            <w:pPr>
+              <w:autoSpaceDN w:val="0"/>
+              <w:autoSpaceDE w:val="0"/>
+              <w:widowControl/>
+              <w:spacing w:line="197" w:lineRule="auto" w:before="168" w:after="0"/>
+              <w:ind w:left="104" w:right="0" w:firstLine="0"/>
+              <w:jc w:val="left"/>
+            </w:pPr>
+            <w:r>
+              <w:rPr>
+                <w:rFonts w:ascii="Calibri" w:hAnsi="Calibri" w:eastAsia="Calibri"/>
+                <w:b/>
+                <w:i w:val="0"/>
+                <w:color w:val="000000"/>
+                <w:sz w:val="20"/>
+              </w:rPr>
+              <w:t xml:space="preserve">The opportunity to talk with your supervisor </w:t>
+            </w:r>
+          </w:p>
+        </w:tc>
+        <w:tc>
+          <w:tcPr>
+            <w:tcW w:type="dxa" w:w="1280"/>
+            <w:tcBorders>
+              <w:start w:sz="3.2000000000000455" w:val="single" w:color="#000000"/>
+              <w:top w:sz="3.199999999999818" w:val="single" w:color="#000000"/>
+              <w:end w:sz="4.0" w:val="single" w:color="#000000"/>
+              <w:bottom w:sz="4.0" w:val="single" w:color="#000000"/>
+            </w:tcBorders>
+            <w:tcMar>
+              <w:start w:w="0" w:type="dxa"/>
+              <w:end w:w="0" w:type="dxa"/>
+            </w:tcMar>
+          </w:tcPr>
+          <w:p/>
+        </w:tc>
+        <w:tc>
+          <w:tcPr>
+            <w:tcW w:type="dxa" w:w="1276"/>
+            <w:tcBorders>
+              <w:start w:sz="4.0" w:val="single" w:color="#000000"/>
+              <w:top w:sz="3.199999999999818" w:val="single" w:color="#000000"/>
+              <w:end w:sz="4.0" w:val="single" w:color="#000000"/>
+              <w:bottom w:sz="4.0" w:val="single" w:color="#000000"/>
+            </w:tcBorders>
+            <w:tcMar>
+              <w:start w:w="0" w:type="dxa"/>
+              <w:end w:w="0" w:type="dxa"/>
+            </w:tcMar>
+          </w:tcPr>
+          <w:p/>
+        </w:tc>
+        <w:tc>
+          <w:tcPr>
+            <w:tcW w:type="dxa" w:w="1280"/>
+            <w:tcBorders>
+              <w:start w:sz="4.0" w:val="single" w:color="#000000"/>
+              <w:top w:sz="3.199999999999818" w:val="single" w:color="#000000"/>
+              <w:end w:sz="4.0" w:val="single" w:color="#000000"/>
+              <w:bottom w:sz="4.0" w:val="single" w:color="#000000"/>
+            </w:tcBorders>
+            <w:tcMar>
+              <w:start w:w="0" w:type="dxa"/>
+              <w:end w:w="0" w:type="dxa"/>
+            </w:tcMar>
+          </w:tcPr>
+          <w:p/>
+        </w:tc>
+        <w:tc>
+          <w:tcPr>
+            <w:tcW w:type="dxa" w:w="1276"/>
+            <w:tcBorders>
+              <w:start w:sz="4.0" w:val="single" w:color="#000000"/>
+              <w:top w:sz="3.199999999999818" w:val="single" w:color="#000000"/>
+              <w:end w:sz="4.0" w:val="single" w:color="#000000"/>
+              <w:bottom w:sz="4.0" w:val="single" w:color="#000000"/>
+            </w:tcBorders>
+            <w:tcMar>
+              <w:start w:w="0" w:type="dxa"/>
+              <w:end w:w="0" w:type="dxa"/>
+            </w:tcMar>
+          </w:tcPr>
+          <w:p/>
+        </w:tc>
+        <w:tc>
+          <w:tcPr>
+            <w:tcW w:type="dxa" w:w="1280"/>
+            <w:tcBorders>
+              <w:start w:sz="4.0" w:val="single" w:color="#000000"/>
+              <w:top w:sz="3.199999999999818" w:val="single" w:color="#000000"/>
+              <w:end w:sz="4.0" w:val="single" w:color="#000000"/>
+              <w:bottom w:sz="4.0" w:val="single" w:color="#000000"/>
+            </w:tcBorders>
+            <w:tcMar>
+              <w:start w:w="0" w:type="dxa"/>
+              <w:end w:w="0" w:type="dxa"/>
+            </w:tcMar>
+          </w:tcPr>
+          <w:p/>
+        </w:tc>
+      </w:tr>
+      <w:tr>
+        <w:trPr>
+          <w:trHeight w:hRule="exact" w:val="798"/>
+        </w:trPr>
+        <w:tc>
+          <w:tcPr>
+            <w:tcW w:type="dxa" w:w="4136"/>
+            <w:tcBorders>
+              <w:start w:sz="3.1999999999999886" w:val="single" w:color="#000000"/>
+              <w:top w:sz="4.0" w:val="single" w:color="#000000"/>
+              <w:end w:sz="3.2000000000000455" w:val="single" w:color="#000000"/>
+              <w:bottom w:sz="4.0" w:val="single" w:color="#000000"/>
+            </w:tcBorders>
+            <w:shd w:fill="f1f2f1"/>
+            <w:tcMar>
+              <w:start w:w="0" w:type="dxa"/>
+              <w:end w:w="0" w:type="dxa"/>
+            </w:tcMar>
+          </w:tcPr>
+          <w:p>
+            <w:pPr>
+              <w:autoSpaceDN w:val="0"/>
+              <w:autoSpaceDE w:val="0"/>
+              <w:widowControl/>
+              <w:spacing w:line="245" w:lineRule="auto" w:before="98" w:after="0"/>
+              <w:ind w:left="104" w:right="432" w:firstLine="0"/>
+              <w:jc w:val="left"/>
+            </w:pPr>
+            <w:r>
+              <w:rPr>
+                <w:rFonts w:ascii="Calibri" w:hAnsi="Calibri" w:eastAsia="Calibri"/>
+                <w:b/>
+                <w:i w:val="0"/>
+                <w:color w:val="000000"/>
+                <w:sz w:val="20"/>
+              </w:rPr>
+              <w:t xml:space="preserve">The information you received on policies, </w:t>
+            </w:r>
+            <w:r>
+              <w:rPr>
+                <w:rFonts w:ascii="Calibri" w:hAnsi="Calibri" w:eastAsia="Calibri"/>
+                <w:b/>
+                <w:i w:val="0"/>
+                <w:color w:val="000000"/>
+                <w:sz w:val="20"/>
+              </w:rPr>
+              <w:t xml:space="preserve">programs, projects and </w:t>
+            </w:r>
+            <w:r>
+              <w:br/>
+            </w:r>
+            <w:r>
+              <w:rPr>
+                <w:rFonts w:ascii="Calibri" w:hAnsi="Calibri" w:eastAsia="Calibri"/>
+                <w:b/>
+                <w:i w:val="0"/>
+                <w:color w:val="000000"/>
+                <w:sz w:val="20"/>
+              </w:rPr>
+              <w:t xml:space="preserve">problems </w:t>
+            </w:r>
+          </w:p>
+        </w:tc>
+        <w:tc>
+          <w:tcPr>
+            <w:tcW w:type="dxa" w:w="1280"/>
+            <w:tcBorders>
+              <w:start w:sz="3.2000000000000455" w:val="single" w:color="#000000"/>
+              <w:top w:sz="4.0" w:val="single" w:color="#000000"/>
+              <w:end w:sz="4.0" w:val="single" w:color="#000000"/>
+              <w:bottom w:sz="4.0" w:val="single" w:color="#000000"/>
+            </w:tcBorders>
+            <w:tcMar>
+              <w:start w:w="0" w:type="dxa"/>
+              <w:end w:w="0" w:type="dxa"/>
+            </w:tcMar>
+          </w:tcPr>
+          <w:p/>
+        </w:tc>
+        <w:tc>
+          <w:tcPr>
+            <w:tcW w:type="dxa" w:w="1276"/>
+            <w:tcBorders>
+              <w:start w:sz="4.0" w:val="single" w:color="#000000"/>
+              <w:top w:sz="4.0" w:val="single" w:color="#000000"/>
+              <w:end w:sz="4.0" w:val="single" w:color="#000000"/>
+              <w:bottom w:sz="4.0" w:val="single" w:color="#000000"/>
+            </w:tcBorders>
+            <w:tcMar>
+              <w:start w:w="0" w:type="dxa"/>
+              <w:end w:w="0" w:type="dxa"/>
+            </w:tcMar>
+          </w:tcPr>
+          <w:p/>
+        </w:tc>
+        <w:tc>
+          <w:tcPr>
+            <w:tcW w:type="dxa" w:w="1280"/>
+            <w:tcBorders>
+              <w:start w:sz="4.0" w:val="single" w:color="#000000"/>
+              <w:top w:sz="4.0" w:val="single" w:color="#000000"/>
+              <w:end w:sz="4.0" w:val="single" w:color="#000000"/>
+              <w:bottom w:sz="4.0" w:val="single" w:color="#000000"/>
+            </w:tcBorders>
+            <w:tcMar>
+              <w:start w:w="0" w:type="dxa"/>
+              <w:end w:w="0" w:type="dxa"/>
+            </w:tcMar>
+          </w:tcPr>
+          <w:p/>
+        </w:tc>
+        <w:tc>
+          <w:tcPr>
+            <w:tcW w:type="dxa" w:w="1276"/>
+            <w:tcBorders>
+              <w:start w:sz="4.0" w:val="single" w:color="#000000"/>
+              <w:top w:sz="4.0" w:val="single" w:color="#000000"/>
+              <w:end w:sz="4.0" w:val="single" w:color="#000000"/>
+              <w:bottom w:sz="4.0" w:val="single" w:color="#000000"/>
+            </w:tcBorders>
+            <w:tcMar>
+              <w:start w:w="0" w:type="dxa"/>
+              <w:end w:w="0" w:type="dxa"/>
+            </w:tcMar>
+          </w:tcPr>
+          <w:p/>
+        </w:tc>
+        <w:tc>
+          <w:tcPr>
+            <w:tcW w:type="dxa" w:w="1280"/>
+            <w:tcBorders>
+              <w:start w:sz="4.0" w:val="single" w:color="#000000"/>
+              <w:top w:sz="4.0" w:val="single" w:color="#000000"/>
+              <w:end w:sz="4.0" w:val="single" w:color="#000000"/>
+              <w:bottom w:sz="4.0" w:val="single" w:color="#000000"/>
+            </w:tcBorders>
+            <w:tcMar>
+              <w:start w:w="0" w:type="dxa"/>
+              <w:end w:w="0" w:type="dxa"/>
+            </w:tcMar>
+          </w:tcPr>
+          <w:p/>
+        </w:tc>
+      </w:tr>
+      <w:tr>
+        <w:trPr>
+          <w:trHeight w:hRule="exact" w:val="556"/>
+        </w:trPr>
+        <w:tc>
+          <w:tcPr>
+            <w:tcW w:type="dxa" w:w="4136"/>
+            <w:tcBorders>
+              <w:start w:sz="3.1999999999999886" w:val="single" w:color="#000000"/>
+              <w:top w:sz="4.0" w:val="single" w:color="#000000"/>
+              <w:end w:sz="3.2000000000000455" w:val="single" w:color="#000000"/>
+              <w:bottom w:sz="4.0" w:val="single" w:color="#000000"/>
+            </w:tcBorders>
+            <w:shd w:fill="f1f2f1"/>
+            <w:tcMar>
+              <w:start w:w="0" w:type="dxa"/>
+              <w:end w:w="0" w:type="dxa"/>
+            </w:tcMar>
+          </w:tcPr>
+          <w:p>
+            <w:pPr>
+              <w:autoSpaceDN w:val="0"/>
+              <w:autoSpaceDE w:val="0"/>
+              <w:widowControl/>
+              <w:spacing w:line="245" w:lineRule="auto" w:before="100" w:after="0"/>
+              <w:ind w:left="104" w:right="0" w:firstLine="0"/>
+              <w:jc w:val="left"/>
+            </w:pPr>
+            <w:r>
+              <w:rPr>
+                <w:rFonts w:ascii="Calibri" w:hAnsi="Calibri" w:eastAsia="Calibri"/>
+                <w:b/>
+                <w:i w:val="0"/>
+                <w:color w:val="000000"/>
+                <w:sz w:val="20"/>
+              </w:rPr>
+              <w:t xml:space="preserve">The information you received on departmental </w:t>
+            </w:r>
+            <w:r>
+              <w:rPr>
+                <w:rFonts w:ascii="Calibri" w:hAnsi="Calibri" w:eastAsia="Calibri"/>
+                <w:b/>
+                <w:i w:val="0"/>
+                <w:color w:val="000000"/>
+                <w:sz w:val="20"/>
+              </w:rPr>
+              <w:t xml:space="preserve">structure </w:t>
+            </w:r>
+          </w:p>
+        </w:tc>
+        <w:tc>
+          <w:tcPr>
+            <w:tcW w:type="dxa" w:w="1280"/>
+            <w:tcBorders>
+              <w:start w:sz="3.2000000000000455" w:val="single" w:color="#000000"/>
+              <w:top w:sz="4.0" w:val="single" w:color="#000000"/>
+              <w:end w:sz="4.0" w:val="single" w:color="#000000"/>
+              <w:bottom w:sz="4.0" w:val="single" w:color="#000000"/>
+            </w:tcBorders>
+            <w:tcMar>
+              <w:start w:w="0" w:type="dxa"/>
+              <w:end w:w="0" w:type="dxa"/>
+            </w:tcMar>
+          </w:tcPr>
+          <w:p/>
+        </w:tc>
+        <w:tc>
+          <w:tcPr>
+            <w:tcW w:type="dxa" w:w="1276"/>
+            <w:tcBorders>
+              <w:start w:sz="4.0" w:val="single" w:color="#000000"/>
+              <w:top w:sz="4.0" w:val="single" w:color="#000000"/>
+              <w:end w:sz="4.0" w:val="single" w:color="#000000"/>
+              <w:bottom w:sz="4.0" w:val="single" w:color="#000000"/>
+            </w:tcBorders>
+            <w:tcMar>
+              <w:start w:w="0" w:type="dxa"/>
+              <w:end w:w="0" w:type="dxa"/>
+            </w:tcMar>
+          </w:tcPr>
+          <w:p/>
+        </w:tc>
+        <w:tc>
+          <w:tcPr>
+            <w:tcW w:type="dxa" w:w="1280"/>
+            <w:tcBorders>
+              <w:start w:sz="4.0" w:val="single" w:color="#000000"/>
+              <w:top w:sz="4.0" w:val="single" w:color="#000000"/>
+              <w:end w:sz="4.0" w:val="single" w:color="#000000"/>
+              <w:bottom w:sz="4.0" w:val="single" w:color="#000000"/>
+            </w:tcBorders>
+            <w:tcMar>
+              <w:start w:w="0" w:type="dxa"/>
+              <w:end w:w="0" w:type="dxa"/>
+            </w:tcMar>
+          </w:tcPr>
+          <w:p/>
+        </w:tc>
+        <w:tc>
+          <w:tcPr>
+            <w:tcW w:type="dxa" w:w="1276"/>
+            <w:tcBorders>
+              <w:start w:sz="4.0" w:val="single" w:color="#000000"/>
+              <w:top w:sz="4.0" w:val="single" w:color="#000000"/>
+              <w:end w:sz="4.0" w:val="single" w:color="#000000"/>
+              <w:bottom w:sz="4.0" w:val="single" w:color="#000000"/>
+            </w:tcBorders>
+            <w:tcMar>
+              <w:start w:w="0" w:type="dxa"/>
+              <w:end w:w="0" w:type="dxa"/>
+            </w:tcMar>
+          </w:tcPr>
+          <w:p/>
+        </w:tc>
+        <w:tc>
+          <w:tcPr>
+            <w:tcW w:type="dxa" w:w="1280"/>
+            <w:tcBorders>
+              <w:start w:sz="4.0" w:val="single" w:color="#000000"/>
+              <w:top w:sz="4.0" w:val="single" w:color="#000000"/>
+              <w:end w:sz="4.0" w:val="single" w:color="#000000"/>
+              <w:bottom w:sz="4.0" w:val="single" w:color="#000000"/>
+            </w:tcBorders>
+            <w:tcMar>
+              <w:start w:w="0" w:type="dxa"/>
+              <w:end w:w="0" w:type="dxa"/>
+            </w:tcMar>
+          </w:tcPr>
+          <w:p/>
+        </w:tc>
+      </w:tr>
+    </w:tbl>
+    <w:p>
+      <w:pPr>
+        <w:autoSpaceDN w:val="0"/>
+        <w:autoSpaceDE w:val="0"/>
+        <w:widowControl/>
+        <w:spacing w:line="240" w:lineRule="auto" w:before="310" w:after="396"/>
+        <w:ind w:left="0" w:right="0" w:firstLine="0"/>
+        <w:jc w:val="left"/>
+      </w:pPr>
+      <w:r>
+        <w:drawing>
+          <wp:inline xmlns:a="http://schemas.openxmlformats.org/drawingml/2006/main" xmlns:pic="http://schemas.openxmlformats.org/drawingml/2006/picture">
+            <wp:extent cx="6616700" cy="203200"/>
+            <wp:docPr id="9" name="Picture 9"/>
+            <wp:cNvGraphicFramePr>
+              <a:graphicFrameLocks noChangeAspect="1"/>
+            </wp:cNvGraphicFramePr>
+            <a:graphic>
+              <a:graphicData uri="http://schemas.openxmlformats.org/drawingml/2006/picture">
+                <pic:pic>
+                  <pic:nvPicPr>
+                    <pic:cNvPr id="0" name="image.png"/>
+                    <pic:cNvPicPr/>
+                  </pic:nvPicPr>
+                  <pic:blipFill>
+                    <a:blip r:embed="rId18"/>
+                    <a:stretch>
+                      <a:fillRect/>
+                    </a:stretch>
+                  </pic:blipFill>
+                  <pic:spPr>
+                    <a:xfrm>
+                      <a:off x="0" y="0"/>
+                      <a:ext cx="6616700" cy="203200"/>
+                    </a:xfrm>
+                    <a:prstGeom prst="rect"/>
+                  </pic:spPr>
+                </pic:pic>
+              </a:graphicData>
+            </a:graphic>
+          </wp:inline>
+        </w:drawing>
+      </w:r>
+    </w:p>
+    <w:tbl>
+      <w:tblPr>
+        <w:tblW w:type="auto" w:w="0"/>
+        <w:tblLayout w:type="fixed"/>
+        <w:tblLook w:firstColumn="1" w:firstRow="1" w:lastColumn="0" w:lastRow="0" w:noHBand="0" w:noVBand="1" w:val="04A0"/>
+        <w:tblInd w:w="620.0" w:type="dxa"/>
+      </w:tblPr>
+      <w:tblGrid>
+        <w:gridCol w:w="1740"/>
+        <w:gridCol w:w="1740"/>
+        <w:gridCol w:w="1740"/>
+        <w:gridCol w:w="1740"/>
+        <w:gridCol w:w="1740"/>
+        <w:gridCol w:w="1740"/>
+      </w:tblGrid>
+      <w:tr>
+        <w:trPr>
+          <w:trHeight w:hRule="exact" w:val="292"/>
+        </w:trPr>
+        <w:tc>
+          <w:tcPr>
+            <w:tcW w:type="dxa" w:w="1080"/>
+            <w:vMerge w:val="restart"/>
+            <w:tcBorders/>
+            <w:tcMar>
+              <w:start w:w="0" w:type="dxa"/>
+              <w:end w:w="0" w:type="dxa"/>
+            </w:tcMar>
+            <w:tcMar>
+              <w:start w:w="0" w:type="dxa"/>
+              <w:end w:w="0" w:type="dxa"/>
+            </w:tcMar>
+          </w:tcPr>
+          <w:p>
+            <w:pPr>
+              <w:autoSpaceDN w:val="0"/>
+              <w:autoSpaceDE w:val="0"/>
+              <w:widowControl/>
+              <w:spacing w:line="240" w:lineRule="auto" w:before="110" w:after="0"/>
+              <w:ind w:left="0" w:right="40" w:firstLine="0"/>
+              <w:jc w:val="right"/>
+            </w:pPr>
+            <w:r>
+              <w:drawing>
+                <wp:inline xmlns:a="http://schemas.openxmlformats.org/drawingml/2006/main" xmlns:pic="http://schemas.openxmlformats.org/drawingml/2006/picture">
+                  <wp:extent cx="251459" cy="252730"/>
+                  <wp:docPr id="10" name="Picture 10"/>
+                  <wp:cNvGraphicFramePr>
+                    <a:graphicFrameLocks noChangeAspect="1"/>
+                  </wp:cNvGraphicFramePr>
+                  <a:graphic>
+                    <a:graphicData uri="http://schemas.openxmlformats.org/drawingml/2006/picture">
+                      <pic:pic>
+                        <pic:nvPicPr>
+                          <pic:cNvPr id="0" name="image.png"/>
+                          <pic:cNvPicPr/>
+                        </pic:nvPicPr>
+                        <pic:blipFill>
+                          <a:blip r:embed="rId12"/>
+                          <a:stretch>
+                            <a:fillRect/>
+                          </a:stretch>
+                        </pic:blipFill>
+                        <pic:spPr>
+                          <a:xfrm>
+                            <a:off x="0" y="0"/>
+                            <a:ext cx="251459" cy="252730"/>
+                          </a:xfrm>
+                          <a:prstGeom prst="rect"/>
+                        </pic:spPr>
+                      </pic:pic>
+                    </a:graphicData>
+                  </a:graphic>
+                </wp:inline>
+              </w:drawing>
+            </w:r>
+          </w:p>
+        </w:tc>
+        <w:tc>
+          <w:tcPr>
+            <w:tcW w:type="dxa" w:w="2460"/>
+            <w:vMerge w:val="restart"/>
+            <w:tcBorders/>
+            <w:tcMar>
+              <w:start w:w="0" w:type="dxa"/>
+              <w:end w:w="0" w:type="dxa"/>
+            </w:tcMar>
+            <w:tcMar>
+              <w:start w:w="0" w:type="dxa"/>
+              <w:end w:w="0" w:type="dxa"/>
+            </w:tcMar>
+          </w:tcPr>
+          <w:p>
+            <w:pPr>
+              <w:autoSpaceDN w:val="0"/>
+              <w:autoSpaceDE w:val="0"/>
+              <w:widowControl/>
+              <w:spacing w:line="197" w:lineRule="auto" w:before="248" w:after="0"/>
+              <w:ind w:left="48" w:right="0" w:firstLine="0"/>
+              <w:jc w:val="left"/>
+            </w:pPr>
+            <w:r>
+              <w:rPr>
+                <w:rFonts w:ascii="Calibri" w:hAnsi="Calibri" w:eastAsia="Calibri"/>
+                <w:b w:val="0"/>
+                <w:i w:val="0"/>
+                <w:color w:val="A09F9F"/>
+                <w:sz w:val="16"/>
+              </w:rPr>
+              <w:t>Abu Dhabi, United Arab Emirates</w:t>
+            </w:r>
+          </w:p>
+        </w:tc>
+        <w:tc>
+          <w:tcPr>
+            <w:tcW w:type="dxa" w:w="980"/>
+            <w:vMerge w:val="restart"/>
+            <w:tcBorders/>
+            <w:tcMar>
+              <w:start w:w="0" w:type="dxa"/>
+              <w:end w:w="0" w:type="dxa"/>
+            </w:tcMar>
+            <w:tcMar>
+              <w:start w:w="0" w:type="dxa"/>
+              <w:end w:w="0" w:type="dxa"/>
+            </w:tcMar>
+          </w:tcPr>
+          <w:p>
+            <w:pPr>
+              <w:autoSpaceDN w:val="0"/>
+              <w:autoSpaceDE w:val="0"/>
+              <w:widowControl/>
+              <w:spacing w:line="240" w:lineRule="auto" w:before="78" w:after="0"/>
+              <w:ind w:left="0" w:right="112" w:firstLine="0"/>
+              <w:jc w:val="right"/>
+            </w:pPr>
+            <w:r>
+              <w:drawing>
+                <wp:inline xmlns:a="http://schemas.openxmlformats.org/drawingml/2006/main" xmlns:pic="http://schemas.openxmlformats.org/drawingml/2006/picture">
+                  <wp:extent cx="251460" cy="252729"/>
+                  <wp:docPr id="11" name="Picture 11"/>
+                  <wp:cNvGraphicFramePr>
+                    <a:graphicFrameLocks noChangeAspect="1"/>
+                  </wp:cNvGraphicFramePr>
+                  <a:graphic>
+                    <a:graphicData uri="http://schemas.openxmlformats.org/drawingml/2006/picture">
+                      <pic:pic>
+                        <pic:nvPicPr>
+                          <pic:cNvPr id="0" name="image.png"/>
+                          <pic:cNvPicPr/>
+                        </pic:nvPicPr>
+                        <pic:blipFill>
+                          <a:blip r:embed="rId13"/>
+                          <a:stretch>
+                            <a:fillRect/>
+                          </a:stretch>
+                        </pic:blipFill>
+                        <pic:spPr>
+                          <a:xfrm>
+                            <a:off x="0" y="0"/>
+                            <a:ext cx="251460" cy="252729"/>
+                          </a:xfrm>
+                          <a:prstGeom prst="rect"/>
+                        </pic:spPr>
+                      </pic:pic>
+                    </a:graphicData>
+                  </a:graphic>
+                </wp:inline>
+              </w:drawing>
+            </w:r>
+          </w:p>
+        </w:tc>
+        <w:tc>
+          <w:tcPr>
+            <w:tcW w:type="dxa" w:w="2200"/>
+            <w:tcBorders/>
+            <w:tcMar>
+              <w:start w:w="0" w:type="dxa"/>
+              <w:end w:w="0" w:type="dxa"/>
+            </w:tcMar>
+          </w:tcPr>
+          <w:p>
+            <w:pPr>
+              <w:autoSpaceDN w:val="0"/>
+              <w:autoSpaceDE w:val="0"/>
+              <w:widowControl/>
+              <w:spacing w:line="175" w:lineRule="auto" w:before="48" w:after="0"/>
+              <w:ind w:left="136" w:right="0" w:firstLine="0"/>
+              <w:jc w:val="left"/>
+            </w:pPr>
+            <w:r>
+              <w:rPr>
+                <w:rFonts w:ascii="Myanmar Text" w:hAnsi="Myanmar Text" w:eastAsia="Myanmar Text"/>
+                <w:b w:val="0"/>
+                <w:i w:val="0"/>
+                <w:color w:val="A09F9F"/>
+                <w:sz w:val="18"/>
+              </w:rPr>
+              <w:hyperlink r:id="rId19" w:history="1">
+                <w:r>
+                  <w:rPr>
+                    <w:rStyle w:val="Hyperlink"/>
+                  </w:rPr>
+                  <w:t>info@gss-group.net</w:t>
+                </w:r>
+              </w:hyperlink>
+            </w:r>
+          </w:p>
+        </w:tc>
+        <w:tc>
+          <w:tcPr>
+            <w:tcW w:type="dxa" w:w="1120"/>
+            <w:vMerge w:val="restart"/>
+            <w:tcBorders/>
+            <w:tcMar>
+              <w:start w:w="0" w:type="dxa"/>
+              <w:end w:w="0" w:type="dxa"/>
+            </w:tcMar>
+            <w:tcMar>
+              <w:start w:w="0" w:type="dxa"/>
+              <w:end w:w="0" w:type="dxa"/>
+            </w:tcMar>
+          </w:tcPr>
+          <w:p>
+            <w:pPr>
+              <w:autoSpaceDN w:val="0"/>
+              <w:autoSpaceDE w:val="0"/>
+              <w:widowControl/>
+              <w:spacing w:line="240" w:lineRule="auto" w:before="92" w:after="0"/>
+              <w:ind w:left="0" w:right="76" w:firstLine="0"/>
+              <w:jc w:val="right"/>
+            </w:pPr>
+            <w:r>
+              <w:drawing>
+                <wp:inline xmlns:a="http://schemas.openxmlformats.org/drawingml/2006/main" xmlns:pic="http://schemas.openxmlformats.org/drawingml/2006/picture">
+                  <wp:extent cx="251460" cy="252729"/>
+                  <wp:docPr id="12" name="Picture 12"/>
+                  <wp:cNvGraphicFramePr>
+                    <a:graphicFrameLocks noChangeAspect="1"/>
+                  </wp:cNvGraphicFramePr>
+                  <a:graphic>
+                    <a:graphicData uri="http://schemas.openxmlformats.org/drawingml/2006/picture">
+                      <pic:pic>
+                        <pic:nvPicPr>
+                          <pic:cNvPr id="0" name="image.png"/>
+                          <pic:cNvPicPr/>
+                        </pic:nvPicPr>
+                        <pic:blipFill>
+                          <a:blip r:embed="rId15"/>
+                          <a:stretch>
+                            <a:fillRect/>
+                          </a:stretch>
+                        </pic:blipFill>
+                        <pic:spPr>
+                          <a:xfrm>
+                            <a:off x="0" y="0"/>
+                            <a:ext cx="251460" cy="252729"/>
+                          </a:xfrm>
+                          <a:prstGeom prst="rect"/>
+                        </pic:spPr>
+                      </pic:pic>
+                    </a:graphicData>
+                  </a:graphic>
+                </wp:inline>
+              </w:drawing>
+            </w:r>
+          </w:p>
+        </w:tc>
+        <w:tc>
+          <w:tcPr>
+            <w:tcW w:type="dxa" w:w="2600"/>
+            <w:tcBorders/>
+            <w:tcMar>
+              <w:start w:w="0" w:type="dxa"/>
+              <w:end w:w="0" w:type="dxa"/>
+            </w:tcMar>
+          </w:tcPr>
+          <w:p>
+            <w:pPr>
+              <w:autoSpaceDN w:val="0"/>
+              <w:autoSpaceDE w:val="0"/>
+              <w:widowControl/>
+              <w:spacing w:line="175" w:lineRule="auto" w:before="46" w:after="0"/>
+              <w:ind w:left="112" w:right="0" w:firstLine="0"/>
+              <w:jc w:val="left"/>
+            </w:pPr>
+            <w:r>
+              <w:rPr>
+                <w:rFonts w:ascii="Myanmar Text" w:hAnsi="Myanmar Text" w:eastAsia="Myanmar Text"/>
+                <w:b w:val="0"/>
+                <w:i w:val="0"/>
+                <w:color w:val="A09F9F"/>
+                <w:sz w:val="18"/>
+              </w:rPr>
+              <w:t>Phone: +9712 6666898</w:t>
+            </w:r>
+          </w:p>
+        </w:tc>
+      </w:tr>
+      <w:tr>
+        <w:trPr>
+          <w:trHeight w:hRule="exact" w:val="220"/>
+        </w:trPr>
+        <w:tc>
+          <w:tcPr>
+            <w:tcW w:type="dxa" w:w="1740"/>
+            <w:vMerge/>
+            <w:tcBorders/>
+          </w:tcPr>
+          <w:p/>
+        </w:tc>
+        <w:tc>
+          <w:tcPr>
+            <w:tcW w:type="dxa" w:w="1740"/>
+            <w:vMerge/>
+            <w:tcBorders/>
+          </w:tcPr>
+          <w:p/>
+        </w:tc>
+        <w:tc>
+          <w:tcPr>
+            <w:tcW w:type="dxa" w:w="1740"/>
+            <w:vMerge/>
+            <w:tcBorders/>
+          </w:tcPr>
+          <w:p/>
+        </w:tc>
+        <w:tc>
+          <w:tcPr>
+            <w:tcW w:type="dxa" w:w="2200"/>
+            <w:tcBorders/>
+            <w:tcMar>
+              <w:start w:w="0" w:type="dxa"/>
+              <w:end w:w="0" w:type="dxa"/>
+            </w:tcMar>
+          </w:tcPr>
+          <w:p>
+            <w:pPr>
+              <w:autoSpaceDN w:val="0"/>
+              <w:autoSpaceDE w:val="0"/>
+              <w:widowControl/>
+              <w:spacing w:line="175" w:lineRule="auto" w:before="0" w:after="0"/>
+              <w:ind w:left="152" w:right="0" w:firstLine="0"/>
+              <w:jc w:val="left"/>
+            </w:pPr>
+            <w:r>
+              <w:rPr>
+                <w:rFonts w:ascii="Myanmar Text" w:hAnsi="Myanmar Text" w:eastAsia="Myanmar Text"/>
+                <w:b w:val="0"/>
+                <w:i w:val="0"/>
+                <w:color w:val="A09F9F"/>
+                <w:sz w:val="18"/>
+              </w:rPr>
+              <w:hyperlink r:id="rId14" w:history="1">
+                <w:r>
+                  <w:rPr>
+                    <w:rStyle w:val="Hyperlink"/>
+                  </w:rPr>
+                  <w:t>www.gss-group.net</w:t>
+                </w:r>
+              </w:hyperlink>
+            </w:r>
+          </w:p>
+        </w:tc>
+        <w:tc>
+          <w:tcPr>
+            <w:tcW w:type="dxa" w:w="1740"/>
+            <w:vMerge/>
+            <w:tcBorders/>
+          </w:tcPr>
+          <w:p/>
+        </w:tc>
+        <w:tc>
+          <w:tcPr>
+            <w:tcW w:type="dxa" w:w="2600"/>
+            <w:tcBorders/>
+            <w:tcMar>
+              <w:start w:w="0" w:type="dxa"/>
+              <w:end w:w="0" w:type="dxa"/>
+            </w:tcMar>
+          </w:tcPr>
+          <w:p>
+            <w:pPr>
+              <w:autoSpaceDN w:val="0"/>
+              <w:autoSpaceDE w:val="0"/>
+              <w:widowControl/>
+              <w:spacing w:line="240" w:lineRule="auto" w:before="0" w:after="0"/>
+              <w:ind w:left="112" w:right="0" w:firstLine="0"/>
+              <w:jc w:val="left"/>
+            </w:pPr>
+            <w:r>
+              <w:rPr>
+                <w:rFonts w:ascii="Gill Sans MT" w:hAnsi="Gill Sans MT" w:eastAsia="Gill Sans MT"/>
+                <w:b w:val="0"/>
+                <w:i w:val="0"/>
+                <w:color w:val="A09F9F"/>
+                <w:sz w:val="19"/>
+              </w:rPr>
+              <w:t>Fax: +971 2 666 8980</w:t>
+            </w:r>
+          </w:p>
+        </w:tc>
+      </w:tr>
+    </w:tbl>
+    <w:p>
+      <w:pPr>
+        <w:autoSpaceDN w:val="0"/>
+        <w:autoSpaceDE w:val="0"/>
+        <w:widowControl/>
+        <w:spacing w:line="14" w:lineRule="exact" w:before="0" w:after="0"/>
+        <w:ind w:left="0" w:right="0"/>
+      </w:pPr>
+    </w:p>
+    <w:p>
+      <w:pPr>
+        <w:sectPr>
+          <w:pgSz w:w="11906" w:h="16838"/>
+          <w:pgMar w:top="320" w:right="26" w:bottom="226" w:left="0" w:header="720" w:footer="720" w:gutter="0"/>
+          <w:cols/>
+          <w:docGrid w:linePitch="360"/>
+        </w:sectPr>
+      </w:pPr>
+    </w:p>
+    <w:p>
+      <w:pPr>
+        <w:autoSpaceDN w:val="0"/>
+        <w:autoSpaceDE w:val="0"/>
+        <w:widowControl/>
+        <w:spacing w:line="220" w:lineRule="exact" w:before="0" w:after="100"/>
+        <w:ind w:left="0" w:right="0"/>
+      </w:pPr>
+    </w:p>
+    <w:p>
+      <w:pPr>
+        <w:autoSpaceDN w:val="0"/>
+        <w:autoSpaceDE w:val="0"/>
+        <w:widowControl/>
+        <w:spacing w:line="240" w:lineRule="auto" w:before="0" w:after="0"/>
+        <w:ind w:left="800" w:right="0" w:firstLine="0"/>
+        <w:jc w:val="left"/>
+      </w:pPr>
+      <w:r>
+        <w:drawing>
+          <wp:inline xmlns:a="http://schemas.openxmlformats.org/drawingml/2006/main" xmlns:pic="http://schemas.openxmlformats.org/drawingml/2006/picture">
+            <wp:extent cx="1727200" cy="558800"/>
+            <wp:docPr id="13" name="Picture 13"/>
+            <wp:cNvGraphicFramePr>
+              <a:graphicFrameLocks noChangeAspect="1"/>
+            </wp:cNvGraphicFramePr>
+            <a:graphic>
+              <a:graphicData uri="http://schemas.openxmlformats.org/drawingml/2006/picture">
+                <pic:pic>
+                  <pic:nvPicPr>
+                    <pic:cNvPr id="0" name="image.png"/>
+                    <pic:cNvPicPr/>
+                  </pic:nvPicPr>
+                  <pic:blipFill>
+                    <a:blip r:embed="rId16"/>
+                    <a:stretch>
+                      <a:fillRect/>
+                    </a:stretch>
+                  </pic:blipFill>
+                  <pic:spPr>
+                    <a:xfrm>
+                      <a:off x="0" y="0"/>
+                      <a:ext cx="1727200" cy="558800"/>
+                    </a:xfrm>
+                    <a:prstGeom prst="rect"/>
+                  </pic:spPr>
+                </pic:pic>
+              </a:graphicData>
+            </a:graphic>
+          </wp:inline>
+        </w:drawing>
+      </w:r>
+    </w:p>
+    <w:p>
+      <w:pPr>
+        <w:autoSpaceDN w:val="0"/>
+        <w:autoSpaceDE w:val="0"/>
+        <w:widowControl/>
+        <w:spacing w:line="240" w:lineRule="auto" w:before="180" w:after="200"/>
+        <w:ind w:left="1380" w:right="0" w:firstLine="0"/>
+        <w:jc w:val="left"/>
+      </w:pPr>
+      <w:r>
+        <w:drawing>
+          <wp:inline xmlns:a="http://schemas.openxmlformats.org/drawingml/2006/main" xmlns:pic="http://schemas.openxmlformats.org/drawingml/2006/picture">
+            <wp:extent cx="6654800" cy="215900"/>
+            <wp:docPr id="14" name="Picture 14"/>
+            <wp:cNvGraphicFramePr>
+              <a:graphicFrameLocks noChangeAspect="1"/>
+            </wp:cNvGraphicFramePr>
+            <a:graphic>
+              <a:graphicData uri="http://schemas.openxmlformats.org/drawingml/2006/picture">
+                <pic:pic>
+                  <pic:nvPicPr>
+                    <pic:cNvPr id="0" name="image.png"/>
+                    <pic:cNvPicPr/>
+                  </pic:nvPicPr>
+                  <pic:blipFill>
+                    <a:blip r:embed="rId17"/>
+                    <a:stretch>
+                      <a:fillRect/>
+                    </a:stretch>
+                  </pic:blipFill>
+                  <pic:spPr>
+                    <a:xfrm>
+                      <a:off x="0" y="0"/>
+                      <a:ext cx="6654800" cy="215900"/>
+                    </a:xfrm>
+                    <a:prstGeom prst="rect"/>
+                  </pic:spPr>
+                </pic:pic>
+              </a:graphicData>
+            </a:graphic>
+          </wp:inline>
+        </w:drawing>
+      </w:r>
+    </w:p>
+    <w:tbl>
+      <w:tblPr>
+        <w:tblW w:type="auto" w:w="0"/>
+        <w:tblLayout w:type="fixed"/>
+        <w:tblLook w:firstColumn="1" w:firstRow="1" w:lastColumn="0" w:lastRow="0" w:noHBand="0" w:noVBand="1" w:val="04A0"/>
+        <w:tblInd w:w="816.0" w:type="dxa"/>
+      </w:tblPr>
+      <w:tblGrid>
+        <w:gridCol w:w="1740"/>
+        <w:gridCol w:w="1740"/>
+        <w:gridCol w:w="1740"/>
+        <w:gridCol w:w="1740"/>
+        <w:gridCol w:w="1740"/>
+        <w:gridCol w:w="1740"/>
+      </w:tblGrid>
+      <w:tr>
+        <w:trPr>
+          <w:trHeight w:hRule="exact" w:val="450"/>
+        </w:trPr>
+        <w:tc>
+          <w:tcPr>
+            <w:tcW w:type="dxa" w:w="4136"/>
+            <w:tcBorders>
+              <w:start w:sz="3.1999999999999886" w:val="single" w:color="#000000"/>
+              <w:top w:sz="4.0" w:val="single" w:color="#000000"/>
+              <w:end w:sz="3.2000000000000455" w:val="single" w:color="#000000"/>
+              <w:bottom w:sz="4.0" w:val="single" w:color="#000000"/>
+            </w:tcBorders>
+            <w:shd w:fill="f1f2f1"/>
+            <w:tcMar>
+              <w:start w:w="0" w:type="dxa"/>
+              <w:end w:w="0" w:type="dxa"/>
+            </w:tcMar>
+          </w:tcPr>
+          <w:p>
+            <w:pPr>
+              <w:autoSpaceDN w:val="0"/>
+              <w:autoSpaceDE w:val="0"/>
+              <w:widowControl/>
+              <w:spacing w:line="197" w:lineRule="auto" w:before="166" w:after="0"/>
+              <w:ind w:left="104" w:right="0" w:firstLine="0"/>
+              <w:jc w:val="left"/>
+            </w:pPr>
+            <w:r>
+              <w:rPr>
+                <w:rFonts w:ascii="Calibri" w:hAnsi="Calibri" w:eastAsia="Calibri"/>
+                <w:b/>
+                <w:i w:val="0"/>
+                <w:color w:val="000000"/>
+                <w:sz w:val="20"/>
+              </w:rPr>
+              <w:t xml:space="preserve">Promotion policies and practices </w:t>
+            </w:r>
+          </w:p>
+        </w:tc>
+        <w:tc>
+          <w:tcPr>
+            <w:tcW w:type="dxa" w:w="1280"/>
+            <w:tcBorders>
+              <w:start w:sz="3.2000000000000455" w:val="single" w:color="#000000"/>
+              <w:top w:sz="4.0" w:val="single" w:color="#000000"/>
+              <w:end w:sz="4.0" w:val="single" w:color="#000000"/>
+              <w:bottom w:sz="4.0" w:val="single" w:color="#000000"/>
+            </w:tcBorders>
+            <w:tcMar>
+              <w:start w:w="0" w:type="dxa"/>
+              <w:end w:w="0" w:type="dxa"/>
+            </w:tcMar>
+          </w:tcPr>
+          <w:p/>
+        </w:tc>
+        <w:tc>
+          <w:tcPr>
+            <w:tcW w:type="dxa" w:w="1276"/>
+            <w:tcBorders>
+              <w:start w:sz="4.0" w:val="single" w:color="#000000"/>
+              <w:top w:sz="4.0" w:val="single" w:color="#000000"/>
+              <w:end w:sz="4.0" w:val="single" w:color="#000000"/>
+              <w:bottom w:sz="4.0" w:val="single" w:color="#000000"/>
+            </w:tcBorders>
+            <w:tcMar>
+              <w:start w:w="0" w:type="dxa"/>
+              <w:end w:w="0" w:type="dxa"/>
+            </w:tcMar>
+          </w:tcPr>
+          <w:p/>
+        </w:tc>
+        <w:tc>
+          <w:tcPr>
+            <w:tcW w:type="dxa" w:w="1280"/>
+            <w:tcBorders>
+              <w:start w:sz="4.0" w:val="single" w:color="#000000"/>
+              <w:top w:sz="4.0" w:val="single" w:color="#000000"/>
+              <w:end w:sz="4.0" w:val="single" w:color="#000000"/>
+              <w:bottom w:sz="4.0" w:val="single" w:color="#000000"/>
+            </w:tcBorders>
+            <w:tcMar>
+              <w:start w:w="0" w:type="dxa"/>
+              <w:end w:w="0" w:type="dxa"/>
+            </w:tcMar>
+          </w:tcPr>
+          <w:p/>
+        </w:tc>
+        <w:tc>
+          <w:tcPr>
+            <w:tcW w:type="dxa" w:w="1276"/>
+            <w:tcBorders>
+              <w:start w:sz="4.0" w:val="single" w:color="#000000"/>
+              <w:top w:sz="4.0" w:val="single" w:color="#000000"/>
+              <w:end w:sz="4.0" w:val="single" w:color="#000000"/>
+              <w:bottom w:sz="4.0" w:val="single" w:color="#000000"/>
+            </w:tcBorders>
+            <w:tcMar>
+              <w:start w:w="0" w:type="dxa"/>
+              <w:end w:w="0" w:type="dxa"/>
+            </w:tcMar>
+          </w:tcPr>
+          <w:p/>
+        </w:tc>
+        <w:tc>
+          <w:tcPr>
+            <w:tcW w:type="dxa" w:w="1280"/>
+            <w:tcBorders>
+              <w:start w:sz="4.0" w:val="single" w:color="#000000"/>
+              <w:top w:sz="4.0" w:val="single" w:color="#000000"/>
+              <w:end w:sz="4.0" w:val="single" w:color="#000000"/>
+              <w:bottom w:sz="4.0" w:val="single" w:color="#000000"/>
+            </w:tcBorders>
+            <w:tcMar>
+              <w:start w:w="0" w:type="dxa"/>
+              <w:end w:w="0" w:type="dxa"/>
+            </w:tcMar>
+          </w:tcPr>
+          <w:p/>
+        </w:tc>
+      </w:tr>
+      <w:tr>
+        <w:trPr>
+          <w:trHeight w:hRule="exact" w:val="444"/>
+        </w:trPr>
+        <w:tc>
+          <w:tcPr>
+            <w:tcW w:type="dxa" w:w="4136"/>
+            <w:tcBorders>
+              <w:start w:sz="3.1999999999999886" w:val="single" w:color="#000000"/>
+              <w:top w:sz="4.0" w:val="single" w:color="#000000"/>
+              <w:end w:sz="3.2000000000000455" w:val="single" w:color="#000000"/>
+              <w:bottom w:sz="4.0" w:val="single" w:color="#000000"/>
+            </w:tcBorders>
+            <w:shd w:fill="f1f2f1"/>
+            <w:tcMar>
+              <w:start w:w="0" w:type="dxa"/>
+              <w:end w:w="0" w:type="dxa"/>
+            </w:tcMar>
+          </w:tcPr>
+          <w:p>
+            <w:pPr>
+              <w:autoSpaceDN w:val="0"/>
+              <w:autoSpaceDE w:val="0"/>
+              <w:widowControl/>
+              <w:spacing w:line="197" w:lineRule="auto" w:before="164" w:after="0"/>
+              <w:ind w:left="104" w:right="0" w:firstLine="0"/>
+              <w:jc w:val="left"/>
+            </w:pPr>
+            <w:r>
+              <w:rPr>
+                <w:rFonts w:ascii="Calibri" w:hAnsi="Calibri" w:eastAsia="Calibri"/>
+                <w:b/>
+                <w:i w:val="0"/>
+                <w:color w:val="000000"/>
+                <w:sz w:val="20"/>
+              </w:rPr>
+              <w:t xml:space="preserve">Discipline policies and practices </w:t>
+            </w:r>
+          </w:p>
+        </w:tc>
+        <w:tc>
+          <w:tcPr>
+            <w:tcW w:type="dxa" w:w="1280"/>
+            <w:tcBorders>
+              <w:start w:sz="3.2000000000000455" w:val="single" w:color="#000000"/>
+              <w:top w:sz="4.0" w:val="single" w:color="#000000"/>
+              <w:end w:sz="4.0" w:val="single" w:color="#000000"/>
+              <w:bottom w:sz="4.0" w:val="single" w:color="#000000"/>
+            </w:tcBorders>
+            <w:tcMar>
+              <w:start w:w="0" w:type="dxa"/>
+              <w:end w:w="0" w:type="dxa"/>
+            </w:tcMar>
+          </w:tcPr>
+          <w:p/>
+        </w:tc>
+        <w:tc>
+          <w:tcPr>
+            <w:tcW w:type="dxa" w:w="1276"/>
+            <w:tcBorders>
+              <w:start w:sz="4.0" w:val="single" w:color="#000000"/>
+              <w:top w:sz="4.0" w:val="single" w:color="#000000"/>
+              <w:end w:sz="4.0" w:val="single" w:color="#000000"/>
+              <w:bottom w:sz="4.0" w:val="single" w:color="#000000"/>
+            </w:tcBorders>
+            <w:tcMar>
+              <w:start w:w="0" w:type="dxa"/>
+              <w:end w:w="0" w:type="dxa"/>
+            </w:tcMar>
+          </w:tcPr>
+          <w:p/>
+        </w:tc>
+        <w:tc>
+          <w:tcPr>
+            <w:tcW w:type="dxa" w:w="1280"/>
+            <w:tcBorders>
+              <w:start w:sz="4.0" w:val="single" w:color="#000000"/>
+              <w:top w:sz="4.0" w:val="single" w:color="#000000"/>
+              <w:end w:sz="4.0" w:val="single" w:color="#000000"/>
+              <w:bottom w:sz="4.0" w:val="single" w:color="#000000"/>
+            </w:tcBorders>
+            <w:tcMar>
+              <w:start w:w="0" w:type="dxa"/>
+              <w:end w:w="0" w:type="dxa"/>
+            </w:tcMar>
+          </w:tcPr>
+          <w:p/>
+        </w:tc>
+        <w:tc>
+          <w:tcPr>
+            <w:tcW w:type="dxa" w:w="1276"/>
+            <w:tcBorders>
+              <w:start w:sz="4.0" w:val="single" w:color="#000000"/>
+              <w:top w:sz="4.0" w:val="single" w:color="#000000"/>
+              <w:end w:sz="4.0" w:val="single" w:color="#000000"/>
+              <w:bottom w:sz="4.0" w:val="single" w:color="#000000"/>
+            </w:tcBorders>
+            <w:tcMar>
+              <w:start w:w="0" w:type="dxa"/>
+              <w:end w:w="0" w:type="dxa"/>
+            </w:tcMar>
+          </w:tcPr>
+          <w:p/>
+        </w:tc>
+        <w:tc>
+          <w:tcPr>
+            <w:tcW w:type="dxa" w:w="1280"/>
+            <w:tcBorders>
+              <w:start w:sz="4.0" w:val="single" w:color="#000000"/>
+              <w:top w:sz="4.0" w:val="single" w:color="#000000"/>
+              <w:end w:sz="4.0" w:val="single" w:color="#000000"/>
+              <w:bottom w:sz="4.0" w:val="single" w:color="#000000"/>
+            </w:tcBorders>
+            <w:tcMar>
+              <w:start w:w="0" w:type="dxa"/>
+              <w:end w:w="0" w:type="dxa"/>
+            </w:tcMar>
+          </w:tcPr>
+          <w:p/>
+        </w:tc>
+      </w:tr>
+      <w:tr>
+        <w:trPr>
+          <w:trHeight w:hRule="exact" w:val="448"/>
+        </w:trPr>
+        <w:tc>
+          <w:tcPr>
+            <w:tcW w:type="dxa" w:w="4136"/>
+            <w:tcBorders>
+              <w:start w:sz="3.1999999999999886" w:val="single" w:color="#000000"/>
+              <w:top w:sz="4.0" w:val="single" w:color="#000000"/>
+              <w:end w:sz="3.2000000000000455" w:val="single" w:color="#000000"/>
+              <w:bottom w:sz="3.2000000000000455" w:val="single" w:color="#000000"/>
+            </w:tcBorders>
+            <w:shd w:fill="f1f2f1"/>
+            <w:tcMar>
+              <w:start w:w="0" w:type="dxa"/>
+              <w:end w:w="0" w:type="dxa"/>
+            </w:tcMar>
+          </w:tcPr>
+          <w:p>
+            <w:pPr>
+              <w:autoSpaceDN w:val="0"/>
+              <w:autoSpaceDE w:val="0"/>
+              <w:widowControl/>
+              <w:spacing w:line="197" w:lineRule="auto" w:before="168" w:after="0"/>
+              <w:ind w:left="104" w:right="0" w:firstLine="0"/>
+              <w:jc w:val="left"/>
+            </w:pPr>
+            <w:r>
+              <w:rPr>
+                <w:rFonts w:ascii="Calibri" w:hAnsi="Calibri" w:eastAsia="Calibri"/>
+                <w:b/>
+                <w:i w:val="0"/>
+                <w:color w:val="000000"/>
+                <w:sz w:val="20"/>
+              </w:rPr>
+              <w:t xml:space="preserve">Job transfer policies and practices </w:t>
+            </w:r>
+          </w:p>
+        </w:tc>
+        <w:tc>
+          <w:tcPr>
+            <w:tcW w:type="dxa" w:w="1280"/>
+            <w:tcBorders>
+              <w:start w:sz="3.2000000000000455" w:val="single" w:color="#000000"/>
+              <w:top w:sz="4.0" w:val="single" w:color="#000000"/>
+              <w:end w:sz="4.0" w:val="single" w:color="#000000"/>
+              <w:bottom w:sz="3.2000000000000455" w:val="single" w:color="#000000"/>
+            </w:tcBorders>
+            <w:tcMar>
+              <w:start w:w="0" w:type="dxa"/>
+              <w:end w:w="0" w:type="dxa"/>
+            </w:tcMar>
+          </w:tcPr>
+          <w:p/>
+        </w:tc>
+        <w:tc>
+          <w:tcPr>
+            <w:tcW w:type="dxa" w:w="1276"/>
+            <w:tcBorders>
+              <w:start w:sz="4.0" w:val="single" w:color="#000000"/>
+              <w:top w:sz="4.0" w:val="single" w:color="#000000"/>
+              <w:end w:sz="4.0" w:val="single" w:color="#000000"/>
+              <w:bottom w:sz="3.2000000000000455" w:val="single" w:color="#000000"/>
+            </w:tcBorders>
+            <w:tcMar>
+              <w:start w:w="0" w:type="dxa"/>
+              <w:end w:w="0" w:type="dxa"/>
+            </w:tcMar>
+          </w:tcPr>
+          <w:p/>
+        </w:tc>
+        <w:tc>
+          <w:tcPr>
+            <w:tcW w:type="dxa" w:w="1280"/>
+            <w:tcBorders>
+              <w:start w:sz="4.0" w:val="single" w:color="#000000"/>
+              <w:top w:sz="4.0" w:val="single" w:color="#000000"/>
+              <w:end w:sz="4.0" w:val="single" w:color="#000000"/>
+              <w:bottom w:sz="3.2000000000000455" w:val="single" w:color="#000000"/>
+            </w:tcBorders>
+            <w:tcMar>
+              <w:start w:w="0" w:type="dxa"/>
+              <w:end w:w="0" w:type="dxa"/>
+            </w:tcMar>
+          </w:tcPr>
+          <w:p/>
+        </w:tc>
+        <w:tc>
+          <w:tcPr>
+            <w:tcW w:type="dxa" w:w="1276"/>
+            <w:tcBorders>
+              <w:start w:sz="4.0" w:val="single" w:color="#000000"/>
+              <w:top w:sz="4.0" w:val="single" w:color="#000000"/>
+              <w:end w:sz="4.0" w:val="single" w:color="#000000"/>
+              <w:bottom w:sz="3.2000000000000455" w:val="single" w:color="#000000"/>
+            </w:tcBorders>
+            <w:tcMar>
+              <w:start w:w="0" w:type="dxa"/>
+              <w:end w:w="0" w:type="dxa"/>
+            </w:tcMar>
+          </w:tcPr>
+          <w:p/>
+        </w:tc>
+        <w:tc>
+          <w:tcPr>
+            <w:tcW w:type="dxa" w:w="1280"/>
+            <w:tcBorders>
+              <w:start w:sz="4.0" w:val="single" w:color="#000000"/>
+              <w:top w:sz="4.0" w:val="single" w:color="#000000"/>
+              <w:end w:sz="4.0" w:val="single" w:color="#000000"/>
+              <w:bottom w:sz="3.2000000000000455" w:val="single" w:color="#000000"/>
+            </w:tcBorders>
+            <w:tcMar>
+              <w:start w:w="0" w:type="dxa"/>
+              <w:end w:w="0" w:type="dxa"/>
+            </w:tcMar>
+          </w:tcPr>
+          <w:p/>
+        </w:tc>
+      </w:tr>
+      <w:tr>
+        <w:trPr>
+          <w:trHeight w:hRule="exact" w:val="448"/>
+        </w:trPr>
+        <w:tc>
+          <w:tcPr>
+            <w:tcW w:type="dxa" w:w="4136"/>
+            <w:tcBorders>
+              <w:start w:sz="3.1999999999999886" w:val="single" w:color="#000000"/>
+              <w:top w:sz="3.2000000000000455" w:val="single" w:color="#000000"/>
+              <w:end w:sz="3.2000000000000455" w:val="single" w:color="#000000"/>
+              <w:bottom w:sz="4.0" w:val="single" w:color="#000000"/>
+            </w:tcBorders>
+            <w:shd w:fill="f1f2f1"/>
+            <w:tcMar>
+              <w:start w:w="0" w:type="dxa"/>
+              <w:end w:w="0" w:type="dxa"/>
+            </w:tcMar>
+          </w:tcPr>
+          <w:p>
+            <w:pPr>
+              <w:autoSpaceDN w:val="0"/>
+              <w:autoSpaceDE w:val="0"/>
+              <w:widowControl/>
+              <w:spacing w:line="197" w:lineRule="auto" w:before="168" w:after="0"/>
+              <w:ind w:left="104" w:right="0" w:firstLine="0"/>
+              <w:jc w:val="left"/>
+            </w:pPr>
+            <w:r>
+              <w:rPr>
+                <w:rFonts w:ascii="Calibri" w:hAnsi="Calibri" w:eastAsia="Calibri"/>
+                <w:b/>
+                <w:i w:val="0"/>
+                <w:color w:val="000000"/>
+                <w:sz w:val="20"/>
+              </w:rPr>
+              <w:t xml:space="preserve">Overtime policies and practices </w:t>
+            </w:r>
+          </w:p>
+        </w:tc>
+        <w:tc>
+          <w:tcPr>
+            <w:tcW w:type="dxa" w:w="1280"/>
+            <w:tcBorders>
+              <w:start w:sz="3.2000000000000455" w:val="single" w:color="#000000"/>
+              <w:top w:sz="3.2000000000000455" w:val="single" w:color="#000000"/>
+              <w:end w:sz="4.0" w:val="single" w:color="#000000"/>
+              <w:bottom w:sz="4.0" w:val="single" w:color="#000000"/>
+            </w:tcBorders>
+            <w:tcMar>
+              <w:start w:w="0" w:type="dxa"/>
+              <w:end w:w="0" w:type="dxa"/>
+            </w:tcMar>
+          </w:tcPr>
+          <w:p/>
+        </w:tc>
+        <w:tc>
+          <w:tcPr>
+            <w:tcW w:type="dxa" w:w="1276"/>
+            <w:tcBorders>
+              <w:start w:sz="4.0" w:val="single" w:color="#000000"/>
+              <w:top w:sz="3.2000000000000455" w:val="single" w:color="#000000"/>
+              <w:end w:sz="4.0" w:val="single" w:color="#000000"/>
+              <w:bottom w:sz="4.0" w:val="single" w:color="#000000"/>
+            </w:tcBorders>
+            <w:tcMar>
+              <w:start w:w="0" w:type="dxa"/>
+              <w:end w:w="0" w:type="dxa"/>
+            </w:tcMar>
+          </w:tcPr>
+          <w:p/>
+        </w:tc>
+        <w:tc>
+          <w:tcPr>
+            <w:tcW w:type="dxa" w:w="1280"/>
+            <w:tcBorders>
+              <w:start w:sz="4.0" w:val="single" w:color="#000000"/>
+              <w:top w:sz="3.2000000000000455" w:val="single" w:color="#000000"/>
+              <w:end w:sz="4.0" w:val="single" w:color="#000000"/>
+              <w:bottom w:sz="4.0" w:val="single" w:color="#000000"/>
+            </w:tcBorders>
+            <w:tcMar>
+              <w:start w:w="0" w:type="dxa"/>
+              <w:end w:w="0" w:type="dxa"/>
+            </w:tcMar>
+          </w:tcPr>
+          <w:p/>
+        </w:tc>
+        <w:tc>
+          <w:tcPr>
+            <w:tcW w:type="dxa" w:w="1276"/>
+            <w:tcBorders>
+              <w:start w:sz="4.0" w:val="single" w:color="#000000"/>
+              <w:top w:sz="3.2000000000000455" w:val="single" w:color="#000000"/>
+              <w:end w:sz="4.0" w:val="single" w:color="#000000"/>
+              <w:bottom w:sz="4.0" w:val="single" w:color="#000000"/>
+            </w:tcBorders>
+            <w:tcMar>
+              <w:start w:w="0" w:type="dxa"/>
+              <w:end w:w="0" w:type="dxa"/>
+            </w:tcMar>
+          </w:tcPr>
+          <w:p/>
+        </w:tc>
+        <w:tc>
+          <w:tcPr>
+            <w:tcW w:type="dxa" w:w="1280"/>
+            <w:tcBorders>
+              <w:start w:sz="4.0" w:val="single" w:color="#000000"/>
+              <w:top w:sz="3.2000000000000455" w:val="single" w:color="#000000"/>
+              <w:end w:sz="4.0" w:val="single" w:color="#000000"/>
+              <w:bottom w:sz="4.0" w:val="single" w:color="#000000"/>
+            </w:tcBorders>
+            <w:tcMar>
+              <w:start w:w="0" w:type="dxa"/>
+              <w:end w:w="0" w:type="dxa"/>
+            </w:tcMar>
+          </w:tcPr>
+          <w:p/>
+        </w:tc>
+      </w:tr>
+      <w:tr>
+        <w:trPr>
+          <w:trHeight w:hRule="exact" w:val="448"/>
+        </w:trPr>
+        <w:tc>
+          <w:tcPr>
+            <w:tcW w:type="dxa" w:w="4136"/>
+            <w:tcBorders>
+              <w:start w:sz="3.1999999999999886" w:val="single" w:color="#000000"/>
+              <w:top w:sz="4.0" w:val="single" w:color="#000000"/>
+              <w:end w:sz="3.2000000000000455" w:val="single" w:color="#000000"/>
+              <w:bottom w:sz="4.0" w:val="single" w:color="#000000"/>
+            </w:tcBorders>
+            <w:shd w:fill="f1f2f1"/>
+            <w:tcMar>
+              <w:start w:w="0" w:type="dxa"/>
+              <w:end w:w="0" w:type="dxa"/>
+            </w:tcMar>
+          </w:tcPr>
+          <w:p>
+            <w:pPr>
+              <w:autoSpaceDN w:val="0"/>
+              <w:autoSpaceDE w:val="0"/>
+              <w:widowControl/>
+              <w:spacing w:line="197" w:lineRule="auto" w:before="166" w:after="0"/>
+              <w:ind w:left="104" w:right="0" w:firstLine="0"/>
+              <w:jc w:val="left"/>
+            </w:pPr>
+            <w:r>
+              <w:rPr>
+                <w:rFonts w:ascii="Calibri" w:hAnsi="Calibri" w:eastAsia="Calibri"/>
+                <w:b/>
+                <w:i w:val="0"/>
+                <w:color w:val="000000"/>
+                <w:sz w:val="20"/>
+              </w:rPr>
+              <w:t xml:space="preserve">Performance review policies and practices </w:t>
+            </w:r>
+          </w:p>
+        </w:tc>
+        <w:tc>
+          <w:tcPr>
+            <w:tcW w:type="dxa" w:w="1280"/>
+            <w:tcBorders>
+              <w:start w:sz="3.2000000000000455" w:val="single" w:color="#000000"/>
+              <w:top w:sz="4.0" w:val="single" w:color="#000000"/>
+              <w:end w:sz="4.0" w:val="single" w:color="#000000"/>
+              <w:bottom w:sz="4.0" w:val="single" w:color="#000000"/>
+            </w:tcBorders>
+            <w:tcMar>
+              <w:start w:w="0" w:type="dxa"/>
+              <w:end w:w="0" w:type="dxa"/>
+            </w:tcMar>
+          </w:tcPr>
+          <w:p/>
+        </w:tc>
+        <w:tc>
+          <w:tcPr>
+            <w:tcW w:type="dxa" w:w="1276"/>
+            <w:tcBorders>
+              <w:start w:sz="4.0" w:val="single" w:color="#000000"/>
+              <w:top w:sz="4.0" w:val="single" w:color="#000000"/>
+              <w:end w:sz="4.0" w:val="single" w:color="#000000"/>
+              <w:bottom w:sz="4.0" w:val="single" w:color="#000000"/>
+            </w:tcBorders>
+            <w:tcMar>
+              <w:start w:w="0" w:type="dxa"/>
+              <w:end w:w="0" w:type="dxa"/>
+            </w:tcMar>
+          </w:tcPr>
+          <w:p/>
+        </w:tc>
+        <w:tc>
+          <w:tcPr>
+            <w:tcW w:type="dxa" w:w="1280"/>
+            <w:tcBorders>
+              <w:start w:sz="4.0" w:val="single" w:color="#000000"/>
+              <w:top w:sz="4.0" w:val="single" w:color="#000000"/>
+              <w:end w:sz="4.0" w:val="single" w:color="#000000"/>
+              <w:bottom w:sz="4.0" w:val="single" w:color="#000000"/>
+            </w:tcBorders>
+            <w:tcMar>
+              <w:start w:w="0" w:type="dxa"/>
+              <w:end w:w="0" w:type="dxa"/>
+            </w:tcMar>
+          </w:tcPr>
+          <w:p/>
+        </w:tc>
+        <w:tc>
+          <w:tcPr>
+            <w:tcW w:type="dxa" w:w="1276"/>
+            <w:tcBorders>
+              <w:start w:sz="4.0" w:val="single" w:color="#000000"/>
+              <w:top w:sz="4.0" w:val="single" w:color="#000000"/>
+              <w:end w:sz="4.0" w:val="single" w:color="#000000"/>
+              <w:bottom w:sz="4.0" w:val="single" w:color="#000000"/>
+            </w:tcBorders>
+            <w:tcMar>
+              <w:start w:w="0" w:type="dxa"/>
+              <w:end w:w="0" w:type="dxa"/>
+            </w:tcMar>
+          </w:tcPr>
+          <w:p/>
+        </w:tc>
+        <w:tc>
+          <w:tcPr>
+            <w:tcW w:type="dxa" w:w="1280"/>
+            <w:tcBorders>
+              <w:start w:sz="4.0" w:val="single" w:color="#000000"/>
+              <w:top w:sz="4.0" w:val="single" w:color="#000000"/>
+              <w:end w:sz="4.0" w:val="single" w:color="#000000"/>
+              <w:bottom w:sz="4.0" w:val="single" w:color="#000000"/>
+            </w:tcBorders>
+            <w:tcMar>
+              <w:start w:w="0" w:type="dxa"/>
+              <w:end w:w="0" w:type="dxa"/>
+            </w:tcMar>
+          </w:tcPr>
+          <w:p/>
+        </w:tc>
+      </w:tr>
+      <w:tr>
+        <w:trPr>
+          <w:trHeight w:hRule="exact" w:val="446"/>
+        </w:trPr>
+        <w:tc>
+          <w:tcPr>
+            <w:tcW w:type="dxa" w:w="4136"/>
+            <w:tcBorders>
+              <w:start w:sz="3.1999999999999886" w:val="single" w:color="#000000"/>
+              <w:top w:sz="4.0" w:val="single" w:color="#000000"/>
+              <w:end w:sz="3.2000000000000455" w:val="single" w:color="#000000"/>
+              <w:bottom w:sz="4.0" w:val="single" w:color="#000000"/>
+            </w:tcBorders>
+            <w:shd w:fill="f1f2f1"/>
+            <w:tcMar>
+              <w:start w:w="0" w:type="dxa"/>
+              <w:end w:w="0" w:type="dxa"/>
+            </w:tcMar>
+          </w:tcPr>
+          <w:p>
+            <w:pPr>
+              <w:autoSpaceDN w:val="0"/>
+              <w:autoSpaceDE w:val="0"/>
+              <w:widowControl/>
+              <w:spacing w:line="194" w:lineRule="auto" w:before="166" w:after="0"/>
+              <w:ind w:left="104" w:right="0" w:firstLine="0"/>
+              <w:jc w:val="left"/>
+            </w:pPr>
+            <w:r>
+              <w:rPr>
+                <w:rFonts w:ascii="Calibri" w:hAnsi="Calibri" w:eastAsia="Calibri"/>
+                <w:b/>
+                <w:i w:val="0"/>
+                <w:color w:val="000000"/>
+                <w:sz w:val="20"/>
+              </w:rPr>
+              <w:t xml:space="preserve">Physical working conditions </w:t>
+            </w:r>
+          </w:p>
+        </w:tc>
+        <w:tc>
+          <w:tcPr>
+            <w:tcW w:type="dxa" w:w="1280"/>
+            <w:tcBorders>
+              <w:start w:sz="3.2000000000000455" w:val="single" w:color="#000000"/>
+              <w:top w:sz="4.0" w:val="single" w:color="#000000"/>
+              <w:end w:sz="4.0" w:val="single" w:color="#000000"/>
+              <w:bottom w:sz="4.0" w:val="single" w:color="#000000"/>
+            </w:tcBorders>
+            <w:tcMar>
+              <w:start w:w="0" w:type="dxa"/>
+              <w:end w:w="0" w:type="dxa"/>
+            </w:tcMar>
+          </w:tcPr>
+          <w:p/>
+        </w:tc>
+        <w:tc>
+          <w:tcPr>
+            <w:tcW w:type="dxa" w:w="1276"/>
+            <w:tcBorders>
+              <w:start w:sz="4.0" w:val="single" w:color="#000000"/>
+              <w:top w:sz="4.0" w:val="single" w:color="#000000"/>
+              <w:end w:sz="4.0" w:val="single" w:color="#000000"/>
+              <w:bottom w:sz="4.0" w:val="single" w:color="#000000"/>
+            </w:tcBorders>
+            <w:tcMar>
+              <w:start w:w="0" w:type="dxa"/>
+              <w:end w:w="0" w:type="dxa"/>
+            </w:tcMar>
+          </w:tcPr>
+          <w:p/>
+        </w:tc>
+        <w:tc>
+          <w:tcPr>
+            <w:tcW w:type="dxa" w:w="1280"/>
+            <w:tcBorders>
+              <w:start w:sz="4.0" w:val="single" w:color="#000000"/>
+              <w:top w:sz="4.0" w:val="single" w:color="#000000"/>
+              <w:end w:sz="4.0" w:val="single" w:color="#000000"/>
+              <w:bottom w:sz="4.0" w:val="single" w:color="#000000"/>
+            </w:tcBorders>
+            <w:tcMar>
+              <w:start w:w="0" w:type="dxa"/>
+              <w:end w:w="0" w:type="dxa"/>
+            </w:tcMar>
+          </w:tcPr>
+          <w:p/>
+        </w:tc>
+        <w:tc>
+          <w:tcPr>
+            <w:tcW w:type="dxa" w:w="1276"/>
+            <w:tcBorders>
+              <w:start w:sz="4.0" w:val="single" w:color="#000000"/>
+              <w:top w:sz="4.0" w:val="single" w:color="#000000"/>
+              <w:end w:sz="4.0" w:val="single" w:color="#000000"/>
+              <w:bottom w:sz="4.0" w:val="single" w:color="#000000"/>
+            </w:tcBorders>
+            <w:tcMar>
+              <w:start w:w="0" w:type="dxa"/>
+              <w:end w:w="0" w:type="dxa"/>
+            </w:tcMar>
+          </w:tcPr>
+          <w:p/>
+        </w:tc>
+        <w:tc>
+          <w:tcPr>
+            <w:tcW w:type="dxa" w:w="1280"/>
+            <w:tcBorders>
+              <w:start w:sz="4.0" w:val="single" w:color="#000000"/>
+              <w:top w:sz="4.0" w:val="single" w:color="#000000"/>
+              <w:end w:sz="4.0" w:val="single" w:color="#000000"/>
+              <w:bottom w:sz="4.0" w:val="single" w:color="#000000"/>
+            </w:tcBorders>
+            <w:tcMar>
+              <w:start w:w="0" w:type="dxa"/>
+              <w:end w:w="0" w:type="dxa"/>
+            </w:tcMar>
+          </w:tcPr>
+          <w:p/>
+        </w:tc>
+      </w:tr>
+    </w:tbl>
+    <w:p>
+      <w:pPr>
+        <w:autoSpaceDN w:val="0"/>
+        <w:autoSpaceDE w:val="0"/>
+        <w:widowControl/>
+        <w:spacing w:line="244" w:lineRule="exact" w:before="0" w:after="0"/>
+        <w:ind w:left="0" w:right="0"/>
+      </w:pPr>
+    </w:p>
+    <w:tbl>
+      <w:tblPr>
+        <w:tblW w:type="auto" w:w="0"/>
+        <w:tblLayout w:type="fixed"/>
+        <w:tblLook w:firstColumn="1" w:firstRow="1" w:lastColumn="0" w:lastRow="0" w:noHBand="0" w:noVBand="1" w:val="04A0"/>
+        <w:tblInd w:w="816.0" w:type="dxa"/>
+      </w:tblPr>
+      <w:tblGrid>
+        <w:gridCol w:w="10440"/>
+      </w:tblGrid>
+      <w:tr>
+        <w:trPr>
+          <w:trHeight w:hRule="exact" w:val="482"/>
+        </w:trPr>
+        <w:tc>
+          <w:tcPr>
+            <w:tcW w:type="dxa" w:w="10568"/>
+            <w:tcBorders>
+              <w:start w:sz="3.1999999999999886" w:val="single" w:color="#000000"/>
+              <w:top w:sz="4.0" w:val="single" w:color="#000000"/>
+              <w:end w:sz="4.0" w:val="single" w:color="#000000"/>
+              <w:bottom w:sz="4.0" w:val="single" w:color="#000000"/>
+            </w:tcBorders>
+            <w:shd w:fill="c00000"/>
+            <w:tcMar>
+              <w:start w:w="0" w:type="dxa"/>
+              <w:end w:w="0" w:type="dxa"/>
+            </w:tcMar>
+          </w:tcPr>
+          <w:p>
+            <w:pPr>
+              <w:autoSpaceDN w:val="0"/>
+              <w:autoSpaceDE w:val="0"/>
+              <w:widowControl/>
+              <w:spacing w:line="197" w:lineRule="auto" w:before="154" w:after="0"/>
+              <w:ind w:left="104" w:right="0" w:firstLine="0"/>
+              <w:jc w:val="left"/>
+            </w:pPr>
+            <w:r>
+              <w:rPr>
+                <w:rFonts w:ascii="Calibri" w:hAnsi="Calibri" w:eastAsia="Calibri"/>
+                <w:b/>
+                <w:i w:val="0"/>
+                <w:color w:val="FFFFFF"/>
+                <w:sz w:val="20"/>
+              </w:rPr>
+              <w:t xml:space="preserve">Comments </w:t>
+            </w:r>
+          </w:p>
+          <w:p>
+            <w:r>
+              <w:br/>
+            </w:r>
+            <w:r>
               <w:t>{{ satisfaction_feedback }}</w:t>
             </w:r>
           </w:p>
         </w:tc>
       </w:tr>
       <w:tr>
+        <w:trPr>
+          <w:trHeight w:hRule="exact" w:val="874"/>
+        </w:trPr>
         <w:tc>
           <w:tcPr>
-            <w:tcW w:type="dxa" w:w="4320"/>
+            <w:tcW w:type="dxa" w:w="10568"/>
+            <w:tcBorders>
+              <w:start w:sz="3.1999999999999886" w:val="single" w:color="#000000"/>
+              <w:top w:sz="4.0" w:val="single" w:color="#000000"/>
+              <w:end w:sz="4.0" w:val="single" w:color="#000000"/>
+              <w:bottom w:sz="4.0" w:val="single" w:color="#000000"/>
+            </w:tcBorders>
+            <w:tcMar>
+              <w:start w:w="0" w:type="dxa"/>
+              <w:end w:w="0" w:type="dxa"/>
+            </w:tcMar>
+          </w:tcPr>
+          <w:p/>
+        </w:tc>
+      </w:tr>
+    </w:tbl>
+    <w:p>
+      <w:pPr>
+        <w:autoSpaceDN w:val="0"/>
+        <w:autoSpaceDE w:val="0"/>
+        <w:widowControl/>
+        <w:spacing w:line="244" w:lineRule="exact" w:before="0" w:after="0"/>
+        <w:ind w:left="0" w:right="0"/>
+      </w:pPr>
+    </w:p>
+    <w:tbl>
+      <w:tblPr>
+        <w:tblW w:type="auto" w:w="0"/>
+        <w:tblLayout w:type="fixed"/>
+        <w:tblLook w:firstColumn="1" w:firstRow="1" w:lastColumn="0" w:lastRow="0" w:noHBand="0" w:noVBand="1" w:val="04A0"/>
+        <w:tblInd w:w="816.0" w:type="dxa"/>
+      </w:tblPr>
+      <w:tblGrid>
+        <w:gridCol w:w="10440"/>
+      </w:tblGrid>
+      <w:tr>
+        <w:trPr>
+          <w:trHeight w:hRule="exact" w:val="500"/>
+        </w:trPr>
+        <w:tc>
+          <w:tcPr>
+            <w:tcW w:type="dxa" w:w="10582"/>
+            <w:tcBorders>
+              <w:start w:sz="3.1999999999999886" w:val="single" w:color="#000000"/>
+              <w:top w:sz="4.0" w:val="single" w:color="#000000"/>
+              <w:end w:sz="4.0" w:val="single" w:color="#000000"/>
+              <w:bottom w:sz="4.0" w:val="single" w:color="#000000"/>
+            </w:tcBorders>
+            <w:shd w:fill="c00000"/>
+            <w:tcMar>
+              <w:start w:w="0" w:type="dxa"/>
+              <w:end w:w="0" w:type="dxa"/>
+            </w:tcMar>
           </w:tcPr>
           <w:p>
+            <w:pPr>
+              <w:autoSpaceDN w:val="0"/>
+              <w:autoSpaceDE w:val="0"/>
+              <w:widowControl/>
+              <w:spacing w:line="197" w:lineRule="auto" w:before="164" w:after="0"/>
+              <w:ind w:left="104" w:right="0" w:firstLine="0"/>
+              <w:jc w:val="left"/>
+            </w:pPr>
             <w:r>
-              <w:t>Other Remarks (optional) / ملاحظات أخرى (اختياري)</w:t>
+              <w:rPr>
+                <w:rFonts w:ascii="Calibri" w:hAnsi="Calibri" w:eastAsia="Calibri"/>
+                <w:b/>
+                <w:i w:val="0"/>
+                <w:color w:val="FFFFFF"/>
+                <w:sz w:val="20"/>
+              </w:rPr>
+              <w:t xml:space="preserve">If you are taking another job, what kind of work will you be doing? </w:t>
             </w:r>
           </w:p>
         </w:tc>
+      </w:tr>
+      <w:tr>
+        <w:trPr>
+          <w:trHeight w:hRule="exact" w:val="876"/>
+        </w:trPr>
         <w:tc>
           <w:tcPr>
-            <w:tcW w:type="dxa" w:w="4320"/>
+            <w:tcW w:type="dxa" w:w="10582"/>
+            <w:tcBorders>
+              <w:start w:sz="3.1999999999999886" w:val="single" w:color="#000000"/>
+              <w:top w:sz="4.0" w:val="single" w:color="#000000"/>
+              <w:end w:sz="4.0" w:val="single" w:color="#000000"/>
+              <w:bottom w:sz="4.0" w:val="single" w:color="#000000"/>
+            </w:tcBorders>
+            <w:tcMar>
+              <w:start w:w="0" w:type="dxa"/>
+              <w:end w:w="0" w:type="dxa"/>
+            </w:tcMar>
+          </w:tcPr>
+          <w:p/>
+        </w:tc>
+      </w:tr>
+    </w:tbl>
+    <w:p>
+      <w:pPr>
+        <w:autoSpaceDN w:val="0"/>
+        <w:autoSpaceDE w:val="0"/>
+        <w:widowControl/>
+        <w:spacing w:line="244" w:lineRule="exact" w:before="0" w:after="0"/>
+        <w:ind w:left="0" w:right="0"/>
+      </w:pPr>
+    </w:p>
+    <w:tbl>
+      <w:tblPr>
+        <w:tblW w:type="auto" w:w="0"/>
+        <w:tblLayout w:type="fixed"/>
+        <w:tblLook w:firstColumn="1" w:firstRow="1" w:lastColumn="0" w:lastRow="0" w:noHBand="0" w:noVBand="1" w:val="04A0"/>
+        <w:tblInd w:w="816.0" w:type="dxa"/>
+      </w:tblPr>
+      <w:tblGrid>
+        <w:gridCol w:w="10440"/>
+      </w:tblGrid>
+      <w:tr>
+        <w:trPr>
+          <w:trHeight w:hRule="exact" w:val="466"/>
+        </w:trPr>
+        <w:tc>
+          <w:tcPr>
+            <w:tcW w:type="dxa" w:w="10568"/>
+            <w:tcBorders>
+              <w:start w:sz="3.1999999999999886" w:val="single" w:color="#000000"/>
+              <w:top w:sz="4.0" w:val="single" w:color="#000000"/>
+              <w:end w:sz="4.0" w:val="single" w:color="#000000"/>
+              <w:bottom w:sz="4.0" w:val="single" w:color="#000000"/>
+            </w:tcBorders>
+            <w:shd w:fill="c00000"/>
+            <w:tcMar>
+              <w:start w:w="0" w:type="dxa"/>
+              <w:end w:w="0" w:type="dxa"/>
+            </w:tcMar>
           </w:tcPr>
           <w:p>
+            <w:pPr>
+              <w:autoSpaceDN w:val="0"/>
+              <w:autoSpaceDE w:val="0"/>
+              <w:widowControl/>
+              <w:spacing w:line="194" w:lineRule="auto" w:before="146" w:after="0"/>
+              <w:ind w:left="104" w:right="0" w:firstLine="0"/>
+              <w:jc w:val="left"/>
+            </w:pPr>
             <w:r>
               <w:rPr>
+                <w:rFonts w:ascii="Calibri" w:hAnsi="Calibri" w:eastAsia="Calibri"/>
+                <w:b/>
+                <w:i w:val="0"/>
+                <w:color w:val="FFFFFF"/>
                 <w:sz w:val="20"/>
               </w:rPr>
+              <w:t xml:space="preserve">What has your new place of employment offered you that is more attractive than your present job? </w:t>
+            </w:r>
+          </w:p>
+        </w:tc>
+      </w:tr>
+      <w:tr>
+        <w:trPr>
+          <w:trHeight w:hRule="exact" w:val="872"/>
+        </w:trPr>
+        <w:tc>
+          <w:tcPr>
+            <w:tcW w:type="dxa" w:w="10568"/>
+            <w:tcBorders>
+              <w:start w:sz="3.1999999999999886" w:val="single" w:color="#000000"/>
+              <w:top w:sz="4.0" w:val="single" w:color="#000000"/>
+              <w:end w:sz="4.0" w:val="single" w:color="#000000"/>
+              <w:bottom w:sz="3.199999999999818" w:val="single" w:color="#000000"/>
+            </w:tcBorders>
+            <w:tcMar>
+              <w:start w:w="0" w:type="dxa"/>
+              <w:end w:w="0" w:type="dxa"/>
+            </w:tcMar>
+          </w:tcPr>
+          <w:p/>
+        </w:tc>
+      </w:tr>
+    </w:tbl>
+    <w:p>
+      <w:pPr>
+        <w:autoSpaceDN w:val="0"/>
+        <w:autoSpaceDE w:val="0"/>
+        <w:widowControl/>
+        <w:spacing w:line="244" w:lineRule="exact" w:before="0" w:after="0"/>
+        <w:ind w:left="0" w:right="0"/>
+      </w:pPr>
+    </w:p>
+    <w:tbl>
+      <w:tblPr>
+        <w:tblW w:type="auto" w:w="0"/>
+        <w:tblLayout w:type="fixed"/>
+        <w:tblLook w:firstColumn="1" w:firstRow="1" w:lastColumn="0" w:lastRow="0" w:noHBand="0" w:noVBand="1" w:val="04A0"/>
+        <w:tblInd w:w="816.0" w:type="dxa"/>
+      </w:tblPr>
+      <w:tblGrid>
+        <w:gridCol w:w="10440"/>
+      </w:tblGrid>
+      <w:tr>
+        <w:trPr>
+          <w:trHeight w:hRule="exact" w:val="510"/>
+        </w:trPr>
+        <w:tc>
+          <w:tcPr>
+            <w:tcW w:type="dxa" w:w="10556"/>
+            <w:tcBorders>
+              <w:start w:sz="3.1999999999999886" w:val="single" w:color="#000000"/>
+              <w:top w:sz="3.199999999999818" w:val="single" w:color="#000000"/>
+              <w:end w:sz="4.0" w:val="single" w:color="#000000"/>
+              <w:bottom w:sz="4.0" w:val="single" w:color="#000000"/>
+            </w:tcBorders>
+            <w:shd w:fill="c00000"/>
+            <w:tcMar>
+              <w:start w:w="0" w:type="dxa"/>
+              <w:end w:w="0" w:type="dxa"/>
+            </w:tcMar>
+          </w:tcPr>
+          <w:p>
+            <w:pPr>
+              <w:autoSpaceDN w:val="0"/>
+              <w:autoSpaceDE w:val="0"/>
+              <w:widowControl/>
+              <w:spacing w:line="197" w:lineRule="auto" w:before="216" w:after="0"/>
+              <w:ind w:left="104" w:right="0" w:firstLine="0"/>
+              <w:jc w:val="left"/>
+            </w:pPr>
+            <w:r>
+              <w:rPr>
+                <w:rFonts w:ascii="Calibri" w:hAnsi="Calibri" w:eastAsia="Calibri"/>
+                <w:b/>
+                <w:i w:val="0"/>
+                <w:color w:val="FFFFFF"/>
+                <w:sz w:val="20"/>
+              </w:rPr>
+              <w:t xml:space="preserve">Could the company have made any improvements that might have influenced you to stay on the job? </w:t>
+            </w:r>
+          </w:p>
+        </w:tc>
+      </w:tr>
+      <w:tr>
+        <w:trPr>
+          <w:trHeight w:hRule="exact" w:val="876"/>
+        </w:trPr>
+        <w:tc>
+          <w:tcPr>
+            <w:tcW w:type="dxa" w:w="10556"/>
+            <w:tcBorders>
+              <w:start w:sz="3.1999999999999886" w:val="single" w:color="#000000"/>
+              <w:top w:sz="4.0" w:val="single" w:color="#000000"/>
+              <w:end w:sz="4.0" w:val="single" w:color="#000000"/>
+              <w:bottom w:sz="4.0" w:val="single" w:color="#000000"/>
+            </w:tcBorders>
+            <w:tcMar>
+              <w:start w:w="0" w:type="dxa"/>
+              <w:end w:w="0" w:type="dxa"/>
+            </w:tcMar>
+          </w:tcPr>
+          <w:p/>
+        </w:tc>
+      </w:tr>
+    </w:tbl>
+    <w:p>
+      <w:pPr>
+        <w:autoSpaceDN w:val="0"/>
+        <w:autoSpaceDE w:val="0"/>
+        <w:widowControl/>
+        <w:spacing w:line="244" w:lineRule="exact" w:before="0" w:after="0"/>
+        <w:ind w:left="0" w:right="0"/>
+      </w:pPr>
+    </w:p>
+    <w:tbl>
+      <w:tblPr>
+        <w:tblW w:type="auto" w:w="0"/>
+        <w:tblLayout w:type="fixed"/>
+        <w:tblLook w:firstColumn="1" w:firstRow="1" w:lastColumn="0" w:lastRow="0" w:noHBand="0" w:noVBand="1" w:val="04A0"/>
+        <w:tblInd w:w="816.0" w:type="dxa"/>
+      </w:tblPr>
+      <w:tblGrid>
+        <w:gridCol w:w="10440"/>
+      </w:tblGrid>
+      <w:tr>
+        <w:trPr>
+          <w:trHeight w:hRule="exact" w:val="486"/>
+        </w:trPr>
+        <w:tc>
+          <w:tcPr>
+            <w:tcW w:type="dxa" w:w="10582"/>
+            <w:tcBorders>
+              <w:start w:sz="3.1999999999999886" w:val="single" w:color="#000000"/>
+              <w:top w:sz="3.199999999999818" w:val="single" w:color="#000000"/>
+              <w:end w:sz="4.0" w:val="single" w:color="#000000"/>
+              <w:bottom w:sz="4.0" w:val="single" w:color="#000000"/>
+            </w:tcBorders>
+            <w:shd w:fill="c00000"/>
+            <w:tcMar>
+              <w:start w:w="0" w:type="dxa"/>
+              <w:end w:w="0" w:type="dxa"/>
+            </w:tcMar>
+          </w:tcPr>
+          <w:p>
+            <w:pPr>
+              <w:autoSpaceDN w:val="0"/>
+              <w:autoSpaceDE w:val="0"/>
+              <w:widowControl/>
+              <w:spacing w:line="197" w:lineRule="auto" w:before="204" w:after="0"/>
+              <w:ind w:left="104" w:right="0" w:firstLine="0"/>
+              <w:jc w:val="left"/>
+            </w:pPr>
+            <w:r>
+              <w:rPr>
+                <w:rFonts w:ascii="Calibri" w:hAnsi="Calibri" w:eastAsia="Calibri"/>
+                <w:b/>
+                <w:i w:val="0"/>
+                <w:color w:val="FFFFFF"/>
+                <w:sz w:val="20"/>
+              </w:rPr>
+              <w:t xml:space="preserve">Other remarks (optional) </w:t>
+            </w:r>
+          </w:p>
+          <w:p>
+            <w:r>
+              <w:br/>
+            </w:r>
+            <w:r>
               <w:t>{{ other_remarks }}</w:t>
             </w:r>
           </w:p>
         </w:tc>
       </w:tr>
       <w:tr>
+        <w:trPr>
+          <w:trHeight w:hRule="exact" w:val="876"/>
+        </w:trPr>
         <w:tc>
           <w:tcPr>
-            <w:tcW w:type="dxa" w:w="4320"/>
+            <w:tcW w:type="dxa" w:w="10582"/>
+            <w:tcBorders>
+              <w:start w:sz="3.1999999999999886" w:val="single" w:color="#000000"/>
+              <w:top w:sz="4.0" w:val="single" w:color="#000000"/>
+              <w:end w:sz="4.0" w:val="single" w:color="#000000"/>
+              <w:bottom w:sz="4.0" w:val="single" w:color="#000000"/>
+            </w:tcBorders>
+            <w:tcMar>
+              <w:start w:w="0" w:type="dxa"/>
+              <w:end w:w="0" w:type="dxa"/>
+            </w:tcMar>
+          </w:tcPr>
+          <w:p/>
+        </w:tc>
+      </w:tr>
+    </w:tbl>
+    <w:p>
+      <w:pPr>
+        <w:autoSpaceDN w:val="0"/>
+        <w:autoSpaceDE w:val="0"/>
+        <w:widowControl/>
+        <w:spacing w:line="244" w:lineRule="exact" w:before="0" w:after="0"/>
+        <w:ind w:left="0" w:right="0"/>
+      </w:pPr>
+    </w:p>
+    <w:tbl>
+      <w:tblPr>
+        <w:tblW w:type="auto" w:w="0"/>
+        <w:tblLayout w:type="fixed"/>
+        <w:tblLook w:firstColumn="1" w:firstRow="1" w:lastColumn="0" w:lastRow="0" w:noHBand="0" w:noVBand="1" w:val="04A0"/>
+        <w:tblInd w:w="816.0" w:type="dxa"/>
+      </w:tblPr>
+      <w:tblGrid>
+        <w:gridCol w:w="2610"/>
+        <w:gridCol w:w="2610"/>
+        <w:gridCol w:w="2610"/>
+        <w:gridCol w:w="2610"/>
+      </w:tblGrid>
+      <w:tr>
+        <w:trPr>
+          <w:trHeight w:hRule="exact" w:val="592"/>
+        </w:trPr>
+        <w:tc>
+          <w:tcPr>
+            <w:tcW w:type="dxa" w:w="2628"/>
+            <w:tcBorders>
+              <w:start w:sz="3.1999999999999886" w:val="single" w:color="#000000"/>
+              <w:top w:sz="4.0" w:val="single" w:color="#000000"/>
+              <w:end w:sz="4.0" w:val="single" w:color="#000000"/>
+              <w:bottom w:sz="3.199999999999818" w:val="single" w:color="#000000"/>
+            </w:tcBorders>
+            <w:shd w:fill="f1f2f1"/>
+            <w:tcMar>
+              <w:start w:w="0" w:type="dxa"/>
+              <w:end w:w="0" w:type="dxa"/>
+            </w:tcMar>
           </w:tcPr>
           <w:p>
+            <w:pPr>
+              <w:autoSpaceDN w:val="0"/>
+              <w:autoSpaceDE w:val="0"/>
+              <w:widowControl/>
+              <w:spacing w:line="197" w:lineRule="auto" w:before="208" w:after="0"/>
+              <w:ind w:left="104" w:right="0" w:firstLine="0"/>
+              <w:jc w:val="left"/>
+            </w:pPr>
             <w:r>
-              <w:t>Interviewer Comments and Actions Taken / ملاحظات القائم بالمقابلة والإجراءات المتخذة</w:t>
+              <w:rPr>
+                <w:rFonts w:ascii="Calibri" w:hAnsi="Calibri" w:eastAsia="Calibri"/>
+                <w:b/>
+                <w:i w:val="0"/>
+                <w:color w:val="000000"/>
+                <w:sz w:val="20"/>
+              </w:rPr>
+              <w:t xml:space="preserve">Employee Signature </w:t>
             </w:r>
           </w:p>
         </w:tc>
         <w:tc>
           <w:tcPr>
-            <w:tcW w:type="dxa" w:w="4320"/>
+            <w:tcW w:type="dxa" w:w="2628"/>
+            <w:tcBorders>
+              <w:start w:sz="4.0" w:val="single" w:color="#000000"/>
+              <w:top w:sz="4.0" w:val="single" w:color="#000000"/>
+              <w:end w:sz="4.0" w:val="single" w:color="#000000"/>
+              <w:bottom w:sz="3.199999999999818" w:val="single" w:color="#000000"/>
+            </w:tcBorders>
+            <w:tcMar>
+              <w:start w:w="0" w:type="dxa"/>
+              <w:end w:w="0" w:type="dxa"/>
+            </w:tcMar>
           </w:tcPr>
           <w:p>
             <w:r>
-              <w:rPr>
-                <w:sz w:val="20"/>
-              </w:rPr>
-              <w:t>{{ interviewer_comments }}</w:t>
-            </w:r>
-          </w:p>
-        </w:tc>
-      </w:tr>
-    </w:tbl>
-    <w:p/>
-    <w:tbl>
-      <w:tblPr>
-        <w:tblStyle w:val="TableGrid"/>
-        <w:tblW w:type="auto" w:w="0"/>
-        <w:tblLook w:firstColumn="1" w:firstRow="1" w:lastColumn="0" w:lastRow="0" w:noHBand="0" w:noVBand="1" w:val="04A0"/>
-      </w:tblPr>
-      <w:tblGrid>
-        <w:gridCol w:w="4320"/>
-        <w:gridCol w:w="4320"/>
-      </w:tblGrid>
-      <w:tr>
-        <w:tc>
-          <w:tcPr>
-            <w:tcW w:type="dxa" w:w="4320"/>
-          </w:tcPr>
-          <w:p>
-            <w:r>
-              <w:t>Line Manager / المدير المباشر</w:t>
+              <w:t>{{ employee_sig }}</w:t>
             </w:r>
           </w:p>
         </w:tc>
         <w:tc>
           <w:tcPr>
-            <w:tcW w:type="dxa" w:w="4320"/>
+            <w:tcW w:type="dxa" w:w="2630"/>
+            <w:tcBorders>
+              <w:start w:sz="4.0" w:val="single" w:color="#000000"/>
+              <w:top w:sz="4.0" w:val="single" w:color="#000000"/>
+              <w:end w:sz="4.0" w:val="single" w:color="#000000"/>
+              <w:bottom w:sz="3.199999999999818" w:val="single" w:color="#000000"/>
+            </w:tcBorders>
+            <w:shd w:fill="f1f2f1"/>
+            <w:tcMar>
+              <w:start w:w="0" w:type="dxa"/>
+              <w:end w:w="0" w:type="dxa"/>
+            </w:tcMar>
           </w:tcPr>
           <w:p>
+            <w:pPr>
+              <w:autoSpaceDN w:val="0"/>
+              <w:autoSpaceDE w:val="0"/>
+              <w:widowControl/>
+              <w:spacing w:line="197" w:lineRule="auto" w:before="208" w:after="0"/>
+              <w:ind w:left="102" w:right="0" w:firstLine="0"/>
+              <w:jc w:val="left"/>
+            </w:pPr>
             <w:r>
               <w:rPr>
+                <w:rFonts w:ascii="Calibri" w:hAnsi="Calibri" w:eastAsia="Calibri"/>
+                <w:b/>
+                <w:i w:val="0"/>
+                <w:color w:val="000000"/>
                 <w:sz w:val="20"/>
               </w:rPr>
-              <w:t>{{ manager_name }}  {{ manager_sig }}</w:t>
-            </w:r>
-          </w:p>
-        </w:tc>
-      </w:tr>
-    </w:tbl>
-    <w:p/>
-    <w:tbl>
-      <w:tblPr>
-        <w:tblStyle w:val="TableGrid"/>
-        <w:tblW w:type="auto" w:w="0"/>
-        <w:tblLook w:firstColumn="1" w:firstRow="1" w:lastColumn="0" w:lastRow="0" w:noHBand="0" w:noVBand="1" w:val="04A0"/>
-      </w:tblPr>
-      <w:tblGrid>
-        <w:gridCol w:w="4320"/>
-        <w:gridCol w:w="4320"/>
-      </w:tblGrid>
-      <w:tr>
-        <w:tc>
-          <w:tcPr>
-            <w:tcW w:type="dxa" w:w="4320"/>
-          </w:tcPr>
-          <w:p>
-            <w:r>
-              <w:t>Employee Signature / توقيع الموظف</w:t>
+              <w:t xml:space="preserve">Date </w:t>
             </w:r>
           </w:p>
         </w:tc>
         <w:tc>
           <w:tcPr>
-            <w:tcW w:type="dxa" w:w="4320"/>
+            <w:tcW w:type="dxa" w:w="2674"/>
+            <w:tcBorders>
+              <w:start w:sz="4.0" w:val="single" w:color="#000000"/>
+              <w:top w:sz="4.0" w:val="single" w:color="#000000"/>
+              <w:end w:sz="3.199999999999818" w:val="single" w:color="#000000"/>
+              <w:bottom w:sz="3.199999999999818" w:val="single" w:color="#000000"/>
+            </w:tcBorders>
+            <w:tcMar>
+              <w:start w:w="0" w:type="dxa"/>
+              <w:end w:w="0" w:type="dxa"/>
+            </w:tcMar>
           </w:tcPr>
           <w:p>
             <w:r>
-              <w:rPr>
-                <w:sz w:val="20"/>
-              </w:rPr>
-              <w:t>{{ employee_sig }}</w:t>
-            </w:r>
-          </w:p>
-        </w:tc>
-      </w:tr>
-      <w:tr>
-        <w:tc>
-          <w:tcPr>
-            <w:tcW w:type="dxa" w:w="4320"/>
-          </w:tcPr>
-          <w:p>
-            <w:r>
-              <w:t>Date / التاريخ</w:t>
-            </w:r>
-          </w:p>
-        </w:tc>
-        <w:tc>
-          <w:tcPr>
-            <w:tcW w:type="dxa" w:w="4320"/>
-          </w:tcPr>
-          <w:p>
-            <w:r>
-              <w:rPr>
-                <w:sz w:val="20"/>
-              </w:rPr>
               <w:t>{{ today }}</w:t>
             </w:r>
           </w:p>
         </w:tc>
       </w:tr>
     </w:tbl>
+    <w:p>
+      <w:pPr>
+        <w:autoSpaceDN w:val="0"/>
+        <w:autoSpaceDE w:val="0"/>
+        <w:widowControl/>
+        <w:spacing w:line="240" w:lineRule="auto" w:before="1272" w:after="396"/>
+        <w:ind w:left="0" w:right="0" w:firstLine="0"/>
+        <w:jc w:val="left"/>
+      </w:pPr>
+      <w:r>
+        <w:drawing>
+          <wp:inline xmlns:a="http://schemas.openxmlformats.org/drawingml/2006/main" xmlns:pic="http://schemas.openxmlformats.org/drawingml/2006/picture">
+            <wp:extent cx="6616700" cy="203200"/>
+            <wp:docPr id="15" name="Picture 15"/>
+            <wp:cNvGraphicFramePr>
+              <a:graphicFrameLocks noChangeAspect="1"/>
+            </wp:cNvGraphicFramePr>
+            <a:graphic>
+              <a:graphicData uri="http://schemas.openxmlformats.org/drawingml/2006/picture">
+                <pic:pic>
+                  <pic:nvPicPr>
+                    <pic:cNvPr id="0" name="image.png"/>
+                    <pic:cNvPicPr/>
+                  </pic:nvPicPr>
+                  <pic:blipFill>
+                    <a:blip r:embed="rId18"/>
+                    <a:stretch>
+                      <a:fillRect/>
+                    </a:stretch>
+                  </pic:blipFill>
+                  <pic:spPr>
+                    <a:xfrm>
+                      <a:off x="0" y="0"/>
+                      <a:ext cx="6616700" cy="203200"/>
+                    </a:xfrm>
+                    <a:prstGeom prst="rect"/>
+                  </pic:spPr>
+                </pic:pic>
+              </a:graphicData>
+            </a:graphic>
+          </wp:inline>
+        </w:drawing>
+      </w:r>
+    </w:p>
+    <w:tbl>
+      <w:tblPr>
+        <w:tblW w:type="auto" w:w="0"/>
+        <w:tblLayout w:type="fixed"/>
+        <w:tblLook w:firstColumn="1" w:firstRow="1" w:lastColumn="0" w:lastRow="0" w:noHBand="0" w:noVBand="1" w:val="04A0"/>
+        <w:tblInd w:w="620.0" w:type="dxa"/>
+      </w:tblPr>
+      <w:tblGrid>
+        <w:gridCol w:w="1740"/>
+        <w:gridCol w:w="1740"/>
+        <w:gridCol w:w="1740"/>
+        <w:gridCol w:w="1740"/>
+        <w:gridCol w:w="1740"/>
+        <w:gridCol w:w="1740"/>
+      </w:tblGrid>
+      <w:tr>
+        <w:trPr>
+          <w:trHeight w:hRule="exact" w:val="292"/>
+        </w:trPr>
+        <w:tc>
+          <w:tcPr>
+            <w:tcW w:type="dxa" w:w="1080"/>
+            <w:vMerge w:val="restart"/>
+            <w:tcBorders/>
+            <w:tcMar>
+              <w:start w:w="0" w:type="dxa"/>
+              <w:end w:w="0" w:type="dxa"/>
+            </w:tcMar>
+            <w:tcMar>
+              <w:start w:w="0" w:type="dxa"/>
+              <w:end w:w="0" w:type="dxa"/>
+            </w:tcMar>
+          </w:tcPr>
+          <w:p>
+            <w:pPr>
+              <w:autoSpaceDN w:val="0"/>
+              <w:autoSpaceDE w:val="0"/>
+              <w:widowControl/>
+              <w:spacing w:line="240" w:lineRule="auto" w:before="110" w:after="0"/>
+              <w:ind w:left="0" w:right="40" w:firstLine="0"/>
+              <w:jc w:val="right"/>
+            </w:pPr>
+            <w:r>
+              <w:drawing>
+                <wp:inline xmlns:a="http://schemas.openxmlformats.org/drawingml/2006/main" xmlns:pic="http://schemas.openxmlformats.org/drawingml/2006/picture">
+                  <wp:extent cx="251459" cy="252730"/>
+                  <wp:docPr id="16" name="Picture 16"/>
+                  <wp:cNvGraphicFramePr>
+                    <a:graphicFrameLocks noChangeAspect="1"/>
+                  </wp:cNvGraphicFramePr>
+                  <a:graphic>
+                    <a:graphicData uri="http://schemas.openxmlformats.org/drawingml/2006/picture">
+                      <pic:pic>
+                        <pic:nvPicPr>
+                          <pic:cNvPr id="0" name="image.png"/>
+                          <pic:cNvPicPr/>
+                        </pic:nvPicPr>
+                        <pic:blipFill>
+                          <a:blip r:embed="rId12"/>
+                          <a:stretch>
+                            <a:fillRect/>
+                          </a:stretch>
+                        </pic:blipFill>
+                        <pic:spPr>
+                          <a:xfrm>
+                            <a:off x="0" y="0"/>
+                            <a:ext cx="251459" cy="252730"/>
+                          </a:xfrm>
+                          <a:prstGeom prst="rect"/>
+                        </pic:spPr>
+                      </pic:pic>
+                    </a:graphicData>
+                  </a:graphic>
+                </wp:inline>
+              </w:drawing>
+            </w:r>
+          </w:p>
+        </w:tc>
+        <w:tc>
+          <w:tcPr>
+            <w:tcW w:type="dxa" w:w="2460"/>
+            <w:vMerge w:val="restart"/>
+            <w:tcBorders/>
+            <w:tcMar>
+              <w:start w:w="0" w:type="dxa"/>
+              <w:end w:w="0" w:type="dxa"/>
+            </w:tcMar>
+            <w:tcMar>
+              <w:start w:w="0" w:type="dxa"/>
+              <w:end w:w="0" w:type="dxa"/>
+            </w:tcMar>
+          </w:tcPr>
+          <w:p>
+            <w:pPr>
+              <w:autoSpaceDN w:val="0"/>
+              <w:autoSpaceDE w:val="0"/>
+              <w:widowControl/>
+              <w:spacing w:line="197" w:lineRule="auto" w:before="248" w:after="0"/>
+              <w:ind w:left="48" w:right="0" w:firstLine="0"/>
+              <w:jc w:val="left"/>
+            </w:pPr>
+            <w:r>
+              <w:rPr>
+                <w:rFonts w:ascii="Calibri" w:hAnsi="Calibri" w:eastAsia="Calibri"/>
+                <w:b w:val="0"/>
+                <w:i w:val="0"/>
+                <w:color w:val="A09F9F"/>
+                <w:sz w:val="16"/>
+              </w:rPr>
+              <w:t>Abu Dhabi, United Arab Emirates</w:t>
+            </w:r>
+          </w:p>
+        </w:tc>
+        <w:tc>
+          <w:tcPr>
+            <w:tcW w:type="dxa" w:w="980"/>
+            <w:vMerge w:val="restart"/>
+            <w:tcBorders/>
+            <w:tcMar>
+              <w:start w:w="0" w:type="dxa"/>
+              <w:end w:w="0" w:type="dxa"/>
+            </w:tcMar>
+            <w:tcMar>
+              <w:start w:w="0" w:type="dxa"/>
+              <w:end w:w="0" w:type="dxa"/>
+            </w:tcMar>
+          </w:tcPr>
+          <w:p>
+            <w:pPr>
+              <w:autoSpaceDN w:val="0"/>
+              <w:autoSpaceDE w:val="0"/>
+              <w:widowControl/>
+              <w:spacing w:line="240" w:lineRule="auto" w:before="78" w:after="0"/>
+              <w:ind w:left="0" w:right="112" w:firstLine="0"/>
+              <w:jc w:val="right"/>
+            </w:pPr>
+            <w:r>
+              <w:drawing>
+                <wp:inline xmlns:a="http://schemas.openxmlformats.org/drawingml/2006/main" xmlns:pic="http://schemas.openxmlformats.org/drawingml/2006/picture">
+                  <wp:extent cx="251460" cy="252729"/>
+                  <wp:docPr id="17" name="Picture 17"/>
+                  <wp:cNvGraphicFramePr>
+                    <a:graphicFrameLocks noChangeAspect="1"/>
+                  </wp:cNvGraphicFramePr>
+                  <a:graphic>
+                    <a:graphicData uri="http://schemas.openxmlformats.org/drawingml/2006/picture">
+                      <pic:pic>
+                        <pic:nvPicPr>
+                          <pic:cNvPr id="0" name="image.png"/>
+                          <pic:cNvPicPr/>
+                        </pic:nvPicPr>
+                        <pic:blipFill>
+                          <a:blip r:embed="rId13"/>
+                          <a:stretch>
+                            <a:fillRect/>
+                          </a:stretch>
+                        </pic:blipFill>
+                        <pic:spPr>
+                          <a:xfrm>
+                            <a:off x="0" y="0"/>
+                            <a:ext cx="251460" cy="252729"/>
+                          </a:xfrm>
+                          <a:prstGeom prst="rect"/>
+                        </pic:spPr>
+                      </pic:pic>
+                    </a:graphicData>
+                  </a:graphic>
+                </wp:inline>
+              </w:drawing>
+            </w:r>
+          </w:p>
+        </w:tc>
+        <w:tc>
+          <w:tcPr>
+            <w:tcW w:type="dxa" w:w="2200"/>
+            <w:tcBorders/>
+            <w:tcMar>
+              <w:start w:w="0" w:type="dxa"/>
+              <w:end w:w="0" w:type="dxa"/>
+            </w:tcMar>
+          </w:tcPr>
+          <w:p>
+            <w:pPr>
+              <w:autoSpaceDN w:val="0"/>
+              <w:autoSpaceDE w:val="0"/>
+              <w:widowControl/>
+              <w:spacing w:line="175" w:lineRule="auto" w:before="48" w:after="0"/>
+              <w:ind w:left="136" w:right="0" w:firstLine="0"/>
+              <w:jc w:val="left"/>
+            </w:pPr>
+            <w:r>
+              <w:rPr>
+                <w:rFonts w:ascii="Myanmar Text" w:hAnsi="Myanmar Text" w:eastAsia="Myanmar Text"/>
+                <w:b w:val="0"/>
+                <w:i w:val="0"/>
+                <w:color w:val="A09F9F"/>
+                <w:sz w:val="18"/>
+              </w:rPr>
+              <w:hyperlink r:id="rId14" w:history="1">
+                <w:r>
+                  <w:rPr>
+                    <w:rStyle w:val="Hyperlink"/>
+                  </w:rPr>
+                  <w:t>info@gss-group.net</w:t>
+                </w:r>
+              </w:hyperlink>
+            </w:r>
+          </w:p>
+        </w:tc>
+        <w:tc>
+          <w:tcPr>
+            <w:tcW w:type="dxa" w:w="1120"/>
+            <w:vMerge w:val="restart"/>
+            <w:tcBorders/>
+            <w:tcMar>
+              <w:start w:w="0" w:type="dxa"/>
+              <w:end w:w="0" w:type="dxa"/>
+            </w:tcMar>
+            <w:tcMar>
+              <w:start w:w="0" w:type="dxa"/>
+              <w:end w:w="0" w:type="dxa"/>
+            </w:tcMar>
+          </w:tcPr>
+          <w:p>
+            <w:pPr>
+              <w:autoSpaceDN w:val="0"/>
+              <w:autoSpaceDE w:val="0"/>
+              <w:widowControl/>
+              <w:spacing w:line="240" w:lineRule="auto" w:before="92" w:after="0"/>
+              <w:ind w:left="0" w:right="76" w:firstLine="0"/>
+              <w:jc w:val="right"/>
+            </w:pPr>
+            <w:r>
+              <w:drawing>
+                <wp:inline xmlns:a="http://schemas.openxmlformats.org/drawingml/2006/main" xmlns:pic="http://schemas.openxmlformats.org/drawingml/2006/picture">
+                  <wp:extent cx="251460" cy="252729"/>
+                  <wp:docPr id="18" name="Picture 18"/>
+                  <wp:cNvGraphicFramePr>
+                    <a:graphicFrameLocks noChangeAspect="1"/>
+                  </wp:cNvGraphicFramePr>
+                  <a:graphic>
+                    <a:graphicData uri="http://schemas.openxmlformats.org/drawingml/2006/picture">
+                      <pic:pic>
+                        <pic:nvPicPr>
+                          <pic:cNvPr id="0" name="image.png"/>
+                          <pic:cNvPicPr/>
+                        </pic:nvPicPr>
+                        <pic:blipFill>
+                          <a:blip r:embed="rId15"/>
+                          <a:stretch>
+                            <a:fillRect/>
+                          </a:stretch>
+                        </pic:blipFill>
+                        <pic:spPr>
+                          <a:xfrm>
+                            <a:off x="0" y="0"/>
+                            <a:ext cx="251460" cy="252729"/>
+                          </a:xfrm>
+                          <a:prstGeom prst="rect"/>
+                        </pic:spPr>
+                      </pic:pic>
+                    </a:graphicData>
+                  </a:graphic>
+                </wp:inline>
+              </w:drawing>
+            </w:r>
+          </w:p>
+        </w:tc>
+        <w:tc>
+          <w:tcPr>
+            <w:tcW w:type="dxa" w:w="2600"/>
+            <w:tcBorders/>
+            <w:tcMar>
+              <w:start w:w="0" w:type="dxa"/>
+              <w:end w:w="0" w:type="dxa"/>
+            </w:tcMar>
+          </w:tcPr>
+          <w:p>
+            <w:pPr>
+              <w:autoSpaceDN w:val="0"/>
+              <w:autoSpaceDE w:val="0"/>
+              <w:widowControl/>
+              <w:spacing w:line="175" w:lineRule="auto" w:before="46" w:after="0"/>
+              <w:ind w:left="112" w:right="0" w:firstLine="0"/>
+              <w:jc w:val="left"/>
+            </w:pPr>
+            <w:r>
+              <w:rPr>
+                <w:rFonts w:ascii="Myanmar Text" w:hAnsi="Myanmar Text" w:eastAsia="Myanmar Text"/>
+                <w:b w:val="0"/>
+                <w:i w:val="0"/>
+                <w:color w:val="A09F9F"/>
+                <w:sz w:val="18"/>
+              </w:rPr>
+              <w:t>Phone: +9712 6666898</w:t>
+            </w:r>
+          </w:p>
+        </w:tc>
+      </w:tr>
+      <w:tr>
+        <w:trPr>
+          <w:trHeight w:hRule="exact" w:val="220"/>
+        </w:trPr>
+        <w:tc>
+          <w:tcPr>
+            <w:tcW w:type="dxa" w:w="1740"/>
+            <w:vMerge/>
+            <w:tcBorders/>
+          </w:tcPr>
+          <w:p/>
+        </w:tc>
+        <w:tc>
+          <w:tcPr>
+            <w:tcW w:type="dxa" w:w="1740"/>
+            <w:vMerge/>
+            <w:tcBorders/>
+          </w:tcPr>
+          <w:p/>
+        </w:tc>
+        <w:tc>
+          <w:tcPr>
+            <w:tcW w:type="dxa" w:w="1740"/>
+            <w:vMerge/>
+            <w:tcBorders/>
+          </w:tcPr>
+          <w:p/>
+        </w:tc>
+        <w:tc>
+          <w:tcPr>
+            <w:tcW w:type="dxa" w:w="2200"/>
+            <w:tcBorders/>
+            <w:tcMar>
+              <w:start w:w="0" w:type="dxa"/>
+              <w:end w:w="0" w:type="dxa"/>
+            </w:tcMar>
+          </w:tcPr>
+          <w:p>
+            <w:pPr>
+              <w:autoSpaceDN w:val="0"/>
+              <w:autoSpaceDE w:val="0"/>
+              <w:widowControl/>
+              <w:spacing w:line="175" w:lineRule="auto" w:before="0" w:after="0"/>
+              <w:ind w:left="152" w:right="0" w:firstLine="0"/>
+              <w:jc w:val="left"/>
+            </w:pPr>
+            <w:r>
+              <w:rPr>
+                <w:rFonts w:ascii="Myanmar Text" w:hAnsi="Myanmar Text" w:eastAsia="Myanmar Text"/>
+                <w:b w:val="0"/>
+                <w:i w:val="0"/>
+                <w:color w:val="A09F9F"/>
+                <w:sz w:val="18"/>
+              </w:rPr>
+              <w:hyperlink r:id="rId14" w:history="1">
+                <w:r>
+                  <w:rPr>
+                    <w:rStyle w:val="Hyperlink"/>
+                  </w:rPr>
+                  <w:t>www.gss-group.net</w:t>
+                </w:r>
+              </w:hyperlink>
+            </w:r>
+          </w:p>
+        </w:tc>
+        <w:tc>
+          <w:tcPr>
+            <w:tcW w:type="dxa" w:w="1740"/>
+            <w:vMerge/>
+            <w:tcBorders/>
+          </w:tcPr>
+          <w:p/>
+        </w:tc>
+        <w:tc>
+          <w:tcPr>
+            <w:tcW w:type="dxa" w:w="2600"/>
+            <w:tcBorders/>
+            <w:tcMar>
+              <w:start w:w="0" w:type="dxa"/>
+              <w:end w:w="0" w:type="dxa"/>
+            </w:tcMar>
+          </w:tcPr>
+          <w:p>
+            <w:pPr>
+              <w:autoSpaceDN w:val="0"/>
+              <w:autoSpaceDE w:val="0"/>
+              <w:widowControl/>
+              <w:spacing w:line="240" w:lineRule="auto" w:before="0" w:after="0"/>
+              <w:ind w:left="112" w:right="0" w:firstLine="0"/>
+              <w:jc w:val="left"/>
+            </w:pPr>
+            <w:r>
+              <w:rPr>
+                <w:rFonts w:ascii="Gill Sans MT" w:hAnsi="Gill Sans MT" w:eastAsia="Gill Sans MT"/>
+                <w:b w:val="0"/>
+                <w:i w:val="0"/>
+                <w:color w:val="A09F9F"/>
+                <w:sz w:val="19"/>
+              </w:rPr>
+              <w:t>Fax: +971 2 666 8980</w:t>
+            </w:r>
+          </w:p>
+        </w:tc>
+      </w:tr>
+    </w:tbl>
+    <w:p>
+      <w:pPr>
+        <w:autoSpaceDN w:val="0"/>
+        <w:autoSpaceDE w:val="0"/>
+        <w:widowControl/>
+        <w:spacing w:line="14" w:lineRule="exact" w:before="0" w:after="0"/>
+        <w:ind w:left="0" w:right="0"/>
+      </w:pPr>
+    </w:p>
+    <w:p>
+      <w:pPr>
+        <w:sectPr>
+          <w:pgSz w:w="11906" w:h="16838"/>
+          <w:pgMar w:top="320" w:right="26" w:bottom="226" w:left="0" w:header="720" w:footer="720" w:gutter="0"/>
+          <w:cols/>
+          <w:docGrid w:linePitch="360"/>
+        </w:sectPr>
+      </w:pPr>
+    </w:p>
+    <w:p>
+      <w:pPr>
+        <w:autoSpaceDN w:val="0"/>
+        <w:autoSpaceDE w:val="0"/>
+        <w:widowControl/>
+        <w:spacing w:line="220" w:lineRule="exact" w:before="0" w:after="100"/>
+        <w:ind w:left="0" w:right="0"/>
+      </w:pPr>
+    </w:p>
+    <w:p>
+      <w:pPr>
+        <w:autoSpaceDN w:val="0"/>
+        <w:autoSpaceDE w:val="0"/>
+        <w:widowControl/>
+        <w:spacing w:line="240" w:lineRule="auto" w:before="0" w:after="0"/>
+        <w:ind w:left="800" w:right="0" w:firstLine="0"/>
+        <w:jc w:val="left"/>
+      </w:pPr>
+      <w:r>
+        <w:drawing>
+          <wp:inline xmlns:a="http://schemas.openxmlformats.org/drawingml/2006/main" xmlns:pic="http://schemas.openxmlformats.org/drawingml/2006/picture">
+            <wp:extent cx="1727200" cy="558800"/>
+            <wp:docPr id="19" name="Picture 19"/>
+            <wp:cNvGraphicFramePr>
+              <a:graphicFrameLocks noChangeAspect="1"/>
+            </wp:cNvGraphicFramePr>
+            <a:graphic>
+              <a:graphicData uri="http://schemas.openxmlformats.org/drawingml/2006/picture">
+                <pic:pic>
+                  <pic:nvPicPr>
+                    <pic:cNvPr id="0" name="image.png"/>
+                    <pic:cNvPicPr/>
+                  </pic:nvPicPr>
+                  <pic:blipFill>
+                    <a:blip r:embed="rId16"/>
+                    <a:stretch>
+                      <a:fillRect/>
+                    </a:stretch>
+                  </pic:blipFill>
+                  <pic:spPr>
+                    <a:xfrm>
+                      <a:off x="0" y="0"/>
+                      <a:ext cx="1727200" cy="558800"/>
+                    </a:xfrm>
+                    <a:prstGeom prst="rect"/>
+                  </pic:spPr>
+                </pic:pic>
+              </a:graphicData>
+            </a:graphic>
+          </wp:inline>
+        </w:drawing>
+      </w:r>
+    </w:p>
+    <w:p>
+      <w:pPr>
+        <w:autoSpaceDN w:val="0"/>
+        <w:autoSpaceDE w:val="0"/>
+        <w:widowControl/>
+        <w:spacing w:line="240" w:lineRule="auto" w:before="180" w:after="0"/>
+        <w:ind w:left="1380" w:right="0" w:firstLine="0"/>
+        <w:jc w:val="left"/>
+      </w:pPr>
+      <w:r>
+        <w:drawing>
+          <wp:inline xmlns:a="http://schemas.openxmlformats.org/drawingml/2006/main" xmlns:pic="http://schemas.openxmlformats.org/drawingml/2006/picture">
+            <wp:extent cx="6654800" cy="215900"/>
+            <wp:docPr id="20" name="Picture 20"/>
+            <wp:cNvGraphicFramePr>
+              <a:graphicFrameLocks noChangeAspect="1"/>
+            </wp:cNvGraphicFramePr>
+            <a:graphic>
+              <a:graphicData uri="http://schemas.openxmlformats.org/drawingml/2006/picture">
+                <pic:pic>
+                  <pic:nvPicPr>
+                    <pic:cNvPr id="0" name="image.png"/>
+                    <pic:cNvPicPr/>
+                  </pic:nvPicPr>
+                  <pic:blipFill>
+                    <a:blip r:embed="rId17"/>
+                    <a:stretch>
+                      <a:fillRect/>
+                    </a:stretch>
+                  </pic:blipFill>
+                  <pic:spPr>
+                    <a:xfrm>
+                      <a:off x="0" y="0"/>
+                      <a:ext cx="6654800" cy="215900"/>
+                    </a:xfrm>
+                    <a:prstGeom prst="rect"/>
+                  </pic:spPr>
+                </pic:pic>
+              </a:graphicData>
+            </a:graphic>
+          </wp:inline>
+        </w:drawing>
+      </w:r>
+    </w:p>
+    <w:p>
+      <w:pPr>
+        <w:autoSpaceDN w:val="0"/>
+        <w:autoSpaceDE w:val="0"/>
+        <w:widowControl/>
+        <w:spacing w:line="300" w:lineRule="auto" w:before="248" w:after="368"/>
+        <w:ind w:left="1172" w:right="2160" w:firstLine="3856"/>
+        <w:jc w:val="left"/>
+      </w:pPr>
+      <w:r>
+        <w:rPr>
+          <w:rFonts w:ascii="Calibri" w:hAnsi="Calibri" w:eastAsia="Calibri"/>
+          <w:b/>
+          <w:i w:val="0"/>
+          <w:color w:val="000000"/>
+          <w:sz w:val="24"/>
+        </w:rPr>
+        <w:t xml:space="preserve">For Office Use Only </w:t>
+      </w:r>
+      <w:r>
+        <w:br/>
+      </w:r>
+      <w:r>
+        <w:rPr>
+          <w:rFonts w:ascii="Calibri" w:hAnsi="Calibri" w:eastAsia="Calibri"/>
+          <w:b w:val="0"/>
+          <w:i w:val="0"/>
+          <w:color w:val="000000"/>
+          <w:sz w:val="20"/>
+        </w:rPr>
+        <w:t>1.</w:t>
+      </w:r>
+      <w:r>
+        <w:rPr>
+          <w:rFonts w:ascii="Calibri" w:hAnsi="Calibri" w:eastAsia="Calibri"/>
+          <w:b w:val="0"/>
+          <w:i w:val="0"/>
+          <w:color w:val="000000"/>
+          <w:sz w:val="20"/>
+        </w:rPr>
+        <w:t xml:space="preserve">with employee </w:t>
+      </w:r>
+      <w:r>
+        <w:br/>
+      </w:r>
+      <w:r>
+        <w:rPr>
+          <w:rFonts w:ascii="Calibri" w:hAnsi="Calibri" w:eastAsia="Calibri"/>
+          <w:b w:val="0"/>
+          <w:i w:val="0"/>
+          <w:color w:val="000000"/>
+          <w:sz w:val="20"/>
+        </w:rPr>
+        <w:t>2.</w:t>
+      </w:r>
+      <w:r>
+        <w:rPr>
+          <w:rFonts w:ascii="Calibri" w:hAnsi="Calibri" w:eastAsia="Calibri"/>
+          <w:b w:val="0"/>
+          <w:i w:val="0"/>
+          <w:color w:val="000000"/>
+          <w:sz w:val="20"/>
+        </w:rPr>
+        <w:t xml:space="preserve">Right to file for unemployment benefits </w:t>
+      </w:r>
+      <w:r>
+        <w:br/>
+      </w:r>
+      <w:r>
+        <w:rPr>
+          <w:rFonts w:ascii="Calibri" w:hAnsi="Calibri" w:eastAsia="Calibri"/>
+          <w:b w:val="0"/>
+          <w:i w:val="0"/>
+          <w:color w:val="000000"/>
+          <w:sz w:val="20"/>
+        </w:rPr>
+        <w:t>3.</w:t>
+      </w:r>
+      <w:r>
+        <w:rPr>
+          <w:rFonts w:ascii="Calibri" w:hAnsi="Calibri" w:eastAsia="Calibri"/>
+          <w:b w:val="0"/>
+          <w:i w:val="0"/>
+          <w:color w:val="000000"/>
+          <w:sz w:val="20"/>
+        </w:rPr>
+        <w:t xml:space="preserve">Conversion of benefits </w:t>
+      </w:r>
+      <w:r>
+        <w:br/>
+      </w:r>
+      <w:r>
+        <w:rPr>
+          <w:rFonts w:ascii="Calibri" w:hAnsi="Calibri" w:eastAsia="Calibri"/>
+          <w:b w:val="0"/>
+          <w:i w:val="0"/>
+          <w:color w:val="000000"/>
+          <w:sz w:val="20"/>
+        </w:rPr>
+        <w:t>4.</w:t>
+      </w:r>
+      <w:r>
+        <w:rPr>
+          <w:rFonts w:ascii="Calibri" w:hAnsi="Calibri" w:eastAsia="Calibri"/>
+          <w:b w:val="0"/>
+          <w:i w:val="0"/>
+          <w:color w:val="000000"/>
+          <w:sz w:val="20"/>
+        </w:rPr>
+        <w:t xml:space="preserve">If retiring, state option for payment of _________________________________________________ </w:t>
+      </w:r>
+    </w:p>
+    <w:tbl>
+      <w:tblPr>
+        <w:tblW w:type="auto" w:w="0"/>
+        <w:tblLayout w:type="fixed"/>
+        <w:tblLook w:firstColumn="1" w:firstRow="1" w:lastColumn="0" w:lastRow="0" w:noHBand="0" w:noVBand="1" w:val="04A0"/>
+        <w:tblInd w:w="816.0" w:type="dxa"/>
+      </w:tblPr>
+      <w:tblGrid>
+        <w:gridCol w:w="10440"/>
+      </w:tblGrid>
+      <w:tr>
+        <w:trPr>
+          <w:trHeight w:hRule="exact" w:val="452"/>
+        </w:trPr>
+        <w:tc>
+          <w:tcPr>
+            <w:tcW w:type="dxa" w:w="10484"/>
+            <w:tcBorders>
+              <w:start w:sz="3.1999999999999886" w:val="single" w:color="#000000"/>
+              <w:top w:sz="3.2000000000000455" w:val="single" w:color="#000000"/>
+              <w:end w:sz="4.0" w:val="single" w:color="#000000"/>
+              <w:bottom w:sz="4.0" w:val="single" w:color="#000000"/>
+            </w:tcBorders>
+            <w:shd w:fill="c00000"/>
+            <w:tcMar>
+              <w:start w:w="0" w:type="dxa"/>
+              <w:end w:w="0" w:type="dxa"/>
+            </w:tcMar>
+          </w:tcPr>
+          <w:p>
+            <w:pPr>
+              <w:autoSpaceDN w:val="0"/>
+              <w:autoSpaceDE w:val="0"/>
+              <w:widowControl/>
+              <w:spacing w:line="194" w:lineRule="auto" w:before="188" w:after="0"/>
+              <w:ind w:left="104" w:right="0" w:firstLine="0"/>
+              <w:jc w:val="left"/>
+            </w:pPr>
+            <w:r>
+              <w:rPr>
+                <w:rFonts w:ascii="Calibri" w:hAnsi="Calibri" w:eastAsia="Calibri"/>
+                <w:b/>
+                <w:i w:val="0"/>
+                <w:color w:val="FFFFFF"/>
+                <w:sz w:val="20"/>
+              </w:rPr>
+              <w:t xml:space="preserve">Comments and Actions Taken </w:t>
+            </w:r>
+          </w:p>
+          <w:p>
+            <w:r>
+              <w:br/>
+            </w:r>
+            <w:r>
+              <w:t>{{ interviewer_comments }}</w:t>
+            </w:r>
+          </w:p>
+        </w:tc>
+      </w:tr>
+      <w:tr>
+        <w:trPr>
+          <w:trHeight w:hRule="exact" w:val="1558"/>
+        </w:trPr>
+        <w:tc>
+          <w:tcPr>
+            <w:tcW w:type="dxa" w:w="10484"/>
+            <w:tcBorders>
+              <w:start w:sz="3.1999999999999886" w:val="single" w:color="#000000"/>
+              <w:top w:sz="4.0" w:val="single" w:color="#000000"/>
+              <w:end w:sz="4.0" w:val="single" w:color="#000000"/>
+              <w:bottom w:sz="4.0" w:val="single" w:color="#000000"/>
+            </w:tcBorders>
+            <w:tcMar>
+              <w:start w:w="0" w:type="dxa"/>
+              <w:end w:w="0" w:type="dxa"/>
+            </w:tcMar>
+          </w:tcPr>
+          <w:p/>
+        </w:tc>
+      </w:tr>
+    </w:tbl>
+    <w:p>
+      <w:pPr>
+        <w:autoSpaceDN w:val="0"/>
+        <w:autoSpaceDE w:val="0"/>
+        <w:widowControl/>
+        <w:spacing w:line="242" w:lineRule="exact" w:before="0" w:after="0"/>
+        <w:ind w:left="0" w:right="0"/>
+      </w:pPr>
+    </w:p>
+    <w:tbl>
+      <w:tblPr>
+        <w:tblW w:type="auto" w:w="0"/>
+        <w:tblLayout w:type="fixed"/>
+        <w:tblLook w:firstColumn="1" w:firstRow="1" w:lastColumn="0" w:lastRow="0" w:noHBand="0" w:noVBand="1" w:val="04A0"/>
+        <w:tblInd w:w="816.0" w:type="dxa"/>
+      </w:tblPr>
+      <w:tblGrid>
+        <w:gridCol w:w="2610"/>
+        <w:gridCol w:w="2610"/>
+        <w:gridCol w:w="2610"/>
+        <w:gridCol w:w="2610"/>
+      </w:tblGrid>
+      <w:tr>
+        <w:trPr>
+          <w:trHeight w:hRule="exact" w:val="608"/>
+        </w:trPr>
+        <w:tc>
+          <w:tcPr>
+            <w:tcW w:type="dxa" w:w="2620"/>
+            <w:tcBorders>
+              <w:start w:sz="3.1999999999999886" w:val="single" w:color="#000000"/>
+              <w:top w:sz="4.0" w:val="single" w:color="#000000"/>
+              <w:end w:sz="4.0" w:val="single" w:color="#000000"/>
+              <w:bottom w:sz="4.0" w:val="single" w:color="#000000"/>
+            </w:tcBorders>
+            <w:shd w:fill="f1f2f1"/>
+            <w:tcMar>
+              <w:start w:w="0" w:type="dxa"/>
+              <w:end w:w="0" w:type="dxa"/>
+            </w:tcMar>
+          </w:tcPr>
+          <w:p>
+            <w:pPr>
+              <w:autoSpaceDN w:val="0"/>
+              <w:autoSpaceDE w:val="0"/>
+              <w:widowControl/>
+              <w:spacing w:line="197" w:lineRule="auto" w:before="220" w:after="0"/>
+              <w:ind w:left="104" w:right="0" w:firstLine="0"/>
+              <w:jc w:val="left"/>
+            </w:pPr>
+            <w:r>
+              <w:rPr>
+                <w:rFonts w:ascii="Calibri" w:hAnsi="Calibri" w:eastAsia="Calibri"/>
+                <w:b/>
+                <w:i w:val="0"/>
+                <w:color w:val="000000"/>
+                <w:sz w:val="20"/>
+              </w:rPr>
+              <w:t xml:space="preserve">Interviewer’s Signature </w:t>
+            </w:r>
+          </w:p>
+        </w:tc>
+        <w:tc>
+          <w:tcPr>
+            <w:tcW w:type="dxa" w:w="2622"/>
+            <w:tcBorders>
+              <w:start w:sz="4.0" w:val="single" w:color="#000000"/>
+              <w:top w:sz="4.0" w:val="single" w:color="#000000"/>
+              <w:end w:sz="4.0" w:val="single" w:color="#000000"/>
+              <w:bottom w:sz="4.0" w:val="single" w:color="#000000"/>
+            </w:tcBorders>
+            <w:tcMar>
+              <w:start w:w="0" w:type="dxa"/>
+              <w:end w:w="0" w:type="dxa"/>
+            </w:tcMar>
+          </w:tcPr>
+          <w:p>
+            <w:r>
+              <w:t xml:space="preserve"> </w:t>
+            </w:r>
+            <w:r>
+              <w:t>{{ interviewer_name }}</w:t>
+            </w:r>
+            <w:r>
+              <w:t xml:space="preserve"> </w:t>
+            </w:r>
+            <w:r>
+              <w:t>{{ interviewer_sig }}</w:t>
+            </w:r>
+          </w:p>
+        </w:tc>
+        <w:tc>
+          <w:tcPr>
+            <w:tcW w:type="dxa" w:w="2620"/>
+            <w:tcBorders>
+              <w:start w:sz="4.0" w:val="single" w:color="#000000"/>
+              <w:top w:sz="4.0" w:val="single" w:color="#000000"/>
+              <w:end w:sz="4.0" w:val="single" w:color="#000000"/>
+              <w:bottom w:sz="4.0" w:val="single" w:color="#000000"/>
+            </w:tcBorders>
+            <w:shd w:fill="f1f2f1"/>
+            <w:tcMar>
+              <w:start w:w="0" w:type="dxa"/>
+              <w:end w:w="0" w:type="dxa"/>
+            </w:tcMar>
+          </w:tcPr>
+          <w:p>
+            <w:pPr>
+              <w:autoSpaceDN w:val="0"/>
+              <w:autoSpaceDE w:val="0"/>
+              <w:widowControl/>
+              <w:spacing w:line="197" w:lineRule="auto" w:before="220" w:after="0"/>
+              <w:ind w:left="102" w:right="0" w:firstLine="0"/>
+              <w:jc w:val="left"/>
+            </w:pPr>
+            <w:r>
+              <w:rPr>
+                <w:rFonts w:ascii="Calibri" w:hAnsi="Calibri" w:eastAsia="Calibri"/>
+                <w:b/>
+                <w:i w:val="0"/>
+                <w:color w:val="000000"/>
+                <w:sz w:val="20"/>
+              </w:rPr>
+              <w:t xml:space="preserve">Date </w:t>
+            </w:r>
+          </w:p>
+        </w:tc>
+        <w:tc>
+          <w:tcPr>
+            <w:tcW w:type="dxa" w:w="2622"/>
+            <w:tcBorders>
+              <w:start w:sz="4.0" w:val="single" w:color="#000000"/>
+              <w:top w:sz="4.0" w:val="single" w:color="#000000"/>
+              <w:end w:sz="4.0" w:val="single" w:color="#000000"/>
+              <w:bottom w:sz="4.0" w:val="single" w:color="#000000"/>
+            </w:tcBorders>
+            <w:tcMar>
+              <w:start w:w="0" w:type="dxa"/>
+              <w:end w:w="0" w:type="dxa"/>
+            </w:tcMar>
+          </w:tcPr>
+          <w:p/>
+        </w:tc>
+      </w:tr>
+    </w:tbl>
+    <w:p>
+      <w:pPr>
+        <w:autoSpaceDN w:val="0"/>
+        <w:autoSpaceDE w:val="0"/>
+        <w:widowControl/>
+        <w:spacing w:line="240" w:lineRule="auto" w:before="8018" w:after="396"/>
+        <w:ind w:left="0" w:right="0" w:firstLine="0"/>
+        <w:jc w:val="left"/>
+      </w:pPr>
+      <w:r>
+        <w:drawing>
+          <wp:inline xmlns:a="http://schemas.openxmlformats.org/drawingml/2006/main" xmlns:pic="http://schemas.openxmlformats.org/drawingml/2006/picture">
+            <wp:extent cx="6616700" cy="203200"/>
+            <wp:docPr id="21" name="Picture 21"/>
+            <wp:cNvGraphicFramePr>
+              <a:graphicFrameLocks noChangeAspect="1"/>
+            </wp:cNvGraphicFramePr>
+            <a:graphic>
+              <a:graphicData uri="http://schemas.openxmlformats.org/drawingml/2006/picture">
+                <pic:pic>
+                  <pic:nvPicPr>
+                    <pic:cNvPr id="0" name="image.png"/>
+                    <pic:cNvPicPr/>
+                  </pic:nvPicPr>
+                  <pic:blipFill>
+                    <a:blip r:embed="rId18"/>
+                    <a:stretch>
+                      <a:fillRect/>
+                    </a:stretch>
+                  </pic:blipFill>
+                  <pic:spPr>
+                    <a:xfrm>
+                      <a:off x="0" y="0"/>
+                      <a:ext cx="6616700" cy="203200"/>
+                    </a:xfrm>
+                    <a:prstGeom prst="rect"/>
+                  </pic:spPr>
+                </pic:pic>
+              </a:graphicData>
+            </a:graphic>
+          </wp:inline>
+        </w:drawing>
+      </w:r>
+    </w:p>
+    <w:tbl>
+      <w:tblPr>
+        <w:tblW w:type="auto" w:w="0"/>
+        <w:tblLayout w:type="fixed"/>
+        <w:tblLook w:firstColumn="1" w:firstRow="1" w:lastColumn="0" w:lastRow="0" w:noHBand="0" w:noVBand="1" w:val="04A0"/>
+        <w:tblInd w:w="620.0" w:type="dxa"/>
+      </w:tblPr>
+      <w:tblGrid>
+        <w:gridCol w:w="1740"/>
+        <w:gridCol w:w="1740"/>
+        <w:gridCol w:w="1740"/>
+        <w:gridCol w:w="1740"/>
+        <w:gridCol w:w="1740"/>
+        <w:gridCol w:w="1740"/>
+      </w:tblGrid>
+      <w:tr>
+        <w:trPr>
+          <w:trHeight w:hRule="exact" w:val="292"/>
+        </w:trPr>
+        <w:tc>
+          <w:tcPr>
+            <w:tcW w:type="dxa" w:w="1080"/>
+            <w:vMerge w:val="restart"/>
+            <w:tcBorders/>
+            <w:tcMar>
+              <w:start w:w="0" w:type="dxa"/>
+              <w:end w:w="0" w:type="dxa"/>
+            </w:tcMar>
+            <w:tcMar>
+              <w:start w:w="0" w:type="dxa"/>
+              <w:end w:w="0" w:type="dxa"/>
+            </w:tcMar>
+          </w:tcPr>
+          <w:p>
+            <w:pPr>
+              <w:autoSpaceDN w:val="0"/>
+              <w:autoSpaceDE w:val="0"/>
+              <w:widowControl/>
+              <w:spacing w:line="240" w:lineRule="auto" w:before="110" w:after="0"/>
+              <w:ind w:left="0" w:right="40" w:firstLine="0"/>
+              <w:jc w:val="right"/>
+            </w:pPr>
+            <w:r>
+              <w:drawing>
+                <wp:inline xmlns:a="http://schemas.openxmlformats.org/drawingml/2006/main" xmlns:pic="http://schemas.openxmlformats.org/drawingml/2006/picture">
+                  <wp:extent cx="251459" cy="252730"/>
+                  <wp:docPr id="22" name="Picture 22"/>
+                  <wp:cNvGraphicFramePr>
+                    <a:graphicFrameLocks noChangeAspect="1"/>
+                  </wp:cNvGraphicFramePr>
+                  <a:graphic>
+                    <a:graphicData uri="http://schemas.openxmlformats.org/drawingml/2006/picture">
+                      <pic:pic>
+                        <pic:nvPicPr>
+                          <pic:cNvPr id="0" name="image.png"/>
+                          <pic:cNvPicPr/>
+                        </pic:nvPicPr>
+                        <pic:blipFill>
+                          <a:blip r:embed="rId12"/>
+                          <a:stretch>
+                            <a:fillRect/>
+                          </a:stretch>
+                        </pic:blipFill>
+                        <pic:spPr>
+                          <a:xfrm>
+                            <a:off x="0" y="0"/>
+                            <a:ext cx="251459" cy="252730"/>
+                          </a:xfrm>
+                          <a:prstGeom prst="rect"/>
+                        </pic:spPr>
+                      </pic:pic>
+                    </a:graphicData>
+                  </a:graphic>
+                </wp:inline>
+              </w:drawing>
+            </w:r>
+          </w:p>
+        </w:tc>
+        <w:tc>
+          <w:tcPr>
+            <w:tcW w:type="dxa" w:w="2460"/>
+            <w:vMerge w:val="restart"/>
+            <w:tcBorders/>
+            <w:tcMar>
+              <w:start w:w="0" w:type="dxa"/>
+              <w:end w:w="0" w:type="dxa"/>
+            </w:tcMar>
+            <w:tcMar>
+              <w:start w:w="0" w:type="dxa"/>
+              <w:end w:w="0" w:type="dxa"/>
+            </w:tcMar>
+          </w:tcPr>
+          <w:p>
+            <w:pPr>
+              <w:autoSpaceDN w:val="0"/>
+              <w:autoSpaceDE w:val="0"/>
+              <w:widowControl/>
+              <w:spacing w:line="197" w:lineRule="auto" w:before="248" w:after="0"/>
+              <w:ind w:left="48" w:right="0" w:firstLine="0"/>
+              <w:jc w:val="left"/>
+            </w:pPr>
+            <w:r>
+              <w:rPr>
+                <w:rFonts w:ascii="Calibri" w:hAnsi="Calibri" w:eastAsia="Calibri"/>
+                <w:b w:val="0"/>
+                <w:i w:val="0"/>
+                <w:color w:val="A09F9F"/>
+                <w:sz w:val="16"/>
+              </w:rPr>
+              <w:t>Abu Dhabi, United Arab Emirates</w:t>
+            </w:r>
+          </w:p>
+        </w:tc>
+        <w:tc>
+          <w:tcPr>
+            <w:tcW w:type="dxa" w:w="980"/>
+            <w:vMerge w:val="restart"/>
+            <w:tcBorders/>
+            <w:tcMar>
+              <w:start w:w="0" w:type="dxa"/>
+              <w:end w:w="0" w:type="dxa"/>
+            </w:tcMar>
+            <w:tcMar>
+              <w:start w:w="0" w:type="dxa"/>
+              <w:end w:w="0" w:type="dxa"/>
+            </w:tcMar>
+          </w:tcPr>
+          <w:p>
+            <w:pPr>
+              <w:autoSpaceDN w:val="0"/>
+              <w:autoSpaceDE w:val="0"/>
+              <w:widowControl/>
+              <w:spacing w:line="240" w:lineRule="auto" w:before="78" w:after="0"/>
+              <w:ind w:left="0" w:right="112" w:firstLine="0"/>
+              <w:jc w:val="right"/>
+            </w:pPr>
+            <w:r>
+              <w:drawing>
+                <wp:inline xmlns:a="http://schemas.openxmlformats.org/drawingml/2006/main" xmlns:pic="http://schemas.openxmlformats.org/drawingml/2006/picture">
+                  <wp:extent cx="251460" cy="252729"/>
+                  <wp:docPr id="23" name="Picture 23"/>
+                  <wp:cNvGraphicFramePr>
+                    <a:graphicFrameLocks noChangeAspect="1"/>
+                  </wp:cNvGraphicFramePr>
+                  <a:graphic>
+                    <a:graphicData uri="http://schemas.openxmlformats.org/drawingml/2006/picture">
+                      <pic:pic>
+                        <pic:nvPicPr>
+                          <pic:cNvPr id="0" name="image.png"/>
+                          <pic:cNvPicPr/>
+                        </pic:nvPicPr>
+                        <pic:blipFill>
+                          <a:blip r:embed="rId13"/>
+                          <a:stretch>
+                            <a:fillRect/>
+                          </a:stretch>
+                        </pic:blipFill>
+                        <pic:spPr>
+                          <a:xfrm>
+                            <a:off x="0" y="0"/>
+                            <a:ext cx="251460" cy="252729"/>
+                          </a:xfrm>
+                          <a:prstGeom prst="rect"/>
+                        </pic:spPr>
+                      </pic:pic>
+                    </a:graphicData>
+                  </a:graphic>
+                </wp:inline>
+              </w:drawing>
+            </w:r>
+          </w:p>
+        </w:tc>
+        <w:tc>
+          <w:tcPr>
+            <w:tcW w:type="dxa" w:w="2200"/>
+            <w:tcBorders/>
+            <w:tcMar>
+              <w:start w:w="0" w:type="dxa"/>
+              <w:end w:w="0" w:type="dxa"/>
+            </w:tcMar>
+          </w:tcPr>
+          <w:p>
+            <w:pPr>
+              <w:autoSpaceDN w:val="0"/>
+              <w:autoSpaceDE w:val="0"/>
+              <w:widowControl/>
+              <w:spacing w:line="175" w:lineRule="auto" w:before="48" w:after="0"/>
+              <w:ind w:left="136" w:right="0" w:firstLine="0"/>
+              <w:jc w:val="left"/>
+            </w:pPr>
+            <w:r>
+              <w:rPr>
+                <w:rFonts w:ascii="Myanmar Text" w:hAnsi="Myanmar Text" w:eastAsia="Myanmar Text"/>
+                <w:b w:val="0"/>
+                <w:i w:val="0"/>
+                <w:color w:val="A09F9F"/>
+                <w:sz w:val="18"/>
+              </w:rPr>
+              <w:hyperlink r:id="rId14" w:history="1">
+                <w:r>
+                  <w:rPr>
+                    <w:rStyle w:val="Hyperlink"/>
+                  </w:rPr>
+                  <w:t>info@gss-group.net</w:t>
+                </w:r>
+              </w:hyperlink>
+            </w:r>
+          </w:p>
+        </w:tc>
+        <w:tc>
+          <w:tcPr>
+            <w:tcW w:type="dxa" w:w="1120"/>
+            <w:vMerge w:val="restart"/>
+            <w:tcBorders/>
+            <w:tcMar>
+              <w:start w:w="0" w:type="dxa"/>
+              <w:end w:w="0" w:type="dxa"/>
+            </w:tcMar>
+            <w:tcMar>
+              <w:start w:w="0" w:type="dxa"/>
+              <w:end w:w="0" w:type="dxa"/>
+            </w:tcMar>
+          </w:tcPr>
+          <w:p>
+            <w:pPr>
+              <w:autoSpaceDN w:val="0"/>
+              <w:autoSpaceDE w:val="0"/>
+              <w:widowControl/>
+              <w:spacing w:line="240" w:lineRule="auto" w:before="92" w:after="0"/>
+              <w:ind w:left="0" w:right="76" w:firstLine="0"/>
+              <w:jc w:val="right"/>
+            </w:pPr>
+            <w:r>
+              <w:drawing>
+                <wp:inline xmlns:a="http://schemas.openxmlformats.org/drawingml/2006/main" xmlns:pic="http://schemas.openxmlformats.org/drawingml/2006/picture">
+                  <wp:extent cx="251460" cy="252729"/>
+                  <wp:docPr id="24" name="Picture 24"/>
+                  <wp:cNvGraphicFramePr>
+                    <a:graphicFrameLocks noChangeAspect="1"/>
+                  </wp:cNvGraphicFramePr>
+                  <a:graphic>
+                    <a:graphicData uri="http://schemas.openxmlformats.org/drawingml/2006/picture">
+                      <pic:pic>
+                        <pic:nvPicPr>
+                          <pic:cNvPr id="0" name="image.png"/>
+                          <pic:cNvPicPr/>
+                        </pic:nvPicPr>
+                        <pic:blipFill>
+                          <a:blip r:embed="rId15"/>
+                          <a:stretch>
+                            <a:fillRect/>
+                          </a:stretch>
+                        </pic:blipFill>
+                        <pic:spPr>
+                          <a:xfrm>
+                            <a:off x="0" y="0"/>
+                            <a:ext cx="251460" cy="252729"/>
+                          </a:xfrm>
+                          <a:prstGeom prst="rect"/>
+                        </pic:spPr>
+                      </pic:pic>
+                    </a:graphicData>
+                  </a:graphic>
+                </wp:inline>
+              </w:drawing>
+            </w:r>
+          </w:p>
+        </w:tc>
+        <w:tc>
+          <w:tcPr>
+            <w:tcW w:type="dxa" w:w="2600"/>
+            <w:tcBorders/>
+            <w:tcMar>
+              <w:start w:w="0" w:type="dxa"/>
+              <w:end w:w="0" w:type="dxa"/>
+            </w:tcMar>
+          </w:tcPr>
+          <w:p>
+            <w:pPr>
+              <w:autoSpaceDN w:val="0"/>
+              <w:autoSpaceDE w:val="0"/>
+              <w:widowControl/>
+              <w:spacing w:line="175" w:lineRule="auto" w:before="46" w:after="0"/>
+              <w:ind w:left="112" w:right="0" w:firstLine="0"/>
+              <w:jc w:val="left"/>
+            </w:pPr>
+            <w:r>
+              <w:rPr>
+                <w:rFonts w:ascii="Myanmar Text" w:hAnsi="Myanmar Text" w:eastAsia="Myanmar Text"/>
+                <w:b w:val="0"/>
+                <w:i w:val="0"/>
+                <w:color w:val="A09F9F"/>
+                <w:sz w:val="18"/>
+              </w:rPr>
+              <w:t>Phone: +9712 6666898</w:t>
+            </w:r>
+          </w:p>
+        </w:tc>
+      </w:tr>
+      <w:tr>
+        <w:trPr>
+          <w:trHeight w:hRule="exact" w:val="220"/>
+        </w:trPr>
+        <w:tc>
+          <w:tcPr>
+            <w:tcW w:type="dxa" w:w="1740"/>
+            <w:vMerge/>
+            <w:tcBorders/>
+          </w:tcPr>
+          <w:p/>
+        </w:tc>
+        <w:tc>
+          <w:tcPr>
+            <w:tcW w:type="dxa" w:w="1740"/>
+            <w:vMerge/>
+            <w:tcBorders/>
+          </w:tcPr>
+          <w:p/>
+        </w:tc>
+        <w:tc>
+          <w:tcPr>
+            <w:tcW w:type="dxa" w:w="1740"/>
+            <w:vMerge/>
+            <w:tcBorders/>
+          </w:tcPr>
+          <w:p/>
+        </w:tc>
+        <w:tc>
+          <w:tcPr>
+            <w:tcW w:type="dxa" w:w="2200"/>
+            <w:tcBorders/>
+            <w:tcMar>
+              <w:start w:w="0" w:type="dxa"/>
+              <w:end w:w="0" w:type="dxa"/>
+            </w:tcMar>
+          </w:tcPr>
+          <w:p>
+            <w:pPr>
+              <w:autoSpaceDN w:val="0"/>
+              <w:autoSpaceDE w:val="0"/>
+              <w:widowControl/>
+              <w:spacing w:line="175" w:lineRule="auto" w:before="0" w:after="0"/>
+              <w:ind w:left="152" w:right="0" w:firstLine="0"/>
+              <w:jc w:val="left"/>
+            </w:pPr>
+            <w:r>
+              <w:rPr>
+                <w:rFonts w:ascii="Myanmar Text" w:hAnsi="Myanmar Text" w:eastAsia="Myanmar Text"/>
+                <w:b w:val="0"/>
+                <w:i w:val="0"/>
+                <w:color w:val="A09F9F"/>
+                <w:sz w:val="18"/>
+              </w:rPr>
+              <w:hyperlink r:id="rId14" w:history="1">
+                <w:r>
+                  <w:rPr>
+                    <w:rStyle w:val="Hyperlink"/>
+                  </w:rPr>
+                  <w:t>www.gss-group.net</w:t>
+                </w:r>
+              </w:hyperlink>
+            </w:r>
+          </w:p>
+        </w:tc>
+        <w:tc>
+          <w:tcPr>
+            <w:tcW w:type="dxa" w:w="1740"/>
+            <w:vMerge/>
+            <w:tcBorders/>
+          </w:tcPr>
+          <w:p/>
+        </w:tc>
+        <w:tc>
+          <w:tcPr>
+            <w:tcW w:type="dxa" w:w="2600"/>
+            <w:tcBorders/>
+            <w:tcMar>
+              <w:start w:w="0" w:type="dxa"/>
+              <w:end w:w="0" w:type="dxa"/>
+            </w:tcMar>
+          </w:tcPr>
+          <w:p>
+            <w:pPr>
+              <w:autoSpaceDN w:val="0"/>
+              <w:autoSpaceDE w:val="0"/>
+              <w:widowControl/>
+              <w:spacing w:line="240" w:lineRule="auto" w:before="0" w:after="0"/>
+              <w:ind w:left="112" w:right="0" w:firstLine="0"/>
+              <w:jc w:val="left"/>
+            </w:pPr>
+            <w:r>
+              <w:rPr>
+                <w:rFonts w:ascii="Gill Sans MT" w:hAnsi="Gill Sans MT" w:eastAsia="Gill Sans MT"/>
+                <w:b w:val="0"/>
+                <w:i w:val="0"/>
+                <w:color w:val="A09F9F"/>
+                <w:sz w:val="19"/>
+              </w:rPr>
+              <w:t>Fax: +971 2 666 8980</w:t>
+            </w:r>
+          </w:p>
+        </w:tc>
+      </w:tr>
+    </w:tbl>
+    <w:p>
+      <w:pPr>
+        <w:autoSpaceDN w:val="0"/>
+        <w:autoSpaceDE w:val="0"/>
+        <w:widowControl/>
+        <w:spacing w:line="14" w:lineRule="exact" w:before="0" w:after="0"/>
+        <w:ind w:left="0" w:right="0"/>
+      </w:pPr>
+    </w:p>
     <w:sectPr>
-      <w:pgSz w:w="12240" w:h="15840"/>
-      <w:pgMar w:top="1440" w:right="1800" w:bottom="1440" w:left="1800" w:header="720" w:footer="720" w:gutter="0"/>
-      <w:cols w:space="720"/>
+      <w:pgSz w:w="11906" w:h="16838"/>
+      <w:pgMar w:top="320" w:right="26" w:bottom="226" w:left="0" w:header="720" w:footer="720" w:gutter="0"/>
+      <w:cols/>
       <w:docGrid w:linePitch="360"/>
     </w:sectPr>
   </w:body>
@@ -934,10 +9655,6 @@
     <w:name w:val="Normal"/>
     <w:qFormat/>
     <w:rsid w:val="00FC693F"/>
-    <w:rPr>
-      <w:rFonts w:ascii="Arial" w:hAnsi="Arial"/>
-      <w:sz w:val="20"/>
-    </w:rPr>
   </w:style>
   <w:style w:type="paragraph" w:styleId="Header">
     <w:name w:val="header"/>

--- a/backend/templates/GSSG-HR_300-011_Employee_Exit_Form.docx
+++ b/backend/templates/GSSG-HR_300-011_Employee_Exit_Form.docx
@@ -2888,14 +2888,6 @@
               <w:t xml:space="preserve">Plans After Leaving </w:t>
             </w:r>
           </w:p>
-          <w:p>
-            <w:r>
-              <w:br/>
-            </w:r>
-            <w:r>
-              <w:t>{{ plans_after_leaving }}</w:t>
-            </w:r>
-          </w:p>
         </w:tc>
       </w:tr>
       <w:tr>
@@ -2916,7 +2908,14 @@
               <w:end w:w="0" w:type="dxa"/>
             </w:tcMar>
           </w:tcPr>
-          <w:p/>
+          <w:p>
+            <w:r>
+              <w:br/>
+            </w:r>
+            <w:r>
+              <w:t>{{ plans_after_leaving }}</w:t>
+            </w:r>
+          </w:p>
         </w:tc>
       </w:tr>
     </w:tbl>
@@ -7415,14 +7414,6 @@
               <w:t xml:space="preserve">Comments </w:t>
             </w:r>
           </w:p>
-          <w:p>
-            <w:r>
-              <w:br/>
-            </w:r>
-            <w:r>
-              <w:t>{{ satisfaction_feedback }}</w:t>
-            </w:r>
-          </w:p>
         </w:tc>
       </w:tr>
       <w:tr>
@@ -7443,7 +7434,14 @@
               <w:end w:w="0" w:type="dxa"/>
             </w:tcMar>
           </w:tcPr>
-          <w:p/>
+          <w:p>
+            <w:r>
+              <w:br/>
+            </w:r>
+            <w:r>
+              <w:t>{{ satisfaction_feedback }}</w:t>
+            </w:r>
+          </w:p>
         </w:tc>
       </w:tr>
     </w:tbl>
@@ -7751,14 +7749,6 @@
               <w:t xml:space="preserve">Other remarks (optional) </w:t>
             </w:r>
           </w:p>
-          <w:p>
-            <w:r>
-              <w:br/>
-            </w:r>
-            <w:r>
-              <w:t>{{ other_remarks }}</w:t>
-            </w:r>
-          </w:p>
         </w:tc>
       </w:tr>
       <w:tr>
@@ -7779,7 +7769,14 @@
               <w:end w:w="0" w:type="dxa"/>
             </w:tcMar>
           </w:tcPr>
-          <w:p/>
+          <w:p>
+            <w:r>
+              <w:br/>
+            </w:r>
+            <w:r>
+              <w:t>{{ other_remarks }}</w:t>
+            </w:r>
+          </w:p>
         </w:tc>
       </w:tr>
     </w:tbl>
@@ -7807,7 +7804,7 @@
       </w:tblGrid>
       <w:tr>
         <w:trPr>
-          <w:trHeight w:hRule="exact" w:val="592"/>
+          <w:trHeight w:hRule="atLeast" w:val="592"/>
         </w:trPr>
         <w:tc>
           <w:tcPr>
@@ -8648,19 +8645,11 @@
               <w:t xml:space="preserve">Comments and Actions Taken </w:t>
             </w:r>
           </w:p>
-          <w:p>
-            <w:r>
-              <w:br/>
-            </w:r>
-            <w:r>
-              <w:t>{{ interviewer_comments }}</w:t>
-            </w:r>
-          </w:p>
         </w:tc>
       </w:tr>
       <w:tr>
         <w:trPr>
-          <w:trHeight w:hRule="exact" w:val="1558"/>
+          <w:trHeight w:hRule="exact" w:val="1152"/>
         </w:trPr>
         <w:tc>
           <w:tcPr>
@@ -8676,7 +8665,14 @@
               <w:end w:w="0" w:type="dxa"/>
             </w:tcMar>
           </w:tcPr>
-          <w:p/>
+          <w:p>
+            <w:r>
+              <w:br/>
+            </w:r>
+            <w:r>
+              <w:t>{{ interviewer_comments }}</w:t>
+            </w:r>
+          </w:p>
         </w:tc>
       </w:tr>
     </w:tbl>
@@ -8704,7 +8700,7 @@
       </w:tblGrid>
       <w:tr>
         <w:trPr>
-          <w:trHeight w:hRule="exact" w:val="608"/>
+          <w:trHeight w:hRule="atLeast" w:val="1152"/>
         </w:trPr>
         <w:tc>
           <w:tcPr>
@@ -8757,15 +8753,17 @@
             </w:tcMar>
           </w:tcPr>
           <w:p>
-            <w:r>
-              <w:t xml:space="preserve"> </w:t>
-            </w:r>
+            <w:pPr>
+              <w:spacing w:before="0" w:after="0" w:line="240" w:lineRule="exact"/>
+            </w:pPr>
             <w:r>
               <w:t>{{ interviewer_name }}</w:t>
             </w:r>
-            <w:r>
-              <w:t xml:space="preserve"> </w:t>
-            </w:r>
+          </w:p>
+          <w:p>
+            <w:pPr>
+              <w:spacing w:before="0" w:after="0" w:line="400" w:lineRule="exact"/>
+            </w:pPr>
             <w:r>
               <w:t>{{ interviewer_sig }}</w:t>
             </w:r>
@@ -8821,7 +8819,11 @@
               <w:end w:w="0" w:type="dxa"/>
             </w:tcMar>
           </w:tcPr>
-          <w:p/>
+          <w:p>
+            <w:r>
+              <w:t>{{ today }}</w:t>
+            </w:r>
+          </w:p>
         </w:tc>
       </w:tr>
     </w:tbl>
@@ -8830,7 +8832,7 @@
         <w:autoSpaceDN w:val="0"/>
         <w:autoSpaceDE w:val="0"/>
         <w:widowControl/>
-        <w:spacing w:line="240" w:lineRule="auto" w:before="8018" w:after="396"/>
+        <w:spacing w:line="20" w:lineRule="exact" w:before="0" w:after="0"/>
         <w:ind w:left="0" w:right="0" w:firstLine="0"/>
         <w:jc w:val="left"/>
       </w:pPr>

--- a/backend/templates/GSSG-HR_300-011_Employee_Exit_Form.docx
+++ b/backend/templates/GSSG-HR_300-011_Employee_Exit_Form.docx
@@ -504,7 +504,7 @@
       </w:tblGrid>
       <w:tr>
         <w:trPr>
-          <w:trHeight w:hRule="exact" w:val="498"/>
+          <w:trHeight w:hRule="atLeast" w:val="498"/>
         </w:trPr>
         <w:tc>
           <w:tcPr>
@@ -555,8 +555,13 @@
               <w:start w:w="0" w:type="dxa"/>
               <w:end w:w="0" w:type="dxa"/>
             </w:tcMar>
+            <w:vAlign w:val="center"/>
           </w:tcPr>
           <w:p>
+            <w:pPr>
+              <w:spacing w:before="0" w:after="0" w:line="240" w:lineRule="auto"/>
+              <w:jc w:val="center"/>
+            </w:pPr>
             <w:r>
               <w:t>{{ name }}</w:t>
             </w:r>
@@ -623,7 +628,7 @@
       </w:tr>
       <w:tr>
         <w:trPr>
-          <w:trHeight w:hRule="exact" w:val="498"/>
+          <w:trHeight w:hRule="atLeast" w:val="498"/>
         </w:trPr>
         <w:tc>
           <w:tcPr>
@@ -674,8 +679,13 @@
               <w:start w:w="0" w:type="dxa"/>
               <w:end w:w="0" w:type="dxa"/>
             </w:tcMar>
+            <w:vAlign w:val="center"/>
           </w:tcPr>
           <w:p>
+            <w:pPr>
+              <w:spacing w:before="0" w:after="0" w:line="240" w:lineRule="auto"/>
+              <w:jc w:val="center"/>
+            </w:pPr>
             <w:r>
               <w:t>{{ department }}</w:t>
             </w:r>
@@ -730,8 +740,13 @@
               <w:start w:w="0" w:type="dxa"/>
               <w:end w:w="0" w:type="dxa"/>
             </w:tcMar>
+            <w:vAlign w:val="center"/>
           </w:tcPr>
           <w:p>
+            <w:pPr>
+              <w:spacing w:before="0" w:after="0" w:line="240" w:lineRule="auto"/>
+              <w:jc w:val="center"/>
+            </w:pPr>
             <w:r>
               <w:t>{{ supervisor_name }}</w:t>
             </w:r>
@@ -791,8 +806,13 @@
               <w:start w:w="0" w:type="dxa"/>
               <w:end w:w="0" w:type="dxa"/>
             </w:tcMar>
+            <w:vAlign w:val="center"/>
           </w:tcPr>
           <w:p>
+            <w:pPr>
+              <w:spacing w:before="0" w:after="0" w:line="240" w:lineRule="auto"/>
+              <w:jc w:val="center"/>
+            </w:pPr>
             <w:r>
               <w:t>{{ join_date }}</w:t>
             </w:r>
@@ -847,8 +867,13 @@
               <w:start w:w="0" w:type="dxa"/>
               <w:end w:w="0" w:type="dxa"/>
             </w:tcMar>
+            <w:vAlign w:val="center"/>
           </w:tcPr>
           <w:p>
+            <w:pPr>
+              <w:spacing w:before="0" w:after="0" w:line="240" w:lineRule="auto"/>
+              <w:jc w:val="center"/>
+            </w:pPr>
             <w:r>
               <w:t>{{ termination_date }}</w:t>
             </w:r>
@@ -908,8 +933,13 @@
               <w:start w:w="0" w:type="dxa"/>
               <w:end w:w="0" w:type="dxa"/>
             </w:tcMar>
+            <w:vAlign w:val="center"/>
           </w:tcPr>
           <w:p>
+            <w:pPr>
+              <w:spacing w:before="0" w:after="0" w:line="240" w:lineRule="auto"/>
+              <w:jc w:val="center"/>
+            </w:pPr>
             <w:r>
               <w:t>{{ starting_position }}</w:t>
             </w:r>
@@ -964,8 +994,13 @@
               <w:start w:w="0" w:type="dxa"/>
               <w:end w:w="0" w:type="dxa"/>
             </w:tcMar>
+            <w:vAlign w:val="center"/>
           </w:tcPr>
           <w:p>
+            <w:pPr>
+              <w:spacing w:before="0" w:after="0" w:line="240" w:lineRule="auto"/>
+              <w:jc w:val="center"/>
+            </w:pPr>
             <w:r>
               <w:t>{{ ending_position }}</w:t>
             </w:r>
@@ -1025,8 +1060,13 @@
               <w:start w:w="0" w:type="dxa"/>
               <w:end w:w="0" w:type="dxa"/>
             </w:tcMar>
+            <w:vAlign w:val="center"/>
           </w:tcPr>
           <w:p>
+            <w:pPr>
+              <w:spacing w:before="0" w:after="0" w:line="240" w:lineRule="auto"/>
+              <w:jc w:val="center"/>
+            </w:pPr>
             <w:r>
               <w:t>{{ starting_salary }}</w:t>
             </w:r>
@@ -1081,8 +1121,13 @@
               <w:start w:w="0" w:type="dxa"/>
               <w:end w:w="0" w:type="dxa"/>
             </w:tcMar>
+            <w:vAlign w:val="center"/>
           </w:tcPr>
           <w:p>
+            <w:pPr>
+              <w:spacing w:before="0" w:after="0" w:line="240" w:lineRule="auto"/>
+              <w:jc w:val="center"/>
+            </w:pPr>
             <w:r>
               <w:t>{{ ending_salary }}</w:t>
             </w:r>
@@ -2907,461 +2952,18 @@
               <w:start w:w="0" w:type="dxa"/>
               <w:end w:w="0" w:type="dxa"/>
             </w:tcMar>
+            <w:vAlign w:val="center"/>
           </w:tcPr>
           <w:p>
+            <w:pPr>
+              <w:spacing w:before="0" w:after="0" w:line="240" w:lineRule="auto"/>
+              <w:jc w:val="center"/>
+            </w:pPr>
             <w:r>
               <w:br/>
             </w:r>
             <w:r>
               <w:t>{{ plans_after_leaving }}</w:t>
-            </w:r>
-          </w:p>
-        </w:tc>
-      </w:tr>
-    </w:tbl>
-    <w:p>
-      <w:pPr>
-        <w:autoSpaceDN w:val="0"/>
-        <w:autoSpaceDE w:val="0"/>
-        <w:widowControl/>
-        <w:spacing w:line="240" w:lineRule="auto" w:before="1222" w:after="356"/>
-        <w:ind w:left="0" w:right="0" w:firstLine="0"/>
-        <w:jc w:val="left"/>
-      </w:pPr>
-      <w:r>
-        <w:drawing>
-          <wp:inline xmlns:a="http://schemas.openxmlformats.org/drawingml/2006/main" xmlns:pic="http://schemas.openxmlformats.org/drawingml/2006/picture">
-            <wp:extent cx="6616700" cy="203200"/>
-            <wp:docPr id="3" name="Picture 3"/>
-            <wp:cNvGraphicFramePr>
-              <a:graphicFrameLocks noChangeAspect="1"/>
-            </wp:cNvGraphicFramePr>
-            <a:graphic>
-              <a:graphicData uri="http://schemas.openxmlformats.org/drawingml/2006/picture">
-                <pic:pic>
-                  <pic:nvPicPr>
-                    <pic:cNvPr id="0" name="image.png"/>
-                    <pic:cNvPicPr/>
-                  </pic:nvPicPr>
-                  <pic:blipFill>
-                    <a:blip r:embed="rId11"/>
-                    <a:stretch>
-                      <a:fillRect/>
-                    </a:stretch>
-                  </pic:blipFill>
-                  <pic:spPr>
-                    <a:xfrm>
-                      <a:off x="0" y="0"/>
-                      <a:ext cx="6616700" cy="203200"/>
-                    </a:xfrm>
-                    <a:prstGeom prst="rect"/>
-                  </pic:spPr>
-                </pic:pic>
-              </a:graphicData>
-            </a:graphic>
-          </wp:inline>
-        </w:drawing>
-      </w:r>
-    </w:p>
-    <w:tbl>
-      <w:tblPr>
-        <w:tblW w:type="auto" w:w="0"/>
-        <w:tblLayout w:type="fixed"/>
-        <w:tblLook w:firstColumn="1" w:firstRow="1" w:lastColumn="0" w:lastRow="0" w:noHBand="0" w:noVBand="1" w:val="04A0"/>
-        <w:tblInd w:w="620.0" w:type="dxa"/>
-      </w:tblPr>
-      <w:tblGrid>
-        <w:gridCol w:w="1504"/>
-        <w:gridCol w:w="1504"/>
-        <w:gridCol w:w="1504"/>
-        <w:gridCol w:w="1504"/>
-        <w:gridCol w:w="1504"/>
-        <w:gridCol w:w="1504"/>
-      </w:tblGrid>
-      <w:tr>
-        <w:trPr>
-          <w:trHeight w:hRule="exact" w:val="292"/>
-        </w:trPr>
-        <w:tc>
-          <w:tcPr>
-            <w:tcW w:type="dxa" w:w="1080"/>
-            <w:vMerge w:val="restart"/>
-            <w:tcBorders/>
-            <w:tcMar>
-              <w:start w:w="0" w:type="dxa"/>
-              <w:end w:w="0" w:type="dxa"/>
-            </w:tcMar>
-            <w:tcMar>
-              <w:start w:w="0" w:type="dxa"/>
-              <w:end w:w="0" w:type="dxa"/>
-            </w:tcMar>
-          </w:tcPr>
-          <w:p>
-            <w:pPr>
-              <w:autoSpaceDN w:val="0"/>
-              <w:autoSpaceDE w:val="0"/>
-              <w:widowControl/>
-              <w:spacing w:line="240" w:lineRule="auto" w:before="110" w:after="0"/>
-              <w:ind w:left="0" w:right="40" w:firstLine="0"/>
-              <w:jc w:val="right"/>
-            </w:pPr>
-            <w:r>
-              <w:drawing>
-                <wp:inline xmlns:a="http://schemas.openxmlformats.org/drawingml/2006/main" xmlns:pic="http://schemas.openxmlformats.org/drawingml/2006/picture">
-                  <wp:extent cx="251459" cy="252730"/>
-                  <wp:docPr id="4" name="Picture 4"/>
-                  <wp:cNvGraphicFramePr>
-                    <a:graphicFrameLocks noChangeAspect="1"/>
-                  </wp:cNvGraphicFramePr>
-                  <a:graphic>
-                    <a:graphicData uri="http://schemas.openxmlformats.org/drawingml/2006/picture">
-                      <pic:pic>
-                        <pic:nvPicPr>
-                          <pic:cNvPr id="0" name="image.png"/>
-                          <pic:cNvPicPr/>
-                        </pic:nvPicPr>
-                        <pic:blipFill>
-                          <a:blip r:embed="rId12"/>
-                          <a:stretch>
-                            <a:fillRect/>
-                          </a:stretch>
-                        </pic:blipFill>
-                        <pic:spPr>
-                          <a:xfrm>
-                            <a:off x="0" y="0"/>
-                            <a:ext cx="251459" cy="252730"/>
-                          </a:xfrm>
-                          <a:prstGeom prst="rect"/>
-                        </pic:spPr>
-                      </pic:pic>
-                    </a:graphicData>
-                  </a:graphic>
-                </wp:inline>
-              </w:drawing>
-            </w:r>
-          </w:p>
-        </w:tc>
-        <w:tc>
-          <w:tcPr>
-            <w:tcW w:type="dxa" w:w="2460"/>
-            <w:vMerge w:val="restart"/>
-            <w:tcBorders/>
-            <w:tcMar>
-              <w:start w:w="0" w:type="dxa"/>
-              <w:end w:w="0" w:type="dxa"/>
-            </w:tcMar>
-            <w:tcMar>
-              <w:start w:w="0" w:type="dxa"/>
-              <w:end w:w="0" w:type="dxa"/>
-            </w:tcMar>
-          </w:tcPr>
-          <w:p>
-            <w:pPr>
-              <w:autoSpaceDN w:val="0"/>
-              <w:autoSpaceDE w:val="0"/>
-              <w:widowControl/>
-              <w:spacing w:line="197" w:lineRule="auto" w:before="248" w:after="0"/>
-              <w:ind w:left="48" w:right="0" w:firstLine="0"/>
-              <w:jc w:val="left"/>
-            </w:pPr>
-            <w:r>
-              <w:rPr>
-                <w:rFonts w:ascii="Calibri" w:hAnsi="Calibri" w:eastAsia="Calibri"/>
-                <w:b w:val="0"/>
-                <w:i w:val="0"/>
-                <w:color w:val="A09F9F"/>
-                <w:sz w:val="16"/>
-              </w:rPr>
-              <w:t>Abu Dhabi, United Arab Emirates</w:t>
-            </w:r>
-          </w:p>
-        </w:tc>
-        <w:tc>
-          <w:tcPr>
-            <w:tcW w:type="dxa" w:w="980"/>
-            <w:vMerge w:val="restart"/>
-            <w:tcBorders/>
-            <w:tcMar>
-              <w:start w:w="0" w:type="dxa"/>
-              <w:end w:w="0" w:type="dxa"/>
-            </w:tcMar>
-            <w:tcMar>
-              <w:start w:w="0" w:type="dxa"/>
-              <w:end w:w="0" w:type="dxa"/>
-            </w:tcMar>
-          </w:tcPr>
-          <w:p>
-            <w:pPr>
-              <w:autoSpaceDN w:val="0"/>
-              <w:autoSpaceDE w:val="0"/>
-              <w:widowControl/>
-              <w:spacing w:line="240" w:lineRule="auto" w:before="78" w:after="0"/>
-              <w:ind w:left="0" w:right="112" w:firstLine="0"/>
-              <w:jc w:val="right"/>
-            </w:pPr>
-            <w:r>
-              <w:drawing>
-                <wp:inline xmlns:a="http://schemas.openxmlformats.org/drawingml/2006/main" xmlns:pic="http://schemas.openxmlformats.org/drawingml/2006/picture">
-                  <wp:extent cx="251460" cy="252729"/>
-                  <wp:docPr id="5" name="Picture 5"/>
-                  <wp:cNvGraphicFramePr>
-                    <a:graphicFrameLocks noChangeAspect="1"/>
-                  </wp:cNvGraphicFramePr>
-                  <a:graphic>
-                    <a:graphicData uri="http://schemas.openxmlformats.org/drawingml/2006/picture">
-                      <pic:pic>
-                        <pic:nvPicPr>
-                          <pic:cNvPr id="0" name="image.png"/>
-                          <pic:cNvPicPr/>
-                        </pic:nvPicPr>
-                        <pic:blipFill>
-                          <a:blip r:embed="rId13"/>
-                          <a:stretch>
-                            <a:fillRect/>
-                          </a:stretch>
-                        </pic:blipFill>
-                        <pic:spPr>
-                          <a:xfrm>
-                            <a:off x="0" y="0"/>
-                            <a:ext cx="251460" cy="252729"/>
-                          </a:xfrm>
-                          <a:prstGeom prst="rect"/>
-                        </pic:spPr>
-                      </pic:pic>
-                    </a:graphicData>
-                  </a:graphic>
-                </wp:inline>
-              </w:drawing>
-            </w:r>
-          </w:p>
-        </w:tc>
-        <w:tc>
-          <w:tcPr>
-            <w:tcW w:type="dxa" w:w="2200"/>
-            <w:tcBorders/>
-            <w:tcMar>
-              <w:start w:w="0" w:type="dxa"/>
-              <w:end w:w="0" w:type="dxa"/>
-            </w:tcMar>
-          </w:tcPr>
-          <w:p>
-            <w:pPr>
-              <w:autoSpaceDN w:val="0"/>
-              <w:autoSpaceDE w:val="0"/>
-              <w:widowControl/>
-              <w:spacing w:line="175" w:lineRule="auto" w:before="48" w:after="0"/>
-              <w:ind w:left="136" w:right="0" w:firstLine="0"/>
-              <w:jc w:val="left"/>
-            </w:pPr>
-            <w:r>
-              <w:rPr>
-                <w:rFonts w:ascii="Myanmar Text" w:hAnsi="Myanmar Text" w:eastAsia="Myanmar Text"/>
-                <w:b w:val="0"/>
-                <w:i w:val="0"/>
-                <w:color w:val="A09F9F"/>
-                <w:sz w:val="18"/>
-              </w:rPr>
-              <w:hyperlink r:id="rId14" w:history="1">
-                <w:r>
-                  <w:rPr>
-                    <w:rStyle w:val="Hyperlink"/>
-                  </w:rPr>
-                  <w:t>info@gss-group.net</w:t>
-                </w:r>
-              </w:hyperlink>
-            </w:r>
-          </w:p>
-        </w:tc>
-        <w:tc>
-          <w:tcPr>
-            <w:tcW w:type="dxa" w:w="1120"/>
-            <w:vMerge w:val="restart"/>
-            <w:tcBorders/>
-            <w:tcMar>
-              <w:start w:w="0" w:type="dxa"/>
-              <w:end w:w="0" w:type="dxa"/>
-            </w:tcMar>
-            <w:tcMar>
-              <w:start w:w="0" w:type="dxa"/>
-              <w:end w:w="0" w:type="dxa"/>
-            </w:tcMar>
-          </w:tcPr>
-          <w:p>
-            <w:pPr>
-              <w:autoSpaceDN w:val="0"/>
-              <w:autoSpaceDE w:val="0"/>
-              <w:widowControl/>
-              <w:spacing w:line="240" w:lineRule="auto" w:before="92" w:after="0"/>
-              <w:ind w:left="0" w:right="76" w:firstLine="0"/>
-              <w:jc w:val="right"/>
-            </w:pPr>
-            <w:r>
-              <w:drawing>
-                <wp:inline xmlns:a="http://schemas.openxmlformats.org/drawingml/2006/main" xmlns:pic="http://schemas.openxmlformats.org/drawingml/2006/picture">
-                  <wp:extent cx="251460" cy="252729"/>
-                  <wp:docPr id="6" name="Picture 6"/>
-                  <wp:cNvGraphicFramePr>
-                    <a:graphicFrameLocks noChangeAspect="1"/>
-                  </wp:cNvGraphicFramePr>
-                  <a:graphic>
-                    <a:graphicData uri="http://schemas.openxmlformats.org/drawingml/2006/picture">
-                      <pic:pic>
-                        <pic:nvPicPr>
-                          <pic:cNvPr id="0" name="image.png"/>
-                          <pic:cNvPicPr/>
-                        </pic:nvPicPr>
-                        <pic:blipFill>
-                          <a:blip r:embed="rId15"/>
-                          <a:stretch>
-                            <a:fillRect/>
-                          </a:stretch>
-                        </pic:blipFill>
-                        <pic:spPr>
-                          <a:xfrm>
-                            <a:off x="0" y="0"/>
-                            <a:ext cx="251460" cy="252729"/>
-                          </a:xfrm>
-                          <a:prstGeom prst="rect"/>
-                        </pic:spPr>
-                      </pic:pic>
-                    </a:graphicData>
-                  </a:graphic>
-                </wp:inline>
-              </w:drawing>
-            </w:r>
-          </w:p>
-        </w:tc>
-        <w:tc>
-          <w:tcPr>
-            <w:tcW w:type="dxa" w:w="2600"/>
-            <w:tcBorders/>
-            <w:tcMar>
-              <w:start w:w="0" w:type="dxa"/>
-              <w:end w:w="0" w:type="dxa"/>
-            </w:tcMar>
-          </w:tcPr>
-          <w:p>
-            <w:pPr>
-              <w:autoSpaceDN w:val="0"/>
-              <w:autoSpaceDE w:val="0"/>
-              <w:widowControl/>
-              <w:spacing w:line="175" w:lineRule="auto" w:before="46" w:after="0"/>
-              <w:ind w:left="112" w:right="0" w:firstLine="0"/>
-              <w:jc w:val="left"/>
-            </w:pPr>
-            <w:r>
-              <w:rPr>
-                <w:rFonts w:ascii="Myanmar Text" w:hAnsi="Myanmar Text" w:eastAsia="Myanmar Text"/>
-                <w:b w:val="0"/>
-                <w:i w:val="0"/>
-                <w:color w:val="A09F9F"/>
-                <w:sz w:val="18"/>
-              </w:rPr>
-              <w:t>Phone: +9712 6666898</w:t>
-            </w:r>
-          </w:p>
-        </w:tc>
-      </w:tr>
-      <w:tr>
-        <w:trPr>
-          <w:trHeight w:hRule="exact" w:val="220"/>
-        </w:trPr>
-        <w:tc>
-          <w:tcPr>
-            <w:tcW w:type="dxa" w:w="1504"/>
-            <w:vMerge/>
-            <w:tcBorders/>
-          </w:tcPr>
-          <w:p/>
-        </w:tc>
-        <w:tc>
-          <w:tcPr>
-            <w:tcW w:type="dxa" w:w="1504"/>
-            <w:vMerge/>
-            <w:tcBorders/>
-          </w:tcPr>
-          <w:p/>
-        </w:tc>
-        <w:tc>
-          <w:tcPr>
-            <w:tcW w:type="dxa" w:w="1504"/>
-            <w:vMerge/>
-            <w:tcBorders/>
-          </w:tcPr>
-          <w:p/>
-        </w:tc>
-        <w:tc>
-          <w:tcPr>
-            <w:tcW w:type="dxa" w:w="2200"/>
-            <w:tcBorders/>
-            <w:tcMar>
-              <w:start w:w="0" w:type="dxa"/>
-              <w:end w:w="0" w:type="dxa"/>
-            </w:tcMar>
-          </w:tcPr>
-          <w:p>
-            <w:pPr>
-              <w:autoSpaceDN w:val="0"/>
-              <w:autoSpaceDE w:val="0"/>
-              <w:widowControl/>
-              <w:spacing w:line="175" w:lineRule="auto" w:before="0" w:after="0"/>
-              <w:ind w:left="152" w:right="0" w:firstLine="0"/>
-              <w:jc w:val="left"/>
-            </w:pPr>
-            <w:r>
-              <w:rPr>
-                <w:rFonts w:ascii="Myanmar Text" w:hAnsi="Myanmar Text" w:eastAsia="Myanmar Text"/>
-                <w:b w:val="0"/>
-                <w:i w:val="0"/>
-                <w:color w:val="A09F9F"/>
-                <w:sz w:val="18"/>
-              </w:rPr>
-              <w:hyperlink r:id="rId14" w:history="1">
-                <w:r>
-                  <w:rPr>
-                    <w:rStyle w:val="Hyperlink"/>
-                  </w:rPr>
-                  <w:t>www.gss-group.net</w:t>
-                </w:r>
-              </w:hyperlink>
-            </w:r>
-          </w:p>
-        </w:tc>
-        <w:tc>
-          <w:tcPr>
-            <w:tcW w:type="dxa" w:w="1504"/>
-            <w:vMerge/>
-            <w:tcBorders/>
-          </w:tcPr>
-          <w:p/>
-        </w:tc>
-        <w:tc>
-          <w:tcPr>
-            <w:tcW w:type="dxa" w:w="2600"/>
-            <w:tcBorders/>
-            <w:tcMar>
-              <w:start w:w="0" w:type="dxa"/>
-              <w:end w:w="0" w:type="dxa"/>
-            </w:tcMar>
-          </w:tcPr>
-          <w:p>
-            <w:pPr>
-              <w:autoSpaceDN w:val="0"/>
-              <w:autoSpaceDE w:val="0"/>
-              <w:widowControl/>
-              <w:spacing w:line="240" w:lineRule="auto" w:before="0" w:after="0"/>
-              <w:ind w:left="112" w:right="0" w:firstLine="0"/>
-              <w:jc w:val="left"/>
-            </w:pPr>
-            <w:r>
-              <w:rPr>
-                <w:rFonts w:ascii="Gill Sans MT" w:hAnsi="Gill Sans MT" w:eastAsia="Gill Sans MT"/>
-                <w:b w:val="0"/>
-                <w:i w:val="0"/>
-                <w:color w:val="A09F9F"/>
-                <w:sz w:val="19"/>
-              </w:rPr>
-              <w:t>Fax: +971 2 666 8980</w:t>
             </w:r>
           </w:p>
         </w:tc>
@@ -3379,8 +2981,9 @@
     <w:p>
       <w:pPr>
         <w:sectPr>
+          <w:footerReference w:type="default" r:id="rIdFtr1"/>
           <w:pgSz w:w="11906" w:h="16838"/>
-          <w:pgMar w:top="300" w:right="0" w:bottom="226" w:left="0" w:header="720" w:footer="720" w:gutter="0"/>
+          <w:pgMar w:top="300" w:right="0" w:bottom="1440" w:left="0" w:header="720" w:footer="200" w:gutter="0"/>
           <w:cols/>
           <w:docGrid w:linePitch="360"/>
         </w:sectPr>
@@ -6055,454 +5658,6 @@
         <w:autoSpaceDN w:val="0"/>
         <w:autoSpaceDE w:val="0"/>
         <w:widowControl/>
-        <w:spacing w:line="240" w:lineRule="auto" w:before="310" w:after="396"/>
-        <w:ind w:left="0" w:right="0" w:firstLine="0"/>
-        <w:jc w:val="left"/>
-      </w:pPr>
-      <w:r>
-        <w:drawing>
-          <wp:inline xmlns:a="http://schemas.openxmlformats.org/drawingml/2006/main" xmlns:pic="http://schemas.openxmlformats.org/drawingml/2006/picture">
-            <wp:extent cx="6616700" cy="203200"/>
-            <wp:docPr id="9" name="Picture 9"/>
-            <wp:cNvGraphicFramePr>
-              <a:graphicFrameLocks noChangeAspect="1"/>
-            </wp:cNvGraphicFramePr>
-            <a:graphic>
-              <a:graphicData uri="http://schemas.openxmlformats.org/drawingml/2006/picture">
-                <pic:pic>
-                  <pic:nvPicPr>
-                    <pic:cNvPr id="0" name="image.png"/>
-                    <pic:cNvPicPr/>
-                  </pic:nvPicPr>
-                  <pic:blipFill>
-                    <a:blip r:embed="rId18"/>
-                    <a:stretch>
-                      <a:fillRect/>
-                    </a:stretch>
-                  </pic:blipFill>
-                  <pic:spPr>
-                    <a:xfrm>
-                      <a:off x="0" y="0"/>
-                      <a:ext cx="6616700" cy="203200"/>
-                    </a:xfrm>
-                    <a:prstGeom prst="rect"/>
-                  </pic:spPr>
-                </pic:pic>
-              </a:graphicData>
-            </a:graphic>
-          </wp:inline>
-        </w:drawing>
-      </w:r>
-    </w:p>
-    <w:tbl>
-      <w:tblPr>
-        <w:tblW w:type="auto" w:w="0"/>
-        <w:tblLayout w:type="fixed"/>
-        <w:tblLook w:firstColumn="1" w:firstRow="1" w:lastColumn="0" w:lastRow="0" w:noHBand="0" w:noVBand="1" w:val="04A0"/>
-        <w:tblInd w:w="620.0" w:type="dxa"/>
-      </w:tblPr>
-      <w:tblGrid>
-        <w:gridCol w:w="1740"/>
-        <w:gridCol w:w="1740"/>
-        <w:gridCol w:w="1740"/>
-        <w:gridCol w:w="1740"/>
-        <w:gridCol w:w="1740"/>
-        <w:gridCol w:w="1740"/>
-      </w:tblGrid>
-      <w:tr>
-        <w:trPr>
-          <w:trHeight w:hRule="exact" w:val="292"/>
-        </w:trPr>
-        <w:tc>
-          <w:tcPr>
-            <w:tcW w:type="dxa" w:w="1080"/>
-            <w:vMerge w:val="restart"/>
-            <w:tcBorders/>
-            <w:tcMar>
-              <w:start w:w="0" w:type="dxa"/>
-              <w:end w:w="0" w:type="dxa"/>
-            </w:tcMar>
-            <w:tcMar>
-              <w:start w:w="0" w:type="dxa"/>
-              <w:end w:w="0" w:type="dxa"/>
-            </w:tcMar>
-          </w:tcPr>
-          <w:p>
-            <w:pPr>
-              <w:autoSpaceDN w:val="0"/>
-              <w:autoSpaceDE w:val="0"/>
-              <w:widowControl/>
-              <w:spacing w:line="240" w:lineRule="auto" w:before="110" w:after="0"/>
-              <w:ind w:left="0" w:right="40" w:firstLine="0"/>
-              <w:jc w:val="right"/>
-            </w:pPr>
-            <w:r>
-              <w:drawing>
-                <wp:inline xmlns:a="http://schemas.openxmlformats.org/drawingml/2006/main" xmlns:pic="http://schemas.openxmlformats.org/drawingml/2006/picture">
-                  <wp:extent cx="251459" cy="252730"/>
-                  <wp:docPr id="10" name="Picture 10"/>
-                  <wp:cNvGraphicFramePr>
-                    <a:graphicFrameLocks noChangeAspect="1"/>
-                  </wp:cNvGraphicFramePr>
-                  <a:graphic>
-                    <a:graphicData uri="http://schemas.openxmlformats.org/drawingml/2006/picture">
-                      <pic:pic>
-                        <pic:nvPicPr>
-                          <pic:cNvPr id="0" name="image.png"/>
-                          <pic:cNvPicPr/>
-                        </pic:nvPicPr>
-                        <pic:blipFill>
-                          <a:blip r:embed="rId12"/>
-                          <a:stretch>
-                            <a:fillRect/>
-                          </a:stretch>
-                        </pic:blipFill>
-                        <pic:spPr>
-                          <a:xfrm>
-                            <a:off x="0" y="0"/>
-                            <a:ext cx="251459" cy="252730"/>
-                          </a:xfrm>
-                          <a:prstGeom prst="rect"/>
-                        </pic:spPr>
-                      </pic:pic>
-                    </a:graphicData>
-                  </a:graphic>
-                </wp:inline>
-              </w:drawing>
-            </w:r>
-          </w:p>
-        </w:tc>
-        <w:tc>
-          <w:tcPr>
-            <w:tcW w:type="dxa" w:w="2460"/>
-            <w:vMerge w:val="restart"/>
-            <w:tcBorders/>
-            <w:tcMar>
-              <w:start w:w="0" w:type="dxa"/>
-              <w:end w:w="0" w:type="dxa"/>
-            </w:tcMar>
-            <w:tcMar>
-              <w:start w:w="0" w:type="dxa"/>
-              <w:end w:w="0" w:type="dxa"/>
-            </w:tcMar>
-          </w:tcPr>
-          <w:p>
-            <w:pPr>
-              <w:autoSpaceDN w:val="0"/>
-              <w:autoSpaceDE w:val="0"/>
-              <w:widowControl/>
-              <w:spacing w:line="197" w:lineRule="auto" w:before="248" w:after="0"/>
-              <w:ind w:left="48" w:right="0" w:firstLine="0"/>
-              <w:jc w:val="left"/>
-            </w:pPr>
-            <w:r>
-              <w:rPr>
-                <w:rFonts w:ascii="Calibri" w:hAnsi="Calibri" w:eastAsia="Calibri"/>
-                <w:b w:val="0"/>
-                <w:i w:val="0"/>
-                <w:color w:val="A09F9F"/>
-                <w:sz w:val="16"/>
-              </w:rPr>
-              <w:t>Abu Dhabi, United Arab Emirates</w:t>
-            </w:r>
-          </w:p>
-        </w:tc>
-        <w:tc>
-          <w:tcPr>
-            <w:tcW w:type="dxa" w:w="980"/>
-            <w:vMerge w:val="restart"/>
-            <w:tcBorders/>
-            <w:tcMar>
-              <w:start w:w="0" w:type="dxa"/>
-              <w:end w:w="0" w:type="dxa"/>
-            </w:tcMar>
-            <w:tcMar>
-              <w:start w:w="0" w:type="dxa"/>
-              <w:end w:w="0" w:type="dxa"/>
-            </w:tcMar>
-          </w:tcPr>
-          <w:p>
-            <w:pPr>
-              <w:autoSpaceDN w:val="0"/>
-              <w:autoSpaceDE w:val="0"/>
-              <w:widowControl/>
-              <w:spacing w:line="240" w:lineRule="auto" w:before="78" w:after="0"/>
-              <w:ind w:left="0" w:right="112" w:firstLine="0"/>
-              <w:jc w:val="right"/>
-            </w:pPr>
-            <w:r>
-              <w:drawing>
-                <wp:inline xmlns:a="http://schemas.openxmlformats.org/drawingml/2006/main" xmlns:pic="http://schemas.openxmlformats.org/drawingml/2006/picture">
-                  <wp:extent cx="251460" cy="252729"/>
-                  <wp:docPr id="11" name="Picture 11"/>
-                  <wp:cNvGraphicFramePr>
-                    <a:graphicFrameLocks noChangeAspect="1"/>
-                  </wp:cNvGraphicFramePr>
-                  <a:graphic>
-                    <a:graphicData uri="http://schemas.openxmlformats.org/drawingml/2006/picture">
-                      <pic:pic>
-                        <pic:nvPicPr>
-                          <pic:cNvPr id="0" name="image.png"/>
-                          <pic:cNvPicPr/>
-                        </pic:nvPicPr>
-                        <pic:blipFill>
-                          <a:blip r:embed="rId13"/>
-                          <a:stretch>
-                            <a:fillRect/>
-                          </a:stretch>
-                        </pic:blipFill>
-                        <pic:spPr>
-                          <a:xfrm>
-                            <a:off x="0" y="0"/>
-                            <a:ext cx="251460" cy="252729"/>
-                          </a:xfrm>
-                          <a:prstGeom prst="rect"/>
-                        </pic:spPr>
-                      </pic:pic>
-                    </a:graphicData>
-                  </a:graphic>
-                </wp:inline>
-              </w:drawing>
-            </w:r>
-          </w:p>
-        </w:tc>
-        <w:tc>
-          <w:tcPr>
-            <w:tcW w:type="dxa" w:w="2200"/>
-            <w:tcBorders/>
-            <w:tcMar>
-              <w:start w:w="0" w:type="dxa"/>
-              <w:end w:w="0" w:type="dxa"/>
-            </w:tcMar>
-          </w:tcPr>
-          <w:p>
-            <w:pPr>
-              <w:autoSpaceDN w:val="0"/>
-              <w:autoSpaceDE w:val="0"/>
-              <w:widowControl/>
-              <w:spacing w:line="175" w:lineRule="auto" w:before="48" w:after="0"/>
-              <w:ind w:left="136" w:right="0" w:firstLine="0"/>
-              <w:jc w:val="left"/>
-            </w:pPr>
-            <w:r>
-              <w:rPr>
-                <w:rFonts w:ascii="Myanmar Text" w:hAnsi="Myanmar Text" w:eastAsia="Myanmar Text"/>
-                <w:b w:val="0"/>
-                <w:i w:val="0"/>
-                <w:color w:val="A09F9F"/>
-                <w:sz w:val="18"/>
-              </w:rPr>
-              <w:hyperlink r:id="rId19" w:history="1">
-                <w:r>
-                  <w:rPr>
-                    <w:rStyle w:val="Hyperlink"/>
-                  </w:rPr>
-                  <w:t>info@gss-group.net</w:t>
-                </w:r>
-              </w:hyperlink>
-            </w:r>
-          </w:p>
-        </w:tc>
-        <w:tc>
-          <w:tcPr>
-            <w:tcW w:type="dxa" w:w="1120"/>
-            <w:vMerge w:val="restart"/>
-            <w:tcBorders/>
-            <w:tcMar>
-              <w:start w:w="0" w:type="dxa"/>
-              <w:end w:w="0" w:type="dxa"/>
-            </w:tcMar>
-            <w:tcMar>
-              <w:start w:w="0" w:type="dxa"/>
-              <w:end w:w="0" w:type="dxa"/>
-            </w:tcMar>
-          </w:tcPr>
-          <w:p>
-            <w:pPr>
-              <w:autoSpaceDN w:val="0"/>
-              <w:autoSpaceDE w:val="0"/>
-              <w:widowControl/>
-              <w:spacing w:line="240" w:lineRule="auto" w:before="92" w:after="0"/>
-              <w:ind w:left="0" w:right="76" w:firstLine="0"/>
-              <w:jc w:val="right"/>
-            </w:pPr>
-            <w:r>
-              <w:drawing>
-                <wp:inline xmlns:a="http://schemas.openxmlformats.org/drawingml/2006/main" xmlns:pic="http://schemas.openxmlformats.org/drawingml/2006/picture">
-                  <wp:extent cx="251460" cy="252729"/>
-                  <wp:docPr id="12" name="Picture 12"/>
-                  <wp:cNvGraphicFramePr>
-                    <a:graphicFrameLocks noChangeAspect="1"/>
-                  </wp:cNvGraphicFramePr>
-                  <a:graphic>
-                    <a:graphicData uri="http://schemas.openxmlformats.org/drawingml/2006/picture">
-                      <pic:pic>
-                        <pic:nvPicPr>
-                          <pic:cNvPr id="0" name="image.png"/>
-                          <pic:cNvPicPr/>
-                        </pic:nvPicPr>
-                        <pic:blipFill>
-                          <a:blip r:embed="rId15"/>
-                          <a:stretch>
-                            <a:fillRect/>
-                          </a:stretch>
-                        </pic:blipFill>
-                        <pic:spPr>
-                          <a:xfrm>
-                            <a:off x="0" y="0"/>
-                            <a:ext cx="251460" cy="252729"/>
-                          </a:xfrm>
-                          <a:prstGeom prst="rect"/>
-                        </pic:spPr>
-                      </pic:pic>
-                    </a:graphicData>
-                  </a:graphic>
-                </wp:inline>
-              </w:drawing>
-            </w:r>
-          </w:p>
-        </w:tc>
-        <w:tc>
-          <w:tcPr>
-            <w:tcW w:type="dxa" w:w="2600"/>
-            <w:tcBorders/>
-            <w:tcMar>
-              <w:start w:w="0" w:type="dxa"/>
-              <w:end w:w="0" w:type="dxa"/>
-            </w:tcMar>
-          </w:tcPr>
-          <w:p>
-            <w:pPr>
-              <w:autoSpaceDN w:val="0"/>
-              <w:autoSpaceDE w:val="0"/>
-              <w:widowControl/>
-              <w:spacing w:line="175" w:lineRule="auto" w:before="46" w:after="0"/>
-              <w:ind w:left="112" w:right="0" w:firstLine="0"/>
-              <w:jc w:val="left"/>
-            </w:pPr>
-            <w:r>
-              <w:rPr>
-                <w:rFonts w:ascii="Myanmar Text" w:hAnsi="Myanmar Text" w:eastAsia="Myanmar Text"/>
-                <w:b w:val="0"/>
-                <w:i w:val="0"/>
-                <w:color w:val="A09F9F"/>
-                <w:sz w:val="18"/>
-              </w:rPr>
-              <w:t>Phone: +9712 6666898</w:t>
-            </w:r>
-          </w:p>
-        </w:tc>
-      </w:tr>
-      <w:tr>
-        <w:trPr>
-          <w:trHeight w:hRule="exact" w:val="220"/>
-        </w:trPr>
-        <w:tc>
-          <w:tcPr>
-            <w:tcW w:type="dxa" w:w="1740"/>
-            <w:vMerge/>
-            <w:tcBorders/>
-          </w:tcPr>
-          <w:p/>
-        </w:tc>
-        <w:tc>
-          <w:tcPr>
-            <w:tcW w:type="dxa" w:w="1740"/>
-            <w:vMerge/>
-            <w:tcBorders/>
-          </w:tcPr>
-          <w:p/>
-        </w:tc>
-        <w:tc>
-          <w:tcPr>
-            <w:tcW w:type="dxa" w:w="1740"/>
-            <w:vMerge/>
-            <w:tcBorders/>
-          </w:tcPr>
-          <w:p/>
-        </w:tc>
-        <w:tc>
-          <w:tcPr>
-            <w:tcW w:type="dxa" w:w="2200"/>
-            <w:tcBorders/>
-            <w:tcMar>
-              <w:start w:w="0" w:type="dxa"/>
-              <w:end w:w="0" w:type="dxa"/>
-            </w:tcMar>
-          </w:tcPr>
-          <w:p>
-            <w:pPr>
-              <w:autoSpaceDN w:val="0"/>
-              <w:autoSpaceDE w:val="0"/>
-              <w:widowControl/>
-              <w:spacing w:line="175" w:lineRule="auto" w:before="0" w:after="0"/>
-              <w:ind w:left="152" w:right="0" w:firstLine="0"/>
-              <w:jc w:val="left"/>
-            </w:pPr>
-            <w:r>
-              <w:rPr>
-                <w:rFonts w:ascii="Myanmar Text" w:hAnsi="Myanmar Text" w:eastAsia="Myanmar Text"/>
-                <w:b w:val="0"/>
-                <w:i w:val="0"/>
-                <w:color w:val="A09F9F"/>
-                <w:sz w:val="18"/>
-              </w:rPr>
-              <w:hyperlink r:id="rId14" w:history="1">
-                <w:r>
-                  <w:rPr>
-                    <w:rStyle w:val="Hyperlink"/>
-                  </w:rPr>
-                  <w:t>www.gss-group.net</w:t>
-                </w:r>
-              </w:hyperlink>
-            </w:r>
-          </w:p>
-        </w:tc>
-        <w:tc>
-          <w:tcPr>
-            <w:tcW w:type="dxa" w:w="1740"/>
-            <w:vMerge/>
-            <w:tcBorders/>
-          </w:tcPr>
-          <w:p/>
-        </w:tc>
-        <w:tc>
-          <w:tcPr>
-            <w:tcW w:type="dxa" w:w="2600"/>
-            <w:tcBorders/>
-            <w:tcMar>
-              <w:start w:w="0" w:type="dxa"/>
-              <w:end w:w="0" w:type="dxa"/>
-            </w:tcMar>
-          </w:tcPr>
-          <w:p>
-            <w:pPr>
-              <w:autoSpaceDN w:val="0"/>
-              <w:autoSpaceDE w:val="0"/>
-              <w:widowControl/>
-              <w:spacing w:line="240" w:lineRule="auto" w:before="0" w:after="0"/>
-              <w:ind w:left="112" w:right="0" w:firstLine="0"/>
-              <w:jc w:val="left"/>
-            </w:pPr>
-            <w:r>
-              <w:rPr>
-                <w:rFonts w:ascii="Gill Sans MT" w:hAnsi="Gill Sans MT" w:eastAsia="Gill Sans MT"/>
-                <w:b w:val="0"/>
-                <w:i w:val="0"/>
-                <w:color w:val="A09F9F"/>
-                <w:sz w:val="19"/>
-              </w:rPr>
-              <w:t>Fax: +971 2 666 8980</w:t>
-            </w:r>
-          </w:p>
-        </w:tc>
-      </w:tr>
-    </w:tbl>
-    <w:p>
-      <w:pPr>
-        <w:autoSpaceDN w:val="0"/>
-        <w:autoSpaceDE w:val="0"/>
-        <w:widowControl/>
         <w:spacing w:line="14" w:lineRule="exact" w:before="0" w:after="0"/>
         <w:ind w:left="0" w:right="0"/>
       </w:pPr>
@@ -6510,8 +5665,9 @@
     <w:p>
       <w:pPr>
         <w:sectPr>
+          <w:footerReference w:type="default" r:id="rIdFtr1"/>
           <w:pgSz w:w="11906" w:h="16838"/>
-          <w:pgMar w:top="320" w:right="26" w:bottom="226" w:left="0" w:header="720" w:footer="720" w:gutter="0"/>
+          <w:pgMar w:top="320" w:right="26" w:bottom="1440" w:left="0" w:header="720" w:footer="200" w:gutter="0"/>
           <w:cols/>
           <w:docGrid w:linePitch="360"/>
         </w:sectPr>
@@ -7433,8 +6589,13 @@
               <w:start w:w="0" w:type="dxa"/>
               <w:end w:w="0" w:type="dxa"/>
             </w:tcMar>
+            <w:vAlign w:val="center"/>
           </w:tcPr>
           <w:p>
+            <w:pPr>
+              <w:spacing w:before="0" w:after="0" w:line="240" w:lineRule="auto"/>
+              <w:jc w:val="center"/>
+            </w:pPr>
             <w:r>
               <w:br/>
             </w:r>
@@ -7768,8 +6929,13 @@
               <w:start w:w="0" w:type="dxa"/>
               <w:end w:w="0" w:type="dxa"/>
             </w:tcMar>
+            <w:vAlign w:val="center"/>
           </w:tcPr>
           <w:p>
+            <w:pPr>
+              <w:spacing w:before="0" w:after="0" w:line="240" w:lineRule="auto"/>
+              <w:jc w:val="center"/>
+            </w:pPr>
             <w:r>
               <w:br/>
             </w:r>
@@ -7855,8 +7021,13 @@
               <w:start w:w="0" w:type="dxa"/>
               <w:end w:w="0" w:type="dxa"/>
             </w:tcMar>
+            <w:vAlign w:val="center"/>
           </w:tcPr>
           <w:p>
+            <w:pPr>
+              <w:spacing w:before="0" w:after="0" w:line="240" w:lineRule="auto"/>
+              <w:jc w:val="center"/>
+            </w:pPr>
             <w:r>
               <w:t>{{ employee_sig }}</w:t>
             </w:r>
@@ -7911,458 +7082,15 @@
               <w:start w:w="0" w:type="dxa"/>
               <w:end w:w="0" w:type="dxa"/>
             </w:tcMar>
-          </w:tcPr>
-          <w:p>
-            <w:r>
-              <w:t>{{ today }}</w:t>
-            </w:r>
-          </w:p>
-        </w:tc>
-      </w:tr>
-    </w:tbl>
-    <w:p>
-      <w:pPr>
-        <w:autoSpaceDN w:val="0"/>
-        <w:autoSpaceDE w:val="0"/>
-        <w:widowControl/>
-        <w:spacing w:line="240" w:lineRule="auto" w:before="1272" w:after="396"/>
-        <w:ind w:left="0" w:right="0" w:firstLine="0"/>
-        <w:jc w:val="left"/>
-      </w:pPr>
-      <w:r>
-        <w:drawing>
-          <wp:inline xmlns:a="http://schemas.openxmlformats.org/drawingml/2006/main" xmlns:pic="http://schemas.openxmlformats.org/drawingml/2006/picture">
-            <wp:extent cx="6616700" cy="203200"/>
-            <wp:docPr id="15" name="Picture 15"/>
-            <wp:cNvGraphicFramePr>
-              <a:graphicFrameLocks noChangeAspect="1"/>
-            </wp:cNvGraphicFramePr>
-            <a:graphic>
-              <a:graphicData uri="http://schemas.openxmlformats.org/drawingml/2006/picture">
-                <pic:pic>
-                  <pic:nvPicPr>
-                    <pic:cNvPr id="0" name="image.png"/>
-                    <pic:cNvPicPr/>
-                  </pic:nvPicPr>
-                  <pic:blipFill>
-                    <a:blip r:embed="rId18"/>
-                    <a:stretch>
-                      <a:fillRect/>
-                    </a:stretch>
-                  </pic:blipFill>
-                  <pic:spPr>
-                    <a:xfrm>
-                      <a:off x="0" y="0"/>
-                      <a:ext cx="6616700" cy="203200"/>
-                    </a:xfrm>
-                    <a:prstGeom prst="rect"/>
-                  </pic:spPr>
-                </pic:pic>
-              </a:graphicData>
-            </a:graphic>
-          </wp:inline>
-        </w:drawing>
-      </w:r>
-    </w:p>
-    <w:tbl>
-      <w:tblPr>
-        <w:tblW w:type="auto" w:w="0"/>
-        <w:tblLayout w:type="fixed"/>
-        <w:tblLook w:firstColumn="1" w:firstRow="1" w:lastColumn="0" w:lastRow="0" w:noHBand="0" w:noVBand="1" w:val="04A0"/>
-        <w:tblInd w:w="620.0" w:type="dxa"/>
-      </w:tblPr>
-      <w:tblGrid>
-        <w:gridCol w:w="1740"/>
-        <w:gridCol w:w="1740"/>
-        <w:gridCol w:w="1740"/>
-        <w:gridCol w:w="1740"/>
-        <w:gridCol w:w="1740"/>
-        <w:gridCol w:w="1740"/>
-      </w:tblGrid>
-      <w:tr>
-        <w:trPr>
-          <w:trHeight w:hRule="exact" w:val="292"/>
-        </w:trPr>
-        <w:tc>
-          <w:tcPr>
-            <w:tcW w:type="dxa" w:w="1080"/>
-            <w:vMerge w:val="restart"/>
-            <w:tcBorders/>
-            <w:tcMar>
-              <w:start w:w="0" w:type="dxa"/>
-              <w:end w:w="0" w:type="dxa"/>
-            </w:tcMar>
-            <w:tcMar>
-              <w:start w:w="0" w:type="dxa"/>
-              <w:end w:w="0" w:type="dxa"/>
-            </w:tcMar>
+            <w:vAlign w:val="center"/>
           </w:tcPr>
           <w:p>
             <w:pPr>
-              <w:autoSpaceDN w:val="0"/>
-              <w:autoSpaceDE w:val="0"/>
-              <w:widowControl/>
-              <w:spacing w:line="240" w:lineRule="auto" w:before="110" w:after="0"/>
-              <w:ind w:left="0" w:right="40" w:firstLine="0"/>
-              <w:jc w:val="right"/>
+              <w:spacing w:before="0" w:after="0" w:line="240" w:lineRule="auto"/>
+              <w:jc w:val="center"/>
             </w:pPr>
             <w:r>
-              <w:drawing>
-                <wp:inline xmlns:a="http://schemas.openxmlformats.org/drawingml/2006/main" xmlns:pic="http://schemas.openxmlformats.org/drawingml/2006/picture">
-                  <wp:extent cx="251459" cy="252730"/>
-                  <wp:docPr id="16" name="Picture 16"/>
-                  <wp:cNvGraphicFramePr>
-                    <a:graphicFrameLocks noChangeAspect="1"/>
-                  </wp:cNvGraphicFramePr>
-                  <a:graphic>
-                    <a:graphicData uri="http://schemas.openxmlformats.org/drawingml/2006/picture">
-                      <pic:pic>
-                        <pic:nvPicPr>
-                          <pic:cNvPr id="0" name="image.png"/>
-                          <pic:cNvPicPr/>
-                        </pic:nvPicPr>
-                        <pic:blipFill>
-                          <a:blip r:embed="rId12"/>
-                          <a:stretch>
-                            <a:fillRect/>
-                          </a:stretch>
-                        </pic:blipFill>
-                        <pic:spPr>
-                          <a:xfrm>
-                            <a:off x="0" y="0"/>
-                            <a:ext cx="251459" cy="252730"/>
-                          </a:xfrm>
-                          <a:prstGeom prst="rect"/>
-                        </pic:spPr>
-                      </pic:pic>
-                    </a:graphicData>
-                  </a:graphic>
-                </wp:inline>
-              </w:drawing>
-            </w:r>
-          </w:p>
-        </w:tc>
-        <w:tc>
-          <w:tcPr>
-            <w:tcW w:type="dxa" w:w="2460"/>
-            <w:vMerge w:val="restart"/>
-            <w:tcBorders/>
-            <w:tcMar>
-              <w:start w:w="0" w:type="dxa"/>
-              <w:end w:w="0" w:type="dxa"/>
-            </w:tcMar>
-            <w:tcMar>
-              <w:start w:w="0" w:type="dxa"/>
-              <w:end w:w="0" w:type="dxa"/>
-            </w:tcMar>
-          </w:tcPr>
-          <w:p>
-            <w:pPr>
-              <w:autoSpaceDN w:val="0"/>
-              <w:autoSpaceDE w:val="0"/>
-              <w:widowControl/>
-              <w:spacing w:line="197" w:lineRule="auto" w:before="248" w:after="0"/>
-              <w:ind w:left="48" w:right="0" w:firstLine="0"/>
-              <w:jc w:val="left"/>
-            </w:pPr>
-            <w:r>
-              <w:rPr>
-                <w:rFonts w:ascii="Calibri" w:hAnsi="Calibri" w:eastAsia="Calibri"/>
-                <w:b w:val="0"/>
-                <w:i w:val="0"/>
-                <w:color w:val="A09F9F"/>
-                <w:sz w:val="16"/>
-              </w:rPr>
-              <w:t>Abu Dhabi, United Arab Emirates</w:t>
-            </w:r>
-          </w:p>
-        </w:tc>
-        <w:tc>
-          <w:tcPr>
-            <w:tcW w:type="dxa" w:w="980"/>
-            <w:vMerge w:val="restart"/>
-            <w:tcBorders/>
-            <w:tcMar>
-              <w:start w:w="0" w:type="dxa"/>
-              <w:end w:w="0" w:type="dxa"/>
-            </w:tcMar>
-            <w:tcMar>
-              <w:start w:w="0" w:type="dxa"/>
-              <w:end w:w="0" w:type="dxa"/>
-            </w:tcMar>
-          </w:tcPr>
-          <w:p>
-            <w:pPr>
-              <w:autoSpaceDN w:val="0"/>
-              <w:autoSpaceDE w:val="0"/>
-              <w:widowControl/>
-              <w:spacing w:line="240" w:lineRule="auto" w:before="78" w:after="0"/>
-              <w:ind w:left="0" w:right="112" w:firstLine="0"/>
-              <w:jc w:val="right"/>
-            </w:pPr>
-            <w:r>
-              <w:drawing>
-                <wp:inline xmlns:a="http://schemas.openxmlformats.org/drawingml/2006/main" xmlns:pic="http://schemas.openxmlformats.org/drawingml/2006/picture">
-                  <wp:extent cx="251460" cy="252729"/>
-                  <wp:docPr id="17" name="Picture 17"/>
-                  <wp:cNvGraphicFramePr>
-                    <a:graphicFrameLocks noChangeAspect="1"/>
-                  </wp:cNvGraphicFramePr>
-                  <a:graphic>
-                    <a:graphicData uri="http://schemas.openxmlformats.org/drawingml/2006/picture">
-                      <pic:pic>
-                        <pic:nvPicPr>
-                          <pic:cNvPr id="0" name="image.png"/>
-                          <pic:cNvPicPr/>
-                        </pic:nvPicPr>
-                        <pic:blipFill>
-                          <a:blip r:embed="rId13"/>
-                          <a:stretch>
-                            <a:fillRect/>
-                          </a:stretch>
-                        </pic:blipFill>
-                        <pic:spPr>
-                          <a:xfrm>
-                            <a:off x="0" y="0"/>
-                            <a:ext cx="251460" cy="252729"/>
-                          </a:xfrm>
-                          <a:prstGeom prst="rect"/>
-                        </pic:spPr>
-                      </pic:pic>
-                    </a:graphicData>
-                  </a:graphic>
-                </wp:inline>
-              </w:drawing>
-            </w:r>
-          </w:p>
-        </w:tc>
-        <w:tc>
-          <w:tcPr>
-            <w:tcW w:type="dxa" w:w="2200"/>
-            <w:tcBorders/>
-            <w:tcMar>
-              <w:start w:w="0" w:type="dxa"/>
-              <w:end w:w="0" w:type="dxa"/>
-            </w:tcMar>
-          </w:tcPr>
-          <w:p>
-            <w:pPr>
-              <w:autoSpaceDN w:val="0"/>
-              <w:autoSpaceDE w:val="0"/>
-              <w:widowControl/>
-              <w:spacing w:line="175" w:lineRule="auto" w:before="48" w:after="0"/>
-              <w:ind w:left="136" w:right="0" w:firstLine="0"/>
-              <w:jc w:val="left"/>
-            </w:pPr>
-            <w:r>
-              <w:rPr>
-                <w:rFonts w:ascii="Myanmar Text" w:hAnsi="Myanmar Text" w:eastAsia="Myanmar Text"/>
-                <w:b w:val="0"/>
-                <w:i w:val="0"/>
-                <w:color w:val="A09F9F"/>
-                <w:sz w:val="18"/>
-              </w:rPr>
-              <w:hyperlink r:id="rId14" w:history="1">
-                <w:r>
-                  <w:rPr>
-                    <w:rStyle w:val="Hyperlink"/>
-                  </w:rPr>
-                  <w:t>info@gss-group.net</w:t>
-                </w:r>
-              </w:hyperlink>
-            </w:r>
-          </w:p>
-        </w:tc>
-        <w:tc>
-          <w:tcPr>
-            <w:tcW w:type="dxa" w:w="1120"/>
-            <w:vMerge w:val="restart"/>
-            <w:tcBorders/>
-            <w:tcMar>
-              <w:start w:w="0" w:type="dxa"/>
-              <w:end w:w="0" w:type="dxa"/>
-            </w:tcMar>
-            <w:tcMar>
-              <w:start w:w="0" w:type="dxa"/>
-              <w:end w:w="0" w:type="dxa"/>
-            </w:tcMar>
-          </w:tcPr>
-          <w:p>
-            <w:pPr>
-              <w:autoSpaceDN w:val="0"/>
-              <w:autoSpaceDE w:val="0"/>
-              <w:widowControl/>
-              <w:spacing w:line="240" w:lineRule="auto" w:before="92" w:after="0"/>
-              <w:ind w:left="0" w:right="76" w:firstLine="0"/>
-              <w:jc w:val="right"/>
-            </w:pPr>
-            <w:r>
-              <w:drawing>
-                <wp:inline xmlns:a="http://schemas.openxmlformats.org/drawingml/2006/main" xmlns:pic="http://schemas.openxmlformats.org/drawingml/2006/picture">
-                  <wp:extent cx="251460" cy="252729"/>
-                  <wp:docPr id="18" name="Picture 18"/>
-                  <wp:cNvGraphicFramePr>
-                    <a:graphicFrameLocks noChangeAspect="1"/>
-                  </wp:cNvGraphicFramePr>
-                  <a:graphic>
-                    <a:graphicData uri="http://schemas.openxmlformats.org/drawingml/2006/picture">
-                      <pic:pic>
-                        <pic:nvPicPr>
-                          <pic:cNvPr id="0" name="image.png"/>
-                          <pic:cNvPicPr/>
-                        </pic:nvPicPr>
-                        <pic:blipFill>
-                          <a:blip r:embed="rId15"/>
-                          <a:stretch>
-                            <a:fillRect/>
-                          </a:stretch>
-                        </pic:blipFill>
-                        <pic:spPr>
-                          <a:xfrm>
-                            <a:off x="0" y="0"/>
-                            <a:ext cx="251460" cy="252729"/>
-                          </a:xfrm>
-                          <a:prstGeom prst="rect"/>
-                        </pic:spPr>
-                      </pic:pic>
-                    </a:graphicData>
-                  </a:graphic>
-                </wp:inline>
-              </w:drawing>
-            </w:r>
-          </w:p>
-        </w:tc>
-        <w:tc>
-          <w:tcPr>
-            <w:tcW w:type="dxa" w:w="2600"/>
-            <w:tcBorders/>
-            <w:tcMar>
-              <w:start w:w="0" w:type="dxa"/>
-              <w:end w:w="0" w:type="dxa"/>
-            </w:tcMar>
-          </w:tcPr>
-          <w:p>
-            <w:pPr>
-              <w:autoSpaceDN w:val="0"/>
-              <w:autoSpaceDE w:val="0"/>
-              <w:widowControl/>
-              <w:spacing w:line="175" w:lineRule="auto" w:before="46" w:after="0"/>
-              <w:ind w:left="112" w:right="0" w:firstLine="0"/>
-              <w:jc w:val="left"/>
-            </w:pPr>
-            <w:r>
-              <w:rPr>
-                <w:rFonts w:ascii="Myanmar Text" w:hAnsi="Myanmar Text" w:eastAsia="Myanmar Text"/>
-                <w:b w:val="0"/>
-                <w:i w:val="0"/>
-                <w:color w:val="A09F9F"/>
-                <w:sz w:val="18"/>
-              </w:rPr>
-              <w:t>Phone: +9712 6666898</w:t>
-            </w:r>
-          </w:p>
-        </w:tc>
-      </w:tr>
-      <w:tr>
-        <w:trPr>
-          <w:trHeight w:hRule="exact" w:val="220"/>
-        </w:trPr>
-        <w:tc>
-          <w:tcPr>
-            <w:tcW w:type="dxa" w:w="1740"/>
-            <w:vMerge/>
-            <w:tcBorders/>
-          </w:tcPr>
-          <w:p/>
-        </w:tc>
-        <w:tc>
-          <w:tcPr>
-            <w:tcW w:type="dxa" w:w="1740"/>
-            <w:vMerge/>
-            <w:tcBorders/>
-          </w:tcPr>
-          <w:p/>
-        </w:tc>
-        <w:tc>
-          <w:tcPr>
-            <w:tcW w:type="dxa" w:w="1740"/>
-            <w:vMerge/>
-            <w:tcBorders/>
-          </w:tcPr>
-          <w:p/>
-        </w:tc>
-        <w:tc>
-          <w:tcPr>
-            <w:tcW w:type="dxa" w:w="2200"/>
-            <w:tcBorders/>
-            <w:tcMar>
-              <w:start w:w="0" w:type="dxa"/>
-              <w:end w:w="0" w:type="dxa"/>
-            </w:tcMar>
-          </w:tcPr>
-          <w:p>
-            <w:pPr>
-              <w:autoSpaceDN w:val="0"/>
-              <w:autoSpaceDE w:val="0"/>
-              <w:widowControl/>
-              <w:spacing w:line="175" w:lineRule="auto" w:before="0" w:after="0"/>
-              <w:ind w:left="152" w:right="0" w:firstLine="0"/>
-              <w:jc w:val="left"/>
-            </w:pPr>
-            <w:r>
-              <w:rPr>
-                <w:rFonts w:ascii="Myanmar Text" w:hAnsi="Myanmar Text" w:eastAsia="Myanmar Text"/>
-                <w:b w:val="0"/>
-                <w:i w:val="0"/>
-                <w:color w:val="A09F9F"/>
-                <w:sz w:val="18"/>
-              </w:rPr>
-              <w:hyperlink r:id="rId14" w:history="1">
-                <w:r>
-                  <w:rPr>
-                    <w:rStyle w:val="Hyperlink"/>
-                  </w:rPr>
-                  <w:t>www.gss-group.net</w:t>
-                </w:r>
-              </w:hyperlink>
-            </w:r>
-          </w:p>
-        </w:tc>
-        <w:tc>
-          <w:tcPr>
-            <w:tcW w:type="dxa" w:w="1740"/>
-            <w:vMerge/>
-            <w:tcBorders/>
-          </w:tcPr>
-          <w:p/>
-        </w:tc>
-        <w:tc>
-          <w:tcPr>
-            <w:tcW w:type="dxa" w:w="2600"/>
-            <w:tcBorders/>
-            <w:tcMar>
-              <w:start w:w="0" w:type="dxa"/>
-              <w:end w:w="0" w:type="dxa"/>
-            </w:tcMar>
-          </w:tcPr>
-          <w:p>
-            <w:pPr>
-              <w:autoSpaceDN w:val="0"/>
-              <w:autoSpaceDE w:val="0"/>
-              <w:widowControl/>
-              <w:spacing w:line="240" w:lineRule="auto" w:before="0" w:after="0"/>
-              <w:ind w:left="112" w:right="0" w:firstLine="0"/>
-              <w:jc w:val="left"/>
-            </w:pPr>
-            <w:r>
-              <w:rPr>
-                <w:rFonts w:ascii="Gill Sans MT" w:hAnsi="Gill Sans MT" w:eastAsia="Gill Sans MT"/>
-                <w:b w:val="0"/>
-                <w:i w:val="0"/>
-                <w:color w:val="A09F9F"/>
-                <w:sz w:val="19"/>
-              </w:rPr>
-              <w:t>Fax: +971 2 666 8980</w:t>
+              <w:t>{{ today }}</w:t>
             </w:r>
           </w:p>
         </w:tc>
@@ -8380,8 +7108,9 @@
     <w:p>
       <w:pPr>
         <w:sectPr>
+          <w:footerReference w:type="default" r:id="rIdFtr1"/>
           <w:pgSz w:w="11906" w:h="16838"/>
-          <w:pgMar w:top="320" w:right="26" w:bottom="226" w:left="0" w:header="720" w:footer="720" w:gutter="0"/>
+          <w:pgMar w:top="320" w:right="26" w:bottom="1440" w:left="0" w:header="720" w:footer="200" w:gutter="0"/>
           <w:cols/>
           <w:docGrid w:linePitch="360"/>
         </w:sectPr>
@@ -8664,8 +7393,13 @@
               <w:start w:w="0" w:type="dxa"/>
               <w:end w:w="0" w:type="dxa"/>
             </w:tcMar>
+            <w:vAlign w:val="center"/>
           </w:tcPr>
           <w:p>
+            <w:pPr>
+              <w:spacing w:before="0" w:after="0" w:line="240" w:lineRule="auto"/>
+              <w:jc w:val="center"/>
+            </w:pPr>
             <w:r>
               <w:br/>
             </w:r>
@@ -8751,10 +7485,12 @@
               <w:start w:w="0" w:type="dxa"/>
               <w:end w:w="0" w:type="dxa"/>
             </w:tcMar>
+            <w:vAlign w:val="center"/>
           </w:tcPr>
           <w:p>
             <w:pPr>
-              <w:spacing w:before="0" w:after="0" w:line="240" w:lineRule="exact"/>
+              <w:spacing w:before="0" w:after="0" w:line="240" w:lineRule="auto"/>
+              <w:jc w:val="center"/>
             </w:pPr>
             <w:r>
               <w:t>{{ interviewer_name }}</w:t>
@@ -8762,7 +7498,8 @@
           </w:p>
           <w:p>
             <w:pPr>
-              <w:spacing w:before="0" w:after="0" w:line="400" w:lineRule="exact"/>
+              <w:spacing w:before="0" w:after="0" w:line="240" w:lineRule="auto"/>
+              <w:jc w:val="center"/>
             </w:pPr>
             <w:r>
               <w:t>{{ interviewer_sig }}</w:t>
@@ -8818,458 +7555,15 @@
               <w:start w:w="0" w:type="dxa"/>
               <w:end w:w="0" w:type="dxa"/>
             </w:tcMar>
-          </w:tcPr>
-          <w:p>
-            <w:r>
-              <w:t>{{ today }}</w:t>
-            </w:r>
-          </w:p>
-        </w:tc>
-      </w:tr>
-    </w:tbl>
-    <w:p>
-      <w:pPr>
-        <w:autoSpaceDN w:val="0"/>
-        <w:autoSpaceDE w:val="0"/>
-        <w:widowControl/>
-        <w:spacing w:line="20" w:lineRule="exact" w:before="0" w:after="0"/>
-        <w:ind w:left="0" w:right="0" w:firstLine="0"/>
-        <w:jc w:val="left"/>
-      </w:pPr>
-      <w:r>
-        <w:drawing>
-          <wp:inline xmlns:a="http://schemas.openxmlformats.org/drawingml/2006/main" xmlns:pic="http://schemas.openxmlformats.org/drawingml/2006/picture">
-            <wp:extent cx="6616700" cy="203200"/>
-            <wp:docPr id="21" name="Picture 21"/>
-            <wp:cNvGraphicFramePr>
-              <a:graphicFrameLocks noChangeAspect="1"/>
-            </wp:cNvGraphicFramePr>
-            <a:graphic>
-              <a:graphicData uri="http://schemas.openxmlformats.org/drawingml/2006/picture">
-                <pic:pic>
-                  <pic:nvPicPr>
-                    <pic:cNvPr id="0" name="image.png"/>
-                    <pic:cNvPicPr/>
-                  </pic:nvPicPr>
-                  <pic:blipFill>
-                    <a:blip r:embed="rId18"/>
-                    <a:stretch>
-                      <a:fillRect/>
-                    </a:stretch>
-                  </pic:blipFill>
-                  <pic:spPr>
-                    <a:xfrm>
-                      <a:off x="0" y="0"/>
-                      <a:ext cx="6616700" cy="203200"/>
-                    </a:xfrm>
-                    <a:prstGeom prst="rect"/>
-                  </pic:spPr>
-                </pic:pic>
-              </a:graphicData>
-            </a:graphic>
-          </wp:inline>
-        </w:drawing>
-      </w:r>
-    </w:p>
-    <w:tbl>
-      <w:tblPr>
-        <w:tblW w:type="auto" w:w="0"/>
-        <w:tblLayout w:type="fixed"/>
-        <w:tblLook w:firstColumn="1" w:firstRow="1" w:lastColumn="0" w:lastRow="0" w:noHBand="0" w:noVBand="1" w:val="04A0"/>
-        <w:tblInd w:w="620.0" w:type="dxa"/>
-      </w:tblPr>
-      <w:tblGrid>
-        <w:gridCol w:w="1740"/>
-        <w:gridCol w:w="1740"/>
-        <w:gridCol w:w="1740"/>
-        <w:gridCol w:w="1740"/>
-        <w:gridCol w:w="1740"/>
-        <w:gridCol w:w="1740"/>
-      </w:tblGrid>
-      <w:tr>
-        <w:trPr>
-          <w:trHeight w:hRule="exact" w:val="292"/>
-        </w:trPr>
-        <w:tc>
-          <w:tcPr>
-            <w:tcW w:type="dxa" w:w="1080"/>
-            <w:vMerge w:val="restart"/>
-            <w:tcBorders/>
-            <w:tcMar>
-              <w:start w:w="0" w:type="dxa"/>
-              <w:end w:w="0" w:type="dxa"/>
-            </w:tcMar>
-            <w:tcMar>
-              <w:start w:w="0" w:type="dxa"/>
-              <w:end w:w="0" w:type="dxa"/>
-            </w:tcMar>
+            <w:vAlign w:val="center"/>
           </w:tcPr>
           <w:p>
             <w:pPr>
-              <w:autoSpaceDN w:val="0"/>
-              <w:autoSpaceDE w:val="0"/>
-              <w:widowControl/>
-              <w:spacing w:line="240" w:lineRule="auto" w:before="110" w:after="0"/>
-              <w:ind w:left="0" w:right="40" w:firstLine="0"/>
-              <w:jc w:val="right"/>
+              <w:spacing w:before="0" w:after="0" w:line="240" w:lineRule="auto"/>
+              <w:jc w:val="center"/>
             </w:pPr>
             <w:r>
-              <w:drawing>
-                <wp:inline xmlns:a="http://schemas.openxmlformats.org/drawingml/2006/main" xmlns:pic="http://schemas.openxmlformats.org/drawingml/2006/picture">
-                  <wp:extent cx="251459" cy="252730"/>
-                  <wp:docPr id="22" name="Picture 22"/>
-                  <wp:cNvGraphicFramePr>
-                    <a:graphicFrameLocks noChangeAspect="1"/>
-                  </wp:cNvGraphicFramePr>
-                  <a:graphic>
-                    <a:graphicData uri="http://schemas.openxmlformats.org/drawingml/2006/picture">
-                      <pic:pic>
-                        <pic:nvPicPr>
-                          <pic:cNvPr id="0" name="image.png"/>
-                          <pic:cNvPicPr/>
-                        </pic:nvPicPr>
-                        <pic:blipFill>
-                          <a:blip r:embed="rId12"/>
-                          <a:stretch>
-                            <a:fillRect/>
-                          </a:stretch>
-                        </pic:blipFill>
-                        <pic:spPr>
-                          <a:xfrm>
-                            <a:off x="0" y="0"/>
-                            <a:ext cx="251459" cy="252730"/>
-                          </a:xfrm>
-                          <a:prstGeom prst="rect"/>
-                        </pic:spPr>
-                      </pic:pic>
-                    </a:graphicData>
-                  </a:graphic>
-                </wp:inline>
-              </w:drawing>
-            </w:r>
-          </w:p>
-        </w:tc>
-        <w:tc>
-          <w:tcPr>
-            <w:tcW w:type="dxa" w:w="2460"/>
-            <w:vMerge w:val="restart"/>
-            <w:tcBorders/>
-            <w:tcMar>
-              <w:start w:w="0" w:type="dxa"/>
-              <w:end w:w="0" w:type="dxa"/>
-            </w:tcMar>
-            <w:tcMar>
-              <w:start w:w="0" w:type="dxa"/>
-              <w:end w:w="0" w:type="dxa"/>
-            </w:tcMar>
-          </w:tcPr>
-          <w:p>
-            <w:pPr>
-              <w:autoSpaceDN w:val="0"/>
-              <w:autoSpaceDE w:val="0"/>
-              <w:widowControl/>
-              <w:spacing w:line="197" w:lineRule="auto" w:before="248" w:after="0"/>
-              <w:ind w:left="48" w:right="0" w:firstLine="0"/>
-              <w:jc w:val="left"/>
-            </w:pPr>
-            <w:r>
-              <w:rPr>
-                <w:rFonts w:ascii="Calibri" w:hAnsi="Calibri" w:eastAsia="Calibri"/>
-                <w:b w:val="0"/>
-                <w:i w:val="0"/>
-                <w:color w:val="A09F9F"/>
-                <w:sz w:val="16"/>
-              </w:rPr>
-              <w:t>Abu Dhabi, United Arab Emirates</w:t>
-            </w:r>
-          </w:p>
-        </w:tc>
-        <w:tc>
-          <w:tcPr>
-            <w:tcW w:type="dxa" w:w="980"/>
-            <w:vMerge w:val="restart"/>
-            <w:tcBorders/>
-            <w:tcMar>
-              <w:start w:w="0" w:type="dxa"/>
-              <w:end w:w="0" w:type="dxa"/>
-            </w:tcMar>
-            <w:tcMar>
-              <w:start w:w="0" w:type="dxa"/>
-              <w:end w:w="0" w:type="dxa"/>
-            </w:tcMar>
-          </w:tcPr>
-          <w:p>
-            <w:pPr>
-              <w:autoSpaceDN w:val="0"/>
-              <w:autoSpaceDE w:val="0"/>
-              <w:widowControl/>
-              <w:spacing w:line="240" w:lineRule="auto" w:before="78" w:after="0"/>
-              <w:ind w:left="0" w:right="112" w:firstLine="0"/>
-              <w:jc w:val="right"/>
-            </w:pPr>
-            <w:r>
-              <w:drawing>
-                <wp:inline xmlns:a="http://schemas.openxmlformats.org/drawingml/2006/main" xmlns:pic="http://schemas.openxmlformats.org/drawingml/2006/picture">
-                  <wp:extent cx="251460" cy="252729"/>
-                  <wp:docPr id="23" name="Picture 23"/>
-                  <wp:cNvGraphicFramePr>
-                    <a:graphicFrameLocks noChangeAspect="1"/>
-                  </wp:cNvGraphicFramePr>
-                  <a:graphic>
-                    <a:graphicData uri="http://schemas.openxmlformats.org/drawingml/2006/picture">
-                      <pic:pic>
-                        <pic:nvPicPr>
-                          <pic:cNvPr id="0" name="image.png"/>
-                          <pic:cNvPicPr/>
-                        </pic:nvPicPr>
-                        <pic:blipFill>
-                          <a:blip r:embed="rId13"/>
-                          <a:stretch>
-                            <a:fillRect/>
-                          </a:stretch>
-                        </pic:blipFill>
-                        <pic:spPr>
-                          <a:xfrm>
-                            <a:off x="0" y="0"/>
-                            <a:ext cx="251460" cy="252729"/>
-                          </a:xfrm>
-                          <a:prstGeom prst="rect"/>
-                        </pic:spPr>
-                      </pic:pic>
-                    </a:graphicData>
-                  </a:graphic>
-                </wp:inline>
-              </w:drawing>
-            </w:r>
-          </w:p>
-        </w:tc>
-        <w:tc>
-          <w:tcPr>
-            <w:tcW w:type="dxa" w:w="2200"/>
-            <w:tcBorders/>
-            <w:tcMar>
-              <w:start w:w="0" w:type="dxa"/>
-              <w:end w:w="0" w:type="dxa"/>
-            </w:tcMar>
-          </w:tcPr>
-          <w:p>
-            <w:pPr>
-              <w:autoSpaceDN w:val="0"/>
-              <w:autoSpaceDE w:val="0"/>
-              <w:widowControl/>
-              <w:spacing w:line="175" w:lineRule="auto" w:before="48" w:after="0"/>
-              <w:ind w:left="136" w:right="0" w:firstLine="0"/>
-              <w:jc w:val="left"/>
-            </w:pPr>
-            <w:r>
-              <w:rPr>
-                <w:rFonts w:ascii="Myanmar Text" w:hAnsi="Myanmar Text" w:eastAsia="Myanmar Text"/>
-                <w:b w:val="0"/>
-                <w:i w:val="0"/>
-                <w:color w:val="A09F9F"/>
-                <w:sz w:val="18"/>
-              </w:rPr>
-              <w:hyperlink r:id="rId14" w:history="1">
-                <w:r>
-                  <w:rPr>
-                    <w:rStyle w:val="Hyperlink"/>
-                  </w:rPr>
-                  <w:t>info@gss-group.net</w:t>
-                </w:r>
-              </w:hyperlink>
-            </w:r>
-          </w:p>
-        </w:tc>
-        <w:tc>
-          <w:tcPr>
-            <w:tcW w:type="dxa" w:w="1120"/>
-            <w:vMerge w:val="restart"/>
-            <w:tcBorders/>
-            <w:tcMar>
-              <w:start w:w="0" w:type="dxa"/>
-              <w:end w:w="0" w:type="dxa"/>
-            </w:tcMar>
-            <w:tcMar>
-              <w:start w:w="0" w:type="dxa"/>
-              <w:end w:w="0" w:type="dxa"/>
-            </w:tcMar>
-          </w:tcPr>
-          <w:p>
-            <w:pPr>
-              <w:autoSpaceDN w:val="0"/>
-              <w:autoSpaceDE w:val="0"/>
-              <w:widowControl/>
-              <w:spacing w:line="240" w:lineRule="auto" w:before="92" w:after="0"/>
-              <w:ind w:left="0" w:right="76" w:firstLine="0"/>
-              <w:jc w:val="right"/>
-            </w:pPr>
-            <w:r>
-              <w:drawing>
-                <wp:inline xmlns:a="http://schemas.openxmlformats.org/drawingml/2006/main" xmlns:pic="http://schemas.openxmlformats.org/drawingml/2006/picture">
-                  <wp:extent cx="251460" cy="252729"/>
-                  <wp:docPr id="24" name="Picture 24"/>
-                  <wp:cNvGraphicFramePr>
-                    <a:graphicFrameLocks noChangeAspect="1"/>
-                  </wp:cNvGraphicFramePr>
-                  <a:graphic>
-                    <a:graphicData uri="http://schemas.openxmlformats.org/drawingml/2006/picture">
-                      <pic:pic>
-                        <pic:nvPicPr>
-                          <pic:cNvPr id="0" name="image.png"/>
-                          <pic:cNvPicPr/>
-                        </pic:nvPicPr>
-                        <pic:blipFill>
-                          <a:blip r:embed="rId15"/>
-                          <a:stretch>
-                            <a:fillRect/>
-                          </a:stretch>
-                        </pic:blipFill>
-                        <pic:spPr>
-                          <a:xfrm>
-                            <a:off x="0" y="0"/>
-                            <a:ext cx="251460" cy="252729"/>
-                          </a:xfrm>
-                          <a:prstGeom prst="rect"/>
-                        </pic:spPr>
-                      </pic:pic>
-                    </a:graphicData>
-                  </a:graphic>
-                </wp:inline>
-              </w:drawing>
-            </w:r>
-          </w:p>
-        </w:tc>
-        <w:tc>
-          <w:tcPr>
-            <w:tcW w:type="dxa" w:w="2600"/>
-            <w:tcBorders/>
-            <w:tcMar>
-              <w:start w:w="0" w:type="dxa"/>
-              <w:end w:w="0" w:type="dxa"/>
-            </w:tcMar>
-          </w:tcPr>
-          <w:p>
-            <w:pPr>
-              <w:autoSpaceDN w:val="0"/>
-              <w:autoSpaceDE w:val="0"/>
-              <w:widowControl/>
-              <w:spacing w:line="175" w:lineRule="auto" w:before="46" w:after="0"/>
-              <w:ind w:left="112" w:right="0" w:firstLine="0"/>
-              <w:jc w:val="left"/>
-            </w:pPr>
-            <w:r>
-              <w:rPr>
-                <w:rFonts w:ascii="Myanmar Text" w:hAnsi="Myanmar Text" w:eastAsia="Myanmar Text"/>
-                <w:b w:val="0"/>
-                <w:i w:val="0"/>
-                <w:color w:val="A09F9F"/>
-                <w:sz w:val="18"/>
-              </w:rPr>
-              <w:t>Phone: +9712 6666898</w:t>
-            </w:r>
-          </w:p>
-        </w:tc>
-      </w:tr>
-      <w:tr>
-        <w:trPr>
-          <w:trHeight w:hRule="exact" w:val="220"/>
-        </w:trPr>
-        <w:tc>
-          <w:tcPr>
-            <w:tcW w:type="dxa" w:w="1740"/>
-            <w:vMerge/>
-            <w:tcBorders/>
-          </w:tcPr>
-          <w:p/>
-        </w:tc>
-        <w:tc>
-          <w:tcPr>
-            <w:tcW w:type="dxa" w:w="1740"/>
-            <w:vMerge/>
-            <w:tcBorders/>
-          </w:tcPr>
-          <w:p/>
-        </w:tc>
-        <w:tc>
-          <w:tcPr>
-            <w:tcW w:type="dxa" w:w="1740"/>
-            <w:vMerge/>
-            <w:tcBorders/>
-          </w:tcPr>
-          <w:p/>
-        </w:tc>
-        <w:tc>
-          <w:tcPr>
-            <w:tcW w:type="dxa" w:w="2200"/>
-            <w:tcBorders/>
-            <w:tcMar>
-              <w:start w:w="0" w:type="dxa"/>
-              <w:end w:w="0" w:type="dxa"/>
-            </w:tcMar>
-          </w:tcPr>
-          <w:p>
-            <w:pPr>
-              <w:autoSpaceDN w:val="0"/>
-              <w:autoSpaceDE w:val="0"/>
-              <w:widowControl/>
-              <w:spacing w:line="175" w:lineRule="auto" w:before="0" w:after="0"/>
-              <w:ind w:left="152" w:right="0" w:firstLine="0"/>
-              <w:jc w:val="left"/>
-            </w:pPr>
-            <w:r>
-              <w:rPr>
-                <w:rFonts w:ascii="Myanmar Text" w:hAnsi="Myanmar Text" w:eastAsia="Myanmar Text"/>
-                <w:b w:val="0"/>
-                <w:i w:val="0"/>
-                <w:color w:val="A09F9F"/>
-                <w:sz w:val="18"/>
-              </w:rPr>
-              <w:hyperlink r:id="rId14" w:history="1">
-                <w:r>
-                  <w:rPr>
-                    <w:rStyle w:val="Hyperlink"/>
-                  </w:rPr>
-                  <w:t>www.gss-group.net</w:t>
-                </w:r>
-              </w:hyperlink>
-            </w:r>
-          </w:p>
-        </w:tc>
-        <w:tc>
-          <w:tcPr>
-            <w:tcW w:type="dxa" w:w="1740"/>
-            <w:vMerge/>
-            <w:tcBorders/>
-          </w:tcPr>
-          <w:p/>
-        </w:tc>
-        <w:tc>
-          <w:tcPr>
-            <w:tcW w:type="dxa" w:w="2600"/>
-            <w:tcBorders/>
-            <w:tcMar>
-              <w:start w:w="0" w:type="dxa"/>
-              <w:end w:w="0" w:type="dxa"/>
-            </w:tcMar>
-          </w:tcPr>
-          <w:p>
-            <w:pPr>
-              <w:autoSpaceDN w:val="0"/>
-              <w:autoSpaceDE w:val="0"/>
-              <w:widowControl/>
-              <w:spacing w:line="240" w:lineRule="auto" w:before="0" w:after="0"/>
-              <w:ind w:left="112" w:right="0" w:firstLine="0"/>
-              <w:jc w:val="left"/>
-            </w:pPr>
-            <w:r>
-              <w:rPr>
-                <w:rFonts w:ascii="Gill Sans MT" w:hAnsi="Gill Sans MT" w:eastAsia="Gill Sans MT"/>
-                <w:b w:val="0"/>
-                <w:i w:val="0"/>
-                <w:color w:val="A09F9F"/>
-                <w:sz w:val="19"/>
-              </w:rPr>
-              <w:t>Fax: +971 2 666 8980</w:t>
+              <w:t>{{ today }}</w:t>
             </w:r>
           </w:p>
         </w:tc>
@@ -9285,13 +7579,472 @@
       </w:pPr>
     </w:p>
     <w:sectPr>
+      <w:footerReference w:type="default" r:id="rIdFtr1"/>
       <w:pgSz w:w="11906" w:h="16838"/>
-      <w:pgMar w:top="320" w:right="26" w:bottom="226" w:left="0" w:header="720" w:footer="720" w:gutter="0"/>
+      <w:pgMar w:top="320" w:right="26" w:bottom="1440" w:left="0" w:header="720" w:footer="200" w:gutter="0"/>
       <w:cols/>
       <w:docGrid w:linePitch="360"/>
     </w:sectPr>
   </w:body>
 </w:document>
+</file>
+
+<file path=word/footer1.xml><?xml version="1.0" encoding="utf-8"?>
+<w:ftr xmlns:wpc="http://schemas.microsoft.com/office/word/2010/wordprocessingCanvas" xmlns:mo="http://schemas.microsoft.com/office/mac/office/2008/main" xmlns:mc="http://schemas.openxmlformats.org/markup-compatibility/2006" xmlns:mv="urn:schemas-microsoft-com:mac:vml" xmlns:o="urn:schemas-microsoft-com:office:office" xmlns:r="http://schemas.openxmlformats.org/officeDocument/2006/relationships" xmlns:m="http://schemas.openxmlformats.org/officeDocument/2006/math" xmlns:v="urn:schemas-microsoft-com:vml" xmlns:wp14="http://schemas.microsoft.com/office/word/2010/wordprocessingDrawing" xmlns:wp="http://schemas.openxmlformats.org/drawingml/2006/wordprocessingDrawing" xmlns:w10="urn:schemas-microsoft-com:office:word" xmlns:w="http://schemas.openxmlformats.org/wordprocessingml/2006/main" xmlns:w14="http://schemas.microsoft.com/office/word/2010/wordml" xmlns:wpg="http://schemas.microsoft.com/office/word/2010/wordprocessingGroup" xmlns:wpi="http://schemas.microsoft.com/office/word/2010/wordprocessingInk" xmlns:wne="http://schemas.microsoft.com/office/word/2006/wordml" xmlns:wps="http://schemas.microsoft.com/office/word/2010/wordprocessingShape">
+  <w:p>
+    <w:pPr>
+      <w:autoSpaceDN w:val="0"/>
+      <w:autoSpaceDE w:val="0"/>
+      <w:widowControl/>
+      <w:spacing w:line="240" w:lineRule="auto" w:before="0" w:after="120"/>
+      <w:ind w:left="0" w:right="0" w:firstLine="0"/>
+      <w:jc w:val="left"/>
+    </w:pPr>
+    <w:r>
+      <w:drawing>
+        <wp:inline xmlns:a="http://schemas.openxmlformats.org/drawingml/2006/main" xmlns:pic="http://schemas.openxmlformats.org/drawingml/2006/picture">
+          <wp:extent cx="6616700" cy="203200"/>
+          <wp:docPr id="3" name="Picture 3"/>
+          <wp:cNvGraphicFramePr>
+            <a:graphicFrameLocks noChangeAspect="1"/>
+          </wp:cNvGraphicFramePr>
+          <a:graphic>
+            <a:graphicData uri="http://schemas.openxmlformats.org/drawingml/2006/picture">
+              <pic:pic>
+                <pic:nvPicPr>
+                  <pic:cNvPr id="0" name="image.png"/>
+                  <pic:cNvPicPr/>
+                </pic:nvPicPr>
+                <pic:blipFill>
+                  <a:blip r:embed="rId11"/>
+                  <a:stretch>
+                    <a:fillRect/>
+                  </a:stretch>
+                </pic:blipFill>
+                <pic:spPr>
+                  <a:xfrm>
+                    <a:off x="0" y="0"/>
+                    <a:ext cx="6616700" cy="203200"/>
+                  </a:xfrm>
+                  <a:prstGeom prst="rect"/>
+                </pic:spPr>
+              </pic:pic>
+            </a:graphicData>
+          </a:graphic>
+        </wp:inline>
+      </w:drawing>
+    </w:r>
+  </w:p>
+  <w:tbl>
+    <w:tblPr>
+      <w:tblW w:type="auto" w:w="0"/>
+      <w:tblLayout w:type="fixed"/>
+      <w:tblLook w:firstColumn="1" w:firstRow="1" w:lastColumn="0" w:lastRow="0" w:noHBand="0" w:noVBand="1" w:val="04A0"/>
+      <w:tblInd w:w="620.0" w:type="dxa"/>
+    </w:tblPr>
+    <w:tblGrid>
+      <w:gridCol w:w="1504"/>
+      <w:gridCol w:w="1504"/>
+      <w:gridCol w:w="1504"/>
+      <w:gridCol w:w="1504"/>
+      <w:gridCol w:w="1504"/>
+      <w:gridCol w:w="1504"/>
+    </w:tblGrid>
+    <w:tr>
+      <w:trPr>
+        <w:trHeight w:hRule="exact" w:val="292"/>
+      </w:trPr>
+      <w:tc>
+        <w:tcPr>
+          <w:tcW w:type="dxa" w:w="1080"/>
+          <w:vMerge w:val="restart"/>
+          <w:tcBorders/>
+          <w:tcMar>
+            <w:start w:w="0" w:type="dxa"/>
+            <w:end w:w="0" w:type="dxa"/>
+          </w:tcMar>
+          <w:tcMar>
+            <w:start w:w="0" w:type="dxa"/>
+            <w:end w:w="0" w:type="dxa"/>
+          </w:tcMar>
+        </w:tcPr>
+        <w:p>
+          <w:pPr>
+            <w:autoSpaceDN w:val="0"/>
+            <w:autoSpaceDE w:val="0"/>
+            <w:widowControl/>
+            <w:spacing w:line="240" w:lineRule="auto" w:before="110" w:after="0"/>
+            <w:ind w:left="0" w:right="40" w:firstLine="0"/>
+            <w:jc w:val="right"/>
+          </w:pPr>
+          <w:r>
+            <w:drawing>
+              <wp:inline xmlns:a="http://schemas.openxmlformats.org/drawingml/2006/main" xmlns:pic="http://schemas.openxmlformats.org/drawingml/2006/picture">
+                <wp:extent cx="251459" cy="252730"/>
+                <wp:docPr id="4" name="Picture 4"/>
+                <wp:cNvGraphicFramePr>
+                  <a:graphicFrameLocks noChangeAspect="1"/>
+                </wp:cNvGraphicFramePr>
+                <a:graphic>
+                  <a:graphicData uri="http://schemas.openxmlformats.org/drawingml/2006/picture">
+                    <pic:pic>
+                      <pic:nvPicPr>
+                        <pic:cNvPr id="0" name="image.png"/>
+                        <pic:cNvPicPr/>
+                      </pic:nvPicPr>
+                      <pic:blipFill>
+                        <a:blip r:embed="rId12"/>
+                        <a:stretch>
+                          <a:fillRect/>
+                        </a:stretch>
+                      </pic:blipFill>
+                      <pic:spPr>
+                        <a:xfrm>
+                          <a:off x="0" y="0"/>
+                          <a:ext cx="251459" cy="252730"/>
+                        </a:xfrm>
+                        <a:prstGeom prst="rect"/>
+                      </pic:spPr>
+                    </pic:pic>
+                  </a:graphicData>
+                </a:graphic>
+              </wp:inline>
+            </w:drawing>
+          </w:r>
+        </w:p>
+      </w:tc>
+      <w:tc>
+        <w:tcPr>
+          <w:tcW w:type="dxa" w:w="2460"/>
+          <w:vMerge w:val="restart"/>
+          <w:tcBorders/>
+          <w:tcMar>
+            <w:start w:w="0" w:type="dxa"/>
+            <w:end w:w="0" w:type="dxa"/>
+          </w:tcMar>
+          <w:tcMar>
+            <w:start w:w="0" w:type="dxa"/>
+            <w:end w:w="0" w:type="dxa"/>
+          </w:tcMar>
+        </w:tcPr>
+        <w:p>
+          <w:pPr>
+            <w:autoSpaceDN w:val="0"/>
+            <w:autoSpaceDE w:val="0"/>
+            <w:widowControl/>
+            <w:spacing w:line="197" w:lineRule="auto" w:before="248" w:after="0"/>
+            <w:ind w:left="48" w:right="0" w:firstLine="0"/>
+            <w:jc w:val="left"/>
+          </w:pPr>
+          <w:r>
+            <w:rPr>
+              <w:rFonts w:ascii="Calibri" w:hAnsi="Calibri" w:eastAsia="Calibri"/>
+              <w:b w:val="0"/>
+              <w:i w:val="0"/>
+              <w:color w:val="A09F9F"/>
+              <w:sz w:val="16"/>
+            </w:rPr>
+            <w:t>Abu Dhabi, United Arab Emirates</w:t>
+          </w:r>
+        </w:p>
+      </w:tc>
+      <w:tc>
+        <w:tcPr>
+          <w:tcW w:type="dxa" w:w="980"/>
+          <w:vMerge w:val="restart"/>
+          <w:tcBorders/>
+          <w:tcMar>
+            <w:start w:w="0" w:type="dxa"/>
+            <w:end w:w="0" w:type="dxa"/>
+          </w:tcMar>
+          <w:tcMar>
+            <w:start w:w="0" w:type="dxa"/>
+            <w:end w:w="0" w:type="dxa"/>
+          </w:tcMar>
+        </w:tcPr>
+        <w:p>
+          <w:pPr>
+            <w:autoSpaceDN w:val="0"/>
+            <w:autoSpaceDE w:val="0"/>
+            <w:widowControl/>
+            <w:spacing w:line="240" w:lineRule="auto" w:before="78" w:after="0"/>
+            <w:ind w:left="0" w:right="112" w:firstLine="0"/>
+            <w:jc w:val="right"/>
+          </w:pPr>
+          <w:r>
+            <w:drawing>
+              <wp:inline xmlns:a="http://schemas.openxmlformats.org/drawingml/2006/main" xmlns:pic="http://schemas.openxmlformats.org/drawingml/2006/picture">
+                <wp:extent cx="251460" cy="252729"/>
+                <wp:docPr id="5" name="Picture 5"/>
+                <wp:cNvGraphicFramePr>
+                  <a:graphicFrameLocks noChangeAspect="1"/>
+                </wp:cNvGraphicFramePr>
+                <a:graphic>
+                  <a:graphicData uri="http://schemas.openxmlformats.org/drawingml/2006/picture">
+                    <pic:pic>
+                      <pic:nvPicPr>
+                        <pic:cNvPr id="0" name="image.png"/>
+                        <pic:cNvPicPr/>
+                      </pic:nvPicPr>
+                      <pic:blipFill>
+                        <a:blip r:embed="rId13"/>
+                        <a:stretch>
+                          <a:fillRect/>
+                        </a:stretch>
+                      </pic:blipFill>
+                      <pic:spPr>
+                        <a:xfrm>
+                          <a:off x="0" y="0"/>
+                          <a:ext cx="251460" cy="252729"/>
+                        </a:xfrm>
+                        <a:prstGeom prst="rect"/>
+                      </pic:spPr>
+                    </pic:pic>
+                  </a:graphicData>
+                </a:graphic>
+              </wp:inline>
+            </w:drawing>
+          </w:r>
+        </w:p>
+      </w:tc>
+      <w:tc>
+        <w:tcPr>
+          <w:tcW w:type="dxa" w:w="2200"/>
+          <w:tcBorders/>
+          <w:tcMar>
+            <w:start w:w="0" w:type="dxa"/>
+            <w:end w:w="0" w:type="dxa"/>
+          </w:tcMar>
+        </w:tcPr>
+        <w:p>
+          <w:pPr>
+            <w:autoSpaceDN w:val="0"/>
+            <w:autoSpaceDE w:val="0"/>
+            <w:widowControl/>
+            <w:spacing w:line="175" w:lineRule="auto" w:before="48" w:after="0"/>
+            <w:ind w:left="136" w:right="0" w:firstLine="0"/>
+            <w:jc w:val="left"/>
+          </w:pPr>
+          <w:r>
+            <w:rPr>
+              <w:rFonts w:ascii="Myanmar Text" w:hAnsi="Myanmar Text" w:eastAsia="Myanmar Text"/>
+              <w:b w:val="0"/>
+              <w:i w:val="0"/>
+              <w:color w:val="A09F9F"/>
+              <w:sz w:val="18"/>
+            </w:rPr>
+            <w:hyperlink r:id="rId14" w:history="1">
+              <w:r>
+                <w:rPr>
+                  <w:rStyle w:val="Hyperlink"/>
+                </w:rPr>
+                <w:t>info@gss-group.net</w:t>
+              </w:r>
+            </w:hyperlink>
+          </w:r>
+        </w:p>
+      </w:tc>
+      <w:tc>
+        <w:tcPr>
+          <w:tcW w:type="dxa" w:w="1120"/>
+          <w:vMerge w:val="restart"/>
+          <w:tcBorders/>
+          <w:tcMar>
+            <w:start w:w="0" w:type="dxa"/>
+            <w:end w:w="0" w:type="dxa"/>
+          </w:tcMar>
+          <w:tcMar>
+            <w:start w:w="0" w:type="dxa"/>
+            <w:end w:w="0" w:type="dxa"/>
+          </w:tcMar>
+        </w:tcPr>
+        <w:p>
+          <w:pPr>
+            <w:autoSpaceDN w:val="0"/>
+            <w:autoSpaceDE w:val="0"/>
+            <w:widowControl/>
+            <w:spacing w:line="240" w:lineRule="auto" w:before="92" w:after="0"/>
+            <w:ind w:left="0" w:right="76" w:firstLine="0"/>
+            <w:jc w:val="right"/>
+          </w:pPr>
+          <w:r>
+            <w:drawing>
+              <wp:inline xmlns:a="http://schemas.openxmlformats.org/drawingml/2006/main" xmlns:pic="http://schemas.openxmlformats.org/drawingml/2006/picture">
+                <wp:extent cx="251460" cy="252729"/>
+                <wp:docPr id="6" name="Picture 6"/>
+                <wp:cNvGraphicFramePr>
+                  <a:graphicFrameLocks noChangeAspect="1"/>
+                </wp:cNvGraphicFramePr>
+                <a:graphic>
+                  <a:graphicData uri="http://schemas.openxmlformats.org/drawingml/2006/picture">
+                    <pic:pic>
+                      <pic:nvPicPr>
+                        <pic:cNvPr id="0" name="image.png"/>
+                        <pic:cNvPicPr/>
+                      </pic:nvPicPr>
+                      <pic:blipFill>
+                        <a:blip r:embed="rId15"/>
+                        <a:stretch>
+                          <a:fillRect/>
+                        </a:stretch>
+                      </pic:blipFill>
+                      <pic:spPr>
+                        <a:xfrm>
+                          <a:off x="0" y="0"/>
+                          <a:ext cx="251460" cy="252729"/>
+                        </a:xfrm>
+                        <a:prstGeom prst="rect"/>
+                      </pic:spPr>
+                    </pic:pic>
+                  </a:graphicData>
+                </a:graphic>
+              </wp:inline>
+            </w:drawing>
+          </w:r>
+        </w:p>
+      </w:tc>
+      <w:tc>
+        <w:tcPr>
+          <w:tcW w:type="dxa" w:w="2600"/>
+          <w:tcBorders/>
+          <w:tcMar>
+            <w:start w:w="0" w:type="dxa"/>
+            <w:end w:w="0" w:type="dxa"/>
+          </w:tcMar>
+        </w:tcPr>
+        <w:p>
+          <w:pPr>
+            <w:autoSpaceDN w:val="0"/>
+            <w:autoSpaceDE w:val="0"/>
+            <w:widowControl/>
+            <w:spacing w:line="175" w:lineRule="auto" w:before="46" w:after="0"/>
+            <w:ind w:left="112" w:right="0" w:firstLine="0"/>
+            <w:jc w:val="left"/>
+          </w:pPr>
+          <w:r>
+            <w:rPr>
+              <w:rFonts w:ascii="Myanmar Text" w:hAnsi="Myanmar Text" w:eastAsia="Myanmar Text"/>
+              <w:b w:val="0"/>
+              <w:i w:val="0"/>
+              <w:color w:val="A09F9F"/>
+              <w:sz w:val="18"/>
+            </w:rPr>
+            <w:t>Phone: +9712 6666898</w:t>
+          </w:r>
+        </w:p>
+      </w:tc>
+    </w:tr>
+    <w:tr>
+      <w:trPr>
+        <w:trHeight w:hRule="exact" w:val="220"/>
+      </w:trPr>
+      <w:tc>
+        <w:tcPr>
+          <w:tcW w:type="dxa" w:w="1504"/>
+          <w:vMerge/>
+          <w:tcBorders/>
+        </w:tcPr>
+        <w:p/>
+      </w:tc>
+      <w:tc>
+        <w:tcPr>
+          <w:tcW w:type="dxa" w:w="1504"/>
+          <w:vMerge/>
+          <w:tcBorders/>
+        </w:tcPr>
+        <w:p/>
+      </w:tc>
+      <w:tc>
+        <w:tcPr>
+          <w:tcW w:type="dxa" w:w="1504"/>
+          <w:vMerge/>
+          <w:tcBorders/>
+        </w:tcPr>
+        <w:p/>
+      </w:tc>
+      <w:tc>
+        <w:tcPr>
+          <w:tcW w:type="dxa" w:w="2200"/>
+          <w:tcBorders/>
+          <w:tcMar>
+            <w:start w:w="0" w:type="dxa"/>
+            <w:end w:w="0" w:type="dxa"/>
+          </w:tcMar>
+        </w:tcPr>
+        <w:p>
+          <w:pPr>
+            <w:autoSpaceDN w:val="0"/>
+            <w:autoSpaceDE w:val="0"/>
+            <w:widowControl/>
+            <w:spacing w:line="175" w:lineRule="auto" w:before="0" w:after="0"/>
+            <w:ind w:left="152" w:right="0" w:firstLine="0"/>
+            <w:jc w:val="left"/>
+          </w:pPr>
+          <w:r>
+            <w:rPr>
+              <w:rFonts w:ascii="Myanmar Text" w:hAnsi="Myanmar Text" w:eastAsia="Myanmar Text"/>
+              <w:b w:val="0"/>
+              <w:i w:val="0"/>
+              <w:color w:val="A09F9F"/>
+              <w:sz w:val="18"/>
+            </w:rPr>
+            <w:hyperlink r:id="rId14" w:history="1">
+              <w:r>
+                <w:rPr>
+                  <w:rStyle w:val="Hyperlink"/>
+                </w:rPr>
+                <w:t>www.gss-group.net</w:t>
+              </w:r>
+            </w:hyperlink>
+          </w:r>
+        </w:p>
+      </w:tc>
+      <w:tc>
+        <w:tcPr>
+          <w:tcW w:type="dxa" w:w="1504"/>
+          <w:vMerge/>
+          <w:tcBorders/>
+        </w:tcPr>
+        <w:p/>
+      </w:tc>
+      <w:tc>
+        <w:tcPr>
+          <w:tcW w:type="dxa" w:w="2600"/>
+          <w:tcBorders/>
+          <w:tcMar>
+            <w:start w:w="0" w:type="dxa"/>
+            <w:end w:w="0" w:type="dxa"/>
+          </w:tcMar>
+        </w:tcPr>
+        <w:p>
+          <w:pPr>
+            <w:autoSpaceDN w:val="0"/>
+            <w:autoSpaceDE w:val="0"/>
+            <w:widowControl/>
+            <w:spacing w:line="240" w:lineRule="auto" w:before="0" w:after="0"/>
+            <w:ind w:left="112" w:right="0" w:firstLine="0"/>
+            <w:jc w:val="left"/>
+          </w:pPr>
+          <w:r>
+            <w:rPr>
+              <w:rFonts w:ascii="Gill Sans MT" w:hAnsi="Gill Sans MT" w:eastAsia="Gill Sans MT"/>
+              <w:b w:val="0"/>
+              <w:i w:val="0"/>
+              <w:color w:val="A09F9F"/>
+              <w:sz w:val="19"/>
+            </w:rPr>
+            <w:t>Fax: +971 2 666 8980</w:t>
+          </w:r>
+        </w:p>
+      </w:tc>
+    </w:tr>
+  </w:tbl>
+  <w:p>
+    <w:pPr>
+      <w:spacing w:before="0" w:after="0" w:line="14" w:lineRule="exact"/>
+    </w:pPr>
+  </w:p>
+</w:ftr>
 </file>
 
 <file path=word/numbering.xml><?xml version="1.0" encoding="utf-8"?>
